--- a/manuscript/manuscript_v2_revised_track_changes.docx
+++ b/manuscript/manuscript_v2_revised_track_changes.docx
@@ -13,6 +13,8 @@
           <w:lang w:val="en-GB"/>
         </w:rPr>
       </w:pPr>
+      <w:commentRangeStart w:id="0"/>
+      <w:commentRangeStart w:id="1"/>
       <w:r>
         <w:rPr>
           <w:b/>
@@ -41,28 +43,100 @@
           <w:szCs w:val="28"/>
           <w:lang w:val="en-GB"/>
         </w:rPr>
-        <w:t xml:space="preserve">: a predatory invader </w:t>
-      </w:r>
-      <w:r>
-        <w:rPr>
-          <w:b/>
-          <w:bCs/>
-          <w:sz w:val="28"/>
-          <w:szCs w:val="28"/>
-          <w:lang w:val="en-GB"/>
-        </w:rPr>
-        <w:t>provokes</w:t>
-      </w:r>
-      <w:r>
-        <w:rPr>
-          <w:b/>
-          <w:bCs/>
-          <w:sz w:val="28"/>
-          <w:szCs w:val="28"/>
-          <w:lang w:val="en-GB"/>
-        </w:rPr>
-        <w:t xml:space="preserve"> stronger non-consumptive effects on a keystone native prey than a native predator</w:t>
-      </w:r>
+        <w:t xml:space="preserve">: </w:t>
+      </w:r>
+      <w:ins w:id="2" w:author="Raven, Olivier (Student)" w:date="2026-09-18T13:26:00Z" w16du:dateUtc="2026-09-18T01:26:00Z">
+        <w:r>
+          <w:rPr>
+            <w:b/>
+            <w:bCs/>
+            <w:sz w:val="28"/>
+            <w:szCs w:val="28"/>
+            <w:lang w:val="en-GB"/>
+          </w:rPr>
+          <w:t>a native crayfish shows stronger refuge-seeking behaviour toward an invasive catfish than a native eel</w:t>
+        </w:r>
+      </w:ins>
+      <w:del w:id="3" w:author="Raven, Olivier (Student)" w:date="2026-09-18T13:26:00Z" w16du:dateUtc="2026-09-18T01:26:00Z">
+        <w:r>
+          <w:rPr>
+            <w:b/>
+            <w:bCs/>
+            <w:sz w:val="28"/>
+            <w:szCs w:val="28"/>
+            <w:lang w:val="en-GB"/>
+          </w:rPr>
+          <w:delText xml:space="preserve">a predatory invader </w:delText>
+        </w:r>
+      </w:del>
+      <w:del w:id="4" w:author="Raven, Olivier (Student)" w:date="2026-09-18T13:22:00Z" w16du:dateUtc="2026-09-18T01:22:00Z">
+        <w:r>
+          <w:rPr>
+            <w:b/>
+            <w:bCs/>
+            <w:sz w:val="28"/>
+            <w:szCs w:val="28"/>
+            <w:lang w:val="en-GB"/>
+          </w:rPr>
+          <w:delText>pro</w:delText>
+        </w:r>
+        <w:r>
+          <w:rPr>
+            <w:b/>
+            <w:bCs/>
+            <w:sz w:val="28"/>
+            <w:szCs w:val="28"/>
+            <w:lang w:val="en-GB"/>
+          </w:rPr>
+          <w:delText>vokes</w:delText>
+        </w:r>
+        <w:r>
+          <w:rPr>
+            <w:b/>
+            <w:bCs/>
+            <w:sz w:val="28"/>
+            <w:szCs w:val="28"/>
+            <w:lang w:val="en-GB"/>
+          </w:rPr>
+          <w:delText xml:space="preserve"> stronger non-consumptive effects on </w:delText>
+        </w:r>
+      </w:del>
+      <w:del w:id="5" w:author="Raven, Olivier (Student)" w:date="2026-09-18T13:26:00Z" w16du:dateUtc="2026-09-18T01:26:00Z">
+        <w:r>
+          <w:rPr>
+            <w:b/>
+            <w:bCs/>
+            <w:sz w:val="28"/>
+            <w:szCs w:val="28"/>
+            <w:lang w:val="en-GB"/>
+          </w:rPr>
+          <w:delText>a keystone native prey than a native predator</w:delText>
+        </w:r>
+        <w:commentRangeEnd w:id="1"/>
+        <w:r>
+          <w:rPr>
+            <w:rStyle w:val="CommentReference"/>
+            <w:b/>
+            <w:bCs/>
+            <w:sz w:val="28"/>
+            <w:szCs w:val="28"/>
+            <w:lang w:val="en-GB"/>
+          </w:rPr>
+          <w:commentReference w:id="1"/>
+        </w:r>
+        <w:commentRangeEnd w:id="0"/>
+        <w:r>
+          <w:rPr>
+            <w:rStyle w:val="CommentReference"/>
+            <w:b/>
+            <w:bCs/>
+            <w:sz w:val="28"/>
+            <w:szCs w:val="28"/>
+            <w:lang w:val="en-GB"/>
+          </w:rPr>
+          <w:commentReference w:id="0"/>
+        </w:r>
+      </w:del>
     </w:p>
     <w:p>
       <w:pPr>
@@ -448,7 +522,7 @@
         </w:rPr>
         <w:t xml:space="preserve">olivier.raven@icloud.com; </w:t>
       </w:r>
-      <w:hyperlink r:id="rId8" w:history="1">
+      <w:hyperlink r:id="rId12" w:history="1">
         <w:r>
           <w:rPr>
             <w:rStyle w:val="Hyperlink"/>
@@ -472,6 +546,7 @@
           <w:lang w:val="en-GB"/>
         </w:rPr>
       </w:pPr>
+      <w:commentRangeStart w:id="6"/>
       <w:r>
         <w:rPr>
           <w:rFonts w:eastAsiaTheme="minorEastAsia"/>
@@ -480,6 +555,19 @@
           <w:lang w:val="en-GB"/>
         </w:rPr>
         <w:t>Abstract</w:t>
+      </w:r>
+      <w:commentRangeEnd w:id="6"/>
+      <w:r>
+        <w:rPr>
+          <w:rStyle w:val="CommentReference"/>
+          <w:rFonts w:eastAsiaTheme="minorEastAsia"/>
+          <w:b/>
+          <w:bCs/>
+          <w:sz w:val="22"/>
+          <w:szCs w:val="22"/>
+          <w:lang w:val="en-GB"/>
+        </w:rPr>
+        <w:commentReference w:id="6"/>
       </w:r>
     </w:p>
     <w:p>
@@ -623,7 +711,7 @@
         </w:rPr>
         <w:t xml:space="preserve">, particularly when the prey are keystone species. In Aotearoa-New Zealand, the native freshwater crayfish </w:t>
       </w:r>
-      <w:bookmarkStart w:id="0" w:name="_Hlk221783472"/>
+      <w:bookmarkStart w:id="7" w:name="_Hlk221783472"/>
       <w:r>
         <w:rPr>
           <w:rFonts w:eastAsiaTheme="minorEastAsia"/>
@@ -631,7 +719,7 @@
         </w:rPr>
         <w:t>kōura</w:t>
       </w:r>
-      <w:bookmarkEnd w:id="0"/>
+      <w:bookmarkEnd w:id="7"/>
       <w:r>
         <w:rPr>
           <w:rFonts w:eastAsiaTheme="minorEastAsia"/>
@@ -798,7 +886,15 @@
           <w:rFonts w:eastAsiaTheme="minorEastAsia"/>
           <w:lang w:val="en-GB"/>
         </w:rPr>
-        <w:t xml:space="preserve">). Under laboratory conditions, we tested whether visual and chemical cues from these two predators induced different refuge-seeking and feeding behaviour </w:t>
+        <w:t xml:space="preserve">). </w:t>
+      </w:r>
+      <w:commentRangeStart w:id="8"/>
+      <w:r>
+        <w:rPr>
+          <w:rFonts w:eastAsiaTheme="minorEastAsia"/>
+          <w:lang w:val="en-GB"/>
+        </w:rPr>
+        <w:t xml:space="preserve">Under laboratory conditions, we tested whether visual and chemical cues from these two predators induced different refuge-seeking and feeding behaviour </w:t>
       </w:r>
       <w:r>
         <w:rPr>
@@ -814,33 +910,115 @@
         </w:rPr>
         <w:t xml:space="preserve"> by kōura.</w:t>
       </w:r>
-      <w:r>
-        <w:rPr>
-          <w:rFonts w:eastAsiaTheme="minorEastAsia"/>
-          <w:lang w:val="en-GB"/>
-        </w:rPr>
-        <w:t xml:space="preserve"> P</w:t>
-      </w:r>
-      <w:r>
-        <w:rPr>
-          <w:rFonts w:eastAsiaTheme="minorEastAsia"/>
-          <w:lang w:val="en-GB"/>
-        </w:rPr>
-        <w:t>redator presence produced</w:t>
-      </w:r>
-      <w:r>
-        <w:rPr>
-          <w:rFonts w:eastAsiaTheme="minorEastAsia"/>
-          <w:lang w:val="en-GB"/>
-        </w:rPr>
-        <w:t xml:space="preserve"> in the dark</w:t>
-      </w:r>
-      <w:r>
-        <w:rPr>
-          <w:rFonts w:eastAsiaTheme="minorEastAsia"/>
-          <w:lang w:val="en-GB"/>
-        </w:rPr>
-        <w:t xml:space="preserve"> a NCE on refuge use, with kōura exposed to catfish showing significantly greater refuge-seeking behaviour than those exposed to eels. This </w:t>
+      <w:commentRangeEnd w:id="8"/>
+      <w:r>
+        <w:rPr>
+          <w:rStyle w:val="CommentReference"/>
+          <w:rFonts w:eastAsiaTheme="minorEastAsia"/>
+          <w:sz w:val="22"/>
+          <w:szCs w:val="22"/>
+          <w:lang w:val="en-GB"/>
+        </w:rPr>
+        <w:commentReference w:id="8"/>
+      </w:r>
+      <w:r>
+        <w:rPr>
+          <w:rFonts w:eastAsiaTheme="minorEastAsia"/>
+          <w:lang w:val="en-GB"/>
+        </w:rPr>
+        <w:t xml:space="preserve"> </w:t>
+      </w:r>
+      <w:ins w:id="9" w:author="Raven, Olivier (Student)" w:date="2026-09-18T13:23:00Z" w16du:dateUtc="2026-09-18T01:23:00Z">
+        <w:r>
+          <w:rPr>
+            <w:rFonts w:eastAsiaTheme="minorEastAsia"/>
+            <w:lang w:val="en-GB"/>
+          </w:rPr>
+          <w:t>In dark conditions</w:t>
+        </w:r>
+        <w:r>
+          <w:rPr>
+            <w:rFonts w:eastAsiaTheme="minorEastAsia"/>
+            <w:lang w:val="en-GB"/>
+          </w:rPr>
+          <w:t xml:space="preserve">, </w:t>
+        </w:r>
+      </w:ins>
+      <w:del w:id="10" w:author="Raven, Olivier (Student)" w:date="2026-09-18T13:24:00Z" w16du:dateUtc="2026-09-18T01:24:00Z">
+        <w:r>
+          <w:rPr>
+            <w:rFonts w:eastAsiaTheme="minorEastAsia"/>
+            <w:lang w:val="en-GB"/>
+          </w:rPr>
+          <w:delText>P</w:delText>
+        </w:r>
+        <w:r>
+          <w:rPr>
+            <w:rFonts w:eastAsiaTheme="minorEastAsia"/>
+            <w:lang w:val="en-GB"/>
+          </w:rPr>
+          <w:delText>redator presence produced</w:delText>
+        </w:r>
+        <w:r>
+          <w:rPr>
+            <w:rFonts w:eastAsiaTheme="minorEastAsia"/>
+            <w:lang w:val="en-GB"/>
+          </w:rPr>
+          <w:delText xml:space="preserve"> in the dark</w:delText>
+        </w:r>
+        <w:r>
+          <w:rPr>
+            <w:rFonts w:eastAsiaTheme="minorEastAsia"/>
+            <w:lang w:val="en-GB"/>
+          </w:rPr>
+          <w:delText xml:space="preserve"> a NCE on refuge use, with </w:delText>
+        </w:r>
+      </w:del>
+      <w:r>
+        <w:rPr>
+          <w:rFonts w:eastAsiaTheme="minorEastAsia"/>
+          <w:lang w:val="en-GB"/>
+        </w:rPr>
+        <w:t xml:space="preserve">kōura exposed to catfish </w:t>
+      </w:r>
+      <w:del w:id="11" w:author="Raven, Olivier (Student)" w:date="2026-09-18T13:27:00Z" w16du:dateUtc="2026-09-18T01:27:00Z">
+        <w:r>
+          <w:rPr>
+            <w:rFonts w:eastAsiaTheme="minorEastAsia"/>
+            <w:lang w:val="en-GB"/>
+          </w:rPr>
+          <w:delText xml:space="preserve">showing </w:delText>
+        </w:r>
+      </w:del>
+      <w:ins w:id="12" w:author="Raven, Olivier (Student)" w:date="2026-09-18T13:27:00Z" w16du:dateUtc="2026-09-18T01:27:00Z">
+        <w:r>
+          <w:rPr>
+            <w:rFonts w:eastAsiaTheme="minorEastAsia"/>
+            <w:lang w:val="en-GB"/>
+          </w:rPr>
+          <w:t>show</w:t>
+        </w:r>
+        <w:r>
+          <w:rPr>
+            <w:rFonts w:eastAsiaTheme="minorEastAsia"/>
+            <w:lang w:val="en-GB"/>
+          </w:rPr>
+          <w:t>ed</w:t>
+        </w:r>
+        <w:r>
+          <w:rPr>
+            <w:rFonts w:eastAsiaTheme="minorEastAsia"/>
+            <w:lang w:val="en-GB"/>
+          </w:rPr>
+          <w:t xml:space="preserve"> </w:t>
+        </w:r>
+      </w:ins>
+      <w:r>
+        <w:rPr>
+          <w:rFonts w:eastAsiaTheme="minorEastAsia"/>
+          <w:lang w:val="en-GB"/>
+        </w:rPr>
+        <w:t xml:space="preserve">significantly greater refuge-seeking behaviour than those exposed to eels. This </w:t>
       </w:r>
       <w:r>
         <w:rPr>
@@ -999,28 +1177,65 @@
         <w:rPr>
           <w:lang w:val="en-GB"/>
         </w:rPr>
-        <w:t xml:space="preserve">Biological invasions can have profound impacts on invaded ecosystems, particularly through the introduction of novel predators that prey upon naïve native species lacking coevolved defence </w:t>
+        <w:t xml:space="preserve">Biological invasions can have profound impacts on invaded ecosystems, particularly through the introduction of novel predators that prey upon naïve native species lacking coevolved defence mechanisms (Doherty et al. 2016). Native prey </w:t>
+      </w:r>
+      <w:bookmarkStart w:id="13" w:name="_Int_CbQy8Lti"/>
+      <w:r>
+        <w:rPr>
+          <w:lang w:val="en-GB"/>
+        </w:rPr>
+        <w:t xml:space="preserve">may be naïve not just to a specific invader, but to </w:t>
       </w:r>
       <w:r>
         <w:rPr>
           <w:lang w:val="en-GB"/>
         </w:rPr>
         <w:lastRenderedPageBreak/>
-        <w:t xml:space="preserve">mechanisms (Doherty et al. 2016). Native prey </w:t>
-      </w:r>
-      <w:bookmarkStart w:id="1" w:name="_Int_CbQy8Lti"/>
-      <w:r>
-        <w:rPr>
-          <w:lang w:val="en-GB"/>
-        </w:rPr>
-        <w:t>may be naïve not just to a specific invader, but to entire functional groups of predators, making them especially vulnerable to direct predation when an invasion introduces a predator type entirely absent from their evolutionary history (Sih et al. 2010; Carthey &amp; Banks 2014).</w:t>
-      </w:r>
-      <w:bookmarkEnd w:id="1"/>
-      <w:r>
-        <w:rPr>
-          <w:lang w:val="en-GB"/>
-        </w:rPr>
-        <w:t xml:space="preserve"> In addition to these consumptive effects, native prey may exhibit heightened fear responses to invasive predators, leading to the development of anti-predator behaviours such as increased refuge use and avoidance of open habitats (Kindlinger &amp; Albins 2017). These behavioural changes, termed non-consumptive effects (NCEs), can substantially influence population dynamics by reducing foraging activity, growth, and reproductive output (Preisser et al. 2005). In contrast, native predators generally elicit different responses because prey and predators have coevolved, resulting in behavioural and physiological adaptations that stabilise predator–prey interactions (Abrams 2000).</w:t>
+        <w:t>entire functional groups of predators, making them especially vulnerable to direct predation when an invasion introduces a predator type entirely absent from their evolutionary history (Sih et al. 2010; Carthey &amp; Banks 2014).</w:t>
+      </w:r>
+      <w:bookmarkEnd w:id="13"/>
+      <w:r>
+        <w:rPr>
+          <w:lang w:val="en-GB"/>
+        </w:rPr>
+        <w:t xml:space="preserve"> In addition to these consumptive effects, native prey may exhibit heightened fear responses to invasive predators, leading to the development of anti-predator behaviours such as increased refuge use and avoidance of open habitats (Kind</w:t>
+      </w:r>
+      <w:del w:id="14" w:author="Raven, Olivier (Student)" w:date="2026-09-16T15:03:00Z" w16du:dateUtc="2026-09-16T03:03:00Z">
+        <w:r>
+          <w:rPr>
+            <w:lang w:val="en-GB"/>
+          </w:rPr>
+          <w:delText>l</w:delText>
+        </w:r>
+      </w:del>
+      <w:r>
+        <w:rPr>
+          <w:lang w:val="en-GB"/>
+        </w:rPr>
+        <w:t xml:space="preserve">inger &amp; Albins 2017). </w:t>
+      </w:r>
+      <w:commentRangeStart w:id="15"/>
+      <w:r>
+        <w:rPr>
+          <w:lang w:val="en-GB"/>
+        </w:rPr>
+        <w:t xml:space="preserve">These behavioural changes, termed non-consumptive effects (NCEs), can substantially influence population dynamics by reducing foraging activity, growth, and reproductive output (Preisser et al. 2005). </w:t>
+      </w:r>
+      <w:commentRangeEnd w:id="15"/>
+      <w:r>
+        <w:rPr>
+          <w:rStyle w:val="CommentReference"/>
+          <w:sz w:val="22"/>
+          <w:szCs w:val="22"/>
+          <w:lang w:val="en-GB"/>
+        </w:rPr>
+        <w:commentReference w:id="15"/>
+      </w:r>
+      <w:r>
+        <w:rPr>
+          <w:lang w:val="en-GB"/>
+        </w:rPr>
+        <w:t>In contrast, native predators generally elicit different responses because prey and predators have coevolved, resulting in behavioural and physiological adaptations that stabilise predator–prey interactions (Abrams 2000).</w:t>
       </w:r>
     </w:p>
     <w:p>
@@ -1034,7 +1249,14 @@
         <w:rPr>
           <w:lang w:val="en-GB"/>
         </w:rPr>
-        <w:t>Chemical signals (kairomones) are a key component of NCEs (Kasumyan 2022). Freshwater crayfish release and detect kairomones to help navigate aquatic environments and mediate interactions with predatory fish (Blake &amp; Hart 1993; Brönmark &amp; Hansson 2012;</w:t>
+        <w:t xml:space="preserve">Chemical signals (kairomones) are a key component of NCEs (Kasumyan 2022). </w:t>
+      </w:r>
+      <w:commentRangeStart w:id="16"/>
+      <w:r>
+        <w:rPr>
+          <w:lang w:val="en-GB"/>
+        </w:rPr>
+        <w:t>Freshwater crayfish release and detect kairomones to help navigate aquatic environments and mediate interactions with predatory fish (Blake &amp; Hart 1993; Brönmark &amp; Hansson 2012;</w:t>
       </w:r>
       <w:r>
         <w:rPr>
@@ -1047,7 +1269,30 @@
         <w:rPr>
           <w:lang w:val="en-GB"/>
         </w:rPr>
-        <w:t>). Kairomones carry signals via excreta, mucus, or skin, that crayfish use to detect predators (Appelberg et al. 1993). Crayfish respond more strongly to signals from predators that have consumed conspecifics and to alarm cues released when conspecifics are injured or killed (Gherardi et al. 2011; Beattie &amp; Moor 2018). The NCEs due to kairomone detection include reduced growth, reduced activity levels</w:t>
+        <w:t>).</w:t>
+      </w:r>
+      <w:commentRangeEnd w:id="16"/>
+      <w:r>
+        <w:rPr>
+          <w:rStyle w:val="CommentReference"/>
+          <w:sz w:val="22"/>
+          <w:szCs w:val="22"/>
+          <w:lang w:val="en-GB"/>
+        </w:rPr>
+        <w:commentReference w:id="16"/>
+      </w:r>
+      <w:r>
+        <w:rPr>
+          <w:lang w:val="en-GB"/>
+        </w:rPr>
+        <w:t xml:space="preserve"> Kairomones carry signals via excreta, mucus, or skin, that crayfish use to detect predators (Appelberg et al. 1993). Crayfish respond more strongly to signals from predators that have consumed conspecifics and to alarm cues released when conspecifics are injured or killed (Gherardi et al. 2011; Beattie &amp; Moor 2018). </w:t>
+      </w:r>
+      <w:commentRangeStart w:id="17"/>
+      <w:r>
+        <w:rPr>
+          <w:lang w:val="en-GB"/>
+        </w:rPr>
+        <w:t>The NCEs due to kairomone detection include reduced growth, reduced activity levels</w:t>
       </w:r>
       <w:r>
         <w:t xml:space="preserve"> </w:t>
@@ -1074,7 +1319,23 @@
         <w:rPr>
           <w:lang w:val="en-GB"/>
         </w:rPr>
-        <w:t xml:space="preserve">). Non-predatory fish can also </w:t>
+        <w:t>).</w:t>
+      </w:r>
+      <w:commentRangeEnd w:id="17"/>
+      <w:r>
+        <w:rPr>
+          <w:rStyle w:val="CommentReference"/>
+          <w:sz w:val="22"/>
+          <w:szCs w:val="22"/>
+          <w:lang w:val="en-GB"/>
+        </w:rPr>
+        <w:commentReference w:id="17"/>
+      </w:r>
+      <w:r>
+        <w:rPr>
+          <w:lang w:val="en-GB"/>
+        </w:rPr>
+        <w:t xml:space="preserve"> Non-predatory fish can also </w:t>
       </w:r>
       <w:r>
         <w:t xml:space="preserve">trigger </w:t>
@@ -1115,6 +1376,8 @@
           <w:lang w:val="en-GB"/>
         </w:rPr>
       </w:pPr>
+      <w:commentRangeStart w:id="18"/>
+      <w:commentRangeStart w:id="19"/>
       <w:r>
         <w:rPr>
           <w:rFonts w:eastAsiaTheme="minorEastAsia"/>
@@ -1140,7 +1403,33 @@
         <w:rPr>
           <w:lang w:val="en-GB"/>
         </w:rPr>
-        <w:t xml:space="preserve"> (White, 1842) is a keystone species impacted by non-native species. This crayfish species is </w:t>
+        <w:t xml:space="preserve"> (White, 1842) is a keystone species impacted by non-native species. </w:t>
+      </w:r>
+      <w:commentRangeEnd w:id="18"/>
+      <w:r>
+        <w:rPr>
+          <w:rStyle w:val="CommentReference"/>
+          <w:sz w:val="22"/>
+          <w:szCs w:val="22"/>
+          <w:lang w:val="en-GB"/>
+        </w:rPr>
+        <w:commentReference w:id="18"/>
+      </w:r>
+      <w:commentRangeEnd w:id="19"/>
+      <w:r>
+        <w:rPr>
+          <w:rStyle w:val="CommentReference"/>
+          <w:sz w:val="22"/>
+          <w:szCs w:val="22"/>
+          <w:lang w:val="en-GB"/>
+        </w:rPr>
+        <w:commentReference w:id="19"/>
+      </w:r>
+      <w:r>
+        <w:rPr>
+          <w:lang w:val="en-GB"/>
+        </w:rPr>
+        <w:t xml:space="preserve">This crayfish species is </w:t>
       </w:r>
       <w:r>
         <w:rPr>
@@ -1171,7 +1460,7 @@
       <w:r>
         <w:rPr>
           <w:lang w:val="en-GB"/>
-          <w:rPrChange w:id="2" w:author="Raven, Olivier (Student)" w:date="2026-07-03T09:50:00Z" w16du:dateUtc="2026-07-02T21:50:00Z">
+          <w:rPrChange w:id="20" w:author="Raven, Olivier (Student)" w:date="2026-07-03T09:50:00Z" w16du:dateUtc="2026-07-02T21:50:00Z">
             <w:rPr>
               <w:i/>
               <w:iCs/>
@@ -1195,7 +1484,7 @@
         </w:rPr>
         <w:t>(</w:t>
       </w:r>
-      <w:ins w:id="3" w:author="Raven, Olivier (Student)" w:date="2026-07-03T09:50:00Z" w16du:dateUtc="2026-07-02T21:50:00Z">
+      <w:ins w:id="21" w:author="Raven, Olivier (Student)" w:date="2026-07-03T09:50:00Z" w16du:dateUtc="2026-07-02T21:50:00Z">
         <w:r>
           <w:rPr>
             <w:lang w:val="en-GB"/>
@@ -1203,7 +1492,7 @@
           <w:t xml:space="preserve"> </w:t>
         </w:r>
       </w:ins>
-      <w:ins w:id="4" w:author="Raven, Olivier (Student)" w:date="2026-07-03T09:50:00Z">
+      <w:ins w:id="22" w:author="Raven, Olivier (Student)" w:date="2026-07-03T09:50:00Z">
         <w:r>
           <w:t>culturally</w:t>
         </w:r>
@@ -1214,7 +1503,7 @@
           <w:t xml:space="preserve"> </w:t>
         </w:r>
       </w:ins>
-      <w:del w:id="5" w:author="Raven, Olivier (Student)" w:date="2026-07-03T09:50:00Z" w16du:dateUtc="2026-07-02T21:50:00Z">
+      <w:del w:id="23" w:author="Raven, Olivier (Student)" w:date="2026-07-03T09:50:00Z" w16du:dateUtc="2026-07-02T21:50:00Z">
         <w:r>
           <w:rPr>
             <w:lang w:val="en-GB"/>
@@ -1229,7 +1518,7 @@
         </w:rPr>
         <w:t>treasured</w:t>
       </w:r>
-      <w:del w:id="6" w:author="Raven, Olivier (Student)" w:date="2026-07-03T09:50:00Z" w16du:dateUtc="2026-07-02T21:50:00Z">
+      <w:del w:id="24" w:author="Raven, Olivier (Student)" w:date="2026-07-03T09:50:00Z" w16du:dateUtc="2026-07-02T21:50:00Z">
         <w:r>
           <w:rPr>
             <w:rFonts w:eastAsiaTheme="minorEastAsia"/>
@@ -1290,21 +1579,28 @@
         </w:rPr>
         <w:t xml:space="preserve">). Ecologically, kōura play a critical role as ecosystem engineers through their effects on sediment dynamics, nutrient cycling, and benthic community structure (Collier et al. 1997; Parkyn et al. 2001; Usio &amp; Townsend 2004). Currently, </w:t>
       </w:r>
-      <w:bookmarkStart w:id="7" w:name="_Int_LLfg4Fga"/>
+      <w:bookmarkStart w:id="25" w:name="_Int_LLfg4Fga"/>
       <w:r>
         <w:rPr>
           <w:lang w:val="en-GB"/>
         </w:rPr>
         <w:t>kōura</w:t>
       </w:r>
-      <w:bookmarkEnd w:id="7"/>
-      <w:r>
-        <w:rPr>
-          <w:lang w:val="en-GB"/>
-        </w:rPr>
-        <w:t xml:space="preserve"> are threatened by multiple stressors, including climate change, water-quality degradation and invasive species, contributing to widespread population declines (Lee et al. 2025; Kusabs et al. </w:t>
-      </w:r>
-      <w:del w:id="8" w:author="Raven, Olivier (Student)" w:date="2026-06-12T09:29:00Z" w16du:dateUtc="2026-06-11T21:29:00Z">
+      <w:bookmarkEnd w:id="25"/>
+      <w:r>
+        <w:rPr>
+          <w:lang w:val="en-GB"/>
+        </w:rPr>
+        <w:t xml:space="preserve"> are threatened by multiple stressors, including climate change, water-quality degradation and invasive species, contributing to widespread population declines (Lee et al. 2025; </w:t>
+      </w:r>
+      <w:commentRangeStart w:id="26"/>
+      <w:r>
+        <w:rPr>
+          <w:lang w:val="en-GB"/>
+        </w:rPr>
+        <w:t xml:space="preserve">Kusabs et al. </w:t>
+      </w:r>
+      <w:del w:id="27" w:author="Raven, Olivier (Student)" w:date="2026-06-12T09:29:00Z" w16du:dateUtc="2026-06-11T21:29:00Z">
         <w:r>
           <w:rPr>
             <w:lang w:val="en-GB"/>
@@ -1312,7 +1608,7 @@
           <w:delText>in press</w:delText>
         </w:r>
       </w:del>
-      <w:ins w:id="9" w:author="Raven, Olivier (Student)" w:date="2026-06-12T09:29:00Z" w16du:dateUtc="2026-06-11T21:29:00Z">
+      <w:ins w:id="28" w:author="Raven, Olivier (Student)" w:date="2026-06-12T09:29:00Z" w16du:dateUtc="2026-06-11T21:29:00Z">
         <w:r>
           <w:rPr>
             <w:lang w:val="en-GB"/>
@@ -1326,6 +1622,16 @@
         </w:rPr>
         <w:t>).</w:t>
       </w:r>
+      <w:commentRangeEnd w:id="26"/>
+      <w:r>
+        <w:rPr>
+          <w:rStyle w:val="CommentReference"/>
+          <w:sz w:val="22"/>
+          <w:szCs w:val="22"/>
+          <w:lang w:val="en-GB"/>
+        </w:rPr>
+        <w:commentReference w:id="26"/>
+      </w:r>
     </w:p>
     <w:p>
       <w:pPr>
@@ -1338,7 +1644,6 @@
         <w:rPr>
           <w:lang w:val="en-GB"/>
         </w:rPr>
-        <w:lastRenderedPageBreak/>
         <w:t xml:space="preserve">Kōura have a long coevolutionary history with the </w:t>
       </w:r>
       <w:r>
@@ -1377,7 +1682,14 @@
         <w:rPr>
           <w:lang w:val="en-GB"/>
         </w:rPr>
-        <w:t xml:space="preserve"> in Aotearoa (Brown 2009; MacNeil et al. 2025). Reflecting this coevolutionary history, kōura can respond more strongly to eel kairomones than to those of introduced non-native brown trout (</w:t>
+        <w:t xml:space="preserve"> in Aotearoa (Brown 2009; MacNeil et al. 2025). </w:t>
+      </w:r>
+      <w:r>
+        <w:rPr>
+          <w:lang w:val="en-GB"/>
+        </w:rPr>
+        <w:lastRenderedPageBreak/>
+        <w:t>Reflecting this coevolutionary history, kōura can respond more strongly to eel kairomones than to those of introduced non-native brown trout (</w:t>
       </w:r>
       <w:r>
         <w:rPr>
@@ -1934,7 +2246,6 @@
           <w:szCs w:val="28"/>
           <w:lang w:val="en-GB"/>
         </w:rPr>
-        <w:lastRenderedPageBreak/>
         <w:t>Materials</w:t>
       </w:r>
       <w:r>
@@ -1981,9 +2292,18 @@
           <w:rFonts w:eastAsiaTheme="minorEastAsia"/>
           <w:lang w:val="en-GB"/>
         </w:rPr>
-        <w:t xml:space="preserve">In mid-August 2025, 92 </w:t>
-      </w:r>
-      <w:bookmarkStart w:id="10" w:name="_Hlk221625198"/>
+        <w:lastRenderedPageBreak/>
+        <w:t xml:space="preserve">In mid-August 2025, </w:t>
+      </w:r>
+      <w:commentRangeStart w:id="29"/>
+      <w:r>
+        <w:rPr>
+          <w:rFonts w:eastAsiaTheme="minorEastAsia"/>
+          <w:lang w:val="en-GB"/>
+        </w:rPr>
+        <w:t xml:space="preserve">92 </w:t>
+      </w:r>
+      <w:bookmarkStart w:id="30" w:name="_Hlk221625198"/>
       <w:r>
         <w:rPr>
           <w:rFonts w:eastAsiaTheme="minorEastAsia"/>
@@ -1991,7 +2311,7 @@
         </w:rPr>
         <w:t>kōura</w:t>
       </w:r>
-      <w:bookmarkEnd w:id="10"/>
+      <w:bookmarkEnd w:id="30"/>
       <w:r>
         <w:rPr>
           <w:rFonts w:eastAsiaTheme="minorEastAsia"/>
@@ -2003,8 +2323,25 @@
         <w:rPr>
           <w:rFonts w:eastAsiaTheme="minorEastAsia"/>
         </w:rPr>
-        <w:t xml:space="preserve">were sourced from two catfish-free lakes, Ōkāreka and Tikitapu, within the Rotorua Te Arawa Lakes area in the North Island of Aotearoa. </w:t>
-      </w:r>
+        <w:t>were sourced from two catfish-free lakes, Ōkāreka and Tikitapu</w:t>
+      </w:r>
+      <w:commentRangeEnd w:id="29"/>
+      <w:r>
+        <w:rPr>
+          <w:rStyle w:val="CommentReference"/>
+          <w:rFonts w:eastAsiaTheme="minorEastAsia"/>
+          <w:sz w:val="22"/>
+          <w:szCs w:val="22"/>
+        </w:rPr>
+        <w:commentReference w:id="29"/>
+      </w:r>
+      <w:r>
+        <w:rPr>
+          <w:rFonts w:eastAsiaTheme="minorEastAsia"/>
+        </w:rPr>
+        <w:t xml:space="preserve">, within the Rotorua Te Arawa Lakes area in the North Island of Aotearoa. </w:t>
+      </w:r>
+      <w:commentRangeStart w:id="31"/>
       <w:r>
         <w:rPr>
           <w:rFonts w:eastAsiaTheme="minorEastAsia"/>
@@ -2027,7 +2364,23 @@
         <w:rPr>
           <w:rFonts w:eastAsiaTheme="minorEastAsia"/>
         </w:rPr>
-        <w:t xml:space="preserve"> or absent in these lakes (Martin et al. 2007), </w:t>
+        <w:t xml:space="preserve"> or absent in these lakes </w:t>
+      </w:r>
+      <w:commentRangeEnd w:id="31"/>
+      <w:r>
+        <w:rPr>
+          <w:rStyle w:val="CommentReference"/>
+          <w:rFonts w:eastAsiaTheme="minorEastAsia"/>
+          <w:sz w:val="22"/>
+          <w:szCs w:val="22"/>
+        </w:rPr>
+        <w:commentReference w:id="31"/>
+      </w:r>
+      <w:r>
+        <w:rPr>
+          <w:rFonts w:eastAsiaTheme="minorEastAsia"/>
+        </w:rPr>
+        <w:t xml:space="preserve">(Martin et al. 2007), </w:t>
       </w:r>
       <w:r>
         <w:rPr>
@@ -2488,7 +2841,7 @@
         </w:rPr>
         <w:t>source lakes. K</w:t>
       </w:r>
-      <w:bookmarkStart w:id="11" w:name="_Hlk221874697"/>
+      <w:bookmarkStart w:id="32" w:name="_Hlk221874697"/>
       <w:r>
         <w:rPr>
           <w:rFonts w:eastAsiaTheme="minorEastAsia"/>
@@ -2496,7 +2849,7 @@
         </w:rPr>
         <w:t>ō</w:t>
       </w:r>
-      <w:bookmarkEnd w:id="11"/>
+      <w:bookmarkEnd w:id="32"/>
       <w:r>
         <w:rPr>
           <w:rFonts w:eastAsiaTheme="minorEastAsia"/>
@@ -2651,7 +3004,15 @@
           <w:rFonts w:eastAsiaTheme="minorEastAsia"/>
           <w:lang w:val="en-GB"/>
         </w:rPr>
-        <w:t xml:space="preserve">Prior to the experiments all animals were individually weighed and measured. Only male kōura were used as male crustaceans are usually the most bold and aggressive (Stein &amp; Magnuson 1976; Figler et al. 2005) and restricting test animals to a single sex allowed a smaller overall number of kōura to be used. Kōura had a mean (± SD) orbital carapace length (OCL) of 26.0 mm (± 3.08) (18.35-32.95 mm range) and a mean </w:t>
+        <w:t xml:space="preserve">Prior to the experiments all animals were individually weighed and measured. Only male kōura were used as male crustaceans are usually the most bold and aggressive (Stein &amp; Magnuson 1976; Figler et al. 2005) and </w:t>
+      </w:r>
+      <w:commentRangeStart w:id="33"/>
+      <w:r>
+        <w:rPr>
+          <w:rFonts w:eastAsiaTheme="minorEastAsia"/>
+          <w:lang w:val="en-GB"/>
+        </w:rPr>
+        <w:t xml:space="preserve">restricting test animals to a single sex allowed a smaller overall number of kōura to be used. Kōura had a mean (± SD) orbital carapace length (OCL) of 26.0 mm (± 3.08) (18.35-32.95 mm range) and a mean </w:t>
       </w:r>
       <w:r>
         <w:rPr>
@@ -2680,6 +3041,17 @@
           <w:lang w:val="en-GB"/>
         </w:rPr>
         <w:t>both these size ranges being able to consume adult kōura (Hicks 1997; Barnes &amp; Hicks 2003; Ryan 2009).</w:t>
+      </w:r>
+      <w:commentRangeEnd w:id="33"/>
+      <w:r>
+        <w:rPr>
+          <w:rStyle w:val="CommentReference"/>
+          <w:rFonts w:eastAsiaTheme="minorEastAsia"/>
+          <w:sz w:val="22"/>
+          <w:szCs w:val="22"/>
+          <w:lang w:val="en-GB"/>
+        </w:rPr>
+        <w:commentReference w:id="33"/>
       </w:r>
     </w:p>
     <w:p>
@@ -2690,12 +3062,57 @@
           <w:lang w:val="en-GB"/>
         </w:rPr>
       </w:pPr>
-      <w:r>
-        <w:rPr>
-          <w:rFonts w:eastAsiaTheme="minorEastAsia"/>
-          <w:lang w:val="en-GB"/>
-        </w:rPr>
-        <w:t xml:space="preserve">Experiments were conducted in 38 L glass tanks (600 × 200 × 220 mm) with each tank having three sides (apart from front of tank) blacked out to block visual cues from neighbouring tanks. Each tank was divided into two compartments by a 0.5 mm steel mesh divider, allowing visual and chemical cues between compartments, while preventing any physical contact between fish and kōura on either side of the barrier (Fig. 1). All tanks were filled with ~26 L dechlorinated tap water and had </w:t>
+      <w:commentRangeStart w:id="34"/>
+      <w:r>
+        <w:rPr>
+          <w:rFonts w:eastAsiaTheme="minorEastAsia"/>
+          <w:lang w:val="en-GB"/>
+        </w:rPr>
+        <w:t xml:space="preserve">Experiments were conducted in 38 L glass tanks (600 × 200 × 220 mm) </w:t>
+      </w:r>
+      <w:commentRangeEnd w:id="34"/>
+      <w:r>
+        <w:rPr>
+          <w:rStyle w:val="CommentReference"/>
+          <w:rFonts w:eastAsiaTheme="minorEastAsia"/>
+          <w:sz w:val="22"/>
+          <w:szCs w:val="22"/>
+          <w:lang w:val="en-GB"/>
+        </w:rPr>
+        <w:commentReference w:id="34"/>
+      </w:r>
+      <w:r>
+        <w:rPr>
+          <w:rFonts w:eastAsiaTheme="minorEastAsia"/>
+          <w:lang w:val="en-GB"/>
+        </w:rPr>
+        <w:t xml:space="preserve">with each tank having three sides (apart from front of tank) blacked out to block visual cues from neighbouring tanks. Each tank was divided into two compartments by a 0.5 mm steel mesh divider, allowing </w:t>
+      </w:r>
+      <w:commentRangeStart w:id="35"/>
+      <w:r>
+        <w:rPr>
+          <w:rFonts w:eastAsiaTheme="minorEastAsia"/>
+          <w:lang w:val="en-GB"/>
+        </w:rPr>
+        <w:t xml:space="preserve">visual and chemical cues </w:t>
+      </w:r>
+      <w:commentRangeEnd w:id="35"/>
+      <w:r>
+        <w:rPr>
+          <w:rStyle w:val="CommentReference"/>
+          <w:rFonts w:eastAsiaTheme="minorEastAsia"/>
+          <w:sz w:val="22"/>
+          <w:szCs w:val="22"/>
+          <w:lang w:val="en-GB"/>
+        </w:rPr>
+        <w:commentReference w:id="35"/>
+      </w:r>
+      <w:r>
+        <w:rPr>
+          <w:rFonts w:eastAsiaTheme="minorEastAsia"/>
+          <w:lang w:val="en-GB"/>
+        </w:rPr>
+        <w:t xml:space="preserve">between compartments, while preventing any physical contact between fish and kōura on either side of the barrier (Fig. 1). All tanks were filled with ~26 L dechlorinated tap water and had identical environmental regimes as previously detailed for acclimatisation tanks, with water flow provided by an air stone. Each tank housed a single kōura on one side of the barrier and either a </w:t>
       </w:r>
       <w:r>
         <w:rPr>
@@ -2703,13 +3120,36 @@
           <w:lang w:val="en-GB"/>
         </w:rPr>
         <w:lastRenderedPageBreak/>
-        <w:t xml:space="preserve">identical environmental regimes as previously detailed for acclimatisation tanks, with water flow provided by an air stone. Each tank housed a single kōura on one side of the barrier and either a single predator (catfish or eel) or no predator (control) on the other side. A halved terracotta pot (90 mm diameter × 90 mm depth) was positioned on the kōura side of the tank to serve as a potential refuge. To control for potential tank location or compartment side effects, the position of predator treatments within the aquaria was systematically rotated between experimental rounds. </w:t>
-      </w:r>
-      <w:r>
-        <w:rPr>
-          <w:rFonts w:eastAsiaTheme="minorEastAsia"/>
-        </w:rPr>
-        <w:t>The experiment was conducted across eight rounds (each lasting 5 hours), four rounds under light conditions (~400 lux, n = 32 kōura: 11 catfish, 11 eel, 10 control) and four separate rounds with different kōura under dark conditions (~70 lux, n = 32 kōura: 11 catfish, 11 eel, 10 control).</w:t>
+        <w:t xml:space="preserve">single predator (catfish or eel) or no predator (control) on the other side. A halved terracotta pot (90 mm diameter × 90 mm depth) was positioned on the kōura side of the tank to serve as a potential refuge. To control for potential tank location or compartment side effects, the position of predator treatments within the aquaria was systematically rotated between experimental rounds. </w:t>
+      </w:r>
+      <w:r>
+        <w:rPr>
+          <w:rFonts w:eastAsiaTheme="minorEastAsia"/>
+        </w:rPr>
+        <w:t xml:space="preserve">The experiment was conducted across eight rounds (each lasting 5 hours), four rounds under light conditions (~400 lux, n = 32 kōura: 11 catfish, 11 eel, 10 control) and four separate rounds with different kōura </w:t>
+      </w:r>
+      <w:commentRangeStart w:id="36"/>
+      <w:r>
+        <w:rPr>
+          <w:rFonts w:eastAsiaTheme="minorEastAsia"/>
+        </w:rPr>
+        <w:t>under dark conditions (~70 lux</w:t>
+      </w:r>
+      <w:commentRangeEnd w:id="36"/>
+      <w:r>
+        <w:rPr>
+          <w:rStyle w:val="CommentReference"/>
+          <w:rFonts w:eastAsiaTheme="minorEastAsia"/>
+          <w:sz w:val="22"/>
+          <w:szCs w:val="22"/>
+        </w:rPr>
+        <w:commentReference w:id="36"/>
+      </w:r>
+      <w:r>
+        <w:rPr>
+          <w:rFonts w:eastAsiaTheme="minorEastAsia"/>
+        </w:rPr>
+        <w:t>, n = 32 kōura: 11 catfish, 11 eel, 10 control).</w:t>
       </w:r>
       <w:r>
         <w:rPr>
@@ -2736,7 +3176,33 @@
           <w:rFonts w:eastAsiaTheme="minorEastAsia"/>
           <w:lang w:val="en-GB"/>
         </w:rPr>
-        <w:t>. Following each individual experimental run, each tank was thoroughly cleaned and refilled with dechlorinated tap water before reuse. Each individual kōura was only exposed once to a fish predator and there were no mortalities of kōura or fish during experiments. All experiments were conducted within a three-week period during October 2025.</w:t>
+        <w:t xml:space="preserve">. Following each individual experimental run, each tank was thoroughly cleaned and refilled with dechlorinated tap water before reuse. </w:t>
+      </w:r>
+      <w:commentRangeStart w:id="37"/>
+      <w:r>
+        <w:rPr>
+          <w:rFonts w:eastAsiaTheme="minorEastAsia"/>
+          <w:lang w:val="en-GB"/>
+        </w:rPr>
+        <w:t xml:space="preserve">Each individual kōura was only exposed once to a fish predator and there were no mortalities of kōura or fish during experiments. </w:t>
+      </w:r>
+      <w:commentRangeEnd w:id="37"/>
+      <w:r>
+        <w:rPr>
+          <w:rStyle w:val="CommentReference"/>
+          <w:rFonts w:eastAsiaTheme="minorEastAsia"/>
+          <w:sz w:val="22"/>
+          <w:szCs w:val="22"/>
+          <w:lang w:val="en-GB"/>
+        </w:rPr>
+        <w:commentReference w:id="37"/>
+      </w:r>
+      <w:r>
+        <w:rPr>
+          <w:rFonts w:eastAsiaTheme="minorEastAsia"/>
+          <w:lang w:val="en-GB"/>
+        </w:rPr>
+        <w:t>All experiments were conducted within a three-week period during October 2025.</w:t>
       </w:r>
     </w:p>
     <w:p>
@@ -2761,6 +3227,7 @@
         </w:rPr>
         <w:t xml:space="preserve">. </w:t>
       </w:r>
+      <w:commentRangeStart w:id="38"/>
       <w:r>
         <w:rPr>
           <w:rFonts w:eastAsiaTheme="minorEastAsia"/>
@@ -2852,11 +3319,28 @@
         </w:rPr>
         <w:t>immediate behavioural responses at key timepoints (</w:t>
       </w:r>
-      <w:r>
-        <w:rPr>
-          <w:rFonts w:eastAsiaTheme="minorEastAsia"/>
-        </w:rPr>
-        <w:t>predator introduction at 60 min, removal at 240 min</w:t>
+      <w:commentRangeStart w:id="39"/>
+      <w:r>
+        <w:rPr>
+          <w:rFonts w:eastAsiaTheme="minorEastAsia"/>
+        </w:rPr>
+        <w:t xml:space="preserve">predator introduction </w:t>
+      </w:r>
+      <w:commentRangeEnd w:id="39"/>
+      <w:r>
+        <w:rPr>
+          <w:rStyle w:val="CommentReference"/>
+          <w:rFonts w:eastAsiaTheme="minorEastAsia"/>
+          <w:sz w:val="22"/>
+          <w:szCs w:val="22"/>
+        </w:rPr>
+        <w:commentReference w:id="39"/>
+      </w:r>
+      <w:r>
+        <w:rPr>
+          <w:rFonts w:eastAsiaTheme="minorEastAsia"/>
+        </w:rPr>
+        <w:t>at 60 min, removal at 240 min</w:t>
       </w:r>
       <w:r>
         <w:rPr>
@@ -2877,7 +3361,25 @@
           <w:rFonts w:eastAsiaTheme="minorEastAsia"/>
           <w:lang w:val="en-GB"/>
         </w:rPr>
-        <w:t xml:space="preserve"> The 0-minute recording was the individual’s initial immediate location after its addition to the tank. Kōura location was recorded as either refuge (the animal was using the refuge, being inside it or immediately behind it and touching it) or non-refuge/ in the open (any other location in the tank where the animal was not in the refuge or touching the refuge). The control tanks had no fish added but at 60 minutes and again at 240 minutes, the water in the ‘predator’ compartment was mechanically disturbed by agitating the water with a small hand net for approximately 30 seconds. This was to simulate the disturbance time associated with adding and removing fish in the other treatments with the same size hand net. At the end of each experiment, the kōura was removed after the final 300-minute observation.</w:t>
+        <w:t xml:space="preserve"> </w:t>
+      </w:r>
+      <w:commentRangeEnd w:id="38"/>
+      <w:r>
+        <w:rPr>
+          <w:rStyle w:val="CommentReference"/>
+          <w:rFonts w:eastAsiaTheme="minorEastAsia"/>
+          <w:sz w:val="22"/>
+          <w:szCs w:val="22"/>
+          <w:lang w:val="en-GB"/>
+        </w:rPr>
+        <w:commentReference w:id="38"/>
+      </w:r>
+      <w:r>
+        <w:rPr>
+          <w:rFonts w:eastAsiaTheme="minorEastAsia"/>
+          <w:lang w:val="en-GB"/>
+        </w:rPr>
+        <w:t>The 0-minute recording was the individual’s initial immediate location after its addition to the tank. Kōura location was recorded as either refuge (the animal was using the refuge, being inside it or immediately behind it and touching it) or non-refuge/ in the open (any other location in the tank where the animal was not in the refuge or touching the refuge). The control tanks had no fish added but at 60 minutes and again at 240 minutes, the water in the ‘predator’ compartment was mechanically disturbed by agitating the water with a small hand net for approximately 30 seconds. This was to simulate the disturbance time associated with adding and removing fish in the other treatments with the same size hand net. At the end of each experiment, the kōura was removed after the final 300-minute observation.</w:t>
       </w:r>
     </w:p>
     <w:p>
@@ -2926,12 +3428,31 @@
           <w:lang w:val="en-GB"/>
         </w:rPr>
       </w:pPr>
-      <w:r>
-        <w:rPr>
-          <w:rFonts w:eastAsiaTheme="minorEastAsia"/>
-          <w:lang w:val="en-GB"/>
-        </w:rPr>
-        <w:t xml:space="preserve">Experiments were conducted in glass tanks (320 × 170 × 170 mm), containing 5 L dechlorinated tap water and a halved terracotta pot (90 mm diameter × 90 mm depth). Catfish and eels had been held at the same density in separate identical holding tanks for a week prior to experiment. Fish exudates were collected by placing four fish (catfish or eel) in a 10 L bucket filled with water from the holding </w:t>
+      <w:commentRangeStart w:id="40"/>
+      <w:r>
+        <w:rPr>
+          <w:rFonts w:eastAsiaTheme="minorEastAsia"/>
+          <w:lang w:val="en-GB"/>
+        </w:rPr>
+        <w:t>Experiments were conducted in glass tanks (320 × 170 × 170 mm),</w:t>
+      </w:r>
+      <w:commentRangeEnd w:id="40"/>
+      <w:r>
+        <w:rPr>
+          <w:rStyle w:val="CommentReference"/>
+          <w:rFonts w:eastAsiaTheme="minorEastAsia"/>
+          <w:sz w:val="22"/>
+          <w:szCs w:val="22"/>
+          <w:lang w:val="en-GB"/>
+        </w:rPr>
+        <w:commentReference w:id="40"/>
+      </w:r>
+      <w:r>
+        <w:rPr>
+          <w:rFonts w:eastAsiaTheme="minorEastAsia"/>
+          <w:lang w:val="en-GB"/>
+        </w:rPr>
+        <w:t xml:space="preserve"> containing 5 L dechlorinated tap water and a halved terracotta pot (90 mm diameter × 90 mm depth). Catfish and eels had been held at the same density in separate identical holding tanks for a week prior to experiment. Fish exudates were collected by placing four fish (catfish or eel) in a 10 L bucket filled with water from the holding tanks for 15 minutes to concentrate the kairomones in the water. For eel and catfish treatments, 1 L from the buckets was added to each tank already holding 5 L of tap water, and for control an </w:t>
       </w:r>
       <w:r>
         <w:rPr>
@@ -2939,7 +3460,7 @@
           <w:lang w:val="en-GB"/>
         </w:rPr>
         <w:lastRenderedPageBreak/>
-        <w:t xml:space="preserve">tanks for 15 minutes to concentrate the kairomones in the water. For eel and catfish treatments, 1 L from the buckets was added to each tank already holding 5 L of tap water, and for control an additional 1 L of </w:t>
+        <w:t xml:space="preserve">additional 1 L of </w:t>
       </w:r>
       <w:r>
         <w:rPr>
@@ -3144,6 +3665,7 @@
         </w:rPr>
         <w:t xml:space="preserve">.00 g. Each kōura was then placed individually in a tank. </w:t>
       </w:r>
+      <w:commentRangeStart w:id="41"/>
       <w:r>
         <w:rPr>
           <w:rFonts w:eastAsiaTheme="minorEastAsia"/>
@@ -3156,7 +3678,25 @@
           <w:rFonts w:eastAsiaTheme="minorEastAsia"/>
           <w:lang w:val="en-GB"/>
         </w:rPr>
-        <w:t xml:space="preserve">each round kōura were starved for different periods (either 0, 3 or 4 days) prior to the feeding experiment. After 0 days starvation, </w:t>
+        <w:t xml:space="preserve">each round kōura were starved for different periods (either 0, 3 or 4 days) prior to the feeding experiment. </w:t>
+      </w:r>
+      <w:commentRangeEnd w:id="41"/>
+      <w:r>
+        <w:rPr>
+          <w:rStyle w:val="CommentReference"/>
+          <w:rFonts w:eastAsiaTheme="minorEastAsia"/>
+          <w:sz w:val="22"/>
+          <w:szCs w:val="22"/>
+          <w:lang w:val="en-GB"/>
+        </w:rPr>
+        <w:commentReference w:id="41"/>
+      </w:r>
+      <w:r>
+        <w:rPr>
+          <w:rFonts w:eastAsiaTheme="minorEastAsia"/>
+          <w:lang w:val="en-GB"/>
+        </w:rPr>
+        <w:t xml:space="preserve">After 0 days starvation, </w:t>
       </w:r>
       <w:r>
         <w:rPr>
@@ -3211,6 +3751,7 @@
           <w:lang w:val="en-GB"/>
         </w:rPr>
       </w:pPr>
+      <w:commentRangeStart w:id="42"/>
       <w:r>
         <w:rPr>
           <w:rFonts w:eastAsiaTheme="minorEastAsia"/>
@@ -3227,6 +3768,19 @@
           <w:bCs/>
         </w:rPr>
         <w:t>analysis</w:t>
+      </w:r>
+      <w:commentRangeEnd w:id="42"/>
+      <w:r>
+        <w:rPr>
+          <w:rStyle w:val="CommentReference"/>
+          <w:rFonts w:eastAsiaTheme="minorEastAsia"/>
+          <w:b/>
+          <w:bCs/>
+          <w:sz w:val="22"/>
+          <w:szCs w:val="22"/>
+          <w:lang w:val="en-GB"/>
+        </w:rPr>
+        <w:commentReference w:id="42"/>
       </w:r>
     </w:p>
     <w:p>
@@ -3284,7 +3838,34 @@
           <w:rFonts w:eastAsiaTheme="minorEastAsia"/>
           <w:lang w:val="en-GB"/>
         </w:rPr>
-        <w:t xml:space="preserve"> fitted using the glmmTMB package in R (Brooks et al. 2017; R Core Team 2025). To address potential non-independence of repeated observations within tanks, raw observations were first aggregated into three experimental periods (before, during, and after predator introduction) per individual kōura, with the number of observations in refuge out of total observations per period used as the response variable. Treatment (catfish, eel, control)</w:t>
+        <w:t xml:space="preserve"> fitted using the glmmTMB package in R (Brooks et al. 2017; R Core Team 2025). </w:t>
+      </w:r>
+      <w:commentRangeStart w:id="43"/>
+      <w:r>
+        <w:rPr>
+          <w:rFonts w:eastAsiaTheme="minorEastAsia"/>
+          <w:lang w:val="en-GB"/>
+        </w:rPr>
+        <w:t xml:space="preserve">To address potential non-independence of repeated observations within tanks, raw observations were first aggregated into three experimental periods (before, during, and after predator introduction) per individual kōura, with the number of observations in refuge out of total observations per period used as the response variable. </w:t>
+      </w:r>
+      <w:commentRangeEnd w:id="43"/>
+      <w:r>
+        <w:rPr>
+          <w:rStyle w:val="CommentReference"/>
+          <w:rFonts w:eastAsiaTheme="minorEastAsia"/>
+          <w:sz w:val="22"/>
+          <w:szCs w:val="22"/>
+          <w:lang w:val="en-GB"/>
+        </w:rPr>
+        <w:commentReference w:id="43"/>
+      </w:r>
+      <w:commentRangeStart w:id="44"/>
+      <w:r>
+        <w:rPr>
+          <w:rFonts w:eastAsiaTheme="minorEastAsia"/>
+          <w:lang w:val="en-GB"/>
+        </w:rPr>
+        <w:t>Treatment (catfish, eel, control)</w:t>
       </w:r>
       <w:r>
         <w:rPr>
@@ -3318,6 +3899,17 @@
         </w:rPr>
         <w:t>round as random intercepts</w:t>
       </w:r>
+      <w:commentRangeEnd w:id="44"/>
+      <w:r>
+        <w:rPr>
+          <w:rStyle w:val="CommentReference"/>
+          <w:rFonts w:eastAsiaTheme="minorEastAsia"/>
+          <w:sz w:val="22"/>
+          <w:szCs w:val="22"/>
+          <w:lang w:val="en-GB"/>
+        </w:rPr>
+        <w:commentReference w:id="44"/>
+      </w:r>
       <w:r>
         <w:rPr>
           <w:rFonts w:eastAsiaTheme="minorEastAsia"/>
@@ -3325,6 +3917,7 @@
         </w:rPr>
         <w:t xml:space="preserve">. </w:t>
       </w:r>
+      <w:commentRangeStart w:id="45"/>
       <w:r>
         <w:rPr>
           <w:rFonts w:eastAsiaTheme="minorEastAsia"/>
@@ -3373,6 +3966,17 @@
           <w:rFonts w:eastAsiaTheme="minorEastAsia"/>
         </w:rPr>
         <w:t xml:space="preserve"> </w:t>
+      </w:r>
+      <w:commentRangeEnd w:id="45"/>
+      <w:r>
+        <w:rPr>
+          <w:rStyle w:val="CommentReference"/>
+          <w:rFonts w:eastAsiaTheme="minorEastAsia"/>
+          <w:sz w:val="22"/>
+          <w:szCs w:val="22"/>
+          <w:lang w:val="en-GB"/>
+        </w:rPr>
+        <w:commentReference w:id="45"/>
       </w:r>
       <w:r>
         <w:rPr>
@@ -3475,14 +4079,63 @@
         <w:rPr>
           <w:rFonts w:eastAsiaTheme="minorEastAsia"/>
         </w:rPr>
-        <w:t>as a fixed effect, with tank identity as a random intercept to account for potential tank-level clustering</w:t>
-      </w:r>
-      <w:r>
-        <w:rPr>
-          <w:rFonts w:eastAsiaTheme="minorEastAsia"/>
-          <w:lang w:val="en-GB"/>
-        </w:rPr>
-        <w:t>. Because each starvation period was conducted in a separate experimental round, starvation period and</w:t>
+        <w:t xml:space="preserve">as a fixed effect, </w:t>
+      </w:r>
+      <w:commentRangeStart w:id="46"/>
+      <w:r>
+        <w:rPr>
+          <w:rFonts w:eastAsiaTheme="minorEastAsia"/>
+        </w:rPr>
+        <w:t xml:space="preserve">with tank identity as a </w:t>
+      </w:r>
+      <w:commentRangeStart w:id="47"/>
+      <w:r>
+        <w:rPr>
+          <w:rFonts w:eastAsiaTheme="minorEastAsia"/>
+        </w:rPr>
+        <w:t xml:space="preserve">random intercept </w:t>
+      </w:r>
+      <w:commentRangeEnd w:id="47"/>
+      <w:r>
+        <w:rPr>
+          <w:rStyle w:val="CommentReference"/>
+          <w:rFonts w:eastAsiaTheme="minorEastAsia"/>
+          <w:sz w:val="22"/>
+          <w:szCs w:val="22"/>
+        </w:rPr>
+        <w:commentReference w:id="47"/>
+      </w:r>
+      <w:r>
+        <w:rPr>
+          <w:rFonts w:eastAsiaTheme="minorEastAsia"/>
+        </w:rPr>
+        <w:t>to account for potential tank-level clustering</w:t>
+      </w:r>
+      <w:commentRangeEnd w:id="46"/>
+      <w:r>
+        <w:rPr>
+          <w:rStyle w:val="CommentReference"/>
+          <w:rFonts w:eastAsiaTheme="minorEastAsia"/>
+          <w:sz w:val="22"/>
+          <w:szCs w:val="22"/>
+          <w:lang w:val="en-GB"/>
+        </w:rPr>
+        <w:commentReference w:id="46"/>
+      </w:r>
+      <w:r>
+        <w:rPr>
+          <w:rFonts w:eastAsiaTheme="minorEastAsia"/>
+          <w:lang w:val="en-GB"/>
+        </w:rPr>
+        <w:t xml:space="preserve">. </w:t>
+      </w:r>
+      <w:commentRangeStart w:id="48"/>
+      <w:r>
+        <w:rPr>
+          <w:rFonts w:eastAsiaTheme="minorEastAsia"/>
+          <w:lang w:val="en-GB"/>
+        </w:rPr>
+        <w:t>Because each starvation period was conducted in a separate experimental round, starvation period and</w:t>
       </w:r>
       <w:r>
         <w:rPr>
@@ -3533,6 +4186,16 @@
       <w:r>
         <w:t xml:space="preserve"> </w:t>
       </w:r>
+      <w:commentRangeEnd w:id="48"/>
+      <w:r>
+        <w:rPr>
+          <w:rStyle w:val="CommentReference"/>
+          <w:sz w:val="22"/>
+          <w:szCs w:val="22"/>
+        </w:rPr>
+        <w:commentReference w:id="48"/>
+      </w:r>
+      <w:commentRangeStart w:id="49"/>
       <w:r>
         <w:t>Model selection using AICc indicated that sta</w:t>
       </w:r>
@@ -3558,13 +4221,38 @@
         <w:t xml:space="preserve"> </w:t>
       </w:r>
       <w:r>
-        <w:t xml:space="preserve">Therefore, treatment effects were excluded from the main model and instead examined separately within each starvation period using stratified linear models to avoid confounding treatment comparisons with the starvation-round confounding. Model assumptions were verified using residual diagnostics (Q-Q plots and residual plots) and testing normality of residuals using the Shapiro-Wilk test. </w:t>
+        <w:t xml:space="preserve">Therefore, treatment effects were excluded from the main model and instead examined separately within each starvation period using stratified linear models to avoid confounding treatment comparisons with the starvation-round confounding. </w:t>
+      </w:r>
+      <w:commentRangeEnd w:id="49"/>
+      <w:r>
+        <w:rPr>
+          <w:rStyle w:val="CommentReference"/>
+          <w:sz w:val="22"/>
+          <w:szCs w:val="22"/>
+        </w:rPr>
+        <w:commentReference w:id="49"/>
+      </w:r>
+      <w:r>
+        <w:t xml:space="preserve">Model assumptions were verified using residual diagnostics (Q-Q plots and residual plots) and testing normality of residuals using the Shapiro-Wilk test. </w:t>
       </w:r>
       <w:r>
         <w:t>As</w:t>
       </w:r>
       <w:r>
-        <w:t xml:space="preserve"> residuals at day 0 starvation violated normality assumptions (p = 0.011), a non-parametric Kruskal-Wallis test </w:t>
+        <w:t xml:space="preserve"> residuals at day 0 starvation violated normality assumptions (</w:t>
+      </w:r>
+      <w:r>
+        <w:rPr>
+          <w:i/>
+          <w:iCs/>
+          <w:rPrChange w:id="50" w:author="Raven, Olivier (Student)" w:date="2026-09-16T14:59:00Z" w16du:dateUtc="2026-09-16T02:59:00Z">
+            <w:rPr/>
+          </w:rPrChange>
+        </w:rPr>
+        <w:t>p</w:t>
+      </w:r>
+      <w:r>
+        <w:t xml:space="preserve"> = 0.011), a non-parametric Kruskal-Wallis test </w:t>
       </w:r>
       <w:r>
         <w:t xml:space="preserve">was </w:t>
@@ -3630,6 +4318,7 @@
           <w:lang w:val="en-GB"/>
         </w:rPr>
       </w:pPr>
+      <w:commentRangeStart w:id="51"/>
       <w:r>
         <w:rPr>
           <w:rFonts w:eastAsiaTheme="minorEastAsia"/>
@@ -3637,6 +4326,18 @@
           <w:lang w:val="en-GB"/>
         </w:rPr>
         <w:t>Refuge experiment</w:t>
+      </w:r>
+      <w:commentRangeEnd w:id="51"/>
+      <w:r>
+        <w:rPr>
+          <w:rStyle w:val="CommentReference"/>
+          <w:rFonts w:eastAsiaTheme="minorEastAsia"/>
+          <w:b/>
+          <w:sz w:val="22"/>
+          <w:szCs w:val="22"/>
+          <w:lang w:val="en-GB"/>
+        </w:rPr>
+        <w:commentReference w:id="51"/>
       </w:r>
     </w:p>
     <w:p>
@@ -3660,6 +4361,7 @@
         </w:rPr>
         <w:t xml:space="preserve">Stratified analyses revealed that treatment effects on refuge use differed between light and dark conditions. </w:t>
       </w:r>
+      <w:commentRangeStart w:id="52"/>
       <w:r>
         <w:rPr>
           <w:rFonts w:eastAsiaTheme="minorEastAsia"/>
@@ -3740,7 +4442,14 @@
         <w:rPr>
           <w:rFonts w:eastAsiaTheme="minorEastAsia"/>
         </w:rPr>
-        <w:t xml:space="preserve">not significant </w:t>
+        <w:t xml:space="preserve">not </w:t>
+      </w:r>
+      <w:commentRangeStart w:id="53"/>
+      <w:r>
+        <w:rPr>
+          <w:rFonts w:eastAsiaTheme="minorEastAsia"/>
+        </w:rPr>
+        <w:t xml:space="preserve">significant </w:t>
       </w:r>
       <w:r>
         <w:rPr>
@@ -3824,6 +4533,16 @@
         </w:rPr>
         <w:t xml:space="preserve"> </w:t>
       </w:r>
+      <w:commentRangeEnd w:id="53"/>
+      <w:r>
+        <w:rPr>
+          <w:rStyle w:val="CommentReference"/>
+          <w:rFonts w:eastAsiaTheme="minorEastAsia"/>
+          <w:sz w:val="22"/>
+          <w:szCs w:val="22"/>
+        </w:rPr>
+        <w:commentReference w:id="53"/>
+      </w:r>
       <w:r>
         <w:rPr>
           <w:rFonts w:eastAsiaTheme="minorEastAsia"/>
@@ -3886,6 +4605,7 @@
         </w:rPr>
         <w:t xml:space="preserve"> = 0.021). No significant period effects were observed in dark conditions. </w:t>
       </w:r>
+      <w:commentRangeStart w:id="54"/>
       <w:r>
         <w:rPr>
           <w:rFonts w:eastAsiaTheme="minorEastAsia"/>
@@ -3922,7 +4642,23 @@
         <w:rPr>
           <w:rFonts w:eastAsiaTheme="minorEastAsia"/>
         </w:rPr>
-        <w:t xml:space="preserve"> Overall, under</w:t>
+        <w:t xml:space="preserve"> </w:t>
+      </w:r>
+      <w:commentRangeEnd w:id="52"/>
+      <w:r>
+        <w:rPr>
+          <w:rStyle w:val="CommentReference"/>
+          <w:rFonts w:eastAsiaTheme="minorEastAsia"/>
+          <w:sz w:val="22"/>
+          <w:szCs w:val="22"/>
+        </w:rPr>
+        <w:commentReference w:id="52"/>
+      </w:r>
+      <w:r>
+        <w:rPr>
+          <w:rFonts w:eastAsiaTheme="minorEastAsia"/>
+        </w:rPr>
+        <w:t>Overall, under</w:t>
       </w:r>
       <w:r>
         <w:rPr>
@@ -3952,6 +4688,18 @@
         </w:rPr>
         <w:t xml:space="preserve"> </w:t>
       </w:r>
+      <w:commentRangeEnd w:id="54"/>
+      <w:r>
+        <w:rPr>
+          <w:rStyle w:val="CommentReference"/>
+          <w:rFonts w:eastAsiaTheme="minorEastAsia"/>
+          <w:sz w:val="22"/>
+          <w:szCs w:val="22"/>
+          <w:lang w:val="en-GB"/>
+        </w:rPr>
+        <w:commentReference w:id="54"/>
+      </w:r>
+      <w:commentRangeStart w:id="55"/>
       <w:r>
         <w:rPr>
           <w:rFonts w:eastAsiaTheme="minorEastAsia"/>
@@ -3965,15 +4713,7 @@
           <w:lang w:val="en-GB"/>
         </w:rPr>
         <w:lastRenderedPageBreak/>
-        <w:t>and refuge use in any of the three treatments (</w:t>
-      </w:r>
-      <w:proofErr w:type="spellStart"/>
-      <w:r>
-        <w:rPr>
-          <w:rFonts w:eastAsiaTheme="minorEastAsia"/>
-          <w:lang w:val="en-GB"/>
-        </w:rPr>
-        <w:t>r</w:t>
+        <w:t>and refuge use in any of the three treatments (r</w:t>
       </w:r>
       <w:r>
         <w:rPr>
@@ -3984,13 +4724,23 @@
         </w:rPr>
         <w:t>s</w:t>
       </w:r>
-      <w:proofErr w:type="spellEnd"/>
       <w:r>
         <w:rPr>
           <w:rFonts w:eastAsiaTheme="minorEastAsia"/>
           <w:lang w:val="en-GB"/>
         </w:rPr>
         <w:t xml:space="preserve"> = -0.09, 0.09 and 0.17 for catfish, eel and control treatments respectively, all NS).</w:t>
+      </w:r>
+      <w:commentRangeEnd w:id="55"/>
+      <w:r>
+        <w:rPr>
+          <w:rStyle w:val="CommentReference"/>
+          <w:rFonts w:eastAsiaTheme="minorEastAsia"/>
+          <w:sz w:val="22"/>
+          <w:szCs w:val="22"/>
+          <w:lang w:val="en-GB"/>
+        </w:rPr>
+        <w:commentReference w:id="55"/>
       </w:r>
     </w:p>
     <w:p>
@@ -4001,6 +4751,7 @@
           <w:lang w:val="en-GB"/>
         </w:rPr>
       </w:pPr>
+      <w:commentRangeStart w:id="56"/>
       <w:r>
         <w:rPr>
           <w:rFonts w:eastAsiaTheme="minorEastAsia"/>
@@ -4008,7 +4759,7 @@
         </w:rPr>
         <w:t xml:space="preserve">For all treatments individual kōura were highly variable in </w:t>
       </w:r>
-      <w:bookmarkStart w:id="12" w:name="_Int_7INuAxU1"/>
+      <w:bookmarkStart w:id="57" w:name="_Int_7INuAxU1"/>
       <w:r>
         <w:rPr>
           <w:rFonts w:eastAsiaTheme="minorEastAsia"/>
@@ -4016,7 +4767,7 @@
         </w:rPr>
         <w:t>their</w:t>
       </w:r>
-      <w:bookmarkEnd w:id="12"/>
+      <w:bookmarkEnd w:id="57"/>
       <w:r>
         <w:rPr>
           <w:rFonts w:eastAsiaTheme="minorEastAsia"/>
@@ -4050,7 +4801,37 @@
           <w:rFonts w:eastAsiaTheme="minorEastAsia"/>
           <w:lang w:val="en-GB"/>
         </w:rPr>
-        <w:t>. Under light conditions, the control showed the largest overall increase in refuge use (40% to 82%), driven primarily by a sharp rise in the ‘after’ period, while the catfish treatment showed a more sustained increase across all periods (52% to 73%) and the eel treatment the smallest increase (35% to 53%). Under dark conditions, the pattern shifted, with the catfish treatment showing the greatest increase (39% to 70%), while the eel treatment showed a modest and non-sustained increase (27% to 41% during ‘exposure’, returning to 36% ‘after’), and the control remained comparatively low throughout (37% to 47%).</w:t>
+        <w:t xml:space="preserve">. </w:t>
+      </w:r>
+      <w:commentRangeStart w:id="58"/>
+      <w:r>
+        <w:rPr>
+          <w:rFonts w:eastAsiaTheme="minorEastAsia"/>
+          <w:lang w:val="en-GB"/>
+        </w:rPr>
+        <w:t>Under light conditions, the control showed the largest overall increase in refuge use (40% to 82%), driven primarily by a sharp rise in the ‘after’ period, while the catfish treatment showed a more sustained increase across all periods (52% to 73%) and the eel treatment the smallest increase (35% to 53%). Under dark conditions, the pattern shifted, with the catfish treatment showing the greatest increase (39% to 70%), while the eel treatment showed a modest and non-sustained increase (27% to 41% during ‘exposure’, returning to 36% ‘after’), and the control remained comparatively low throughout (37% to 47%).</w:t>
+      </w:r>
+      <w:commentRangeEnd w:id="56"/>
+      <w:r>
+        <w:rPr>
+          <w:rStyle w:val="CommentReference"/>
+          <w:rFonts w:eastAsiaTheme="minorEastAsia"/>
+          <w:sz w:val="22"/>
+          <w:szCs w:val="22"/>
+          <w:lang w:val="en-GB"/>
+        </w:rPr>
+        <w:commentReference w:id="56"/>
+      </w:r>
+      <w:commentRangeEnd w:id="58"/>
+      <w:r>
+        <w:rPr>
+          <w:rStyle w:val="CommentReference"/>
+          <w:rFonts w:eastAsiaTheme="minorEastAsia"/>
+          <w:sz w:val="22"/>
+          <w:szCs w:val="22"/>
+          <w:lang w:val="en-GB"/>
+        </w:rPr>
+        <w:commentReference w:id="58"/>
       </w:r>
     </w:p>
     <w:p>
@@ -4062,6 +4843,8 @@
           <w:lang w:val="en-GB"/>
         </w:rPr>
       </w:pPr>
+      <w:commentRangeStart w:id="59"/>
+      <w:commentRangeStart w:id="60"/>
       <w:r>
         <w:rPr>
           <w:rFonts w:eastAsiaTheme="minorEastAsia"/>
@@ -4085,6 +4868,30 @@
           <w:lang w:val="en-GB"/>
         </w:rPr>
         <w:t>experiment</w:t>
+      </w:r>
+      <w:commentRangeEnd w:id="60"/>
+      <w:r>
+        <w:rPr>
+          <w:rStyle w:val="CommentReference"/>
+          <w:rFonts w:eastAsiaTheme="minorEastAsia"/>
+          <w:b/>
+          <w:sz w:val="22"/>
+          <w:szCs w:val="22"/>
+          <w:lang w:val="en-GB"/>
+        </w:rPr>
+        <w:commentReference w:id="60"/>
+      </w:r>
+      <w:commentRangeEnd w:id="59"/>
+      <w:r>
+        <w:rPr>
+          <w:rStyle w:val="CommentReference"/>
+          <w:rFonts w:eastAsiaTheme="minorEastAsia"/>
+          <w:b/>
+          <w:sz w:val="22"/>
+          <w:szCs w:val="22"/>
+          <w:lang w:val="en-GB"/>
+        </w:rPr>
+        <w:commentReference w:id="59"/>
       </w:r>
     </w:p>
     <w:p>
@@ -4095,6 +4902,7 @@
           <w:lang w:val="en-GB"/>
         </w:rPr>
       </w:pPr>
+      <w:commentRangeStart w:id="61"/>
       <w:r>
         <w:rPr>
           <w:rFonts w:eastAsiaTheme="minorEastAsia"/>
@@ -4107,7 +4915,15 @@
           <w:rFonts w:eastAsiaTheme="minorEastAsia"/>
           <w:lang w:val="en-GB"/>
         </w:rPr>
-        <w:t xml:space="preserve">that starvation period </w:t>
+        <w:t xml:space="preserve">that </w:t>
+      </w:r>
+      <w:commentRangeStart w:id="62"/>
+      <w:r>
+        <w:rPr>
+          <w:rFonts w:eastAsiaTheme="minorEastAsia"/>
+          <w:lang w:val="en-GB"/>
+        </w:rPr>
+        <w:t xml:space="preserve">starvation period </w:t>
       </w:r>
       <w:r>
         <w:rPr>
@@ -4213,7 +5029,25 @@
           <w:rFonts w:eastAsiaTheme="minorEastAsia"/>
           <w:lang w:val="en-GB"/>
         </w:rPr>
-        <w:t>. Treatment was not included in the main model following mod</w:t>
+        <w:t>.</w:t>
+      </w:r>
+      <w:commentRangeEnd w:id="62"/>
+      <w:r>
+        <w:rPr>
+          <w:rStyle w:val="CommentReference"/>
+          <w:rFonts w:eastAsiaTheme="minorEastAsia"/>
+          <w:sz w:val="22"/>
+          <w:szCs w:val="22"/>
+          <w:lang w:val="en-GB"/>
+        </w:rPr>
+        <w:commentReference w:id="62"/>
+      </w:r>
+      <w:r>
+        <w:rPr>
+          <w:rFonts w:eastAsiaTheme="minorEastAsia"/>
+          <w:lang w:val="en-GB"/>
+        </w:rPr>
+        <w:t xml:space="preserve"> Treatment was not included in the main model following mod</w:t>
       </w:r>
       <w:r>
         <w:rPr>
@@ -4254,7 +5088,14 @@
         <w:rPr>
           <w:rFonts w:eastAsiaTheme="minorEastAsia"/>
         </w:rPr>
-        <w:t xml:space="preserve"> = 0.317). </w:t>
+        <w:t xml:space="preserve"> = 0.317</w:t>
+      </w:r>
+      <w:commentRangeStart w:id="63"/>
+      <w:r>
+        <w:rPr>
+          <w:rFonts w:eastAsiaTheme="minorEastAsia"/>
+        </w:rPr>
+        <w:t xml:space="preserve">). </w:t>
       </w:r>
       <w:r>
         <w:rPr>
@@ -4320,6 +5161,18 @@
         </w:rPr>
         <w:t xml:space="preserve"> </w:t>
       </w:r>
+      <w:commentRangeEnd w:id="61"/>
+      <w:r>
+        <w:rPr>
+          <w:rStyle w:val="CommentReference"/>
+          <w:rFonts w:eastAsiaTheme="minorEastAsia"/>
+          <w:sz w:val="22"/>
+          <w:szCs w:val="22"/>
+          <w:lang w:val="en-GB"/>
+        </w:rPr>
+        <w:commentReference w:id="61"/>
+      </w:r>
+      <w:commentRangeStart w:id="64"/>
       <w:r>
         <w:rPr>
           <w:rFonts w:eastAsiaTheme="minorEastAsia"/>
@@ -4466,6 +5319,28 @@
           <w:lang w:val="en-GB"/>
         </w:rPr>
         <w:t>).</w:t>
+      </w:r>
+      <w:commentRangeEnd w:id="64"/>
+      <w:r>
+        <w:rPr>
+          <w:rStyle w:val="CommentReference"/>
+          <w:rFonts w:eastAsiaTheme="minorEastAsia"/>
+          <w:sz w:val="22"/>
+          <w:szCs w:val="22"/>
+          <w:lang w:val="en-GB"/>
+        </w:rPr>
+        <w:commentReference w:id="64"/>
+      </w:r>
+      <w:commentRangeEnd w:id="63"/>
+      <w:r>
+        <w:rPr>
+          <w:rStyle w:val="CommentReference"/>
+          <w:rFonts w:eastAsiaTheme="minorEastAsia"/>
+          <w:sz w:val="22"/>
+          <w:szCs w:val="22"/>
+          <w:lang w:val="en-GB"/>
+        </w:rPr>
+        <w:commentReference w:id="63"/>
       </w:r>
     </w:p>
     <w:p>
@@ -4489,6 +5364,8 @@
           <w:lang w:val="en-GB"/>
         </w:rPr>
       </w:pPr>
+      <w:commentRangeStart w:id="65"/>
+      <w:commentRangeStart w:id="66"/>
       <w:r>
         <w:rPr>
           <w:rFonts w:eastAsiaTheme="minorEastAsia" w:cstheme="minorHAnsi"/>
@@ -4500,6 +5377,32 @@
         </w:rPr>
         <w:t>Discussion</w:t>
       </w:r>
+      <w:commentRangeEnd w:id="66"/>
+      <w:r>
+        <w:rPr>
+          <w:rStyle w:val="CommentReference"/>
+          <w:rFonts w:eastAsiaTheme="minorEastAsia" w:cstheme="minorHAnsi"/>
+          <w:b/>
+          <w:bCs/>
+          <w:sz w:val="28"/>
+          <w:szCs w:val="28"/>
+          <w:lang w:val="en-GB"/>
+        </w:rPr>
+        <w:commentReference w:id="66"/>
+      </w:r>
+      <w:commentRangeEnd w:id="65"/>
+      <w:r>
+        <w:rPr>
+          <w:rStyle w:val="CommentReference"/>
+          <w:rFonts w:eastAsiaTheme="minorEastAsia" w:cstheme="minorHAnsi"/>
+          <w:b/>
+          <w:bCs/>
+          <w:sz w:val="28"/>
+          <w:szCs w:val="28"/>
+          <w:lang w:val="en-GB"/>
+        </w:rPr>
+        <w:commentReference w:id="65"/>
+      </w:r>
     </w:p>
     <w:p>
       <w:pPr>
@@ -4524,49 +5427,170 @@
         <w:rPr>
           <w:rFonts w:eastAsiaTheme="minorEastAsia"/>
         </w:rPr>
-        <w:t xml:space="preserve"> that affects foraging, movement, and habitat use independently of actual predation events (Laundré et al. 2001). Our study </w:t>
-      </w:r>
-      <w:r>
-        <w:rPr>
-          <w:rFonts w:eastAsiaTheme="minorEastAsia"/>
-        </w:rPr>
-        <w:t>adds</w:t>
-      </w:r>
-      <w:r>
-        <w:rPr>
-          <w:rFonts w:eastAsiaTheme="minorEastAsia"/>
-        </w:rPr>
-        <w:t xml:space="preserve"> to a growing body of </w:t>
-      </w:r>
-      <w:r>
-        <w:rPr>
-          <w:rFonts w:eastAsiaTheme="minorEastAsia"/>
-        </w:rPr>
-        <w:t xml:space="preserve">literature </w:t>
-      </w:r>
-      <w:r>
-        <w:rPr>
-          <w:rFonts w:eastAsiaTheme="minorEastAsia"/>
-        </w:rPr>
-        <w:t>(i</w:t>
-      </w:r>
-      <w:r>
-        <w:rPr>
-          <w:rFonts w:eastAsiaTheme="minorEastAsia"/>
-        </w:rPr>
-        <w:t>.</w:t>
-      </w:r>
-      <w:r>
-        <w:rPr>
-          <w:rFonts w:eastAsiaTheme="minorEastAsia"/>
-        </w:rPr>
-        <w:t>e.</w:t>
-      </w:r>
-      <w:r>
-        <w:rPr>
-          <w:rFonts w:eastAsiaTheme="minorEastAsia"/>
-        </w:rPr>
-        <w:t>,</w:t>
+        <w:t xml:space="preserve"> that affects foraging, movement, and habitat use independently of actual predation events (Laundré et al. 2001). </w:t>
+      </w:r>
+      <w:commentRangeStart w:id="67"/>
+      <w:r>
+        <w:rPr>
+          <w:rFonts w:eastAsiaTheme="minorEastAsia"/>
+        </w:rPr>
+        <w:t xml:space="preserve">Our study </w:t>
+      </w:r>
+      <w:ins w:id="68" w:author="Raven, Olivier (Student)" w:date="2026-09-18T13:29:00Z">
+        <w:r>
+          <w:rPr>
+            <w:rFonts w:eastAsiaTheme="minorEastAsia"/>
+            <w:lang w:val="en-GB"/>
+          </w:rPr>
+          <w:t xml:space="preserve">shows that </w:t>
+        </w:r>
+      </w:ins>
+      <w:ins w:id="69" w:author="Raven, Olivier (Student)" w:date="2026-09-18T13:29:00Z" w16du:dateUtc="2026-09-18T01:29:00Z">
+        <w:r>
+          <w:rPr>
+            <w:rFonts w:eastAsiaTheme="minorEastAsia"/>
+            <w:lang w:val="en-GB"/>
+          </w:rPr>
+          <w:t>kōura</w:t>
+        </w:r>
+      </w:ins>
+      <w:ins w:id="70" w:author="Raven, Olivier (Student)" w:date="2026-09-18T13:29:00Z">
+        <w:r>
+          <w:rPr>
+            <w:rFonts w:eastAsiaTheme="minorEastAsia"/>
+            <w:lang w:val="en-GB"/>
+          </w:rPr>
+          <w:t xml:space="preserve"> respond asymmetrically </w:t>
+        </w:r>
+      </w:ins>
+      <w:ins w:id="71" w:author="Raven, Olivier (Student)" w:date="2026-09-18T13:29:00Z" w16du:dateUtc="2026-09-18T01:29:00Z">
+        <w:r>
+          <w:rPr>
+            <w:rFonts w:eastAsiaTheme="minorEastAsia"/>
+            <w:lang w:val="en-GB"/>
+          </w:rPr>
+          <w:t xml:space="preserve">to native versus invasive predator cues, with </w:t>
+        </w:r>
+      </w:ins>
+      <w:ins w:id="72" w:author="Raven, Olivier (Student)" w:date="2026-09-18T13:30:00Z" w16du:dateUtc="2026-09-18T01:30:00Z">
+        <w:r>
+          <w:rPr>
+            <w:rFonts w:eastAsiaTheme="minorEastAsia"/>
+            <w:lang w:val="en-GB"/>
+          </w:rPr>
+          <w:t>greater refuge use</w:t>
+        </w:r>
+        <w:r>
+          <w:rPr>
+            <w:rFonts w:eastAsiaTheme="minorEastAsia"/>
+            <w:lang w:val="en-GB"/>
+          </w:rPr>
+          <w:t xml:space="preserve"> in catfish treatments than eel treatments under dark conditions, </w:t>
+        </w:r>
+      </w:ins>
+      <w:del w:id="73" w:author="Raven, Olivier (Student)" w:date="2026-09-18T13:32:00Z" w16du:dateUtc="2026-09-18T01:32:00Z">
+        <w:r>
+          <w:rPr>
+            <w:rFonts w:eastAsiaTheme="minorEastAsia"/>
+          </w:rPr>
+          <w:delText>adds</w:delText>
+        </w:r>
+        <w:r>
+          <w:rPr>
+            <w:rFonts w:eastAsiaTheme="minorEastAsia"/>
+          </w:rPr>
+          <w:delText xml:space="preserve"> to a growing body of </w:delText>
+        </w:r>
+        <w:r>
+          <w:rPr>
+            <w:rFonts w:eastAsiaTheme="minorEastAsia"/>
+          </w:rPr>
+          <w:delText xml:space="preserve">literature </w:delText>
+        </w:r>
+        <w:r>
+          <w:rPr>
+            <w:rFonts w:eastAsiaTheme="minorEastAsia"/>
+          </w:rPr>
+          <w:delText>(i</w:delText>
+        </w:r>
+        <w:r>
+          <w:rPr>
+            <w:rFonts w:eastAsiaTheme="minorEastAsia"/>
+          </w:rPr>
+          <w:delText>.</w:delText>
+        </w:r>
+        <w:r>
+          <w:rPr>
+            <w:rFonts w:eastAsiaTheme="minorEastAsia"/>
+          </w:rPr>
+          <w:delText>e.</w:delText>
+        </w:r>
+        <w:r>
+          <w:rPr>
+            <w:rFonts w:eastAsiaTheme="minorEastAsia"/>
+          </w:rPr>
+          <w:delText>,</w:delText>
+        </w:r>
+        <w:r>
+          <w:rPr>
+            <w:rFonts w:eastAsiaTheme="minorEastAsia"/>
+          </w:rPr>
+          <w:delText xml:space="preserve"> </w:delText>
+        </w:r>
+        <w:r>
+          <w:rPr>
+            <w:rFonts w:eastAsiaTheme="minorEastAsia"/>
+          </w:rPr>
+          <w:delText>Sniegula et al. 2025</w:delText>
+        </w:r>
+        <w:r>
+          <w:rPr>
+            <w:rFonts w:eastAsiaTheme="minorEastAsia"/>
+          </w:rPr>
+          <w:delText xml:space="preserve">) showing invasive predators can generate stronger NCEs on native prey than native predators, </w:delText>
+        </w:r>
+      </w:del>
+      <w:r>
+        <w:rPr>
+          <w:rFonts w:eastAsiaTheme="minorEastAsia"/>
+        </w:rPr>
+        <w:t xml:space="preserve">with </w:t>
+      </w:r>
+      <w:r>
+        <w:rPr>
+          <w:rFonts w:eastAsiaTheme="minorEastAsia"/>
+        </w:rPr>
+        <w:t xml:space="preserve">potentially </w:t>
+      </w:r>
+      <w:r>
+        <w:rPr>
+          <w:rFonts w:eastAsiaTheme="minorEastAsia"/>
+        </w:rPr>
+        <w:t>far-</w:t>
+      </w:r>
+      <w:r>
+        <w:rPr>
+          <w:rFonts w:eastAsiaTheme="minorEastAsia"/>
+        </w:rPr>
+        <w:t xml:space="preserve">reaching </w:t>
+      </w:r>
+      <w:r>
+        <w:rPr>
+          <w:rFonts w:eastAsiaTheme="minorEastAsia"/>
+        </w:rPr>
+        <w:t xml:space="preserve">consequences </w:t>
+      </w:r>
+      <w:r>
+        <w:rPr>
+          <w:rFonts w:eastAsiaTheme="minorEastAsia"/>
+        </w:rPr>
+        <w:t xml:space="preserve">on invaded ecosystems. </w:t>
+      </w:r>
+      <w:r>
+        <w:rPr>
+          <w:rFonts w:eastAsiaTheme="minorEastAsia"/>
+        </w:rPr>
+        <w:t>The</w:t>
       </w:r>
       <w:r>
         <w:rPr>
@@ -4578,19 +5602,277 @@
         <w:rPr>
           <w:rFonts w:eastAsiaTheme="minorEastAsia"/>
         </w:rPr>
-        <w:t>Sniegula et al. 2025</w:t>
-      </w:r>
-      <w:r>
-        <w:rPr>
-          <w:rFonts w:eastAsiaTheme="minorEastAsia"/>
-        </w:rPr>
-        <w:t xml:space="preserve">) showing invasive predators can generate stronger NCEs on native prey than native predators, </w:t>
-      </w:r>
-      <w:r>
-        <w:rPr>
-          <w:rFonts w:eastAsiaTheme="minorEastAsia"/>
-        </w:rPr>
-        <w:t xml:space="preserve">with </w:t>
+        <w:t xml:space="preserve">results in our experiments </w:t>
+      </w:r>
+      <w:r>
+        <w:rPr>
+          <w:rFonts w:eastAsiaTheme="minorEastAsia"/>
+        </w:rPr>
+        <w:t>suggest</w:t>
+      </w:r>
+      <w:r>
+        <w:rPr>
+          <w:rFonts w:eastAsiaTheme="minorEastAsia"/>
+        </w:rPr>
+        <w:t xml:space="preserve"> </w:t>
+      </w:r>
+      <w:r>
+        <w:rPr>
+          <w:rFonts w:eastAsiaTheme="minorEastAsia"/>
+        </w:rPr>
+        <w:t xml:space="preserve">the </w:t>
+      </w:r>
+      <w:r>
+        <w:rPr>
+          <w:rFonts w:eastAsiaTheme="minorEastAsia"/>
+        </w:rPr>
+        <w:lastRenderedPageBreak/>
+        <w:t xml:space="preserve">introduction of a novel predator </w:t>
+      </w:r>
+      <w:r>
+        <w:rPr>
+          <w:rFonts w:eastAsiaTheme="minorEastAsia"/>
+        </w:rPr>
+        <w:t>may</w:t>
+      </w:r>
+      <w:r>
+        <w:rPr>
+          <w:rFonts w:eastAsiaTheme="minorEastAsia"/>
+        </w:rPr>
+        <w:t xml:space="preserve"> change the prey’s fear landscape in ways that a </w:t>
+      </w:r>
+      <w:r>
+        <w:rPr>
+          <w:rFonts w:eastAsiaTheme="minorEastAsia"/>
+        </w:rPr>
+        <w:t>native</w:t>
+      </w:r>
+      <w:r>
+        <w:rPr>
+          <w:rFonts w:eastAsiaTheme="minorEastAsia"/>
+        </w:rPr>
+        <w:t xml:space="preserve"> predator does not. </w:t>
+      </w:r>
+      <w:commentRangeEnd w:id="67"/>
+      <w:r>
+        <w:rPr>
+          <w:rStyle w:val="CommentReference"/>
+          <w:rFonts w:eastAsiaTheme="minorEastAsia"/>
+          <w:sz w:val="22"/>
+          <w:szCs w:val="22"/>
+        </w:rPr>
+        <w:commentReference w:id="67"/>
+      </w:r>
+      <w:r>
+        <w:rPr>
+          <w:rFonts w:eastAsiaTheme="minorEastAsia"/>
+        </w:rPr>
+        <w:t>Kōura</w:t>
+      </w:r>
+      <w:r>
+        <w:rPr>
+          <w:rFonts w:eastAsiaTheme="minorEastAsia"/>
+        </w:rPr>
+        <w:t xml:space="preserve"> are a keystone species </w:t>
+      </w:r>
+      <w:r>
+        <w:rPr>
+          <w:rFonts w:eastAsiaTheme="minorEastAsia"/>
+        </w:rPr>
+        <w:t xml:space="preserve">that act as </w:t>
+      </w:r>
+      <w:r>
+        <w:rPr>
+          <w:rFonts w:eastAsiaTheme="minorEastAsia"/>
+        </w:rPr>
+        <w:t>ecosystem engineer</w:t>
+      </w:r>
+      <w:r>
+        <w:rPr>
+          <w:rFonts w:eastAsiaTheme="minorEastAsia"/>
+        </w:rPr>
+        <w:t>s</w:t>
+      </w:r>
+      <w:r>
+        <w:rPr>
+          <w:rFonts w:eastAsiaTheme="minorEastAsia"/>
+        </w:rPr>
+        <w:t xml:space="preserve"> </w:t>
+      </w:r>
+      <w:r>
+        <w:rPr>
+          <w:rFonts w:eastAsiaTheme="minorEastAsia"/>
+        </w:rPr>
+        <w:t>in Aotearoa</w:t>
+      </w:r>
+      <w:r>
+        <w:rPr>
+          <w:rFonts w:eastAsiaTheme="minorEastAsia"/>
+        </w:rPr>
+        <w:t xml:space="preserve"> freshwaters</w:t>
+      </w:r>
+      <w:r>
+        <w:rPr>
+          <w:rFonts w:eastAsiaTheme="minorEastAsia"/>
+        </w:rPr>
+        <w:t xml:space="preserve">, meaning that </w:t>
+      </w:r>
+      <w:r>
+        <w:rPr>
+          <w:rFonts w:eastAsiaTheme="minorEastAsia"/>
+        </w:rPr>
+        <w:t>predator</w:t>
+      </w:r>
+      <w:r>
+        <w:rPr>
+          <w:rFonts w:eastAsiaTheme="minorEastAsia"/>
+        </w:rPr>
+        <w:t xml:space="preserve">-induced changed in </w:t>
+      </w:r>
+      <w:r>
+        <w:rPr>
+          <w:rFonts w:eastAsiaTheme="minorEastAsia"/>
+        </w:rPr>
+        <w:t>kōura</w:t>
+      </w:r>
+      <w:r>
+        <w:rPr>
+          <w:rFonts w:eastAsiaTheme="minorEastAsia"/>
+        </w:rPr>
+        <w:t xml:space="preserve"> behaviour</w:t>
+      </w:r>
+      <w:r>
+        <w:rPr>
+          <w:rFonts w:eastAsiaTheme="minorEastAsia"/>
+        </w:rPr>
+        <w:t xml:space="preserve"> </w:t>
+      </w:r>
+      <w:r>
+        <w:rPr>
+          <w:rFonts w:eastAsiaTheme="minorEastAsia"/>
+        </w:rPr>
+        <w:t>may indirectly affect</w:t>
+      </w:r>
+      <w:r>
+        <w:rPr>
+          <w:rFonts w:eastAsiaTheme="minorEastAsia"/>
+        </w:rPr>
+        <w:t xml:space="preserve"> </w:t>
+      </w:r>
+      <w:r>
+        <w:rPr>
+          <w:rFonts w:eastAsiaTheme="minorEastAsia"/>
+        </w:rPr>
+        <w:t>ecosystem-level properties (</w:t>
+      </w:r>
+      <w:r>
+        <w:rPr>
+          <w:rFonts w:eastAsiaTheme="minorEastAsia"/>
+        </w:rPr>
+        <w:t xml:space="preserve">e.g., </w:t>
+      </w:r>
+      <w:r>
+        <w:rPr>
+          <w:rFonts w:eastAsiaTheme="minorEastAsia"/>
+        </w:rPr>
+        <w:t>resources or other species</w:t>
+      </w:r>
+      <w:r>
+        <w:rPr>
+          <w:rFonts w:eastAsiaTheme="minorEastAsia"/>
+        </w:rPr>
+        <w:t>)</w:t>
+      </w:r>
+      <w:r>
+        <w:rPr>
+          <w:rFonts w:eastAsiaTheme="minorEastAsia"/>
+        </w:rPr>
+        <w:t xml:space="preserve"> through non</w:t>
+      </w:r>
+      <w:r>
+        <w:rPr>
+          <w:rFonts w:eastAsiaTheme="minorEastAsia"/>
+        </w:rPr>
+        <w:t>-</w:t>
+      </w:r>
+      <w:r>
+        <w:rPr>
+          <w:rFonts w:eastAsiaTheme="minorEastAsia"/>
+        </w:rPr>
+        <w:t xml:space="preserve">consumptive pathways (Peacor &amp; Werner 2001). Such indirect effects represent a form of behavioural trophic cascade (Schmitz et al. 1997), whereby predator presence alone drives ecosystem-level change. </w:t>
+      </w:r>
+      <w:commentRangeStart w:id="74"/>
+      <w:r>
+        <w:rPr>
+          <w:rFonts w:eastAsiaTheme="minorEastAsia"/>
+        </w:rPr>
+        <w:t xml:space="preserve">Our </w:t>
+      </w:r>
+      <w:r>
+        <w:rPr>
+          <w:rFonts w:eastAsiaTheme="minorEastAsia"/>
+        </w:rPr>
+        <w:t>results</w:t>
+      </w:r>
+      <w:r>
+        <w:rPr>
+          <w:rFonts w:eastAsiaTheme="minorEastAsia"/>
+        </w:rPr>
+        <w:t xml:space="preserve"> also highlight that prey naivety does not</w:t>
+      </w:r>
+      <w:r>
+        <w:rPr>
+          <w:rFonts w:eastAsiaTheme="minorEastAsia"/>
+        </w:rPr>
+        <w:t xml:space="preserve"> necessarily manifest as</w:t>
+      </w:r>
+      <w:r>
+        <w:rPr>
+          <w:rFonts w:eastAsiaTheme="minorEastAsia"/>
+        </w:rPr>
+        <w:t xml:space="preserve"> a failure to respond </w:t>
+      </w:r>
+      <w:r>
+        <w:rPr>
+          <w:rFonts w:eastAsiaTheme="minorEastAsia"/>
+        </w:rPr>
+        <w:t xml:space="preserve">to novel predators. Instead, naïve prey may </w:t>
+      </w:r>
+      <w:r>
+        <w:rPr>
+          <w:rFonts w:eastAsiaTheme="minorEastAsia"/>
+        </w:rPr>
+        <w:t>exhibit</w:t>
+      </w:r>
+      <w:r>
+        <w:rPr>
+          <w:rFonts w:eastAsiaTheme="minorEastAsia"/>
+        </w:rPr>
+        <w:t xml:space="preserve"> a</w:t>
+      </w:r>
+      <w:r>
+        <w:rPr>
+          <w:rFonts w:eastAsiaTheme="minorEastAsia"/>
+        </w:rPr>
+        <w:t>n</w:t>
+      </w:r>
+      <w:r>
+        <w:rPr>
+          <w:rFonts w:eastAsiaTheme="minorEastAsia"/>
+        </w:rPr>
+        <w:t xml:space="preserve"> over-</w:t>
+      </w:r>
+      <w:r>
+        <w:rPr>
+          <w:rFonts w:eastAsiaTheme="minorEastAsia"/>
+        </w:rPr>
+        <w:t xml:space="preserve">avoiding </w:t>
+      </w:r>
+      <w:r>
+        <w:rPr>
+          <w:rFonts w:eastAsiaTheme="minorEastAsia"/>
+        </w:rPr>
+        <w:t xml:space="preserve">response consistent with generalisation theory (Sih et al. 2010; Ehlman et al. 2019), which </w:t>
       </w:r>
       <w:r>
         <w:rPr>
@@ -4602,307 +5884,6 @@
         <w:rPr>
           <w:rFonts w:eastAsiaTheme="minorEastAsia"/>
         </w:rPr>
-        <w:t>far-</w:t>
-      </w:r>
-      <w:r>
-        <w:rPr>
-          <w:rFonts w:eastAsiaTheme="minorEastAsia"/>
-        </w:rPr>
-        <w:t xml:space="preserve">reaching </w:t>
-      </w:r>
-      <w:r>
-        <w:rPr>
-          <w:rFonts w:eastAsiaTheme="minorEastAsia"/>
-        </w:rPr>
-        <w:t xml:space="preserve">consequences </w:t>
-      </w:r>
-      <w:r>
-        <w:rPr>
-          <w:rFonts w:eastAsiaTheme="minorEastAsia"/>
-        </w:rPr>
-        <w:t xml:space="preserve">on invaded ecosystems. </w:t>
-      </w:r>
-      <w:r>
-        <w:rPr>
-          <w:rFonts w:eastAsiaTheme="minorEastAsia"/>
-        </w:rPr>
-        <w:t>The</w:t>
-      </w:r>
-      <w:r>
-        <w:rPr>
-          <w:rFonts w:eastAsiaTheme="minorEastAsia"/>
-        </w:rPr>
-        <w:t xml:space="preserve"> </w:t>
-      </w:r>
-      <w:r>
-        <w:rPr>
-          <w:rFonts w:eastAsiaTheme="minorEastAsia"/>
-        </w:rPr>
-        <w:t xml:space="preserve">results in our experiments </w:t>
-      </w:r>
-      <w:r>
-        <w:rPr>
-          <w:rFonts w:eastAsiaTheme="minorEastAsia"/>
-        </w:rPr>
-        <w:t>suggest</w:t>
-      </w:r>
-      <w:r>
-        <w:rPr>
-          <w:rFonts w:eastAsiaTheme="minorEastAsia"/>
-        </w:rPr>
-        <w:t xml:space="preserve"> </w:t>
-      </w:r>
-      <w:r>
-        <w:rPr>
-          <w:rFonts w:eastAsiaTheme="minorEastAsia"/>
-        </w:rPr>
-        <w:t xml:space="preserve">the introduction of a </w:t>
-      </w:r>
-      <w:r>
-        <w:rPr>
-          <w:rFonts w:eastAsiaTheme="minorEastAsia"/>
-        </w:rPr>
-        <w:lastRenderedPageBreak/>
-        <w:t xml:space="preserve">novel predator </w:t>
-      </w:r>
-      <w:r>
-        <w:rPr>
-          <w:rFonts w:eastAsiaTheme="minorEastAsia"/>
-        </w:rPr>
-        <w:t>may</w:t>
-      </w:r>
-      <w:r>
-        <w:rPr>
-          <w:rFonts w:eastAsiaTheme="minorEastAsia"/>
-        </w:rPr>
-        <w:t xml:space="preserve"> change the prey’s fear landscape in ways that a </w:t>
-      </w:r>
-      <w:r>
-        <w:rPr>
-          <w:rFonts w:eastAsiaTheme="minorEastAsia"/>
-        </w:rPr>
-        <w:t>native</w:t>
-      </w:r>
-      <w:r>
-        <w:rPr>
-          <w:rFonts w:eastAsiaTheme="minorEastAsia"/>
-        </w:rPr>
-        <w:t xml:space="preserve"> predator does not. </w:t>
-      </w:r>
-      <w:r>
-        <w:rPr>
-          <w:rFonts w:eastAsiaTheme="minorEastAsia"/>
-        </w:rPr>
-        <w:t>Kōura</w:t>
-      </w:r>
-      <w:r>
-        <w:rPr>
-          <w:rFonts w:eastAsiaTheme="minorEastAsia"/>
-        </w:rPr>
-        <w:t xml:space="preserve"> are a keystone species </w:t>
-      </w:r>
-      <w:r>
-        <w:rPr>
-          <w:rFonts w:eastAsiaTheme="minorEastAsia"/>
-        </w:rPr>
-        <w:t xml:space="preserve">that act as </w:t>
-      </w:r>
-      <w:r>
-        <w:rPr>
-          <w:rFonts w:eastAsiaTheme="minorEastAsia"/>
-        </w:rPr>
-        <w:t>ecosystem engineer</w:t>
-      </w:r>
-      <w:r>
-        <w:rPr>
-          <w:rFonts w:eastAsiaTheme="minorEastAsia"/>
-        </w:rPr>
-        <w:t>s</w:t>
-      </w:r>
-      <w:r>
-        <w:rPr>
-          <w:rFonts w:eastAsiaTheme="minorEastAsia"/>
-        </w:rPr>
-        <w:t xml:space="preserve"> </w:t>
-      </w:r>
-      <w:r>
-        <w:rPr>
-          <w:rFonts w:eastAsiaTheme="minorEastAsia"/>
-        </w:rPr>
-        <w:t>in Aotearoa</w:t>
-      </w:r>
-      <w:r>
-        <w:rPr>
-          <w:rFonts w:eastAsiaTheme="minorEastAsia"/>
-        </w:rPr>
-        <w:t xml:space="preserve"> freshwaters</w:t>
-      </w:r>
-      <w:r>
-        <w:rPr>
-          <w:rFonts w:eastAsiaTheme="minorEastAsia"/>
-        </w:rPr>
-        <w:t xml:space="preserve">, meaning that </w:t>
-      </w:r>
-      <w:r>
-        <w:rPr>
-          <w:rFonts w:eastAsiaTheme="minorEastAsia"/>
-        </w:rPr>
-        <w:t>predator</w:t>
-      </w:r>
-      <w:r>
-        <w:rPr>
-          <w:rFonts w:eastAsiaTheme="minorEastAsia"/>
-        </w:rPr>
-        <w:t xml:space="preserve">-induced changed in </w:t>
-      </w:r>
-      <w:r>
-        <w:rPr>
-          <w:rFonts w:eastAsiaTheme="minorEastAsia"/>
-        </w:rPr>
-        <w:t>kōura</w:t>
-      </w:r>
-      <w:r>
-        <w:rPr>
-          <w:rFonts w:eastAsiaTheme="minorEastAsia"/>
-        </w:rPr>
-        <w:t xml:space="preserve"> behaviour</w:t>
-      </w:r>
-      <w:r>
-        <w:rPr>
-          <w:rFonts w:eastAsiaTheme="minorEastAsia"/>
-        </w:rPr>
-        <w:t xml:space="preserve"> </w:t>
-      </w:r>
-      <w:r>
-        <w:rPr>
-          <w:rFonts w:eastAsiaTheme="minorEastAsia"/>
-        </w:rPr>
-        <w:t>may indirectly affect</w:t>
-      </w:r>
-      <w:r>
-        <w:rPr>
-          <w:rFonts w:eastAsiaTheme="minorEastAsia"/>
-        </w:rPr>
-        <w:t xml:space="preserve"> </w:t>
-      </w:r>
-      <w:r>
-        <w:rPr>
-          <w:rFonts w:eastAsiaTheme="minorEastAsia"/>
-        </w:rPr>
-        <w:t>ecosystem-level properties (</w:t>
-      </w:r>
-      <w:r>
-        <w:rPr>
-          <w:rFonts w:eastAsiaTheme="minorEastAsia"/>
-        </w:rPr>
-        <w:t xml:space="preserve">e.g., </w:t>
-      </w:r>
-      <w:r>
-        <w:rPr>
-          <w:rFonts w:eastAsiaTheme="minorEastAsia"/>
-        </w:rPr>
-        <w:t>resources or other species</w:t>
-      </w:r>
-      <w:r>
-        <w:rPr>
-          <w:rFonts w:eastAsiaTheme="minorEastAsia"/>
-        </w:rPr>
-        <w:t>)</w:t>
-      </w:r>
-      <w:r>
-        <w:rPr>
-          <w:rFonts w:eastAsiaTheme="minorEastAsia"/>
-        </w:rPr>
-        <w:t xml:space="preserve"> through non</w:t>
-      </w:r>
-      <w:r>
-        <w:rPr>
-          <w:rFonts w:eastAsiaTheme="minorEastAsia"/>
-        </w:rPr>
-        <w:t>-</w:t>
-      </w:r>
-      <w:r>
-        <w:rPr>
-          <w:rFonts w:eastAsiaTheme="minorEastAsia"/>
-        </w:rPr>
-        <w:t xml:space="preserve">consumptive pathways (Peacor &amp; Werner 2001). Such indirect effects represent a form of behavioural trophic cascade (Schmitz et al. 1997), whereby predator presence alone drives ecosystem-level change. Our </w:t>
-      </w:r>
-      <w:r>
-        <w:rPr>
-          <w:rFonts w:eastAsiaTheme="minorEastAsia"/>
-        </w:rPr>
-        <w:t>results</w:t>
-      </w:r>
-      <w:r>
-        <w:rPr>
-          <w:rFonts w:eastAsiaTheme="minorEastAsia"/>
-        </w:rPr>
-        <w:t xml:space="preserve"> also highlight that prey naivety does not</w:t>
-      </w:r>
-      <w:r>
-        <w:rPr>
-          <w:rFonts w:eastAsiaTheme="minorEastAsia"/>
-        </w:rPr>
-        <w:t xml:space="preserve"> necessarily manifest as</w:t>
-      </w:r>
-      <w:r>
-        <w:rPr>
-          <w:rFonts w:eastAsiaTheme="minorEastAsia"/>
-        </w:rPr>
-        <w:t xml:space="preserve"> a failure to respond </w:t>
-      </w:r>
-      <w:r>
-        <w:rPr>
-          <w:rFonts w:eastAsiaTheme="minorEastAsia"/>
-        </w:rPr>
-        <w:t xml:space="preserve">to novel predators. Instead, naïve prey may </w:t>
-      </w:r>
-      <w:r>
-        <w:rPr>
-          <w:rFonts w:eastAsiaTheme="minorEastAsia"/>
-        </w:rPr>
-        <w:t>exhibit</w:t>
-      </w:r>
-      <w:r>
-        <w:rPr>
-          <w:rFonts w:eastAsiaTheme="minorEastAsia"/>
-        </w:rPr>
-        <w:t xml:space="preserve"> a</w:t>
-      </w:r>
-      <w:r>
-        <w:rPr>
-          <w:rFonts w:eastAsiaTheme="minorEastAsia"/>
-        </w:rPr>
-        <w:t>n</w:t>
-      </w:r>
-      <w:r>
-        <w:rPr>
-          <w:rFonts w:eastAsiaTheme="minorEastAsia"/>
-        </w:rPr>
-        <w:t xml:space="preserve"> over-</w:t>
-      </w:r>
-      <w:r>
-        <w:rPr>
-          <w:rFonts w:eastAsiaTheme="minorEastAsia"/>
-        </w:rPr>
-        <w:t xml:space="preserve">avoiding </w:t>
-      </w:r>
-      <w:r>
-        <w:rPr>
-          <w:rFonts w:eastAsiaTheme="minorEastAsia"/>
-        </w:rPr>
-        <w:t xml:space="preserve">response consistent with generalisation theory (Sih et al. 2010; Ehlman et al. 2019), which </w:t>
-      </w:r>
-      <w:r>
-        <w:rPr>
-          <w:rFonts w:eastAsiaTheme="minorEastAsia"/>
-        </w:rPr>
-        <w:t xml:space="preserve">potentially </w:t>
-      </w:r>
-      <w:r>
-        <w:rPr>
-          <w:rFonts w:eastAsiaTheme="minorEastAsia"/>
-        </w:rPr>
         <w:t xml:space="preserve">has </w:t>
       </w:r>
       <w:r>
@@ -4922,6 +5903,16 @@
           <w:rFonts w:eastAsiaTheme="minorEastAsia"/>
         </w:rPr>
         <w:t>for predicting the ecological impacts of invasive species.</w:t>
+      </w:r>
+      <w:commentRangeEnd w:id="74"/>
+      <w:r>
+        <w:rPr>
+          <w:rStyle w:val="CommentReference"/>
+          <w:rFonts w:eastAsiaTheme="minorEastAsia"/>
+          <w:sz w:val="22"/>
+          <w:szCs w:val="22"/>
+        </w:rPr>
+        <w:commentReference w:id="74"/>
       </w:r>
     </w:p>
     <w:p>
@@ -4934,6 +5925,9 @@
           <w:lang w:val="en-GB"/>
         </w:rPr>
       </w:pPr>
+      <w:commentRangeStart w:id="75"/>
+      <w:commentRangeStart w:id="76"/>
+      <w:commentRangeStart w:id="77"/>
       <w:r>
         <w:rPr>
           <w:rFonts w:eastAsiaTheme="minorEastAsia"/>
@@ -4942,6 +5936,45 @@
           <w:lang w:val="en-GB"/>
         </w:rPr>
         <w:t>Refuge use</w:t>
+      </w:r>
+      <w:commentRangeEnd w:id="76"/>
+      <w:r>
+        <w:rPr>
+          <w:rStyle w:val="CommentReference"/>
+          <w:rFonts w:eastAsiaTheme="minorEastAsia"/>
+          <w:b/>
+          <w:bCs/>
+          <w:sz w:val="22"/>
+          <w:szCs w:val="22"/>
+          <w:lang w:val="en-GB"/>
+        </w:rPr>
+        <w:commentReference w:id="76"/>
+      </w:r>
+      <w:commentRangeEnd w:id="77"/>
+      <w:r>
+        <w:rPr>
+          <w:rStyle w:val="CommentReference"/>
+          <w:rFonts w:eastAsiaTheme="minorEastAsia"/>
+          <w:b/>
+          <w:bCs/>
+          <w:sz w:val="22"/>
+          <w:szCs w:val="22"/>
+          <w:lang w:val="en-GB"/>
+        </w:rPr>
+        <w:commentReference w:id="77"/>
+      </w:r>
+      <w:commentRangeEnd w:id="75"/>
+      <w:r>
+        <w:rPr>
+          <w:rStyle w:val="CommentReference"/>
+          <w:rFonts w:eastAsiaTheme="minorEastAsia"/>
+          <w:b/>
+          <w:bCs/>
+          <w:sz w:val="22"/>
+          <w:szCs w:val="22"/>
+          <w:lang w:val="en-GB"/>
+        </w:rPr>
+        <w:commentReference w:id="75"/>
       </w:r>
     </w:p>
     <w:p>
@@ -5314,63 +6347,104 @@
         <w:rPr>
           <w:rFonts w:eastAsiaTheme="minorEastAsia"/>
         </w:rPr>
-        <w:t xml:space="preserve">by </w:t>
-      </w:r>
-      <w:proofErr w:type="spellStart"/>
-      <w:r>
-        <w:rPr>
-          <w:rFonts w:eastAsiaTheme="minorEastAsia"/>
-        </w:rPr>
-        <w:t>koūra</w:t>
-      </w:r>
-      <w:proofErr w:type="spellEnd"/>
+        <w:t>by k</w:t>
+      </w:r>
+      <w:ins w:id="78" w:author="Raven, Olivier (Student)" w:date="2026-09-15T12:24:00Z" w16du:dateUtc="2026-09-15T00:24:00Z">
+        <w:r>
+          <w:rPr>
+            <w:rFonts w:eastAsiaTheme="minorEastAsia"/>
+          </w:rPr>
+          <w:t>ō</w:t>
+        </w:r>
+      </w:ins>
+      <w:del w:id="79" w:author="Raven, Olivier (Student)" w:date="2026-09-15T12:24:00Z" w16du:dateUtc="2026-09-15T00:24:00Z">
+        <w:r>
+          <w:rPr>
+            <w:rFonts w:eastAsiaTheme="minorEastAsia"/>
+          </w:rPr>
+          <w:delText>o</w:delText>
+        </w:r>
+      </w:del>
+      <w:ins w:id="80" w:author="Raven, Olivier (Student)" w:date="2026-09-15T12:24:00Z" w16du:dateUtc="2026-09-15T00:24:00Z">
+        <w:r>
+          <w:rPr>
+            <w:rFonts w:eastAsiaTheme="minorEastAsia"/>
+          </w:rPr>
+          <w:t>u</w:t>
+        </w:r>
+      </w:ins>
+      <w:del w:id="81" w:author="Raven, Olivier (Student)" w:date="2026-09-15T12:24:00Z" w16du:dateUtc="2026-09-15T00:24:00Z">
+        <w:r>
+          <w:rPr>
+            <w:rFonts w:eastAsiaTheme="minorEastAsia"/>
+          </w:rPr>
+          <w:delText>ū</w:delText>
+        </w:r>
+      </w:del>
+      <w:r>
+        <w:rPr>
+          <w:rFonts w:eastAsiaTheme="minorEastAsia"/>
+        </w:rPr>
+        <w:t xml:space="preserve">ra </w:t>
+      </w:r>
+      <w:r>
+        <w:rPr>
+          <w:rFonts w:eastAsiaTheme="minorEastAsia"/>
+        </w:rPr>
+        <w:t>was similar across treatments but highly variable</w:t>
+      </w:r>
+      <w:r>
+        <w:rPr>
+          <w:rFonts w:eastAsiaTheme="minorEastAsia"/>
+        </w:rPr>
+        <w:t xml:space="preserve"> at the individual level</w:t>
+      </w:r>
+      <w:r>
+        <w:rPr>
+          <w:rFonts w:eastAsiaTheme="minorEastAsia"/>
+        </w:rPr>
+        <w:t xml:space="preserve">, reflecting substantial behavioural variation. The control treatment showed increasing refuge use over time, particularly under light conditions, which is unsurprising given that kōura are nocturnally adapted and need to remain hidden during daylight to avoid visual predators such as </w:t>
+      </w:r>
+      <w:r>
+        <w:rPr>
+          <w:rFonts w:eastAsiaTheme="minorEastAsia"/>
+        </w:rPr>
+        <w:t>cormorants</w:t>
+      </w:r>
+      <w:r>
+        <w:rPr>
+          <w:rFonts w:eastAsiaTheme="minorEastAsia"/>
+        </w:rPr>
+        <w:t xml:space="preserve"> (Devcich 1979). </w:t>
+      </w:r>
+      <w:commentRangeStart w:id="82"/>
+      <w:r>
+        <w:rPr>
+          <w:rFonts w:eastAsiaTheme="minorEastAsia"/>
+        </w:rPr>
+        <w:t>Importantly, treatment effects on refuge use depended on light condition.</w:t>
+      </w:r>
       <w:r>
         <w:rPr>
           <w:rFonts w:eastAsiaTheme="minorEastAsia"/>
         </w:rPr>
         <w:t xml:space="preserve"> </w:t>
       </w:r>
-      <w:r>
-        <w:rPr>
-          <w:rFonts w:eastAsiaTheme="minorEastAsia"/>
-        </w:rPr>
-        <w:t>was similar across treatments but highly variable</w:t>
-      </w:r>
-      <w:r>
-        <w:rPr>
-          <w:rFonts w:eastAsiaTheme="minorEastAsia"/>
-        </w:rPr>
-        <w:t xml:space="preserve"> at the individual level</w:t>
-      </w:r>
-      <w:r>
-        <w:rPr>
-          <w:rFonts w:eastAsiaTheme="minorEastAsia"/>
-        </w:rPr>
-        <w:t xml:space="preserve">, reflecting substantial behavioural variation. The control treatment showed increasing refuge use over time, particularly under light conditions, which is unsurprising given that kōura are nocturnally adapted and need to remain hidden during daylight to avoid visual predators such as </w:t>
-      </w:r>
-      <w:r>
-        <w:rPr>
-          <w:rFonts w:eastAsiaTheme="minorEastAsia"/>
-        </w:rPr>
-        <w:t>cormorants</w:t>
-      </w:r>
-      <w:r>
-        <w:rPr>
-          <w:rFonts w:eastAsiaTheme="minorEastAsia"/>
-        </w:rPr>
-        <w:t xml:space="preserve"> (Devcich 1979). </w:t>
-      </w:r>
-      <w:r>
-        <w:rPr>
-          <w:rFonts w:eastAsiaTheme="minorEastAsia"/>
-        </w:rPr>
-        <w:t>Importantly, treatment effects on refuge use depended on light condition.</w:t>
-      </w:r>
-      <w:r>
-        <w:rPr>
-          <w:rFonts w:eastAsiaTheme="minorEastAsia"/>
-        </w:rPr>
-        <w:t xml:space="preserve"> Under dark conditions</w:t>
+      <w:commentRangeEnd w:id="82"/>
+      <w:r>
+        <w:rPr>
+          <w:rStyle w:val="CommentReference"/>
+          <w:rFonts w:eastAsiaTheme="minorEastAsia"/>
+          <w:sz w:val="22"/>
+          <w:szCs w:val="22"/>
+        </w:rPr>
+        <w:commentReference w:id="82"/>
+      </w:r>
+      <w:r>
+        <w:rPr>
+          <w:rFonts w:eastAsiaTheme="minorEastAsia"/>
+        </w:rPr>
+        <w:t>Under dark conditions</w:t>
       </w:r>
       <w:r>
         <w:rPr>
@@ -5384,6 +6458,7 @@
         </w:rPr>
         <w:t xml:space="preserve">resulted in significantly greater refuge use than eel exposure. </w:t>
       </w:r>
+      <w:commentRangeStart w:id="83"/>
       <w:r>
         <w:rPr>
           <w:rFonts w:eastAsiaTheme="minorEastAsia"/>
@@ -5400,7 +6475,23 @@
         <w:rPr>
           <w:rFonts w:eastAsiaTheme="minorEastAsia"/>
         </w:rPr>
-        <w:t xml:space="preserve"> intermediate between the two predator treatments, though the reasons for this pattern are unclear from the current data. The </w:t>
+        <w:t xml:space="preserve"> intermediate between the two predator treatments, though the reasons for this pattern are unclear from the current data.</w:t>
+      </w:r>
+      <w:commentRangeEnd w:id="83"/>
+      <w:r>
+        <w:rPr>
+          <w:rStyle w:val="CommentReference"/>
+          <w:rFonts w:eastAsiaTheme="minorEastAsia"/>
+          <w:sz w:val="22"/>
+          <w:szCs w:val="22"/>
+        </w:rPr>
+        <w:commentReference w:id="83"/>
+      </w:r>
+      <w:r>
+        <w:rPr>
+          <w:rFonts w:eastAsiaTheme="minorEastAsia"/>
+        </w:rPr>
+        <w:t xml:space="preserve"> The </w:t>
       </w:r>
       <w:r>
         <w:rPr>
@@ -5448,25 +6539,65 @@
         <w:rPr>
           <w:rFonts w:eastAsiaTheme="minorEastAsia"/>
         </w:rPr>
-        <w:t xml:space="preserve"> eels indicates biologically meaningful differences in </w:t>
-      </w:r>
-      <w:r>
-        <w:rPr>
-          <w:rFonts w:eastAsiaTheme="minorEastAsia"/>
-        </w:rPr>
-        <w:t>NCE</w:t>
-      </w:r>
-      <w:r>
-        <w:rPr>
-          <w:rFonts w:eastAsiaTheme="minorEastAsia"/>
-        </w:rPr>
-        <w:t xml:space="preserve"> between </w:t>
-      </w:r>
-      <w:r>
-        <w:rPr>
-          <w:rFonts w:eastAsiaTheme="minorEastAsia"/>
-        </w:rPr>
-        <w:t xml:space="preserve">exposure to a </w:t>
+        <w:t xml:space="preserve"> eels indicates biologically meaningful differences in</w:t>
+      </w:r>
+      <w:ins w:id="84" w:author="Raven, Olivier (Student)" w:date="2026-09-18T13:34:00Z" w16du:dateUtc="2026-09-18T01:34:00Z">
+        <w:r>
+          <w:rPr>
+            <w:rFonts w:eastAsiaTheme="minorEastAsia"/>
+          </w:rPr>
+          <w:t xml:space="preserve"> </w:t>
+        </w:r>
+        <w:r>
+          <w:rPr>
+            <w:rFonts w:eastAsiaTheme="minorEastAsia"/>
+          </w:rPr>
+          <w:t>behavioural</w:t>
+        </w:r>
+        <w:r>
+          <w:rPr>
+            <w:rFonts w:eastAsiaTheme="minorEastAsia"/>
+          </w:rPr>
+          <w:t xml:space="preserve"> </w:t>
+        </w:r>
+        <w:r>
+          <w:rPr>
+            <w:rFonts w:eastAsiaTheme="minorEastAsia"/>
+          </w:rPr>
+          <w:t xml:space="preserve">responses </w:t>
+        </w:r>
+      </w:ins>
+      <w:del w:id="85" w:author="Raven, Olivier (Student)" w:date="2026-09-18T13:34:00Z" w16du:dateUtc="2026-09-18T01:34:00Z">
+        <w:r>
+          <w:rPr>
+            <w:rFonts w:eastAsiaTheme="minorEastAsia"/>
+          </w:rPr>
+          <w:delText xml:space="preserve"> </w:delText>
+        </w:r>
+        <w:r>
+          <w:rPr>
+            <w:rFonts w:eastAsiaTheme="minorEastAsia"/>
+          </w:rPr>
+          <w:delText>NCE</w:delText>
+        </w:r>
+        <w:r>
+          <w:rPr>
+            <w:rFonts w:eastAsiaTheme="minorEastAsia"/>
+          </w:rPr>
+          <w:delText xml:space="preserve"> between </w:delText>
+        </w:r>
+        <w:r>
+          <w:rPr>
+            <w:rFonts w:eastAsiaTheme="minorEastAsia"/>
+          </w:rPr>
+          <w:delText xml:space="preserve">exposure </w:delText>
+        </w:r>
+      </w:del>
+      <w:r>
+        <w:rPr>
+          <w:rFonts w:eastAsiaTheme="minorEastAsia"/>
+        </w:rPr>
+        <w:t xml:space="preserve">to a </w:t>
       </w:r>
       <w:r>
         <w:rPr>
@@ -5483,6 +6614,7 @@
           <w:lang w:val="en-GB"/>
         </w:rPr>
       </w:pPr>
+      <w:commentRangeStart w:id="86"/>
       <w:r>
         <w:rPr>
           <w:rFonts w:eastAsiaTheme="minorEastAsia"/>
@@ -5533,7 +6665,24 @@
         <w:rPr>
           <w:rFonts w:eastAsiaTheme="minorEastAsia"/>
         </w:rPr>
-        <w:t>. The lakes naturally have restricted access</w:t>
+        <w:t xml:space="preserve">. </w:t>
+      </w:r>
+      <w:commentRangeEnd w:id="86"/>
+      <w:r>
+        <w:rPr>
+          <w:rStyle w:val="CommentReference"/>
+          <w:rFonts w:eastAsiaTheme="minorEastAsia"/>
+          <w:sz w:val="22"/>
+          <w:szCs w:val="22"/>
+        </w:rPr>
+        <w:commentReference w:id="86"/>
+      </w:r>
+      <w:commentRangeStart w:id="87"/>
+      <w:r>
+        <w:rPr>
+          <w:rFonts w:eastAsiaTheme="minorEastAsia"/>
+        </w:rPr>
+        <w:t>The lakes naturally have restricted access</w:t>
       </w:r>
       <w:r>
         <w:rPr>
@@ -5691,7 +6840,25 @@
           <w:rFonts w:eastAsiaTheme="minorEastAsia"/>
           <w:lang w:val="en-GB"/>
         </w:rPr>
-        <w:t xml:space="preserve">way (Shave et al. 1994). Instead of hiding, kōura may rely on contextual information, such as predator size, movement patterns, or chemical concentrations, to modulate their response (Wood &amp; Moore 2020a). </w:t>
+        <w:t>way (Shave et al. 1994).</w:t>
+      </w:r>
+      <w:commentRangeEnd w:id="87"/>
+      <w:r>
+        <w:rPr>
+          <w:rStyle w:val="CommentReference"/>
+          <w:rFonts w:eastAsiaTheme="minorEastAsia"/>
+          <w:sz w:val="22"/>
+          <w:szCs w:val="22"/>
+          <w:lang w:val="en-GB"/>
+        </w:rPr>
+        <w:commentReference w:id="87"/>
+      </w:r>
+      <w:r>
+        <w:rPr>
+          <w:rFonts w:eastAsiaTheme="minorEastAsia"/>
+          <w:lang w:val="en-GB"/>
+        </w:rPr>
+        <w:t xml:space="preserve"> Instead of hiding, kōura may rely on contextual information, such as predator size, movement patterns, or chemical concentrations, to modulate their response (Wood &amp; Moore 2020a). </w:t>
       </w:r>
       <w:r>
         <w:rPr>
@@ -5866,6 +7033,7 @@
         </w:rPr>
         <w:t xml:space="preserve">. </w:t>
       </w:r>
+      <w:commentRangeStart w:id="88"/>
       <w:r>
         <w:rPr>
           <w:rFonts w:eastAsiaTheme="minorEastAsia"/>
@@ -5975,7 +7143,25 @@
           <w:rFonts w:eastAsiaTheme="minorEastAsia"/>
           <w:lang w:val="en-GB"/>
         </w:rPr>
-        <w:t xml:space="preserve">period. This </w:t>
+        <w:t xml:space="preserve">period. </w:t>
+      </w:r>
+      <w:commentRangeEnd w:id="88"/>
+      <w:r>
+        <w:rPr>
+          <w:rStyle w:val="CommentReference"/>
+          <w:rFonts w:eastAsiaTheme="minorEastAsia"/>
+          <w:sz w:val="22"/>
+          <w:szCs w:val="22"/>
+          <w:lang w:val="en-GB"/>
+        </w:rPr>
+        <w:commentReference w:id="88"/>
+      </w:r>
+      <w:r>
+        <w:rPr>
+          <w:rFonts w:eastAsiaTheme="minorEastAsia"/>
+          <w:lang w:val="en-GB"/>
+        </w:rPr>
+        <w:t xml:space="preserve">This </w:t>
       </w:r>
       <w:r>
         <w:rPr>
@@ -6011,6 +7197,7 @@
         </w:rPr>
         <w:t xml:space="preserve"> </w:t>
       </w:r>
+      <w:commentRangeStart w:id="89"/>
       <w:r>
         <w:rPr>
           <w:rFonts w:eastAsiaTheme="minorEastAsia"/>
@@ -6079,7 +7266,25 @@
           <w:rFonts w:eastAsiaTheme="minorEastAsia"/>
           <w:lang w:val="en-GB"/>
         </w:rPr>
-        <w:t xml:space="preserve"> (i.e. a “flight” response). If this was the behavioural motivation</w:t>
+        <w:t xml:space="preserve"> (i.e. a “flight” response). </w:t>
+      </w:r>
+      <w:commentRangeEnd w:id="89"/>
+      <w:r>
+        <w:rPr>
+          <w:rStyle w:val="CommentReference"/>
+          <w:rFonts w:eastAsiaTheme="minorEastAsia"/>
+          <w:sz w:val="22"/>
+          <w:szCs w:val="22"/>
+          <w:lang w:val="en-GB"/>
+        </w:rPr>
+        <w:commentReference w:id="89"/>
+      </w:r>
+      <w:r>
+        <w:rPr>
+          <w:rFonts w:eastAsiaTheme="minorEastAsia"/>
+          <w:lang w:val="en-GB"/>
+        </w:rPr>
+        <w:t>If this was the behavioural motivation</w:t>
       </w:r>
       <w:r>
         <w:rPr>
@@ -6153,6 +7358,8 @@
           <w:lang w:val="en-GB"/>
         </w:rPr>
       </w:pPr>
+      <w:commentRangeStart w:id="90"/>
+      <w:commentRangeStart w:id="91"/>
       <w:r>
         <w:rPr>
           <w:rFonts w:eastAsiaTheme="minorEastAsia"/>
@@ -6534,29 +7741,134 @@
           <w:rFonts w:ascii="Calibri" w:eastAsia="Calibri" w:hAnsi="Calibri" w:cs="Calibri"/>
           <w:lang w:val="en-GB"/>
         </w:rPr>
-        <w:t xml:space="preserve">). In the current study, the longest starvation period was </w:t>
-      </w:r>
+        <w:t xml:space="preserve">). </w:t>
+      </w:r>
+      <w:del w:id="92" w:author="Raven, Olivier (Student)" w:date="2026-09-18T13:36:00Z" w16du:dateUtc="2026-09-18T01:36:00Z">
+        <w:r>
+          <w:rPr>
+            <w:rFonts w:ascii="Calibri" w:eastAsia="Calibri" w:hAnsi="Calibri" w:cs="Calibri"/>
+            <w:lang w:val="en-GB"/>
+          </w:rPr>
+          <w:delText xml:space="preserve">In the current study, the longest starvation period was </w:delText>
+        </w:r>
+        <w:r>
+          <w:rPr>
+            <w:rFonts w:ascii="Calibri" w:eastAsia="Calibri" w:hAnsi="Calibri" w:cs="Calibri"/>
+            <w:lang w:val="en-GB"/>
+          </w:rPr>
+          <w:delText>four</w:delText>
+        </w:r>
+        <w:r>
+          <w:rPr>
+            <w:rFonts w:ascii="Calibri" w:eastAsia="Calibri" w:hAnsi="Calibri" w:cs="Calibri"/>
+            <w:lang w:val="en-GB"/>
+          </w:rPr>
+          <w:delText xml:space="preserve"> days and at this point </w:delText>
+        </w:r>
+        <w:commentRangeStart w:id="93"/>
+        <w:r>
+          <w:rPr>
+            <w:rFonts w:ascii="Calibri" w:eastAsia="Calibri" w:hAnsi="Calibri" w:cs="Calibri"/>
+            <w:lang w:val="en-GB"/>
+          </w:rPr>
+          <w:delText>there was a clear discrepancy between the control feeding rate and the much lower feeding rates in the two fish treatments.</w:delText>
+        </w:r>
+      </w:del>
+      <w:ins w:id="94" w:author="Raven, Olivier (Student)" w:date="2026-09-18T13:38:00Z" w16du:dateUtc="2026-09-18T01:38:00Z">
+        <w:r>
+          <w:rPr>
+            <w:rFonts w:ascii="Calibri" w:eastAsia="Calibri" w:hAnsi="Calibri" w:cs="Calibri"/>
+            <w:lang w:val="en-GB"/>
+          </w:rPr>
+          <w:t>A</w:t>
+        </w:r>
+      </w:ins>
+      <w:ins w:id="95" w:author="Raven, Olivier (Student)" w:date="2026-09-18T13:36:00Z" w16du:dateUtc="2026-09-18T01:36:00Z">
+        <w:r>
+          <w:rPr>
+            <w:rFonts w:ascii="Calibri" w:eastAsia="Calibri" w:hAnsi="Calibri" w:cs="Calibri"/>
+            <w:lang w:val="en-GB"/>
+          </w:rPr>
+          <w:t xml:space="preserve">t day 4, control feeding rates were numerically higher </w:t>
+        </w:r>
+      </w:ins>
+      <w:ins w:id="96" w:author="Raven, Olivier (Student)" w:date="2026-09-18T13:38:00Z" w16du:dateUtc="2026-09-18T01:38:00Z">
+        <w:r>
+          <w:rPr>
+            <w:rFonts w:ascii="Calibri" w:eastAsia="Calibri" w:hAnsi="Calibri" w:cs="Calibri"/>
+            <w:lang w:val="en-GB"/>
+          </w:rPr>
+          <w:t>than</w:t>
+        </w:r>
+      </w:ins>
+      <w:ins w:id="97" w:author="Raven, Olivier (Student)" w:date="2026-09-18T13:36:00Z" w16du:dateUtc="2026-09-18T01:36:00Z">
+        <w:r>
+          <w:rPr>
+            <w:rFonts w:ascii="Calibri" w:eastAsia="Calibri" w:hAnsi="Calibri" w:cs="Calibri"/>
+            <w:lang w:val="en-GB"/>
+          </w:rPr>
+          <w:t xml:space="preserve"> the two fish </w:t>
+        </w:r>
+      </w:ins>
+      <w:ins w:id="98" w:author="Raven, Olivier (Student)" w:date="2026-09-18T13:38:00Z" w16du:dateUtc="2026-09-18T01:38:00Z">
+        <w:r>
+          <w:rPr>
+            <w:rFonts w:ascii="Calibri" w:eastAsia="Calibri" w:hAnsi="Calibri" w:cs="Calibri"/>
+            <w:lang w:val="en-GB"/>
+          </w:rPr>
+          <w:t>treatments</w:t>
+        </w:r>
+      </w:ins>
+      <w:ins w:id="99" w:author="Raven, Olivier (Student)" w:date="2026-09-18T13:36:00Z" w16du:dateUtc="2026-09-18T01:36:00Z">
+        <w:r>
+          <w:rPr>
+            <w:rFonts w:ascii="Calibri" w:eastAsia="Calibri" w:hAnsi="Calibri" w:cs="Calibri"/>
+            <w:lang w:val="en-GB"/>
+          </w:rPr>
+          <w:t>, though this difference was not statistically significant and the d</w:t>
+        </w:r>
+      </w:ins>
+      <w:ins w:id="100" w:author="Raven, Olivier (Student)" w:date="2026-09-18T13:37:00Z" w16du:dateUtc="2026-09-18T01:37:00Z">
+        <w:r>
+          <w:rPr>
+            <w:rFonts w:ascii="Calibri" w:eastAsia="Calibri" w:hAnsi="Calibri" w:cs="Calibri"/>
+            <w:lang w:val="en-GB"/>
+          </w:rPr>
+          <w:t>irection of the trend reversed at day 3.</w:t>
+        </w:r>
+      </w:ins>
       <w:r>
         <w:rPr>
           <w:rFonts w:ascii="Calibri" w:eastAsia="Calibri" w:hAnsi="Calibri" w:cs="Calibri"/>
           <w:lang w:val="en-GB"/>
         </w:rPr>
-        <w:t>four</w:t>
-      </w:r>
-      <w:r>
-        <w:rPr>
+        <w:t xml:space="preserve"> </w:t>
+      </w:r>
+      <w:commentRangeEnd w:id="93"/>
+      <w:r>
+        <w:rPr>
+          <w:rStyle w:val="CommentReference"/>
           <w:rFonts w:ascii="Calibri" w:eastAsia="Calibri" w:hAnsi="Calibri" w:cs="Calibri"/>
-          <w:lang w:val="en-GB"/>
-        </w:rPr>
-        <w:t xml:space="preserve"> days and at this point there was a clear discrepancy between the control feeding rate and the much lower feeding rates in the two fish treatments. Allowing for ethics and welfare concerns, if we had extended the </w:t>
+          <w:sz w:val="22"/>
+          <w:szCs w:val="22"/>
+          <w:lang w:val="en-GB"/>
+        </w:rPr>
+        <w:commentReference w:id="93"/>
       </w:r>
       <w:r>
         <w:rPr>
           <w:rFonts w:ascii="Calibri" w:eastAsia="Calibri" w:hAnsi="Calibri" w:cs="Calibri"/>
           <w:lang w:val="en-GB"/>
         </w:rPr>
+        <w:t xml:space="preserve">Allowing for ethics and welfare concerns, if we had extended the starvation </w:t>
+      </w:r>
+      <w:r>
+        <w:rPr>
+          <w:rFonts w:ascii="Calibri" w:eastAsia="Calibri" w:hAnsi="Calibri" w:cs="Calibri"/>
+          <w:lang w:val="en-GB"/>
+        </w:rPr>
         <w:lastRenderedPageBreak/>
-        <w:t xml:space="preserve">starvation period, this may have elicited a stronger and prolonged response. </w:t>
+        <w:t xml:space="preserve">period, this may have elicited a stronger and prolonged response. </w:t>
       </w:r>
       <w:r>
         <w:rPr>
@@ -6595,6 +7907,28 @@
           <w:rFonts w:eastAsiaTheme="minorEastAsia"/>
         </w:rPr>
         <w:t>Further experiments using higher kairomone concentrations, longer starvation periods, and continuous feeding monitoring would help clarify whether non-visual predator cues generate NCEs on kōura foraging behaviour.</w:t>
+      </w:r>
+      <w:commentRangeEnd w:id="91"/>
+      <w:r>
+        <w:rPr>
+          <w:rStyle w:val="CommentReference"/>
+          <w:rFonts w:eastAsiaTheme="minorEastAsia"/>
+          <w:sz w:val="22"/>
+          <w:szCs w:val="22"/>
+          <w:lang w:val="en-GB"/>
+        </w:rPr>
+        <w:commentReference w:id="91"/>
+      </w:r>
+      <w:commentRangeEnd w:id="90"/>
+      <w:r>
+        <w:rPr>
+          <w:rStyle w:val="CommentReference"/>
+          <w:rFonts w:eastAsiaTheme="minorEastAsia"/>
+          <w:sz w:val="22"/>
+          <w:szCs w:val="22"/>
+          <w:lang w:val="en-GB"/>
+        </w:rPr>
+        <w:commentReference w:id="90"/>
       </w:r>
     </w:p>
     <w:p>
@@ -6607,6 +7941,7 @@
           <w:lang w:val="en-GB"/>
         </w:rPr>
       </w:pPr>
+      <w:commentRangeStart w:id="101"/>
       <w:r>
         <w:rPr>
           <w:rFonts w:eastAsiaTheme="minorEastAsia"/>
@@ -6615,6 +7950,19 @@
           <w:lang w:val="en-GB"/>
         </w:rPr>
         <w:t>Conclusions</w:t>
+      </w:r>
+      <w:commentRangeEnd w:id="101"/>
+      <w:r>
+        <w:rPr>
+          <w:rStyle w:val="CommentReference"/>
+          <w:rFonts w:eastAsiaTheme="minorEastAsia"/>
+          <w:b/>
+          <w:bCs/>
+          <w:sz w:val="22"/>
+          <w:szCs w:val="22"/>
+          <w:lang w:val="en-GB"/>
+        </w:rPr>
+        <w:commentReference w:id="101"/>
       </w:r>
     </w:p>
     <w:p>
@@ -6673,63 +8021,143 @@
           <w:rFonts w:eastAsiaTheme="minorEastAsia"/>
           <w:lang w:val="en-GB"/>
         </w:rPr>
-        <w:t xml:space="preserve"> study provides experimental evidence that invasive brown bullhead catfish</w:t>
-      </w:r>
-      <w:r>
-        <w:rPr>
-          <w:rFonts w:eastAsiaTheme="minorEastAsia"/>
-          <w:lang w:val="en-GB"/>
-        </w:rPr>
-        <w:t xml:space="preserve"> have the potential to</w:t>
-      </w:r>
-      <w:r>
-        <w:rPr>
-          <w:rFonts w:eastAsiaTheme="minorEastAsia"/>
-          <w:lang w:val="en-GB"/>
-        </w:rPr>
-        <w:t xml:space="preserve"> exert stronger NCEs on</w:t>
-      </w:r>
-      <w:r>
-        <w:rPr>
-          <w:rFonts w:eastAsiaTheme="minorEastAsia"/>
-          <w:lang w:val="en-GB"/>
-        </w:rPr>
-        <w:t xml:space="preserve"> kōura, an endemic</w:t>
-      </w:r>
-      <w:r>
-        <w:rPr>
-          <w:rFonts w:eastAsiaTheme="minorEastAsia"/>
-          <w:lang w:val="en-GB"/>
-        </w:rPr>
-        <w:t xml:space="preserve"> freshwater crayfish </w:t>
-      </w:r>
-      <w:r>
-        <w:rPr>
-          <w:rFonts w:eastAsiaTheme="minorEastAsia"/>
-          <w:lang w:val="en-GB"/>
-        </w:rPr>
-        <w:t xml:space="preserve">when compared to their </w:t>
-      </w:r>
-      <w:r>
-        <w:rPr>
-          <w:rFonts w:eastAsiaTheme="minorEastAsia"/>
-          <w:lang w:val="en-GB"/>
-        </w:rPr>
-        <w:t>native</w:t>
-      </w:r>
-      <w:r>
-        <w:rPr>
-          <w:rFonts w:eastAsiaTheme="minorEastAsia"/>
-          <w:lang w:val="en-GB"/>
-        </w:rPr>
-        <w:t xml:space="preserve"> predator, the</w:t>
-      </w:r>
-      <w:r>
-        <w:rPr>
-          <w:rFonts w:eastAsiaTheme="minorEastAsia"/>
-          <w:lang w:val="en-GB"/>
-        </w:rPr>
-        <w:t xml:space="preserve"> longfin eel. The heightened refuge-seeking response to catfish likely reflects a generalised antipredator response triggered by unfamiliar chemical and visual cues, consistent with a fear generalisation framework. In contrast, the reduced response to eels suggests that </w:t>
+        <w:t xml:space="preserve"> study provides experimental evidence </w:t>
+      </w:r>
+      <w:ins w:id="102" w:author="Raven, Olivier (Student)" w:date="2026-09-18T13:39:00Z" w16du:dateUtc="2026-09-18T01:39:00Z">
+        <w:r>
+          <w:rPr>
+            <w:rFonts w:eastAsiaTheme="minorEastAsia"/>
+            <w:lang w:val="en-GB"/>
+          </w:rPr>
+          <w:t xml:space="preserve">of </w:t>
+        </w:r>
+        <w:r>
+          <w:rPr>
+            <w:rFonts w:eastAsiaTheme="minorEastAsia"/>
+            <w:lang w:val="en-GB"/>
+          </w:rPr>
+          <w:t xml:space="preserve">asymmetric </w:t>
+        </w:r>
+      </w:ins>
+      <w:ins w:id="103" w:author="Raven, Olivier (Student)" w:date="2026-09-18T13:40:00Z" w16du:dateUtc="2026-09-18T01:40:00Z">
+        <w:r>
+          <w:rPr>
+            <w:rFonts w:eastAsiaTheme="minorEastAsia"/>
+            <w:lang w:val="en-GB"/>
+          </w:rPr>
+          <w:t>behavioural</w:t>
+        </w:r>
+      </w:ins>
+      <w:ins w:id="104" w:author="Raven, Olivier (Student)" w:date="2026-09-18T13:39:00Z" w16du:dateUtc="2026-09-18T01:39:00Z">
+        <w:r>
+          <w:rPr>
+            <w:rFonts w:eastAsiaTheme="minorEastAsia"/>
+            <w:lang w:val="en-GB"/>
+          </w:rPr>
+          <w:t xml:space="preserve"> responses in kōura to catfish versus native eels, </w:t>
+        </w:r>
+        <w:r>
+          <w:rPr>
+            <w:rFonts w:eastAsiaTheme="minorEastAsia"/>
+            <w:lang w:val="en-GB"/>
+          </w:rPr>
+          <w:t xml:space="preserve">with </w:t>
+        </w:r>
+      </w:ins>
+      <w:ins w:id="105" w:author="Raven, Olivier (Student)" w:date="2026-09-18T13:40:00Z" w16du:dateUtc="2026-09-18T01:40:00Z">
+        <w:r>
+          <w:rPr>
+            <w:rFonts w:eastAsiaTheme="minorEastAsia"/>
+            <w:lang w:val="en-GB"/>
+          </w:rPr>
+          <w:t xml:space="preserve">greater refuge use under catfish </w:t>
+        </w:r>
+        <w:r>
+          <w:rPr>
+            <w:rFonts w:eastAsiaTheme="minorEastAsia"/>
+            <w:lang w:val="en-GB"/>
+          </w:rPr>
+          <w:t>exposure</w:t>
+        </w:r>
+        <w:r>
+          <w:rPr>
+            <w:rFonts w:eastAsiaTheme="minorEastAsia"/>
+            <w:lang w:val="en-GB"/>
+          </w:rPr>
+          <w:t xml:space="preserve"> in dark conditions.</w:t>
+        </w:r>
+      </w:ins>
+      <w:del w:id="106" w:author="Raven, Olivier (Student)" w:date="2026-09-18T13:40:00Z" w16du:dateUtc="2026-09-18T01:40:00Z">
+        <w:r>
+          <w:rPr>
+            <w:rFonts w:eastAsiaTheme="minorEastAsia"/>
+            <w:lang w:val="en-GB"/>
+          </w:rPr>
+          <w:delText>that invasive brown bullhead catfish</w:delText>
+        </w:r>
+        <w:r>
+          <w:rPr>
+            <w:rFonts w:eastAsiaTheme="minorEastAsia"/>
+            <w:lang w:val="en-GB"/>
+          </w:rPr>
+          <w:delText xml:space="preserve"> have the potential to</w:delText>
+        </w:r>
+        <w:r>
+          <w:rPr>
+            <w:rFonts w:eastAsiaTheme="minorEastAsia"/>
+            <w:lang w:val="en-GB"/>
+          </w:rPr>
+          <w:delText xml:space="preserve"> exert stronger NCEs on</w:delText>
+        </w:r>
+        <w:r>
+          <w:rPr>
+            <w:rFonts w:eastAsiaTheme="minorEastAsia"/>
+            <w:lang w:val="en-GB"/>
+          </w:rPr>
+          <w:delText xml:space="preserve"> kōura, an endemic</w:delText>
+        </w:r>
+        <w:r>
+          <w:rPr>
+            <w:rFonts w:eastAsiaTheme="minorEastAsia"/>
+            <w:lang w:val="en-GB"/>
+          </w:rPr>
+          <w:delText xml:space="preserve"> freshwater crayfish </w:delText>
+        </w:r>
+        <w:r>
+          <w:rPr>
+            <w:rFonts w:eastAsiaTheme="minorEastAsia"/>
+            <w:lang w:val="en-GB"/>
+          </w:rPr>
+          <w:delText xml:space="preserve">when compared to their </w:delText>
+        </w:r>
+        <w:r>
+          <w:rPr>
+            <w:rFonts w:eastAsiaTheme="minorEastAsia"/>
+            <w:lang w:val="en-GB"/>
+          </w:rPr>
+          <w:delText>native</w:delText>
+        </w:r>
+        <w:r>
+          <w:rPr>
+            <w:rFonts w:eastAsiaTheme="minorEastAsia"/>
+            <w:lang w:val="en-GB"/>
+          </w:rPr>
+          <w:delText xml:space="preserve"> predator, the</w:delText>
+        </w:r>
+        <w:r>
+          <w:rPr>
+            <w:rFonts w:eastAsiaTheme="minorEastAsia"/>
+            <w:lang w:val="en-GB"/>
+          </w:rPr>
+          <w:delText xml:space="preserve"> longfin eel.</w:delText>
+        </w:r>
+      </w:del>
+      <w:r>
+        <w:rPr>
+          <w:rFonts w:eastAsiaTheme="minorEastAsia"/>
+          <w:lang w:val="en-GB"/>
+        </w:rPr>
+        <w:t xml:space="preserve"> The heightened refuge-seeking response to catfish likely reflects a generalised antipredator response triggered by unfamiliar chemical and visual cues, consistent with a fear generalisation framework. In contrast, the reduced response to eels suggests that </w:t>
       </w:r>
       <w:r>
         <w:rPr>
@@ -6969,7 +8397,7 @@
           <w:rFonts w:eastAsiaTheme="minorEastAsia"/>
           <w:lang w:val="en-GB"/>
         </w:rPr>
-        <w:t xml:space="preserve"> ecosystem engineer, even a small increase in refuge use driven by catfish presence could have cascading effects </w:t>
+        <w:t xml:space="preserve"> ecosystem engineer, even a small increase in refuge use driven by catfish presence could have cascading effects on sediment dynamics, decomposition, and nutrient cycling in invaded lakes. </w:t>
       </w:r>
       <w:r>
         <w:rPr>
@@ -6977,7 +8405,7 @@
           <w:lang w:val="en-GB"/>
         </w:rPr>
         <w:lastRenderedPageBreak/>
-        <w:t>on sediment dynamics, decomposition, and nutrient cycling in invaded lakes. As brown bullhead catfish continue to spread across Aotearoa’s rivers and lakes, management strategies aimed at protecting kōura should account for the behavioural cost of catfish NCEs alongside direct predation pressure as an underappreciated and ecologically significant dimension to this invasion.</w:t>
+        <w:t>As brown bullhead catfish continue to spread across Aotearoa’s rivers and lakes, management strategies aimed at protecting kōura should account for the behavioural cost of catfish NCEs alongside direct predation pressure as an underappreciated and ecologically significant dimension to this invasion.</w:t>
       </w:r>
     </w:p>
     <w:p>
@@ -7107,7 +8535,7 @@
         </w:rPr>
         <w:t>This research was supported by the Fish Futures programme funded through a Ministry of Business, Innovation and Employment grant (CAWX2101)</w:t>
       </w:r>
-      <w:ins w:id="13" w:author="Raven, Olivier (Student)" w:date="2026-06-18T17:14:00Z" w16du:dateUtc="2026-06-18T05:14:00Z">
+      <w:ins w:id="107" w:author="Raven, Olivier (Student)" w:date="2026-06-18T17:14:00Z" w16du:dateUtc="2026-06-18T05:14:00Z">
         <w:r>
           <w:rPr>
             <w:lang w:val="en-GB"/>
@@ -7115,7 +8543,7 @@
           <w:t xml:space="preserve"> </w:t>
         </w:r>
       </w:ins>
-      <w:ins w:id="14" w:author="Raven, Olivier (Student)" w:date="2026-06-18T17:14:00Z">
+      <w:ins w:id="108" w:author="Raven, Olivier (Student)" w:date="2026-06-18T17:14:00Z">
         <w:r>
           <w:rPr>
             <w:lang w:val="en-GB"/>
@@ -7378,7 +8806,7 @@
         </w:rPr>
         <w:t>The primary raw dataset is archived on Zenodo (</w:t>
       </w:r>
-      <w:hyperlink r:id="rId9" w:history="1">
+      <w:hyperlink r:id="rId13" w:history="1">
         <w:r>
           <w:rPr>
             <w:rStyle w:val="Hyperlink"/>
@@ -7504,7 +8932,7 @@
         </w:rPr>
         <w:t xml:space="preserve">(1), 79–105. </w:t>
       </w:r>
-      <w:hyperlink r:id="rId10">
+      <w:hyperlink r:id="rId14">
         <w:r>
           <w:rPr>
             <w:sz w:val="18"/>
@@ -7569,7 +8997,7 @@
         </w:rPr>
         <w:t xml:space="preserve">(12), e0340001. </w:t>
       </w:r>
-      <w:hyperlink r:id="rId11" w:history="1">
+      <w:hyperlink r:id="rId15" w:history="1">
         <w:r>
           <w:rPr>
             <w:sz w:val="18"/>
@@ -7695,20 +9123,8 @@
           <w:szCs w:val="18"/>
           <w:lang w:val="en-GB"/>
         </w:rPr>
-        <w:t xml:space="preserve">Astacus </w:t>
-      </w:r>
-      <w:proofErr w:type="spellStart"/>
-      <w:r>
-        <w:rPr>
-          <w:i/>
-          <w:iCs/>
-          <w:sz w:val="18"/>
-          <w:szCs w:val="18"/>
-          <w:lang w:val="en-GB"/>
-        </w:rPr>
-        <w:t>astacus</w:t>
-      </w:r>
-      <w:proofErr w:type="spellEnd"/>
+        <w:t>Astacus astacus</w:t>
+      </w:r>
       <w:r>
         <w:rPr>
           <w:sz w:val="18"/>
@@ -7845,7 +9261,7 @@
         </w:rPr>
         <w:t xml:space="preserve">(6), 505–530. </w:t>
       </w:r>
-      <w:hyperlink r:id="rId12" w:history="1">
+      <w:hyperlink r:id="rId16" w:history="1">
         <w:r>
           <w:rPr>
             <w:sz w:val="18"/>
@@ -7928,7 +9344,7 @@
         </w:rPr>
         <w:t xml:space="preserve">(1), 89–97. </w:t>
       </w:r>
-      <w:hyperlink r:id="rId13" w:history="1">
+      <w:hyperlink r:id="rId17" w:history="1">
         <w:r>
           <w:rPr>
             <w:sz w:val="18"/>
@@ -8020,7 +9436,7 @@
         </w:rPr>
         <w:t xml:space="preserve">(2), 378. </w:t>
       </w:r>
-      <w:hyperlink r:id="rId14" w:history="1">
+      <w:hyperlink r:id="rId18" w:history="1">
         <w:r>
           <w:rPr>
             <w:sz w:val="18"/>
@@ -8085,7 +9501,7 @@
         </w:rPr>
         <w:t xml:space="preserve">(5), 810–815. </w:t>
       </w:r>
-      <w:hyperlink r:id="rId15" w:history="1">
+      <w:hyperlink r:id="rId19" w:history="1">
         <w:r>
           <w:rPr>
             <w:sz w:val="18"/>
@@ -8146,27 +9562,9 @@
           <w:szCs w:val="18"/>
           <w:lang w:val="en-GB"/>
         </w:rPr>
-        <w:t xml:space="preserve"> of the requirements for the degree of </w:t>
-      </w:r>
-      <w:proofErr w:type="gramStart"/>
-      <w:r>
-        <w:rPr>
-          <w:sz w:val="18"/>
-          <w:szCs w:val="18"/>
-          <w:lang w:val="en-GB"/>
-        </w:rPr>
-        <w:t>Masters of Science</w:t>
-      </w:r>
-      <w:proofErr w:type="gramEnd"/>
-      <w:r>
-        <w:rPr>
-          <w:sz w:val="18"/>
-          <w:szCs w:val="18"/>
-          <w:lang w:val="en-GB"/>
-        </w:rPr>
-        <w:t xml:space="preserve"> in Ecology at Massey University, Palmerston North, New Zealand [Massey University]. </w:t>
-      </w:r>
-      <w:hyperlink r:id="rId16" w:history="1">
+        <w:t xml:space="preserve"> of the requirements for the degree of Masters of Science in Ecology at Massey University, Palmerston North, New Zealand [Massey University]. </w:t>
+      </w:r>
+      <w:hyperlink r:id="rId20" w:history="1">
         <w:r>
           <w:rPr>
             <w:sz w:val="18"/>
@@ -8231,7 +9629,7 @@
         </w:rPr>
         <w:t xml:space="preserve">(4), 932–949. </w:t>
       </w:r>
-      <w:hyperlink r:id="rId17" w:history="1">
+      <w:hyperlink r:id="rId21" w:history="1">
         <w:r>
           <w:rPr>
             <w:rStyle w:val="Hyperlink"/>
@@ -8299,7 +9697,7 @@
         </w:rPr>
         <w:t xml:space="preserve">(1), 56–65. </w:t>
       </w:r>
-      <w:hyperlink r:id="rId18" w:history="1">
+      <w:hyperlink r:id="rId22" w:history="1">
         <w:r>
           <w:rPr>
             <w:rStyle w:val="Hyperlink"/>
@@ -8387,7 +9785,7 @@
         </w:rPr>
         <w:t xml:space="preserve">(1161), 489–511. </w:t>
       </w:r>
-      <w:hyperlink r:id="rId19" w:history="1">
+      <w:hyperlink r:id="rId23" w:history="1">
         <w:r>
           <w:rPr>
             <w:sz w:val="18"/>
@@ -8434,7 +9832,7 @@
         </w:rPr>
         <w:t xml:space="preserve"> Lesueur 1815) in New Zealand and overseas. Bay of Plenty Regional Council. </w:t>
       </w:r>
-      <w:hyperlink r:id="rId20" w:history="1">
+      <w:hyperlink r:id="rId24" w:history="1">
         <w:r>
           <w:rPr>
             <w:sz w:val="18"/>
@@ -8536,7 +9934,7 @@
         </w:rPr>
         <w:t xml:space="preserve">(40), 11261–11265. </w:t>
       </w:r>
-      <w:hyperlink r:id="rId21" w:history="1">
+      <w:hyperlink r:id="rId25" w:history="1">
         <w:r>
           <w:rPr>
             <w:sz w:val="18"/>
@@ -8601,7 +9999,7 @@
         </w:rPr>
         <w:t xml:space="preserve">(5), 584–592. </w:t>
       </w:r>
-      <w:hyperlink r:id="rId22" w:history="1">
+      <w:hyperlink r:id="rId26" w:history="1">
         <w:r>
           <w:rPr>
             <w:rStyle w:val="Hyperlink"/>
@@ -8669,7 +10067,7 @@
         </w:rPr>
         <w:t xml:space="preserve">(4), 575–587. </w:t>
       </w:r>
-      <w:hyperlink r:id="rId23" w:history="1">
+      <w:hyperlink r:id="rId27" w:history="1">
         <w:r>
           <w:rPr>
             <w:rStyle w:val="Hyperlink"/>
@@ -8737,7 +10135,7 @@
         </w:rPr>
         <w:t xml:space="preserve">(2), 163–167. </w:t>
       </w:r>
-      <w:hyperlink r:id="rId24" w:history="1">
+      <w:hyperlink r:id="rId28" w:history="1">
         <w:r>
           <w:rPr>
             <w:rStyle w:val="Hyperlink"/>
@@ -8831,7 +10229,7 @@
         </w:rPr>
         <w:t xml:space="preserve">(4), 237–248. </w:t>
       </w:r>
-      <w:hyperlink r:id="rId25" w:history="1">
+      <w:hyperlink r:id="rId29" w:history="1">
         <w:r>
           <w:rPr>
             <w:sz w:val="18"/>
@@ -8878,7 +10276,7 @@
         </w:rPr>
         <w:t xml:space="preserve"> [Thesis, The University of Waikato]. </w:t>
       </w:r>
-      <w:hyperlink r:id="rId26" w:history="1">
+      <w:hyperlink r:id="rId30" w:history="1">
         <w:r>
           <w:rPr>
             <w:rStyle w:val="Hyperlink"/>
@@ -8954,7 +10352,7 @@
         </w:rPr>
         <w:t xml:space="preserve">(8), 1567–1578. </w:t>
       </w:r>
-      <w:hyperlink r:id="rId27" w:history="1">
+      <w:hyperlink r:id="rId31" w:history="1">
         <w:r>
           <w:rPr>
             <w:sz w:val="18"/>
@@ -8983,7 +10381,7 @@
         </w:rPr>
         <w:t xml:space="preserve">Hartig, F., Lohse, L., &amp; leite, M. de S. (2024). DHARMa: Residual Diagnostics for Hierarchical (Multi-Level / Mixed) Regression Models (Version 0.4.7) [Computer software]. </w:t>
       </w:r>
-      <w:hyperlink r:id="rId28" w:history="1">
+      <w:hyperlink r:id="rId32" w:history="1">
         <w:r>
           <w:rPr>
             <w:sz w:val="18"/>
@@ -9048,7 +10446,7 @@
         </w:rPr>
         <w:t xml:space="preserve">(7), 587–592. </w:t>
       </w:r>
-      <w:hyperlink r:id="rId29" w:history="1">
+      <w:hyperlink r:id="rId33" w:history="1">
         <w:r>
           <w:rPr>
             <w:sz w:val="18"/>
@@ -9113,7 +10511,7 @@
         </w:rPr>
         <w:t xml:space="preserve">(5), 651–664. </w:t>
       </w:r>
-      <w:hyperlink r:id="rId30" w:history="1">
+      <w:hyperlink r:id="rId34" w:history="1">
         <w:r>
           <w:rPr>
             <w:sz w:val="18"/>
@@ -9178,7 +10576,7 @@
         </w:rPr>
         <w:t xml:space="preserve">(295), 116–125. </w:t>
       </w:r>
-      <w:hyperlink r:id="rId31" w:history="1">
+      <w:hyperlink r:id="rId35" w:history="1">
         <w:r>
           <w:rPr>
             <w:rStyle w:val="Hyperlink"/>
@@ -9264,7 +10662,7 @@
         </w:rPr>
         <w:t xml:space="preserve">(1), 41–54. </w:t>
       </w:r>
-      <w:hyperlink r:id="rId32" w:history="1">
+      <w:hyperlink r:id="rId36" w:history="1">
         <w:r>
           <w:rPr>
             <w:sz w:val="18"/>
@@ -9329,7 +10727,7 @@
         </w:rPr>
         <w:t xml:space="preserve">, 211–238. </w:t>
       </w:r>
-      <w:hyperlink r:id="rId33" w:history="1">
+      <w:hyperlink r:id="rId37" w:history="1">
         <w:r>
           <w:rPr>
             <w:rStyle w:val="Hyperlink"/>
@@ -9416,7 +10814,7 @@
         </w:rPr>
         <w:t xml:space="preserve">, 52–68. </w:t>
       </w:r>
-      <w:hyperlink r:id="rId34" w:history="1">
+      <w:hyperlink r:id="rId38" w:history="1">
         <w:r>
           <w:rPr>
             <w:rStyle w:val="Hyperlink"/>
@@ -9484,7 +10882,7 @@
         </w:rPr>
         <w:t xml:space="preserve">(1), 131–146. </w:t>
       </w:r>
-      <w:hyperlink r:id="rId35" w:history="1">
+      <w:hyperlink r:id="rId39" w:history="1">
         <w:r>
           <w:rPr>
             <w:sz w:val="18"/>
@@ -9500,13 +10898,13 @@
         <w:spacing w:after="0" w:line="360" w:lineRule="auto"/>
         <w:ind w:left="810" w:hanging="720"/>
         <w:rPr>
-          <w:ins w:id="15" w:author="Raven, Olivier (Student)" w:date="2026-06-12T09:29:00Z"/>
+          <w:ins w:id="109" w:author="Raven, Olivier (Student)" w:date="2026-06-12T09:29:00Z"/>
           <w:sz w:val="18"/>
           <w:szCs w:val="18"/>
           <w:lang w:val="en-GB"/>
         </w:rPr>
       </w:pPr>
-      <w:ins w:id="16" w:author="Raven, Olivier (Student)" w:date="2026-06-12T09:29:00Z">
+      <w:ins w:id="110" w:author="Raven, Olivier (Student)" w:date="2026-06-12T09:29:00Z">
         <w:r>
           <w:rPr>
             <w:sz w:val="18"/>
@@ -9592,7 +10990,7 @@
           <w:t>https://doi.org/10.1007/s10530-026-03852-0</w:t>
         </w:r>
       </w:ins>
-      <w:ins w:id="17" w:author="Raven, Olivier (Student)" w:date="2026-06-12T09:29:00Z" w16du:dateUtc="2026-06-11T21:29:00Z">
+      <w:ins w:id="111" w:author="Raven, Olivier (Student)" w:date="2026-06-12T09:29:00Z" w16du:dateUtc="2026-06-11T21:29:00Z">
         <w:r>
           <w:rPr>
             <w:sz w:val="18"/>
@@ -9608,13 +11006,13 @@
         <w:spacing w:after="0" w:line="360" w:lineRule="auto"/>
         <w:ind w:left="810" w:hanging="720"/>
         <w:rPr>
-          <w:del w:id="18" w:author="Raven, Olivier (Student)" w:date="2026-06-12T09:29:00Z" w16du:dateUtc="2026-06-11T21:29:00Z"/>
+          <w:del w:id="112" w:author="Raven, Olivier (Student)" w:date="2026-06-12T09:29:00Z" w16du:dateUtc="2026-06-11T21:29:00Z"/>
           <w:sz w:val="18"/>
           <w:szCs w:val="18"/>
           <w:lang w:val="en-GB"/>
         </w:rPr>
       </w:pPr>
-      <w:del w:id="19" w:author="Raven, Olivier (Student)" w:date="2026-06-12T09:29:00Z" w16du:dateUtc="2026-06-11T21:29:00Z">
+      <w:del w:id="113" w:author="Raven, Olivier (Student)" w:date="2026-06-12T09:29:00Z" w16du:dateUtc="2026-06-11T21:29:00Z">
         <w:r>
           <w:rPr>
             <w:sz w:val="18"/>
@@ -9737,7 +11135,7 @@
         </w:rPr>
         <w:t xml:space="preserve">(3), 713–722. </w:t>
       </w:r>
-      <w:hyperlink r:id="rId36" w:history="1">
+      <w:hyperlink r:id="rId40" w:history="1">
         <w:r>
           <w:rPr>
             <w:sz w:val="18"/>
@@ -9810,7 +11208,7 @@
         </w:rPr>
         <w:t xml:space="preserve">(8), 1401–1409. </w:t>
       </w:r>
-      <w:hyperlink r:id="rId37" w:history="1">
+      <w:hyperlink r:id="rId41" w:history="1">
         <w:r>
           <w:rPr>
             <w:rStyle w:val="Hyperlink"/>
@@ -9878,7 +11276,7 @@
         </w:rPr>
         <w:t xml:space="preserve">(2), 221–239. </w:t>
       </w:r>
-      <w:hyperlink r:id="rId38" w:history="1">
+      <w:hyperlink r:id="rId42" w:history="1">
         <w:r>
           <w:rPr>
             <w:sz w:val="18"/>
@@ -9907,7 +11305,7 @@
         </w:rPr>
         <w:t xml:space="preserve">Lenth, R. V., Piaskowski, J., Banfai, B., Bolker, B., Buerkner, P., Giné-Vázquez, I., Hervé, M., Jung, M., Love, J., Miguez, F., Riebl, H., &amp; Singmann, H. (2026). emmeans: Estimated Marginal Means, aka Least-Squares Means (Version 2.0.2) [Computer software]. </w:t>
       </w:r>
-      <w:hyperlink r:id="rId39" w:history="1">
+      <w:hyperlink r:id="rId43" w:history="1">
         <w:r>
           <w:rPr>
             <w:sz w:val="18"/>
@@ -9972,7 +11370,7 @@
         </w:rPr>
         <w:t xml:space="preserve">(4), 619–640. </w:t>
       </w:r>
-      <w:hyperlink r:id="rId40" w:history="1">
+      <w:hyperlink r:id="rId44" w:history="1">
         <w:r>
           <w:rPr>
             <w:sz w:val="18"/>
@@ -10037,7 +11435,7 @@
         </w:rPr>
         <w:t xml:space="preserve">), 29. </w:t>
       </w:r>
-      <w:hyperlink r:id="rId41" w:history="1">
+      <w:hyperlink r:id="rId45" w:history="1">
         <w:r>
           <w:rPr>
             <w:sz w:val="18"/>
@@ -10102,7 +11500,7 @@
         </w:rPr>
         <w:t xml:space="preserve">, e665. </w:t>
       </w:r>
-      <w:hyperlink r:id="rId42" w:history="1">
+      <w:hyperlink r:id="rId46" w:history="1">
         <w:r>
           <w:rPr>
             <w:sz w:val="18"/>
@@ -10149,7 +11547,7 @@
         </w:rPr>
         <w:t xml:space="preserve"> (NIWA Project: TACF062 Nos. HAM2007-022; p. 27). National Institute of Water &amp; Atmospheric Research Ltd. </w:t>
       </w:r>
-      <w:hyperlink r:id="rId43" w:history="1">
+      <w:hyperlink r:id="rId47" w:history="1">
         <w:r>
           <w:rPr>
             <w:rStyle w:val="Hyperlink"/>
@@ -10181,7 +11579,7 @@
         </w:rPr>
         <w:t xml:space="preserve">McDowall, R. M. (1990). New Zealand freshwater fishes: A natural history and guide. </w:t>
       </w:r>
-      <w:hyperlink r:id="rId44" w:history="1">
+      <w:hyperlink r:id="rId48" w:history="1">
         <w:r>
           <w:rPr>
             <w:sz w:val="18"/>
@@ -10246,7 +11644,7 @@
         </w:rPr>
         <w:t xml:space="preserve">(12), 1938–1949. </w:t>
       </w:r>
-      <w:hyperlink r:id="rId45" w:history="1">
+      <w:hyperlink r:id="rId49" w:history="1">
         <w:r>
           <w:rPr>
             <w:sz w:val="18"/>
@@ -10311,7 +11709,7 @@
         </w:rPr>
         <w:t xml:space="preserve">(5), 641–652. </w:t>
       </w:r>
-      <w:hyperlink r:id="rId46" w:history="1">
+      <w:hyperlink r:id="rId50" w:history="1">
         <w:r>
           <w:rPr>
             <w:sz w:val="18"/>
@@ -10376,7 +11774,7 @@
         </w:rPr>
         <w:t xml:space="preserve">(7), 3904–3908. </w:t>
       </w:r>
-      <w:hyperlink r:id="rId47" w:history="1">
+      <w:hyperlink r:id="rId51" w:history="1">
         <w:r>
           <w:rPr>
             <w:rStyle w:val="Hyperlink"/>
@@ -10406,7 +11804,6 @@
           <w:szCs w:val="18"/>
           <w:lang w:val="en-GB"/>
         </w:rPr>
-        <w:lastRenderedPageBreak/>
         <w:t xml:space="preserve">Preisser, E. L., Bolnick, D. I., &amp; Benard, M. F. (2005). Scared to Death? The Effects of Intimidation and Consumption in Predator–Prey Interactions. </w:t>
       </w:r>
       <w:r>
@@ -10445,7 +11842,7 @@
         </w:rPr>
         <w:t xml:space="preserve">(2), 501–509. </w:t>
       </w:r>
-      <w:hyperlink r:id="rId48" w:history="1">
+      <w:hyperlink r:id="rId52" w:history="1">
         <w:r>
           <w:rPr>
             <w:sz w:val="18"/>
@@ -10472,9 +11869,10 @@
           <w:szCs w:val="18"/>
           <w:lang w:val="en-GB"/>
         </w:rPr>
+        <w:lastRenderedPageBreak/>
         <w:t xml:space="preserve">R Core Team. (2025). R: A Language and Environment for Statistical Computing. R Foundation for Statistical Computing [Computer software]. </w:t>
       </w:r>
-      <w:hyperlink r:id="rId49" w:history="1">
+      <w:hyperlink r:id="rId53" w:history="1">
         <w:r>
           <w:rPr>
             <w:sz w:val="18"/>
@@ -10575,7 +11973,7 @@
         </w:rPr>
         <w:t xml:space="preserve">(1), 1–16. </w:t>
       </w:r>
-      <w:hyperlink r:id="rId50" w:history="1">
+      <w:hyperlink r:id="rId54" w:history="1">
         <w:r>
           <w:rPr>
             <w:sz w:val="18"/>
@@ -10604,7 +12002,7 @@
         </w:rPr>
         <w:t xml:space="preserve">Ryan, P. (2009, March 1). Eels | Te Ara Encyclopedia of New Zealand. </w:t>
       </w:r>
-      <w:hyperlink r:id="rId51" w:history="1">
+      <w:hyperlink r:id="rId55" w:history="1">
         <w:r>
           <w:rPr>
             <w:sz w:val="18"/>
@@ -10669,7 +12067,7 @@
         </w:rPr>
         <w:t xml:space="preserve">(5), 1388–1399. </w:t>
       </w:r>
-      <w:hyperlink r:id="rId52" w:history="1">
+      <w:hyperlink r:id="rId56" w:history="1">
         <w:r>
           <w:rPr>
             <w:rStyle w:val="Hyperlink"/>
@@ -10847,7 +12245,7 @@
         </w:rPr>
         <w:t xml:space="preserve">(6), 1302–1316. </w:t>
       </w:r>
-      <w:hyperlink r:id="rId53" w:history="1">
+      <w:hyperlink r:id="rId57" w:history="1">
         <w:r>
           <w:rPr>
             <w:rStyle w:val="Hyperlink"/>
@@ -10915,7 +12313,7 @@
         </w:rPr>
         <w:t xml:space="preserve">(4), 610–621. </w:t>
       </w:r>
-      <w:hyperlink r:id="rId54" w:history="1">
+      <w:hyperlink r:id="rId58" w:history="1">
         <w:r>
           <w:rPr>
             <w:sz w:val="18"/>
@@ -10980,7 +12378,7 @@
         </w:rPr>
         <w:t xml:space="preserve">(2), 367–387. </w:t>
       </w:r>
-      <w:hyperlink r:id="rId55" w:history="1">
+      <w:hyperlink r:id="rId59" w:history="1">
         <w:r>
           <w:rPr>
             <w:rStyle w:val="Hyperlink"/>
@@ -11048,7 +12446,7 @@
         </w:rPr>
         <w:t xml:space="preserve">(4), 369–380. </w:t>
       </w:r>
-      <w:hyperlink r:id="rId56" w:history="1">
+      <w:hyperlink r:id="rId60" w:history="1">
         <w:r>
           <w:rPr>
             <w:sz w:val="18"/>
@@ -11139,7 +12537,7 @@
         </w:rPr>
         <w:t xml:space="preserve">(3), 605–619. </w:t>
       </w:r>
-      <w:hyperlink r:id="rId57" w:history="1">
+      <w:hyperlink r:id="rId61" w:history="1">
         <w:r>
           <w:rPr>
             <w:rStyle w:val="Hyperlink"/>
@@ -11207,7 +12605,7 @@
         </w:rPr>
         <w:t xml:space="preserve">, 215–235. </w:t>
       </w:r>
-      <w:hyperlink r:id="rId58" w:history="1">
+      <w:hyperlink r:id="rId62" w:history="1">
         <w:r>
           <w:rPr>
             <w:rStyle w:val="Hyperlink"/>
@@ -11293,7 +12691,7 @@
         </w:rPr>
         <w:t xml:space="preserve">(3), 183–195. </w:t>
       </w:r>
-      <w:hyperlink r:id="rId59" w:history="1">
+      <w:hyperlink r:id="rId63" w:history="1">
         <w:r>
           <w:rPr>
             <w:sz w:val="18"/>
@@ -11358,7 +12756,7 @@
         </w:rPr>
         <w:t xml:space="preserve">(4), 751–761. </w:t>
       </w:r>
-      <w:hyperlink r:id="rId60" w:history="1">
+      <w:hyperlink r:id="rId64" w:history="1">
         <w:r>
           <w:rPr>
             <w:sz w:val="18"/>
@@ -11423,7 +12821,7 @@
         </w:rPr>
         <w:t xml:space="preserve">(3), 807–822. </w:t>
       </w:r>
-      <w:hyperlink r:id="rId61" w:history="1">
+      <w:hyperlink r:id="rId65" w:history="1">
         <w:r>
           <w:rPr>
             <w:sz w:val="18"/>
@@ -11522,7 +12920,7 @@
         </w:rPr>
         <w:t xml:space="preserve">(1), 62–72. </w:t>
       </w:r>
-      <w:hyperlink r:id="rId62" w:history="1">
+      <w:hyperlink r:id="rId66" w:history="1">
         <w:r>
           <w:rPr>
             <w:sz w:val="18"/>
@@ -11549,7 +12947,6 @@
           <w:szCs w:val="18"/>
           <w:lang w:val="en-GB"/>
         </w:rPr>
-        <w:lastRenderedPageBreak/>
         <w:t>Wood, T. C., &amp; Moore, P. A. (2020</w:t>
       </w:r>
       <w:r>
@@ -11566,25 +12963,7 @@
           <w:szCs w:val="18"/>
           <w:lang w:val="en-GB"/>
         </w:rPr>
-        <w:t xml:space="preserve">). Fine-tuned responses to chemical landscapes: Crayfish use predator </w:t>
-      </w:r>
-      <w:proofErr w:type="spellStart"/>
-      <w:r>
-        <w:rPr>
-          <w:sz w:val="18"/>
-          <w:szCs w:val="18"/>
-          <w:lang w:val="en-GB"/>
-        </w:rPr>
-        <w:t>odors</w:t>
-      </w:r>
-      <w:proofErr w:type="spellEnd"/>
-      <w:r>
-        <w:rPr>
-          <w:sz w:val="18"/>
-          <w:szCs w:val="18"/>
-          <w:lang w:val="en-GB"/>
-        </w:rPr>
-        <w:t xml:space="preserve"> to assess threats based on relative size ratios. </w:t>
+        <w:t xml:space="preserve">). Fine-tuned responses to chemical landscapes: Crayfish use predator odors to assess threats based on relative size ratios. </w:t>
       </w:r>
       <w:r>
         <w:rPr>
@@ -11604,7 +12983,7 @@
         </w:rPr>
         <w:t xml:space="preserve">, 11(9), e03188. </w:t>
       </w:r>
-      <w:hyperlink r:id="rId63" w:history="1">
+      <w:hyperlink r:id="rId67" w:history="1">
         <w:r>
           <w:rPr>
             <w:sz w:val="18"/>
@@ -11631,6 +13010,7 @@
           <w:szCs w:val="18"/>
           <w:lang w:val="en-GB"/>
         </w:rPr>
+        <w:lastRenderedPageBreak/>
         <w:t xml:space="preserve">Wright, T. F., Eberhard, J. R., Hobson, E. A., Avery, M. L., &amp; Russello, M. A. (2010). Behavioral flexibility and species invasions: The adaptive flexibility hypothesis. </w:t>
       </w:r>
       <w:r>
@@ -11669,7 +13049,7 @@
         </w:rPr>
         <w:t xml:space="preserve">(4), 393–404. </w:t>
       </w:r>
-      <w:hyperlink r:id="rId64" w:history="1">
+      <w:hyperlink r:id="rId68" w:history="1">
         <w:r>
           <w:rPr>
             <w:sz w:val="18"/>
@@ -11724,7 +13104,6 @@
         </w:rPr>
         <w:t>) Predation by Catfish (</w:t>
       </w:r>
-      <w:proofErr w:type="spellStart"/>
       <w:r>
         <w:rPr>
           <w:i/>
@@ -11733,9 +13112,16 @@
           <w:szCs w:val="18"/>
           <w:lang w:val="en-GB"/>
         </w:rPr>
-        <w:t>Silurus</w:t>
-      </w:r>
-      <w:proofErr w:type="spellEnd"/>
+        <w:t>Silurus asotus</w:t>
+      </w:r>
+      <w:r>
+        <w:rPr>
+          <w:sz w:val="18"/>
+          <w:szCs w:val="18"/>
+          <w:lang w:val="en-GB"/>
+        </w:rPr>
+        <w:t xml:space="preserve">): A Controlled Environment Study. </w:t>
+      </w:r>
       <w:r>
         <w:rPr>
           <w:i/>
@@ -11744,9 +13130,16 @@
           <w:szCs w:val="18"/>
           <w:lang w:val="en-GB"/>
         </w:rPr>
-        <w:t xml:space="preserve"> </w:t>
-      </w:r>
-      <w:proofErr w:type="spellStart"/>
+        <w:t>Animals</w:t>
+      </w:r>
+      <w:r>
+        <w:rPr>
+          <w:sz w:val="18"/>
+          <w:szCs w:val="18"/>
+          <w:lang w:val="en-GB"/>
+        </w:rPr>
+        <w:t xml:space="preserve">, </w:t>
+      </w:r>
       <w:r>
         <w:rPr>
           <w:i/>
@@ -11755,43 +13148,6 @@
           <w:szCs w:val="18"/>
           <w:lang w:val="en-GB"/>
         </w:rPr>
-        <w:t>asotus</w:t>
-      </w:r>
-      <w:proofErr w:type="spellEnd"/>
-      <w:r>
-        <w:rPr>
-          <w:sz w:val="18"/>
-          <w:szCs w:val="18"/>
-          <w:lang w:val="en-GB"/>
-        </w:rPr>
-        <w:t xml:space="preserve">): A Controlled Environment Study. </w:t>
-      </w:r>
-      <w:r>
-        <w:rPr>
-          <w:i/>
-          <w:iCs/>
-          <w:sz w:val="18"/>
-          <w:szCs w:val="18"/>
-          <w:lang w:val="en-GB"/>
-        </w:rPr>
-        <w:t>Animals</w:t>
-      </w:r>
-      <w:r>
-        <w:rPr>
-          <w:sz w:val="18"/>
-          <w:szCs w:val="18"/>
-          <w:lang w:val="en-GB"/>
-        </w:rPr>
-        <w:t xml:space="preserve">, </w:t>
-      </w:r>
-      <w:r>
-        <w:rPr>
-          <w:i/>
-          <w:iCs/>
-          <w:sz w:val="18"/>
-          <w:szCs w:val="18"/>
-          <w:lang w:val="en-GB"/>
-        </w:rPr>
         <w:t>14</w:t>
       </w:r>
       <w:r>
@@ -11802,7 +13158,7 @@
         </w:rPr>
         <w:t xml:space="preserve">(8), 1147. </w:t>
       </w:r>
-      <w:hyperlink r:id="rId65" w:history="1">
+      <w:hyperlink r:id="rId69" w:history="1">
         <w:r>
           <w:rPr>
             <w:sz w:val="18"/>
@@ -11842,6 +13198,8 @@
           <w:color w:val="000000"/>
         </w:rPr>
       </w:pPr>
+      <w:commentRangeStart w:id="114"/>
+      <w:commentRangeStart w:id="115"/>
       <w:r>
         <w:rPr>
           <w:rFonts w:cstheme="minorHAnsi"/>
@@ -11858,20 +13216,50 @@
         </w:rPr>
         <w:t>1</w:t>
       </w:r>
-      <w:r>
-        <w:rPr>
+      <w:commentRangeEnd w:id="115"/>
+      <w:r>
+        <w:rPr>
+          <w:rStyle w:val="CommentReference"/>
           <w:rFonts w:cstheme="minorHAnsi"/>
           <w:color w:val="auto"/>
-          <w:lang w:val="en-GB"/>
-        </w:rPr>
-        <w:t xml:space="preserve">. </w:t>
+          <w:sz w:val="18"/>
+          <w:szCs w:val="18"/>
+          <w:lang w:val="en-GB"/>
+        </w:rPr>
+        <w:commentReference w:id="115"/>
       </w:r>
       <w:r>
         <w:rPr>
           <w:rFonts w:cstheme="minorHAnsi"/>
           <w:color w:val="auto"/>
-        </w:rPr>
-        <w:t>Pairwise contrasts for kōura refuge use in light and dark conditions. Results are shown separately for each light condition from beta-binomial GLMMs. Odds ratios and p-values are shown for treatment and period comparisons. P-values are Sidak-adjusted for multiple comparisons within each factor.</w:t>
+          <w:lang w:val="en-GB"/>
+        </w:rPr>
+        <w:t xml:space="preserve">. </w:t>
+      </w:r>
+      <w:r>
+        <w:rPr>
+          <w:rFonts w:cstheme="minorHAnsi"/>
+          <w:color w:val="auto"/>
+        </w:rPr>
+        <w:t xml:space="preserve">Pairwise </w:t>
+      </w:r>
+      <w:commentRangeEnd w:id="114"/>
+      <w:r>
+        <w:rPr>
+          <w:rStyle w:val="CommentReference"/>
+          <w:rFonts w:cstheme="minorHAnsi"/>
+          <w:color w:val="auto"/>
+          <w:sz w:val="18"/>
+          <w:szCs w:val="18"/>
+        </w:rPr>
+        <w:commentReference w:id="114"/>
+      </w:r>
+      <w:r>
+        <w:rPr>
+          <w:rFonts w:cstheme="minorHAnsi"/>
+          <w:color w:val="auto"/>
+        </w:rPr>
+        <w:t>contrasts for kōura refuge use in light and dark conditions. Results are shown separately for each light condition from beta-binomial GLMMs. Odds ratios and p-values are shown for treatment and period comparisons. P-values are Sidak-adjusted for multiple comparisons within each factor.</w:t>
       </w:r>
       <w:r>
         <w:rPr>
@@ -12046,7 +13434,6 @@
                 <w:szCs w:val="18"/>
               </w:rPr>
             </w:pPr>
-            <w:proofErr w:type="spellStart"/>
             <w:r>
               <w:rPr>
                 <w:rFonts w:cstheme="minorHAnsi"/>
@@ -12058,7 +13445,6 @@
               </w:rPr>
               <w:t>df</w:t>
             </w:r>
-            <w:proofErr w:type="spellEnd"/>
           </w:p>
         </w:tc>
         <w:tc>
@@ -14835,6 +16221,7 @@
           <w:szCs w:val="18"/>
         </w:rPr>
       </w:pPr>
+      <w:commentRangeStart w:id="116"/>
       <w:r>
         <w:rPr>
           <w:b/>
@@ -14844,6 +16231,17 @@
         </w:rPr>
         <w:lastRenderedPageBreak/>
         <w:t>Figures</w:t>
+      </w:r>
+      <w:commentRangeEnd w:id="116"/>
+      <w:r>
+        <w:rPr>
+          <w:rStyle w:val="CommentReference"/>
+          <w:rFonts w:cstheme="minorHAnsi"/>
+          <w:color w:val="000000"/>
+          <w:sz w:val="18"/>
+          <w:szCs w:val="18"/>
+        </w:rPr>
+        <w:commentReference w:id="116"/>
       </w:r>
     </w:p>
     <w:p>
@@ -14882,7 +16280,7 @@
                     <pic:cNvPicPr/>
                   </pic:nvPicPr>
                   <pic:blipFill>
-                    <a:blip r:embed="rId66" cstate="print">
+                    <a:blip r:embed="rId70" cstate="print">
                       <a:extLst>
                         <a:ext uri="{28A0092B-C50C-407E-A947-70E740481C1C}">
                           <a14:useLocalDpi xmlns:a14="http://schemas.microsoft.com/office/drawing/2010/main" val="0"/>
@@ -14920,6 +16318,7 @@
           <w:lang w:val="en-GB"/>
         </w:rPr>
       </w:pPr>
+      <w:commentRangeStart w:id="117"/>
       <w:r>
         <w:rPr>
           <w:rFonts w:eastAsiaTheme="minorEastAsia"/>
@@ -14930,6 +16329,20 @@
           <w:lang w:val="en-GB"/>
         </w:rPr>
         <w:t xml:space="preserve">Fig. 1. </w:t>
+      </w:r>
+      <w:commentRangeEnd w:id="117"/>
+      <w:r>
+        <w:rPr>
+          <w:rStyle w:val="CommentReference"/>
+          <w:rFonts w:eastAsiaTheme="minorEastAsia"/>
+          <w:i/>
+          <w:iCs/>
+          <w:noProof/>
+          <w:sz w:val="20"/>
+          <w:szCs w:val="20"/>
+          <w:lang w:val="en-GB"/>
+        </w:rPr>
+        <w:commentReference w:id="117"/>
       </w:r>
       <w:r>
         <w:rPr>
@@ -15141,7 +16554,7 @@
                     <pic:cNvPicPr/>
                   </pic:nvPicPr>
                   <pic:blipFill>
-                    <a:blip r:embed="rId67"/>
+                    <a:blip r:embed="rId71"/>
                     <a:stretch>
                       <a:fillRect/>
                     </a:stretch>
@@ -15161,6 +16574,7 @@
           </wp:inline>
         </w:drawing>
       </w:r>
+      <w:commentRangeStart w:id="118"/>
       <w:r>
         <w:rPr>
           <w:rFonts w:eastAsiaTheme="minorEastAsia"/>
@@ -15172,15 +16586,17 @@
         </w:rPr>
         <w:t xml:space="preserve">Fig. 2. </w:t>
       </w:r>
-      <w:r>
-        <w:rPr>
+      <w:commentRangeEnd w:id="118"/>
+      <w:r>
+        <w:rPr>
+          <w:rStyle w:val="CommentReference"/>
           <w:rFonts w:eastAsiaTheme="minorEastAsia"/>
           <w:i/>
           <w:iCs/>
           <w:sz w:val="20"/>
           <w:szCs w:val="20"/>
         </w:rPr>
-        <w:t xml:space="preserve">Predicted marginal probabilities of refuge use by treatment and experimental period in light and dark conditions. Results are shown separately for light (top) and dark (bottom) conditions, each fitted with a beta-binomial GLMM. Points represent model-estimated marginal means with 95% confidence intervals shown as error bars. Different letters (a, b) indicate statistically significant differences based on </w:t>
+        <w:commentReference w:id="118"/>
       </w:r>
       <w:r>
         <w:rPr>
@@ -15190,8 +16606,9 @@
           <w:sz w:val="20"/>
           <w:szCs w:val="20"/>
         </w:rPr>
-        <w:t>Sidak</w:t>
-      </w:r>
+        <w:t xml:space="preserve">Predicted marginal probabilities of refuge use by treatment and </w:t>
+      </w:r>
+      <w:commentRangeStart w:id="119"/>
       <w:r>
         <w:rPr>
           <w:rFonts w:eastAsiaTheme="minorEastAsia"/>
@@ -15200,6 +16617,48 @@
           <w:sz w:val="20"/>
           <w:szCs w:val="20"/>
         </w:rPr>
+        <w:t xml:space="preserve">experimental period </w:t>
+      </w:r>
+      <w:commentRangeEnd w:id="119"/>
+      <w:r>
+        <w:rPr>
+          <w:rStyle w:val="CommentReference"/>
+          <w:rFonts w:eastAsiaTheme="minorEastAsia"/>
+          <w:i/>
+          <w:iCs/>
+          <w:sz w:val="20"/>
+          <w:szCs w:val="20"/>
+        </w:rPr>
+        <w:commentReference w:id="119"/>
+      </w:r>
+      <w:r>
+        <w:rPr>
+          <w:rFonts w:eastAsiaTheme="minorEastAsia"/>
+          <w:i/>
+          <w:iCs/>
+          <w:sz w:val="20"/>
+          <w:szCs w:val="20"/>
+        </w:rPr>
+        <w:t xml:space="preserve">in light and dark conditions. Results are shown separately for light (top) and dark (bottom) conditions, each fitted with a beta-binomial GLMM. Points represent model-estimated marginal means with 95% confidence intervals shown as error bars. Different letters (a, b) indicate statistically significant differences based on </w:t>
+      </w:r>
+      <w:r>
+        <w:rPr>
+          <w:rFonts w:eastAsiaTheme="minorEastAsia"/>
+          <w:i/>
+          <w:iCs/>
+          <w:sz w:val="20"/>
+          <w:szCs w:val="20"/>
+        </w:rPr>
+        <w:t>Sidak</w:t>
+      </w:r>
+      <w:r>
+        <w:rPr>
+          <w:rFonts w:eastAsiaTheme="minorEastAsia"/>
+          <w:i/>
+          <w:iCs/>
+          <w:sz w:val="20"/>
+          <w:szCs w:val="20"/>
+        </w:rPr>
         <w:t>-adjusted pairwise comparisons within each factor. The dashed line at 0.5 marks the threshold where kōura spend half their time in refuge.</w:t>
       </w:r>
       <w:r>
@@ -15223,51 +16682,53 @@
           <w:lang w:val="en-GB"/>
         </w:rPr>
       </w:pPr>
-      <w:r>
-        <w:rPr>
-          <w:rFonts w:eastAsiaTheme="minorEastAsia"/>
-          <w:noProof/>
-          <w:sz w:val="20"/>
-          <w:szCs w:val="20"/>
-          <w:lang w:val="en-GB"/>
-        </w:rPr>
-        <w:lastRenderedPageBreak/>
-        <w:drawing>
-          <wp:inline distT="0" distB="0" distL="0" distR="0" wp14:anchorId="08CCE3E5" wp14:editId="3E785A76">
-            <wp:extent cx="5731510" cy="3582035"/>
-            <wp:effectExtent l="0" t="0" r="2540" b="0"/>
-            <wp:docPr id="2118795257" name="Picture 1"/>
-            <wp:cNvGraphicFramePr>
-              <a:graphicFrameLocks xmlns:a="http://schemas.openxmlformats.org/drawingml/2006/main" noChangeAspect="1"/>
-            </wp:cNvGraphicFramePr>
-            <a:graphic xmlns:a="http://schemas.openxmlformats.org/drawingml/2006/main">
-              <a:graphicData uri="http://schemas.openxmlformats.org/drawingml/2006/picture">
-                <pic:pic xmlns:pic="http://schemas.openxmlformats.org/drawingml/2006/picture">
-                  <pic:nvPicPr>
-                    <pic:cNvPr id="2118795257" name=""/>
-                    <pic:cNvPicPr/>
-                  </pic:nvPicPr>
-                  <pic:blipFill>
-                    <a:blip r:embed="rId68"/>
-                    <a:stretch>
-                      <a:fillRect/>
-                    </a:stretch>
-                  </pic:blipFill>
-                  <pic:spPr>
-                    <a:xfrm>
-                      <a:off x="0" y="0"/>
-                      <a:ext cx="5731510" cy="3582035"/>
-                    </a:xfrm>
-                    <a:prstGeom prst="rect">
-                      <a:avLst/>
-                    </a:prstGeom>
-                  </pic:spPr>
-                </pic:pic>
-              </a:graphicData>
-            </a:graphic>
-          </wp:inline>
-        </w:drawing>
-      </w:r>
+      <w:ins w:id="120" w:author="Raven, Olivier (Student)" w:date="2026-09-15T12:30:00Z" w16du:dateUtc="2026-09-15T00:30:00Z">
+        <w:r>
+          <w:rPr>
+            <w:rFonts w:eastAsiaTheme="minorEastAsia"/>
+            <w:noProof/>
+            <w:sz w:val="20"/>
+            <w:szCs w:val="20"/>
+            <w:lang w:val="en-GB"/>
+          </w:rPr>
+          <w:lastRenderedPageBreak/>
+          <w:drawing>
+            <wp:inline distT="0" distB="0" distL="0" distR="0" wp14:anchorId="1889728E" wp14:editId="1706458F">
+              <wp:extent cx="5731510" cy="3582035"/>
+              <wp:effectExtent l="0" t="0" r="2540" b="0"/>
+              <wp:docPr id="1174657955" name="Picture 1"/>
+              <wp:cNvGraphicFramePr>
+                <a:graphicFrameLocks xmlns:a="http://schemas.openxmlformats.org/drawingml/2006/main" noChangeAspect="1"/>
+              </wp:cNvGraphicFramePr>
+              <a:graphic xmlns:a="http://schemas.openxmlformats.org/drawingml/2006/main">
+                <a:graphicData uri="http://schemas.openxmlformats.org/drawingml/2006/picture">
+                  <pic:pic xmlns:pic="http://schemas.openxmlformats.org/drawingml/2006/picture">
+                    <pic:nvPicPr>
+                      <pic:cNvPr id="1174657955" name=""/>
+                      <pic:cNvPicPr/>
+                    </pic:nvPicPr>
+                    <pic:blipFill>
+                      <a:blip r:embed="rId72"/>
+                      <a:stretch>
+                        <a:fillRect/>
+                      </a:stretch>
+                    </pic:blipFill>
+                    <pic:spPr>
+                      <a:xfrm>
+                        <a:off x="0" y="0"/>
+                        <a:ext cx="5731510" cy="3582035"/>
+                      </a:xfrm>
+                      <a:prstGeom prst="rect">
+                        <a:avLst/>
+                      </a:prstGeom>
+                    </pic:spPr>
+                  </pic:pic>
+                </a:graphicData>
+              </a:graphic>
+            </wp:inline>
+          </w:drawing>
+        </w:r>
+      </w:ins>
     </w:p>
     <w:p>
       <w:pPr>
@@ -15282,6 +16743,7 @@
           <w:lang w:val="en-GB"/>
         </w:rPr>
       </w:pPr>
+      <w:commentRangeStart w:id="121"/>
       <w:r>
         <w:rPr>
           <w:rFonts w:eastAsiaTheme="minorEastAsia"/>
@@ -15292,6 +16754,18 @@
           <w:lang w:val="en-GB"/>
         </w:rPr>
         <w:t xml:space="preserve">Fig. 3. </w:t>
+      </w:r>
+      <w:commentRangeEnd w:id="121"/>
+      <w:r>
+        <w:rPr>
+          <w:rStyle w:val="CommentReference"/>
+          <w:rFonts w:eastAsiaTheme="minorEastAsia"/>
+          <w:i/>
+          <w:iCs/>
+          <w:sz w:val="20"/>
+          <w:szCs w:val="20"/>
+        </w:rPr>
+        <w:commentReference w:id="121"/>
       </w:r>
       <w:r>
         <w:rPr>
@@ -15432,7 +16906,7 @@
                     <pic:cNvPicPr/>
                   </pic:nvPicPr>
                   <pic:blipFill>
-                    <a:blip r:embed="rId69"/>
+                    <a:blip r:embed="rId73"/>
                     <a:stretch>
                       <a:fillRect/>
                     </a:stretch>
@@ -15463,6 +16937,8 @@
           <w:lang w:val="en-GB"/>
         </w:rPr>
       </w:pPr>
+      <w:commentRangeStart w:id="122"/>
+      <w:commentRangeStart w:id="123"/>
       <w:r>
         <w:rPr>
           <w:rFonts w:eastAsiaTheme="minorEastAsia"/>
@@ -15472,7 +16948,42 @@
           <w:szCs w:val="20"/>
           <w:lang w:val="en-GB"/>
         </w:rPr>
-        <w:t>Fig. 4. Mean (±SE) kōura feeding rate (pellets consumed per gram wet weight kōura) across predator treatments (catfish, eel, control) and starvation periods (0, 3, and 4 days).</w:t>
+        <w:t xml:space="preserve">Fig. 4. </w:t>
+      </w:r>
+      <w:commentRangeEnd w:id="123"/>
+      <w:r>
+        <w:rPr>
+          <w:rStyle w:val="CommentReference"/>
+          <w:rFonts w:eastAsiaTheme="minorEastAsia"/>
+          <w:i/>
+          <w:iCs/>
+          <w:sz w:val="20"/>
+          <w:szCs w:val="20"/>
+          <w:lang w:val="en-GB"/>
+        </w:rPr>
+        <w:commentReference w:id="123"/>
+      </w:r>
+      <w:r>
+        <w:rPr>
+          <w:rFonts w:eastAsiaTheme="minorEastAsia"/>
+          <w:i/>
+          <w:iCs/>
+          <w:sz w:val="20"/>
+          <w:szCs w:val="20"/>
+          <w:lang w:val="en-GB"/>
+        </w:rPr>
+        <w:t>Mean (±SE) kōura feeding rate (pellets consumed per gram wet weight kōura) across predator treatments (catfish, eel, control) and starvation periods (0, 3, and 4 days).</w:t>
+      </w:r>
+      <w:commentRangeEnd w:id="122"/>
+      <w:r>
+        <w:rPr>
+          <w:rStyle w:val="CommentReference"/>
+          <w:rFonts w:eastAsiaTheme="minorEastAsia"/>
+          <w:sz w:val="20"/>
+          <w:szCs w:val="20"/>
+          <w:lang w:val="en-GB"/>
+        </w:rPr>
+        <w:commentReference w:id="122"/>
       </w:r>
       <w:r>
         <w:rPr>
@@ -22529,7 +24040,6 @@
                 <w14:ligatures w14:val="none"/>
               </w:rPr>
             </w:pPr>
-            <w:proofErr w:type="spellStart"/>
             <w:r>
               <w:rPr>
                 <w:rFonts w:eastAsia="Times New Roman"/>
@@ -22542,7 +24052,6 @@
               </w:rPr>
               <w:t>df</w:t>
             </w:r>
-            <w:proofErr w:type="spellEnd"/>
           </w:p>
         </w:tc>
         <w:tc>
@@ -23261,7 +24770,7 @@
       </w:pPr>
     </w:p>
     <w:sectPr>
-      <w:footerReference w:type="default" r:id="rId70"/>
+      <w:footerReference w:type="default" r:id="rId74"/>
       <w:pgSz w:w="11906" w:h="16838"/>
       <w:pgMar w:top="1440" w:right="1440" w:bottom="1440" w:left="1440" w:header="708" w:footer="708" w:gutter="0"/>
       <w:lnNumType w:countBy="1" w:restart="continuous"/>
@@ -23270,6 +24779,3188 @@
     </w:sectPr>
   </w:body>
 </w:document>
+</file>
+
+<file path=word/comments.xml><?xml version="1.0" encoding="utf-8"?>
+<w:comments xmlns:wpc="http://schemas.microsoft.com/office/word/2010/wordprocessingCanvas" xmlns:cx="http://schemas.microsoft.com/office/drawing/2014/chartex" xmlns:cx1="http://schemas.microsoft.com/office/drawing/2015/9/8/chartex" xmlns:cx2="http://schemas.microsoft.com/office/drawing/2015/10/21/chartex" xmlns:cx3="http://schemas.microsoft.com/office/drawing/2016/5/9/chartex" xmlns:cx4="http://schemas.microsoft.com/office/drawing/2016/5/10/chartex" xmlns:cx5="http://schemas.microsoft.com/office/drawing/2016/5/11/chartex" xmlns:cx6="http://schemas.microsoft.com/office/drawing/2016/5/12/chartex" xmlns:cx7="http://schemas.microsoft.com/office/drawing/2016/5/13/chartex" xmlns:cx8="http://schemas.microsoft.com/office/drawing/2016/5/14/chartex" xmlns:mc="http://schemas.openxmlformats.org/markup-compatibility/2006" xmlns:aink="http://schemas.microsoft.com/office/drawing/2016/ink" xmlns:am3d="http://schemas.microsoft.com/office/drawing/2017/model3d" xmlns:o="urn:schemas-microsoft-com:office:office" xmlns:oel="http://schemas.microsoft.com/office/2019/extlst" xmlns:r="http://schemas.openxmlformats.org/officeDocument/2006/relationships" xmlns:m="http://schemas.openxmlformats.org/officeDocument/2006/math" xmlns:v="urn:schemas-microsoft-com:vml" xmlns:wp14="http://schemas.microsoft.com/office/word/2010/wordprocessingDrawing" xmlns:wp="http://schemas.openxmlformats.org/drawingml/2006/wordprocessingDrawing" xmlns:w10="urn:schemas-microsoft-com:office:word" xmlns:w="http://schemas.openxmlformats.org/wordprocessingml/2006/main" xmlns:w14="http://schemas.microsoft.com/office/word/2010/wordml" xmlns:w15="http://schemas.microsoft.com/office/word/2012/wordml" xmlns:w16cex="http://schemas.microsoft.com/office/word/2018/wordml/cex" xmlns:w16cid="http://schemas.microsoft.com/office/word/2016/wordml/cid" xmlns:w16="http://schemas.microsoft.com/office/word/2018/wordml" xmlns:w16du="http://schemas.microsoft.com/office/word/2023/wordml/word16du" xmlns:w16sdtdh="http://schemas.microsoft.com/office/word/2020/wordml/sdtdatahash" xmlns:w16sdtfl="http://schemas.microsoft.com/office/word/2024/wordml/sdtformatlock" xmlns:w16se="http://schemas.microsoft.com/office/word/2015/wordml/symex" xmlns:wpg="http://schemas.microsoft.com/office/word/2010/wordprocessingGroup" xmlns:wpi="http://schemas.microsoft.com/office/word/2010/wordprocessingInk" xmlns:wne="http://schemas.microsoft.com/office/word/2006/wordml" xmlns:wps="http://schemas.microsoft.com/office/word/2010/wordprocessingShape" mc:Ignorable="w14 w15 w16se w16cid w16 w16cex w16sdtdh w16sdtfl w16du wp14">
+  <w:comment w:id="1" w:author="Raven, Olivier (Student)" w:date="2026-09-15T12:16:00Z" w:initials="OR">
+    <w:p>
+      <w:pPr>
+        <w:pStyle w:val="CommentText"/>
+      </w:pPr>
+      <w:r>
+        <w:rPr>
+          <w:rStyle w:val="CommentReference"/>
+        </w:rPr>
+        <w:annotationRef/>
+      </w:r>
+      <w:r>
+        <w:rPr>
+          <w:color w:val="000033"/>
+          <w:highlight w:val="white"/>
+        </w:rPr>
+        <w:t>Dear mr Raven,</w:t>
+      </w:r>
+      <w:r>
+        <w:rPr>
+          <w:color w:val="000033"/>
+        </w:rPr>
+        <w:br/>
+      </w:r>
+      <w:r>
+        <w:rPr>
+          <w:color w:val="000033"/>
+        </w:rPr>
+        <w:br/>
+      </w:r>
+      <w:r>
+        <w:rPr>
+          <w:color w:val="000033"/>
+          <w:highlight w:val="white"/>
+        </w:rPr>
+        <w:t>Thank you for submitting your manuscript BINV-D-26-00456 "Fear of the new: a predatory invader provokes stronger non-consumptive effects on a keystone native prey than a native predator" to Biological Invasions.</w:t>
+      </w:r>
+      <w:r>
+        <w:rPr>
+          <w:color w:val="000033"/>
+        </w:rPr>
+        <w:br/>
+      </w:r>
+      <w:r>
+        <w:rPr>
+          <w:color w:val="000033"/>
+        </w:rPr>
+        <w:br/>
+      </w:r>
+      <w:r>
+        <w:rPr>
+          <w:color w:val="000033"/>
+          <w:highlight w:val="white"/>
+        </w:rPr>
+        <w:t>Your manuscript has now been assessed by the Associate Editor as well as three reviewers. The Associate Editor and the reviewers find, and I agree, that your study presented an interesting idea. However, several significant concerns were raised, specially some claims made in the discussion that are not backed up by the results.</w:t>
+      </w:r>
+      <w:r>
+        <w:rPr>
+          <w:color w:val="000033"/>
+        </w:rPr>
+        <w:br/>
+      </w:r>
+      <w:r>
+        <w:rPr>
+          <w:color w:val="000033"/>
+        </w:rPr>
+        <w:br/>
+      </w:r>
+      <w:r>
+        <w:rPr>
+          <w:color w:val="000033"/>
+          <w:highlight w:val="white"/>
+        </w:rPr>
+        <w:t>Because we feel that this might be a very an interesting study, but also that it needs quite substantial revision, I have decided to decline your manuscript but invite resubmission if you can address the points raised. I chose this option (reject with resubmission allowed), rather than simply requesting major revision, to emphasize that your paper will be treated as a brand-new submission and that final acceptance is not guaranteed. It is important to respond to all comments in this decision letter, showing how you have amended your manuscript. Please remember that we expect your manuscript to be carefully re-worked with a detailed response as to how you have addressed the comments on a point by point basis.</w:t>
+      </w:r>
+      <w:r>
+        <w:rPr>
+          <w:color w:val="000033"/>
+        </w:rPr>
+        <w:br/>
+      </w:r>
+      <w:r>
+        <w:rPr>
+          <w:color w:val="000033"/>
+        </w:rPr>
+        <w:br/>
+      </w:r>
+      <w:r>
+        <w:rPr>
+          <w:color w:val="000033"/>
+          <w:highlight w:val="white"/>
+        </w:rPr>
+        <w:t>I understand that you may be unable or unwilling to make some of the changes required; if so, I hope you at least find the reviewers' and editor's comments helpful when preparing your paper for submission elsewhere. However, I hope you will agree with the required changes and send the revised version of the paper back to Biological Invasions.</w:t>
+      </w:r>
+      <w:r>
+        <w:rPr>
+          <w:color w:val="000033"/>
+        </w:rPr>
+        <w:br/>
+      </w:r>
+      <w:r>
+        <w:rPr>
+          <w:color w:val="000033"/>
+        </w:rPr>
+        <w:br/>
+      </w:r>
+      <w:r>
+        <w:rPr>
+          <w:color w:val="000033"/>
+          <w:highlight w:val="white"/>
+        </w:rPr>
+        <w:t>Below, please find the comments for your perusal. YOU ARE KINDLY REQUESTED TO ALSO CHECK THE WEBSITE FOR POSSIBLE REVIEWER ATTACHMENTS!</w:t>
+      </w:r>
+      <w:r>
+        <w:rPr>
+          <w:color w:val="000033"/>
+        </w:rPr>
+        <w:br/>
+      </w:r>
+      <w:r>
+        <w:rPr>
+          <w:color w:val="000033"/>
+        </w:rPr>
+        <w:br/>
+      </w:r>
+      <w:r>
+        <w:rPr>
+          <w:color w:val="000033"/>
+          <w:highlight w:val="white"/>
+        </w:rPr>
+        <w:t>I would like to thank you very much for forwarding your manuscript to us for consideration and wish you every success in finding an alternative place of publication.</w:t>
+      </w:r>
+      <w:r>
+        <w:rPr>
+          <w:color w:val="000033"/>
+        </w:rPr>
+        <w:br/>
+      </w:r>
+      <w:r>
+        <w:rPr>
+          <w:color w:val="000033"/>
+        </w:rPr>
+        <w:br/>
+      </w:r>
+      <w:r>
+        <w:rPr>
+          <w:color w:val="000033"/>
+          <w:highlight w:val="white"/>
+        </w:rPr>
+        <w:t>With kind regards,</w:t>
+      </w:r>
+      <w:r>
+        <w:rPr>
+          <w:color w:val="000033"/>
+        </w:rPr>
+        <w:br/>
+      </w:r>
+      <w:r>
+        <w:rPr>
+          <w:color w:val="000033"/>
+        </w:rPr>
+        <w:br/>
+      </w:r>
+      <w:r>
+        <w:rPr>
+          <w:color w:val="000033"/>
+          <w:highlight w:val="white"/>
+        </w:rPr>
+        <w:t>Mariano Rodriguez-Cabal</w:t>
+      </w:r>
+      <w:r>
+        <w:rPr>
+          <w:color w:val="000033"/>
+        </w:rPr>
+        <w:br/>
+      </w:r>
+      <w:r>
+        <w:rPr>
+          <w:color w:val="000033"/>
+          <w:highlight w:val="white"/>
+        </w:rPr>
+        <w:t>Editor-in-Chief</w:t>
+      </w:r>
+      <w:r>
+        <w:rPr>
+          <w:color w:val="000033"/>
+        </w:rPr>
+        <w:br/>
+      </w:r>
+      <w:r>
+        <w:rPr>
+          <w:color w:val="000033"/>
+          <w:highlight w:val="white"/>
+        </w:rPr>
+        <w:t>Biological Invasions</w:t>
+      </w:r>
+      <w:r>
+        <w:rPr>
+          <w:color w:val="000033"/>
+        </w:rPr>
+        <w:br/>
+      </w:r>
+      <w:r>
+        <w:rPr>
+          <w:color w:val="000033"/>
+        </w:rPr>
+        <w:br/>
+      </w:r>
+      <w:r>
+        <w:rPr>
+          <w:color w:val="000033"/>
+          <w:highlight w:val="white"/>
+        </w:rPr>
+        <w:t>COMMENTS TO THE AUTHOR:</w:t>
+      </w:r>
+      <w:r>
+        <w:rPr>
+          <w:color w:val="000033"/>
+        </w:rPr>
+        <w:br/>
+      </w:r>
+      <w:r>
+        <w:rPr>
+          <w:color w:val="000033"/>
+        </w:rPr>
+        <w:br/>
+      </w:r>
+      <w:r>
+        <w:rPr>
+          <w:color w:val="000033"/>
+          <w:highlight w:val="white"/>
+        </w:rPr>
+        <w:t>Apologies for the time it has taken to get reviews on this MS over the summer, unfortunately at this time i have to recommend a reject and re-submission decision based on the 3 reviews recieved. You will see that two reviewers recommend major revisions and one reject. While all commended the concept, transparency of experiments and analyses, they all had similar issues to myself whereby the framing over-interprets / misinterprets the null results and assymetries seen in the data and currently the limitations regarding confounds and replication are not suitably addressed. The revisions needed at this stage are substantial but there is value in the experiment and ideas if they are presented suitably in the future.</w:t>
+      </w:r>
+      <w:r>
+        <w:rPr>
+          <w:color w:val="000033"/>
+        </w:rPr>
+        <w:br/>
+      </w:r>
+      <w:r>
+        <w:rPr>
+          <w:color w:val="000033"/>
+        </w:rPr>
+        <w:br/>
+      </w:r>
+      <w:r>
+        <w:rPr>
+          <w:color w:val="000033"/>
+          <w:highlight w:val="white"/>
+        </w:rPr>
+        <w:t>Reviewer #1: Manuscript: BINV-D-26-00456 Title: "Fear of the new: a predatory invader provokes stronger non-consumptive effects on a keystone native prey than a native predator.</w:t>
+      </w:r>
+      <w:r>
+        <w:rPr>
+          <w:color w:val="000033"/>
+        </w:rPr>
+        <w:br/>
+      </w:r>
+      <w:r>
+        <w:rPr>
+          <w:color w:val="000033"/>
+          <w:highlight w:val="white"/>
+        </w:rPr>
+        <w:t>This ms reports a pair of experiments testing whether an invasive predator, brown bullhead catfish causes stronger non-consumptive effects (NCEs) on the endemic New Zealand freshwater crayfish than the native longfin eel. The refuge experiment found that under dark conditions crayfish exposed to catfish used refuge significantly more than those exposed to eels with no significant treatment differences under light. The feeding experiment detected an effect of starvation period but no predator-cue effect. The authors interpret the refuge result as evidence against classic prey naivety and in favor of fear generalization theory and argue that catfish invasion imposes a behavioral cost on crayfish additional to direct predation.</w:t>
+      </w:r>
+      <w:r>
+        <w:rPr>
+          <w:color w:val="000033"/>
+        </w:rPr>
+        <w:br/>
+      </w:r>
+      <w:r>
+        <w:rPr>
+          <w:color w:val="000033"/>
+          <w:highlight w:val="white"/>
+        </w:rPr>
+        <w:t>My main thoughts on the ms are presented below, they are fixable issues, but need to be addressed.</w:t>
+      </w:r>
+      <w:r>
+        <w:rPr>
+          <w:color w:val="000033"/>
+        </w:rPr>
+        <w:br/>
+      </w:r>
+      <w:r>
+        <w:rPr>
+          <w:color w:val="000033"/>
+        </w:rPr>
+        <w:br/>
+      </w:r>
+      <w:r>
+        <w:rPr>
+          <w:color w:val="000033"/>
+          <w:highlight w:val="white"/>
+        </w:rPr>
+        <w:t>1. The title, abstract and conclusions assert that the invader provokes a stronger NCE than the native predator, but an NCE is by definition a change relative to predator absence, and neither predator differs significantly from the control in the dark, so in some situations there is no "Stronger NCE" even if there are some situations where the title does hold up.</w:t>
+      </w:r>
+      <w:r>
+        <w:rPr>
+          <w:color w:val="000033"/>
+        </w:rPr>
+        <w:br/>
+      </w:r>
+      <w:r>
+        <w:rPr>
+          <w:color w:val="000033"/>
+        </w:rPr>
+        <w:br/>
+      </w:r>
+      <w:r>
+        <w:rPr>
+          <w:color w:val="000033"/>
+          <w:highlight w:val="white"/>
+        </w:rPr>
+        <w:t>The only significant contrast is catfish versus eel, and Fig. 2 shows the control sitting between them. That pattern is equally consistent with eels depressing refuge use below baseline, an interpretation the authors themselves float as a "flight response" (L329-333), and with no catfish effect at all. The abstract sentence "Predator presence produced in the dark a NCE on refuge use" is therefore not supported by the authors' own Table 1. Relatedly, the claim that treatment effects "depended on light condition" (L301-302) is never tested: separate models were fitted per light regime, and a difference in significance between two subsets is not a significant interaction. A treatment × light term in a single model is needed.</w:t>
+      </w:r>
+      <w:r>
+        <w:rPr>
+          <w:color w:val="000033"/>
+        </w:rPr>
+        <w:br/>
+      </w:r>
+      <w:r>
+        <w:rPr>
+          <w:color w:val="000033"/>
+        </w:rPr>
+        <w:br/>
+      </w:r>
+      <w:r>
+        <w:rPr>
+          <w:color w:val="000033"/>
+          <w:highlight w:val="white"/>
+        </w:rPr>
+        <w:t>2. Design confounds units of replication. Light regime is fully confounded with experimental round and with animal batch (rounds 1-4 light, 5-8 dark, different crayfish in each), which the authors acknowledge, but the combined model is still used to report a significant light effect after dropping round as a random effect, which does not resolve the issues. The same problem recurs in the feeding experiment, where starvation period is fully confounded with round. More fundamentally, the number of individual catfish and eels used is never stated, nor is fish identity included as a random effect; if a small number of fish were reused across tanks and rounds, the effective replication for a species contrast is the number of fish, not the number of crayfish, they were sourced from Ōkāreka and Tikitapu, where the authors state eels are rare or absent (L104-105); the "familiar native predator" may not be familiar to these animals, which weakens the novelty framing that the whole interpretation rests on. Please also reconcile the animal numbers: 92 crayfish are reported as sourced, but 64 (refuge) plus 46 (feeding) are used, and crayfish are said to be exposed only once.</w:t>
+      </w:r>
+      <w:r>
+        <w:rPr>
+          <w:color w:val="000033"/>
+        </w:rPr>
+        <w:br/>
+      </w:r>
+      <w:r>
+        <w:rPr>
+          <w:color w:val="000033"/>
+        </w:rPr>
+        <w:br/>
+      </w:r>
+      <w:r>
+        <w:rPr>
+          <w:color w:val="000033"/>
+          <w:highlight w:val="white"/>
+        </w:rPr>
+        <w:t>3. Over-interpretation of a null feeding experiment, and asymmetric treatment of non-significant results. The feeding experiment is null with respect to predator cue at every starvation level, treatment did not improve model fit \ despite this, the Results emphasize that day-4 control crayfish fed "over two and a half times" more than the fish treatments, and the Discussion describes a "clear discrepancy" (L363), a comparison with overlapping standard errors and p ≥ 0.15. The direction also reverses at day 3, where catfish-exposed crayfish were the highest feeders (Fig. 4); this is not mentioned. Because this experiment cannot distinguish catfish from eel, it does not bear on the paper's central claim, and the long list of post hoc explanations for the null (L336-373) reads as advocacy for an effect the data do not show. The same asymmetry appears in the refuge results, where p = 0.083 is discussed as a meaningful control-catfish separation while p = 0.565 is treated as a real absence. I think reporting effect sizes with confidence intervals throughout and to interpret both experiments symmetrically.</w:t>
+      </w:r>
+      <w:r>
+        <w:rPr>
+          <w:color w:val="000033"/>
+        </w:rPr>
+        <w:br/>
+      </w:r>
+      <w:r>
+        <w:rPr>
+          <w:color w:val="000033"/>
+        </w:rPr>
+        <w:br/>
+      </w:r>
+      <w:r>
+        <w:rPr>
+          <w:color w:val="000033"/>
+          <w:highlight w:val="white"/>
+        </w:rPr>
+        <w:t>The experiments are carefully executed, the analysis is transparent, and the data and code are openly archived, which I commend. However, the manuscript currently claims more than it demonstrates: without a significant contrast against the predator-free control, and without a tested treatment × light interaction, the title, abstract and conclusions need to be reframed around the relative difference between the two predators rather than around a demonstrated NCE. With the framing corrected, the confounds and replication questions addressed or explicitly bounded as limitations, and the feeding experiment reported as the null result it is, this would be a useful contribution.</w:t>
+      </w:r>
+      <w:r>
+        <w:rPr>
+          <w:color w:val="000033"/>
+        </w:rPr>
+        <w:br/>
+      </w:r>
+      <w:r>
+        <w:rPr>
+          <w:color w:val="000033"/>
+        </w:rPr>
+        <w:br/>
+      </w:r>
+      <w:r>
+        <w:rPr>
+          <w:color w:val="000033"/>
+          <w:highlight w:val="white"/>
+        </w:rPr>
+        <w:t>Minor points</w:t>
+      </w:r>
+      <w:r>
+        <w:rPr>
+          <w:color w:val="000033"/>
+        </w:rPr>
+        <w:br/>
+      </w:r>
+      <w:r>
+        <w:rPr>
+          <w:color w:val="000033"/>
+          <w:highlight w:val="white"/>
+        </w:rPr>
+        <w:t>L143-145: the assumption that the study species cannot perceive red light needs a citation, ideally one specific to crayfish and anguillids; note also that ~70 lux is dim rather than dark.</w:t>
+      </w:r>
+      <w:r>
+        <w:rPr>
+          <w:color w:val="000033"/>
+        </w:rPr>
+        <w:br/>
+      </w:r>
+      <w:r>
+        <w:rPr>
+          <w:color w:val="000033"/>
+          <w:highlight w:val="white"/>
+        </w:rPr>
+        <w:t>* Line 43 - needs more citations</w:t>
+      </w:r>
+      <w:r>
+        <w:rPr>
+          <w:color w:val="000033"/>
+        </w:rPr>
+        <w:br/>
+      </w:r>
+      <w:r>
+        <w:rPr>
+          <w:color w:val="000033"/>
+          <w:highlight w:val="white"/>
+        </w:rPr>
+        <w:t>* Line 60 - needs citations</w:t>
+      </w:r>
+      <w:r>
+        <w:rPr>
+          <w:color w:val="000033"/>
+        </w:rPr>
+        <w:br/>
+      </w:r>
+      <w:r>
+        <w:rPr>
+          <w:color w:val="000033"/>
+          <w:highlight w:val="white"/>
+        </w:rPr>
+        <w:t>* Table 1 / Fig. 2: state whether the Šidák adjustment was applied across both light-condition models or within each separately.</w:t>
+      </w:r>
+      <w:r>
+        <w:rPr>
+          <w:color w:val="000033"/>
+        </w:rPr>
+        <w:br/>
+      </w:r>
+      <w:r>
+        <w:rPr>
+          <w:color w:val="000033"/>
+          <w:highlight w:val="white"/>
+        </w:rPr>
+        <w:t>* The "before" period spans 60 min and the "during" period 180 min; the unequal numbers of observations per aggregated period should be stated.</w:t>
+      </w:r>
+      <w:r>
+        <w:rPr>
+          <w:color w:val="000033"/>
+        </w:rPr>
+        <w:br/>
+      </w:r>
+      <w:r>
+        <w:rPr>
+          <w:color w:val="000033"/>
+          <w:highlight w:val="white"/>
+        </w:rPr>
+        <w:t>* A central premise (catfish-linked crayfishdecline) is supported by Kusabs et al. (in press), co-authored by an author of this manuscript. Please ensure the argument does not depend on unpublished work.</w:t>
+      </w:r>
+      <w:r>
+        <w:rPr>
+          <w:color w:val="000033"/>
+        </w:rPr>
+        <w:br/>
+      </w:r>
+      <w:r>
+        <w:rPr>
+          <w:color w:val="000033"/>
+          <w:highlight w:val="white"/>
+        </w:rPr>
+        <w:t>* Fig. 4 shows an apparent control feeding rate of zero at day 0 with no error bar; please clarify.</w:t>
+      </w:r>
+      <w:r>
+        <w:rPr>
+          <w:color w:val="000033"/>
+        </w:rPr>
+        <w:br/>
+      </w:r>
+      <w:r>
+        <w:rPr>
+          <w:color w:val="000033"/>
+          <w:highlight w:val="white"/>
+        </w:rPr>
+        <w:t>* Report the number of predator individuals, whether they were reused, and the interval between reuses.</w:t>
+      </w:r>
+      <w:r>
+        <w:rPr>
+          <w:color w:val="000033"/>
+        </w:rPr>
+        <w:br/>
+      </w:r>
+      <w:r>
+        <w:rPr>
+          <w:color w:val="000033"/>
+          <w:highlight w:val="white"/>
+        </w:rPr>
+        <w:t>I found the figure 1 slightly hard to see, but I'm not sure what to do about it, perhaps lighting the blue?</w:t>
+      </w:r>
+      <w:r>
+        <w:rPr>
+          <w:color w:val="000033"/>
+        </w:rPr>
+        <w:br/>
+      </w:r>
+      <w:r>
+        <w:rPr>
+          <w:color w:val="000033"/>
+          <w:highlight w:val="white"/>
+        </w:rPr>
+        <w:t>Work on consistent capitalization across the figure titles and axis</w:t>
+      </w:r>
+      <w:r>
+        <w:rPr>
+          <w:color w:val="000033"/>
+        </w:rPr>
+        <w:br/>
+      </w:r>
+      <w:r>
+        <w:rPr>
+          <w:color w:val="000033"/>
+          <w:highlight w:val="white"/>
+        </w:rPr>
+        <w:t>Not sure figure 4 needs to be included, can get moved to supplemental</w:t>
+      </w:r>
+      <w:r>
+        <w:rPr>
+          <w:color w:val="000033"/>
+        </w:rPr>
+        <w:br/>
+      </w:r>
+      <w:r>
+        <w:rPr>
+          <w:color w:val="000033"/>
+        </w:rPr>
+        <w:br/>
+      </w:r>
+      <w:r>
+        <w:rPr>
+          <w:color w:val="000033"/>
+        </w:rPr>
+        <w:br/>
+      </w:r>
+      <w:r>
+        <w:rPr>
+          <w:color w:val="000033"/>
+        </w:rPr>
+        <w:br/>
+      </w:r>
+      <w:r>
+        <w:rPr>
+          <w:color w:val="000033"/>
+        </w:rPr>
+        <w:br/>
+      </w:r>
+      <w:r>
+        <w:rPr>
+          <w:color w:val="000033"/>
+          <w:highlight w:val="white"/>
+        </w:rPr>
+        <w:t>Reviewer #3: This paper outlines the results of a timely experiment on an important idea. The role of novel predators on the landscape of fear is important as more and more habitats are invaded by different species. Usually, the crayfish is the invasion species, but this manuscript uses crayfish as the prey and is attempting to measure the behavioral responses of crayfish to a novel and known predator.</w:t>
+      </w:r>
+      <w:r>
+        <w:rPr>
+          <w:color w:val="000033"/>
+        </w:rPr>
+        <w:br/>
+      </w:r>
+      <w:r>
+        <w:rPr>
+          <w:color w:val="000033"/>
+        </w:rPr>
+        <w:br/>
+      </w:r>
+      <w:r>
+        <w:rPr>
+          <w:color w:val="000033"/>
+          <w:highlight w:val="white"/>
+        </w:rPr>
+        <w:t>The introduction covers the material in a sufficient manner and lays out the problem as well as some background on the landscape of fear. The authors have cited the appropriate literature (although at least one has a typo). Minor but check this. The length of the introduction is good and maybe could be tightened by removing a paragraph.</w:t>
+      </w:r>
+      <w:r>
+        <w:rPr>
+          <w:color w:val="000033"/>
+        </w:rPr>
+        <w:br/>
+      </w:r>
+      <w:r>
+        <w:rPr>
+          <w:color w:val="000033"/>
+        </w:rPr>
+        <w:br/>
+      </w:r>
+      <w:r>
+        <w:rPr>
+          <w:color w:val="000033"/>
+          <w:highlight w:val="white"/>
+        </w:rPr>
+        <w:t>The methods are written well, outlined significantly, and details the design as well as Ns of the experiments nicely. The authors used a single sex which limits the complications with stats later on. The details of the data analysis and statistical methods is good and I think I could reproduce the results given the details provided.</w:t>
+      </w:r>
+      <w:r>
+        <w:rPr>
+          <w:color w:val="000033"/>
+        </w:rPr>
+        <w:br/>
+      </w:r>
+      <w:r>
+        <w:rPr>
+          <w:color w:val="000033"/>
+        </w:rPr>
+        <w:br/>
+      </w:r>
+      <w:r>
+        <w:rPr>
+          <w:color w:val="000033"/>
+          <w:highlight w:val="white"/>
+        </w:rPr>
+        <w:t>The results are straight forward and the graphic presents are clear.</w:t>
+      </w:r>
+      <w:r>
+        <w:rPr>
+          <w:color w:val="000033"/>
+        </w:rPr>
+        <w:br/>
+      </w:r>
+      <w:r>
+        <w:rPr>
+          <w:color w:val="000033"/>
+        </w:rPr>
+        <w:br/>
+      </w:r>
+      <w:r>
+        <w:rPr>
+          <w:color w:val="000033"/>
+          <w:highlight w:val="white"/>
+        </w:rPr>
+        <w:t>The discussion is where the real issues are present in this manuscript. Yet, I think the discussion is fixable and the results of this experiment should eventually be published.</w:t>
+      </w:r>
+      <w:r>
+        <w:rPr>
+          <w:color w:val="000033"/>
+        </w:rPr>
+        <w:br/>
+      </w:r>
+      <w:r>
+        <w:rPr>
+          <w:color w:val="000033"/>
+        </w:rPr>
+        <w:br/>
+      </w:r>
+      <w:r>
+        <w:rPr>
+          <w:color w:val="000033"/>
+          <w:highlight w:val="white"/>
+        </w:rPr>
+        <w:t>From my reading of the results, the authors major findings have to do with light and starvation and not the novelty of the predator. Line 232-233. "There was also no relationship between kōura OCL and refuge use in any of the three treatments (rs = -0.09, 0.09 and 0.17 for catfish, eel and control treatments respectively, all NS)" so, using the author's own writing. Novelty and predation had no effect on refuge use.</w:t>
+      </w:r>
+      <w:r>
+        <w:rPr>
+          <w:color w:val="000033"/>
+        </w:rPr>
+        <w:br/>
+      </w:r>
+      <w:r>
+        <w:rPr>
+          <w:color w:val="000033"/>
+        </w:rPr>
+        <w:br/>
+      </w:r>
+      <w:r>
+        <w:rPr>
+          <w:color w:val="000033"/>
+          <w:highlight w:val="white"/>
+        </w:rPr>
+        <w:t>In the next section, the authors detail trends using the time intervals, but I see no significance.</w:t>
+      </w:r>
+      <w:r>
+        <w:rPr>
+          <w:color w:val="000033"/>
+        </w:rPr>
+        <w:br/>
+      </w:r>
+      <w:r>
+        <w:rPr>
+          <w:color w:val="000033"/>
+        </w:rPr>
+        <w:br/>
+      </w:r>
+      <w:r>
+        <w:rPr>
+          <w:color w:val="000033"/>
+          <w:highlight w:val="white"/>
+        </w:rPr>
+        <w:t>For feeding, starvation impacted feeding rate. The predator treatment saw trends, but nothing significant or at least, nothing significant is noted in the graphics or text.</w:t>
+      </w:r>
+      <w:r>
+        <w:rPr>
+          <w:color w:val="000033"/>
+        </w:rPr>
+        <w:br/>
+      </w:r>
+      <w:r>
+        <w:rPr>
+          <w:color w:val="000033"/>
+        </w:rPr>
+        <w:br/>
+      </w:r>
+      <w:r>
+        <w:rPr>
+          <w:color w:val="000033"/>
+          <w:highlight w:val="white"/>
+        </w:rPr>
+        <w:t>Yet, here is the second sentence of the discussion "Our study adds to a growing body of literature (i.e., Sniegula et al. 2025) showing invasive predators can generate stronger NCEs on native prey than native predators, with potentially far-reaching</w:t>
+      </w:r>
+      <w:r>
+        <w:rPr>
+          <w:color w:val="000033"/>
+        </w:rPr>
+        <w:br/>
+      </w:r>
+      <w:r>
+        <w:rPr>
+          <w:color w:val="000033"/>
+          <w:highlight w:val="white"/>
+        </w:rPr>
+        <w:t>consequences on invaded ecosystems." No, this isn't true or at least not supported by the results presented by the authors. This is followed up in the next sentence indicating that novel vs invasive predators cause different changes, but this does not match up with the findings.</w:t>
+      </w:r>
+      <w:r>
+        <w:rPr>
+          <w:color w:val="000033"/>
+        </w:rPr>
+        <w:br/>
+      </w:r>
+      <w:r>
+        <w:rPr>
+          <w:color w:val="000033"/>
+        </w:rPr>
+        <w:br/>
+      </w:r>
+      <w:r>
+        <w:rPr>
+          <w:color w:val="000033"/>
+          <w:highlight w:val="white"/>
+        </w:rPr>
+        <w:t>So, the discussion misrepresents the findings and makes claims unsupported by the statistics presented. The entire discussion needs to be aligned with the results and stats and needs a significant rewrite.</w:t>
+      </w:r>
+      <w:r>
+        <w:rPr>
+          <w:color w:val="000033"/>
+        </w:rPr>
+        <w:br/>
+      </w:r>
+      <w:r>
+        <w:rPr>
+          <w:color w:val="000033"/>
+        </w:rPr>
+        <w:br/>
+      </w:r>
+      <w:r>
+        <w:rPr>
+          <w:color w:val="000033"/>
+        </w:rPr>
+        <w:br/>
+      </w:r>
+      <w:r>
+        <w:rPr>
+          <w:color w:val="000033"/>
+          <w:highlight w:val="white"/>
+        </w:rPr>
+        <w:t>Reviewer #4: The study examined how kōura behaviourally respond to native and invasive predators (i.e., non-consumptive effects). I understand the importance of the topic the authors addressed in the context of studies on both biological conservation and invasion biology. Unfortunately, perhaps because of a small sample size and a relatively complicated experimental design, the authors failed to show clear effects of predators on kōura. Notably, there was no significant difference in refuge-seeking behaviour between the no-predator control treatment and either the native or invasive predator treatments. Simultaneously, they found significant behavioural differences between the two predator treatments. These results hinder interpretation. I am wondering whether the authors can conclude that they detected non-consumptive effects of predators on prey without a significant difference between the predator and no-predator control treatments. Moreover, regarding feeding rate measured in another experiment, there were no significant treatment effects. The laboratory experiment was conducted in a highly controlled environment. Therefore, I am not sure how much the authors can discuss statistically non-significant patterns. Below are several comments for the authors to consider.</w:t>
+      </w:r>
+      <w:r>
+        <w:rPr>
+          <w:color w:val="000033"/>
+        </w:rPr>
+        <w:br/>
+      </w:r>
+      <w:r>
+        <w:rPr>
+          <w:color w:val="000033"/>
+        </w:rPr>
+        <w:br/>
+      </w:r>
+      <w:r>
+        <w:rPr>
+          <w:color w:val="000033"/>
+          <w:highlight w:val="white"/>
+        </w:rPr>
+        <w:t>Major comments</w:t>
+      </w:r>
+      <w:r>
+        <w:rPr>
+          <w:color w:val="000033"/>
+        </w:rPr>
+        <w:br/>
+      </w:r>
+      <w:r>
+        <w:rPr>
+          <w:color w:val="000033"/>
+          <w:highlight w:val="white"/>
+        </w:rPr>
+        <w:t>The significant treatment difference detected in the present study is the difference in refuge-seeking behaviour of kōura between invasive and native predator treatments. There was no significant difference in refuge-seeking behaviour between the no-predator control treatment and either the native or invasive predator treatments. The authors should base their discussion on this finding. At least, the authors should explain why, despite this finding, it is reasonable to conclude that the kōura increased its refuge-seeking behaviour in response to catfish but not to eels.</w:t>
+      </w:r>
+      <w:r>
+        <w:rPr>
+          <w:color w:val="000033"/>
+        </w:rPr>
+        <w:br/>
+      </w:r>
+      <w:r>
+        <w:rPr>
+          <w:color w:val="000033"/>
+        </w:rPr>
+        <w:br/>
+      </w:r>
+      <w:r>
+        <w:rPr>
+          <w:color w:val="000033"/>
+          <w:highlight w:val="white"/>
+        </w:rPr>
+        <w:t>Specific comments</w:t>
+      </w:r>
+      <w:r>
+        <w:rPr>
+          <w:color w:val="000033"/>
+        </w:rPr>
+        <w:br/>
+      </w:r>
+      <w:r>
+        <w:rPr>
+          <w:color w:val="000033"/>
+          <w:highlight w:val="white"/>
+        </w:rPr>
+        <w:t>Abstract</w:t>
+      </w:r>
+      <w:r>
+        <w:rPr>
+          <w:color w:val="000033"/>
+        </w:rPr>
+        <w:br/>
+      </w:r>
+      <w:r>
+        <w:rPr>
+          <w:color w:val="000033"/>
+          <w:highlight w:val="white"/>
+        </w:rPr>
+        <w:t>L22-23: Please rephrase "visual and chemical cues" with, for example, "predation risk cues". In the first experiment, in which the authors measured the refuge-seeking behaviour of kōura, they did not control visual and chemical cues but only controlled the presence and absence of caged predators. For example, can the authors rule out the effects of tactile cues? This is also true for the second experiment, in which the authors measured the feeding rate of kōura. They controlled only the presence and absence of chemical cues, not other cues.</w:t>
+      </w:r>
+      <w:r>
+        <w:rPr>
+          <w:color w:val="000033"/>
+        </w:rPr>
+        <w:br/>
+      </w:r>
+      <w:r>
+        <w:rPr>
+          <w:color w:val="000033"/>
+        </w:rPr>
+        <w:br/>
+      </w:r>
+      <w:r>
+        <w:rPr>
+          <w:color w:val="000033"/>
+          <w:highlight w:val="white"/>
+        </w:rPr>
+        <w:t>Introduction</w:t>
+      </w:r>
+      <w:r>
+        <w:rPr>
+          <w:color w:val="000033"/>
+        </w:rPr>
+        <w:br/>
+      </w:r>
+      <w:r>
+        <w:rPr>
+          <w:color w:val="000033"/>
+          <w:highlight w:val="white"/>
+        </w:rPr>
+        <w:t>L 46: Please add sentences explaining why the authors focussed on freshwater crayfish rather than other animals. Up to this point, the authors explained how predators affect prey both consumptively and non-consumptively in a general context, and key chemical cues triggering NCEs. However, the authors suddenly shifted to crayfish. The authors should fill this gap.</w:t>
+      </w:r>
+      <w:r>
+        <w:rPr>
+          <w:color w:val="000033"/>
+        </w:rPr>
+        <w:br/>
+      </w:r>
+      <w:r>
+        <w:rPr>
+          <w:color w:val="000033"/>
+        </w:rPr>
+        <w:br/>
+      </w:r>
+      <w:r>
+        <w:rPr>
+          <w:color w:val="000033"/>
+          <w:highlight w:val="white"/>
+        </w:rPr>
+        <w:t>L53: For readers who are not experts in crayfish ecology, including me, why is refuge use considered a social dynamic rather than an individual behavioural trait? Please add sentences explaining why this behaviour is included in social dynamics.</w:t>
+      </w:r>
+      <w:r>
+        <w:rPr>
+          <w:color w:val="000033"/>
+        </w:rPr>
+        <w:br/>
+      </w:r>
+      <w:r>
+        <w:rPr>
+          <w:color w:val="000033"/>
+        </w:rPr>
+        <w:br/>
+      </w:r>
+      <w:r>
+        <w:rPr>
+          <w:color w:val="000033"/>
+          <w:highlight w:val="white"/>
+        </w:rPr>
+        <w:t>Materials and Methods</w:t>
+      </w:r>
+      <w:r>
+        <w:rPr>
+          <w:color w:val="000033"/>
+        </w:rPr>
+        <w:br/>
+      </w:r>
+      <w:r>
+        <w:rPr>
+          <w:color w:val="000033"/>
+          <w:highlight w:val="white"/>
+        </w:rPr>
+        <w:t>L131-133: I am wondering whether the authors have ruled out the possibility of tactile cues having an effect. Please consider rephrasing "visual and chemical cues" to "predation risk cues, including chemical and visual cues". Alternatively, if previous studies have identified predation risk cues that trigger behavioural responses in kōura and demonstrated that tactile cues are negligible in this system, please cite these studies.</w:t>
+      </w:r>
+      <w:r>
+        <w:rPr>
+          <w:color w:val="000033"/>
+        </w:rPr>
+        <w:br/>
+      </w:r>
+      <w:r>
+        <w:rPr>
+          <w:color w:val="000033"/>
+        </w:rPr>
+        <w:br/>
+      </w:r>
+      <w:r>
+        <w:rPr>
+          <w:color w:val="000033"/>
+          <w:highlight w:val="white"/>
+        </w:rPr>
+        <w:t>L139-142: So, the authors used eight 38L glass tanks.</w:t>
+      </w:r>
+      <w:r>
+        <w:rPr>
+          <w:color w:val="000033"/>
+        </w:rPr>
+        <w:br/>
+      </w:r>
+      <w:r>
+        <w:rPr>
+          <w:color w:val="000033"/>
+        </w:rPr>
+        <w:br/>
+      </w:r>
+      <w:r>
+        <w:rPr>
+          <w:color w:val="000033"/>
+          <w:highlight w:val="white"/>
+        </w:rPr>
+        <w:t>L146-148: I am unsure whether the authors used individual kōura repeatedly in the experiment. If not, they would have used 64 kōura in the initial experiment (L141-142). For the second experiment, they would have used 46 kōura (L171). In total, they would have used 110 kōura. However, the authors only collected 92 kōura from the wild (L103-104). Therefore, some of the kōura may have been used more than once. Nevertheless, lines 146-148 state that 'each individual kōura was only exposed once to a fish predator'. This suggests that some individuals were used twice in the experiments despite being exposed to predators only once. For instance, one kōura could have been assigned to the eel treatment in the first round and then to the control treatment in the next. If so, the authors should account for the repeated use of kōura in their analysis.</w:t>
+      </w:r>
+      <w:r>
+        <w:rPr>
+          <w:color w:val="000033"/>
+        </w:rPr>
+        <w:br/>
+      </w:r>
+      <w:r>
+        <w:rPr>
+          <w:color w:val="000033"/>
+        </w:rPr>
+        <w:br/>
+      </w:r>
+      <w:r>
+        <w:rPr>
+          <w:color w:val="000033"/>
+          <w:highlight w:val="white"/>
+        </w:rPr>
+        <w:t>L171: So, the authors used 14-16 glass tanks at once.</w:t>
+      </w:r>
+      <w:r>
+        <w:rPr>
+          <w:color w:val="000033"/>
+        </w:rPr>
+        <w:br/>
+      </w:r>
+      <w:r>
+        <w:rPr>
+          <w:color w:val="000033"/>
+        </w:rPr>
+        <w:br/>
+      </w:r>
+      <w:r>
+        <w:rPr>
+          <w:color w:val="000033"/>
+          <w:highlight w:val="white"/>
+        </w:rPr>
+        <w:t>L173-175: The introduction section does not address the relationship between physiological status and the strength of NCEs. Please add sentences in the introduction section explaining this relationship and why it should be addressed in the present study.</w:t>
+      </w:r>
+      <w:r>
+        <w:rPr>
+          <w:color w:val="000033"/>
+        </w:rPr>
+        <w:br/>
+      </w:r>
+      <w:r>
+        <w:rPr>
+          <w:color w:val="000033"/>
+        </w:rPr>
+        <w:br/>
+      </w:r>
+      <w:r>
+        <w:rPr>
+          <w:color w:val="000033"/>
+          <w:highlight w:val="white"/>
+        </w:rPr>
+        <w:t>L183-189: I am not sure why the authors treat behavioural variation among kōura individuals before adding predators to the experimental tanks as a response variable. Could the authors instead consider behavioural variation during the "before" period as an additional explanatory variable, replacing "period", and treat behavioural variation observed during the "during" period as a response variable?</w:t>
+      </w:r>
+      <w:r>
+        <w:rPr>
+          <w:color w:val="000033"/>
+        </w:rPr>
+        <w:br/>
+      </w:r>
+      <w:r>
+        <w:rPr>
+          <w:color w:val="000033"/>
+        </w:rPr>
+        <w:br/>
+      </w:r>
+      <w:r>
+        <w:rPr>
+          <w:color w:val="000033"/>
+          <w:highlight w:val="white"/>
+        </w:rPr>
+        <w:t>L 202-203: Why did the authors include 'tank identity' as a random factor? It seems that each kōura was assigned to an experimental tank (L173). Therefore, each tank should at least be considered independent. For example, if the authors did not change the water during the experiment, I can see why they would consider tank ID to be a random factor. Similarly, if a tank was always assigned to a specific treatment without its arrangement being changed, I would understand why the authors considered tank ID a random factor. In any case, the authors should provide more detail about the experimental setting.</w:t>
+      </w:r>
+      <w:r>
+        <w:rPr>
+          <w:color w:val="000033"/>
+        </w:rPr>
+        <w:br/>
+      </w:r>
+      <w:r>
+        <w:rPr>
+          <w:color w:val="000033"/>
+        </w:rPr>
+        <w:br/>
+      </w:r>
+      <w:r>
+        <w:rPr>
+          <w:color w:val="000033"/>
+          <w:highlight w:val="white"/>
+        </w:rPr>
+        <w:t>L208-211: This study examined how predators affect the feeding behaviour of their prey and how this differs between native and invasive predators. I am wondering whether the higher AICc of models including the treatment effect justifies excluding treatment from the main model. I am also wondering why the authors included treatment in the subsequent models, even though it was excluded from the initial model because of its lower contribution to the trait variation. However, I am not an expert in statistical modelling, so my comment may be beside the point.</w:t>
+      </w:r>
+      <w:r>
+        <w:rPr>
+          <w:color w:val="000033"/>
+        </w:rPr>
+        <w:br/>
+      </w:r>
+      <w:r>
+        <w:rPr>
+          <w:color w:val="000033"/>
+        </w:rPr>
+        <w:br/>
+      </w:r>
+      <w:r>
+        <w:rPr>
+          <w:color w:val="000033"/>
+          <w:highlight w:val="white"/>
+        </w:rPr>
+        <w:t>Results</w:t>
+      </w:r>
+      <w:r>
+        <w:rPr>
+          <w:color w:val="000033"/>
+        </w:rPr>
+        <w:br/>
+      </w:r>
+      <w:r>
+        <w:rPr>
+          <w:color w:val="000033"/>
+          <w:highlight w:val="white"/>
+        </w:rPr>
+        <w:t>L235-247: If the authors would like to explain the general pattern of behaviour, this should be placed at the beginning of the results section. Then, the authors should describe how the behaviour did or did not differ, following the results of the statistical analyses.</w:t>
+      </w:r>
+      <w:r>
+        <w:rPr>
+          <w:color w:val="000033"/>
+        </w:rPr>
+        <w:br/>
+      </w:r>
+      <w:r>
+        <w:rPr>
+          <w:color w:val="000033"/>
+        </w:rPr>
+        <w:br/>
+      </w:r>
+      <w:r>
+        <w:rPr>
+          <w:color w:val="000033"/>
+          <w:highlight w:val="white"/>
+        </w:rPr>
+        <w:t>L254-257: If the authors wish to describe how much kōura consume the food pellets, they should report all the results (i.e. those from the 0-, 3- and 4-day starvation). As in L252-254, there was no statistically significant effect of the treatment on feeding rate. Therefore, it is not necessary to describe the details of only certain experimental treatments.</w:t>
+      </w:r>
+      <w:r>
+        <w:rPr>
+          <w:color w:val="000033"/>
+        </w:rPr>
+        <w:br/>
+      </w:r>
+      <w:r>
+        <w:rPr>
+          <w:color w:val="000033"/>
+        </w:rPr>
+        <w:br/>
+      </w:r>
+      <w:r>
+        <w:rPr>
+          <w:color w:val="000033"/>
+          <w:highlight w:val="white"/>
+        </w:rPr>
+        <w:t>Discussion</w:t>
+      </w:r>
+      <w:r>
+        <w:rPr>
+          <w:color w:val="000033"/>
+        </w:rPr>
+        <w:br/>
+      </w:r>
+      <w:r>
+        <w:rPr>
+          <w:color w:val="000033"/>
+          <w:highlight w:val="white"/>
+        </w:rPr>
+        <w:t>Before discussing predator-specific risk-induced responses in the kōura, it is necessary to consider possible explanations for the fact that no significant differences were observed in this study between the control and predator treatments. Based on that, the authors should explain why, despite this finding, it is reasonable to conclude that the kōura increased its refuge-seeking behaviour in response to catfish but not to eels.</w:t>
+      </w:r>
+      <w:r>
+        <w:rPr>
+          <w:color w:val="000033"/>
+        </w:rPr>
+        <w:br/>
+      </w:r>
+      <w:r>
+        <w:rPr>
+          <w:color w:val="000033"/>
+        </w:rPr>
+        <w:br/>
+      </w:r>
+      <w:r>
+        <w:rPr>
+          <w:color w:val="000033"/>
+          <w:highlight w:val="white"/>
+        </w:rPr>
+        <w:t>L270-274: There was no significant difference in refuge use between the control and eel treatments (the same was true for the control and catfish treatments). If I understand correctly, generalisation theory suggests that differences may lie in the degree of response rather than in the presence or absence of a response. In this study, it seems that kōura exhibit a "different" type of response to native and invasive predators. Therefore, I am wondering whether this pattern is consistent with "generalisation theory"?</w:t>
+      </w:r>
+      <w:r>
+        <w:rPr>
+          <w:color w:val="000033"/>
+        </w:rPr>
+        <w:br/>
+      </w:r>
+      <w:r>
+        <w:rPr>
+          <w:color w:val="000033"/>
+        </w:rPr>
+        <w:br/>
+      </w:r>
+      <w:r>
+        <w:rPr>
+          <w:color w:val="000033"/>
+          <w:highlight w:val="white"/>
+        </w:rPr>
+        <w:t>L275: The authors should carefully discuss this. As I commented above, the difference in behavioural responses between predator treatments may not be in magnitude.</w:t>
+      </w:r>
+      <w:r>
+        <w:rPr>
+          <w:color w:val="000033"/>
+        </w:rPr>
+        <w:br/>
+      </w:r>
+      <w:r>
+        <w:rPr>
+          <w:color w:val="000033"/>
+        </w:rPr>
+        <w:br/>
+      </w:r>
+      <w:r>
+        <w:rPr>
+          <w:color w:val="000033"/>
+          <w:highlight w:val="white"/>
+        </w:rPr>
+        <w:t>L307: In the present study, conducted in highly controlled environments, the authors did not detect any significant difference in refuge-seeking behaviour between the control and predator treatments. According to these results, kōura did not increase or decrease their refuge use in response to the presence of predators. In L308, the authors said "this contrasting response". However, based on the results, I am wondering whether the authors can draw that conclusion. The authors should discuss this with caution.</w:t>
+      </w:r>
+      <w:r>
+        <w:rPr>
+          <w:color w:val="000033"/>
+        </w:rPr>
+        <w:br/>
+      </w:r>
+      <w:r>
+        <w:rPr>
+          <w:color w:val="000033"/>
+        </w:rPr>
+        <w:br/>
+      </w:r>
+      <w:r>
+        <w:rPr>
+          <w:color w:val="000033"/>
+          <w:highlight w:val="white"/>
+        </w:rPr>
+        <w:t>L322-325: The authors did not analyse the temporal dynamics of refuge use, but merely described the pattern (it should be noted that fig 3 did not show individual refuge use dynamics, if I understand correctly).</w:t>
+      </w:r>
+      <w:r>
+        <w:rPr>
+          <w:color w:val="000033"/>
+        </w:rPr>
+        <w:br/>
+      </w:r>
+      <w:r>
+        <w:rPr>
+          <w:color w:val="000033"/>
+        </w:rPr>
+        <w:br/>
+      </w:r>
+      <w:r>
+        <w:rPr>
+          <w:color w:val="000033"/>
+          <w:highlight w:val="white"/>
+        </w:rPr>
+        <w:t>L334-373: The experiment involved many treatments and few replicates. This may be a key reason why the authors could not detect a significant treatment effect in the present study.</w:t>
+      </w:r>
+      <w:r>
+        <w:rPr>
+          <w:color w:val="000033"/>
+        </w:rPr>
+        <w:br/>
+      </w:r>
+      <w:r>
+        <w:rPr>
+          <w:color w:val="000033"/>
+        </w:rPr>
+        <w:br/>
+      </w:r>
+      <w:r>
+        <w:rPr>
+          <w:color w:val="000033"/>
+          <w:highlight w:val="white"/>
+        </w:rPr>
+        <w:t>L617: If I understand correctly, this does not show the proportion of time spent in the refuge but rather the proportion of individuals found in the refuge (as in L154-156). If possible, it might be helpful to include individual data in this figure (i.e., move between 0 [non-refuge] and 1 [refuge]).</w:t>
+      </w:r>
+      <w:r>
+        <w:rPr>
+          <w:color w:val="000033"/>
+        </w:rPr>
+        <w:br/>
+      </w:r>
+      <w:r>
+        <w:rPr>
+          <w:color w:val="000033"/>
+        </w:rPr>
+        <w:br/>
+      </w:r>
+      <w:r>
+        <w:rPr>
+          <w:color w:val="000033"/>
+          <w:highlight w:val="white"/>
+        </w:rPr>
+        <w:t>__</w:t>
+      </w:r>
+      <w:r>
+        <w:t xml:space="preserve"> </w:t>
+      </w:r>
+    </w:p>
+  </w:comment>
+  <w:comment w:id="0" w:author="Raven, Olivier (Student)" w:date="2026-09-16T16:31:00Z" w:initials="OR">
+    <w:p>
+      <w:pPr>
+        <w:pStyle w:val="CommentText"/>
+      </w:pPr>
+      <w:r>
+        <w:rPr>
+          <w:rStyle w:val="CommentReference"/>
+        </w:rPr>
+        <w:annotationRef/>
+      </w:r>
+      <w:r>
+        <w:t xml:space="preserve">Will have to rewrite the claim of the paper from: </w:t>
+      </w:r>
+    </w:p>
+    <w:p>
+      <w:pPr>
+        <w:pStyle w:val="CommentText"/>
+      </w:pPr>
+    </w:p>
+    <w:p>
+      <w:pPr>
+        <w:pStyle w:val="CommentText"/>
+      </w:pPr>
+      <w:r>
+        <w:t>"catfish causes a stronger NCE than eel"</w:t>
+      </w:r>
+    </w:p>
+    <w:p>
+      <w:pPr>
+        <w:pStyle w:val="CommentText"/>
+      </w:pPr>
+    </w:p>
+    <w:p>
+      <w:pPr>
+        <w:pStyle w:val="CommentText"/>
+      </w:pPr>
+      <w:r>
+        <w:t xml:space="preserve">to </w:t>
+      </w:r>
+    </w:p>
+    <w:p>
+      <w:pPr>
+        <w:pStyle w:val="CommentText"/>
+      </w:pPr>
+    </w:p>
+    <w:p>
+      <w:pPr>
+        <w:pStyle w:val="CommentText"/>
+      </w:pPr>
+      <w:r>
+        <w:t>“kōura discriminate between a native and a novel invasive predator, with catfish provoking greater refuge-seeking than eel, in the dark”</w:t>
+      </w:r>
+      <w:r>
+        <w:br/>
+      </w:r>
+      <w:r>
+        <w:br/>
+      </w:r>
+      <w:r>
+        <w:br/>
+      </w:r>
+      <w:r>
+        <w:br/>
+        <w:t>Title, abstract, and conclusions all need to shift from "invader provokes a stronger NCE" language to "invader provokes a different/greater refuge response than the native predator"</w:t>
+      </w:r>
+    </w:p>
+  </w:comment>
+  <w:comment w:id="6" w:author="Raven, Olivier (Student)" w:date="2026-09-15T12:31:00Z" w:initials="OR">
+    <w:p>
+      <w:pPr>
+        <w:pStyle w:val="CommentText"/>
+      </w:pPr>
+      <w:r>
+        <w:rPr>
+          <w:rStyle w:val="CommentReference"/>
+        </w:rPr>
+        <w:annotationRef/>
+      </w:r>
+      <w:r>
+        <w:rPr>
+          <w:color w:val="000033"/>
+          <w:highlight w:val="white"/>
+        </w:rPr>
+        <w:t>The title, abstract and conclusions assert that the invader provokes a stronger NCE than the native predator, but an NCE is by definition a change relative to predator absence, and neither predator differs significantly from the control in the dark, so in some situations there is no "Stronger NCE" even if there are some situations where the title does hold up.</w:t>
+      </w:r>
+      <w:r>
+        <w:t xml:space="preserve"> </w:t>
+      </w:r>
+    </w:p>
+  </w:comment>
+  <w:comment w:id="8" w:author="Raven, Olivier (Student)" w:date="2026-09-15T12:42:00Z" w:initials="OR">
+    <w:p>
+      <w:pPr>
+        <w:pStyle w:val="CommentText"/>
+      </w:pPr>
+      <w:r>
+        <w:rPr>
+          <w:rStyle w:val="CommentReference"/>
+        </w:rPr>
+        <w:annotationRef/>
+      </w:r>
+      <w:r>
+        <w:rPr>
+          <w:color w:val="000033"/>
+          <w:highlight w:val="white"/>
+        </w:rPr>
+        <w:t>L22-23: Please rephrase "visual and chemical cues" with, for example, "predation risk cues". In the first experiment, in which the authors measured the refuge-seeking behaviour of kōura, they did not control visual and chemical cues but only controlled the presence and absence of caged predators. For example, can the authors rule out the effects of tactile cues? This is also true for the second experiment, in which the authors measured the feeding rate of kōura. They controlled only the presence and absence of chemical cues, not other cues.</w:t>
+      </w:r>
+      <w:r>
+        <w:t xml:space="preserve"> </w:t>
+      </w:r>
+    </w:p>
+  </w:comment>
+  <w:comment w:id="15" w:author="Raven, Olivier (Student)" w:date="2026-09-15T12:18:00Z" w:initials="OR">
+    <w:p>
+      <w:pPr>
+        <w:pStyle w:val="CommentText"/>
+      </w:pPr>
+      <w:r>
+        <w:rPr>
+          <w:rStyle w:val="CommentReference"/>
+        </w:rPr>
+        <w:annotationRef/>
+      </w:r>
+      <w:r>
+        <w:rPr>
+          <w:color w:val="000033"/>
+          <w:highlight w:val="white"/>
+        </w:rPr>
+        <w:t>Line 43 - needs more citations</w:t>
+      </w:r>
+      <w:r>
+        <w:t xml:space="preserve"> </w:t>
+      </w:r>
+    </w:p>
+  </w:comment>
+  <w:comment w:id="16" w:author="Raven, Olivier (Student)" w:date="2026-09-15T13:13:00Z" w:initials="OR">
+    <w:p>
+      <w:pPr>
+        <w:pStyle w:val="CommentText"/>
+      </w:pPr>
+      <w:r>
+        <w:rPr>
+          <w:rStyle w:val="CommentReference"/>
+        </w:rPr>
+        <w:annotationRef/>
+      </w:r>
+      <w:r>
+        <w:rPr>
+          <w:color w:val="000033"/>
+          <w:highlight w:val="white"/>
+        </w:rPr>
+        <w:t>L 46: Please add sentences explaining why the authors focussed on freshwater crayfish rather than other animals. Up to this point, the authors explained how predators affect prey both consumptively and non-consumptively in a general context, and key chemical cues triggering NCEs. However, the authors suddenly shifted to crayfish. The authors should fill this gap.</w:t>
+      </w:r>
+      <w:r>
+        <w:t xml:space="preserve"> </w:t>
+      </w:r>
+    </w:p>
+  </w:comment>
+  <w:comment w:id="17" w:author="Raven, Olivier (Student)" w:date="2026-09-15T13:13:00Z" w:initials="OR">
+    <w:p>
+      <w:pPr>
+        <w:pStyle w:val="CommentText"/>
+      </w:pPr>
+      <w:r>
+        <w:rPr>
+          <w:rStyle w:val="CommentReference"/>
+        </w:rPr>
+        <w:annotationRef/>
+      </w:r>
+      <w:r>
+        <w:rPr>
+          <w:color w:val="000033"/>
+          <w:highlight w:val="white"/>
+        </w:rPr>
+        <w:t>L53: For readers who are not experts in crayfish ecology, including me, why is refuge use considered a social dynamic rather than an individual behavioural trait? Please add sentences explaining why this behaviour is included in social dynamics.</w:t>
+      </w:r>
+      <w:r>
+        <w:t xml:space="preserve"> </w:t>
+      </w:r>
+    </w:p>
+  </w:comment>
+  <w:comment w:id="18" w:author="Raven, Olivier (Student)" w:date="2026-09-15T12:18:00Z" w:initials="OR">
+    <w:p>
+      <w:pPr>
+        <w:pStyle w:val="CommentText"/>
+      </w:pPr>
+      <w:r>
+        <w:rPr>
+          <w:rStyle w:val="CommentReference"/>
+        </w:rPr>
+        <w:annotationRef/>
+      </w:r>
+      <w:r>
+        <w:rPr>
+          <w:color w:val="000033"/>
+          <w:highlight w:val="white"/>
+        </w:rPr>
+        <w:t>Line 60 - needs citations</w:t>
+      </w:r>
+      <w:r>
+        <w:t xml:space="preserve"> </w:t>
+      </w:r>
+    </w:p>
+  </w:comment>
+  <w:comment w:id="19" w:author="Raven, Olivier (Student)" w:date="2026-09-16T16:35:00Z" w:initials="OR">
+    <w:p>
+      <w:pPr>
+        <w:pStyle w:val="CommentText"/>
+      </w:pPr>
+      <w:r>
+        <w:rPr>
+          <w:rStyle w:val="CommentReference"/>
+        </w:rPr>
+        <w:annotationRef/>
+      </w:r>
+      <w:r>
+        <w:t>[@Collier1997; @Usio2004; @Kusabs2026]</w:t>
+      </w:r>
+    </w:p>
+  </w:comment>
+  <w:comment w:id="26" w:author="Raven, Olivier (Student)" w:date="2026-09-15T12:21:00Z" w:initials="OR">
+    <w:p>
+      <w:pPr>
+        <w:pStyle w:val="CommentText"/>
+      </w:pPr>
+      <w:r>
+        <w:rPr>
+          <w:rStyle w:val="CommentReference"/>
+        </w:rPr>
+        <w:annotationRef/>
+      </w:r>
+      <w:r>
+        <w:rPr>
+          <w:color w:val="000033"/>
+          <w:highlight w:val="white"/>
+        </w:rPr>
+        <w:t>A central premise (catfish-linked crayfish decline) is supported by Kusabs et al. (in press), co-authored by an author of this manuscript. Please ensure the argument does not depend on unpublished work.</w:t>
+      </w:r>
+      <w:r>
+        <w:t xml:space="preserve"> </w:t>
+      </w:r>
+    </w:p>
+  </w:comment>
+  <w:comment w:id="29" w:author="Raven, Olivier (Student)" w:date="2026-09-16T14:33:00Z" w:initials="OR">
+    <w:p>
+      <w:pPr>
+        <w:pStyle w:val="CommentText"/>
+      </w:pPr>
+      <w:r>
+        <w:rPr>
+          <w:rStyle w:val="CommentReference"/>
+        </w:rPr>
+        <w:annotationRef/>
+      </w:r>
+      <w:r>
+        <w:rPr>
+          <w:color w:val="000033"/>
+          <w:highlight w:val="white"/>
+        </w:rPr>
+        <w:t>More fundamentally, the number of individual catfish and eels used is never stated, nor is fish identity included as a random effect; if a small number of fish were reused across tanks and rounds, the effective replication for a species contrast is the number of fish, not the number of crayfish, they were sourced from Ōkāreka and Tikitapu, where the authors state eels are rare or absent (L104-105); the "familiar native predator" may not be familiar to these animals, which weakens the novelty framing that the whole interpretation rests on. Please also reconcile the animal numbers: 92 crayfish are reported as sourced, but 64 (refuge) plus 46 (feeding) are used, and crayfish are said to be exposed only once.</w:t>
+      </w:r>
+      <w:r>
+        <w:t xml:space="preserve"> </w:t>
+      </w:r>
+    </w:p>
+  </w:comment>
+  <w:comment w:id="31" w:author="Raven, Olivier (Student)" w:date="2026-09-16T14:38:00Z" w:initials="OR">
+    <w:p>
+      <w:pPr>
+        <w:pStyle w:val="CommentText"/>
+      </w:pPr>
+      <w:r>
+        <w:rPr>
+          <w:rStyle w:val="CommentReference"/>
+        </w:rPr>
+        <w:annotationRef/>
+      </w:r>
+      <w:r>
+        <w:rPr>
+          <w:color w:val="000033"/>
+          <w:highlight w:val="white"/>
+        </w:rPr>
+        <w:t>they were sourced from Ōkāreka and Tikitapu, where the authors state eels are rare or absent (L104-105); the "familiar native predator" may not be familiar to these animals, which weakens the novelty framing that the whole interpretation rests on.</w:t>
+      </w:r>
+      <w:r>
+        <w:t xml:space="preserve"> </w:t>
+      </w:r>
+    </w:p>
+  </w:comment>
+  <w:comment w:id="33" w:author="Raven, Olivier (Student)" w:date="2026-09-16T14:35:00Z" w:initials="OR">
+    <w:p>
+      <w:pPr>
+        <w:pStyle w:val="CommentText"/>
+      </w:pPr>
+      <w:r>
+        <w:rPr>
+          <w:rStyle w:val="CommentReference"/>
+        </w:rPr>
+        <w:annotationRef/>
+      </w:r>
+      <w:r>
+        <w:rPr>
+          <w:color w:val="000033"/>
+          <w:highlight w:val="white"/>
+        </w:rPr>
+        <w:t>More fundamentally, the number of individual catfish and eels used is never stated, nor is fish identity included as a random effect; if a small number of fish were reused across tanks and rounds, the effective replication for a species contrast is the number of fish, not the number of crayfish, they were sourced from Ōkāreka and Tikitapu, where the authors state eels are rare or absent (L104-105); the "familiar native predator" may not be familiar to these animals, which weakens the novelty framing that the whole interpretation rests on. Please also reconcile the animal numbers: 92 crayfish are reported as sourced, but 64 (refuge) plus 46 (feeding) are used, and crayfish are said to be exposed only once.</w:t>
+      </w:r>
+      <w:r>
+        <w:t xml:space="preserve"> </w:t>
+      </w:r>
+    </w:p>
+  </w:comment>
+  <w:comment w:id="34" w:author="Raven, Olivier (Student)" w:date="2026-09-15T13:15:00Z" w:initials="OR">
+    <w:p>
+      <w:pPr>
+        <w:pStyle w:val="CommentText"/>
+      </w:pPr>
+      <w:r>
+        <w:rPr>
+          <w:rStyle w:val="CommentReference"/>
+        </w:rPr>
+        <w:annotationRef/>
+      </w:r>
+      <w:r>
+        <w:rPr>
+          <w:color w:val="000033"/>
+          <w:highlight w:val="white"/>
+        </w:rPr>
+        <w:t>L139-142: So, the authors used eight 38L glass tanks.</w:t>
+      </w:r>
+      <w:r>
+        <w:t xml:space="preserve"> </w:t>
+      </w:r>
+    </w:p>
+  </w:comment>
+  <w:comment w:id="35" w:author="Raven, Olivier (Student)" w:date="2026-09-15T13:14:00Z" w:initials="OR">
+    <w:p>
+      <w:pPr>
+        <w:pStyle w:val="CommentText"/>
+      </w:pPr>
+      <w:r>
+        <w:rPr>
+          <w:rStyle w:val="CommentReference"/>
+        </w:rPr>
+        <w:annotationRef/>
+      </w:r>
+      <w:r>
+        <w:rPr>
+          <w:color w:val="000033"/>
+          <w:highlight w:val="white"/>
+        </w:rPr>
+        <w:t>L131-133: I am wondering whether the authors have ruled out the possibility of tactile cues having an effect. Please consider rephrasing "visual and chemical cues" to "predation risk cues, including chemical and visual cues". Alternatively, if previous studies have identified predation risk cues that trigger behavioural responses in kōura and demonstrated that tactile cues are negligible in this system, please cite these studies.</w:t>
+      </w:r>
+      <w:r>
+        <w:t xml:space="preserve"> </w:t>
+      </w:r>
+    </w:p>
+  </w:comment>
+  <w:comment w:id="36" w:author="Raven, Olivier (Student)" w:date="2026-09-15T12:17:00Z" w:initials="OR">
+    <w:p>
+      <w:pPr>
+        <w:pStyle w:val="CommentText"/>
+      </w:pPr>
+      <w:r>
+        <w:rPr>
+          <w:rStyle w:val="CommentReference"/>
+        </w:rPr>
+        <w:annotationRef/>
+      </w:r>
+      <w:r>
+        <w:rPr>
+          <w:color w:val="000033"/>
+          <w:highlight w:val="white"/>
+        </w:rPr>
+        <w:t>L143-145: the assumption that the study species cannot perceive red light needs a citation, ideally one specific to crayfish and anguillids; note also that ~70 lux is dim rather than dark.</w:t>
+      </w:r>
+      <w:r>
+        <w:t xml:space="preserve"> </w:t>
+      </w:r>
+    </w:p>
+  </w:comment>
+  <w:comment w:id="37" w:author="Raven, Olivier (Student)" w:date="2026-09-15T13:17:00Z" w:initials="OR">
+    <w:p>
+      <w:pPr>
+        <w:pStyle w:val="CommentText"/>
+      </w:pPr>
+      <w:r>
+        <w:rPr>
+          <w:rStyle w:val="CommentReference"/>
+        </w:rPr>
+        <w:annotationRef/>
+      </w:r>
+      <w:r>
+        <w:rPr>
+          <w:color w:val="000033"/>
+          <w:highlight w:val="white"/>
+        </w:rPr>
+        <w:t>L146-148: I am unsure whether the authors used individual kōura repeatedly in the experiment. If not, they would have used 64 kōura in the initial experiment (L141-142). For the second experiment, they would have used 46 kōura (L171). In total, they would have used 110 kōura. However, the authors only collected 92 kōura from the wild (L103-104). Therefore, some of the kōura may have been used more than once. Nevertheless, lines 146-148 state that 'each individual kōura was only exposed once to a fish predator'. This suggests that some individuals were used twice in the experiments despite being exposed to predators only once. For instance, one kōura could have been assigned to the eel treatment in the first round and then to the control treatment in the next. If so, the authors should account for the repeated use of kōura in their analysis.</w:t>
+      </w:r>
+      <w:r>
+        <w:t xml:space="preserve"> </w:t>
+      </w:r>
+    </w:p>
+  </w:comment>
+  <w:comment w:id="39" w:author="Raven, Olivier (Student)" w:date="2026-09-15T12:27:00Z" w:initials="OR">
+    <w:p>
+      <w:pPr>
+        <w:pStyle w:val="CommentText"/>
+      </w:pPr>
+      <w:r>
+        <w:rPr>
+          <w:rStyle w:val="CommentReference"/>
+        </w:rPr>
+        <w:annotationRef/>
+      </w:r>
+      <w:r>
+        <w:rPr>
+          <w:color w:val="000033"/>
+          <w:highlight w:val="white"/>
+        </w:rPr>
+        <w:t>Report the number of predator individuals, whether they were reused, and the interval between reuses.</w:t>
+      </w:r>
+      <w:r>
+        <w:t xml:space="preserve"> </w:t>
+      </w:r>
+    </w:p>
+  </w:comment>
+  <w:comment w:id="38" w:author="Raven, Olivier (Student)" w:date="2026-09-15T12:21:00Z" w:initials="OR">
+    <w:p>
+      <w:pPr>
+        <w:pStyle w:val="CommentText"/>
+      </w:pPr>
+      <w:r>
+        <w:rPr>
+          <w:rStyle w:val="CommentReference"/>
+        </w:rPr>
+        <w:annotationRef/>
+      </w:r>
+      <w:r>
+        <w:rPr>
+          <w:color w:val="000033"/>
+          <w:highlight w:val="white"/>
+        </w:rPr>
+        <w:t>The "before" period spans 60 min and the "during" period 180 min; the unequal numbers of observations per aggregated period should be stated.</w:t>
+      </w:r>
+      <w:r>
+        <w:t xml:space="preserve"> </w:t>
+      </w:r>
+    </w:p>
+  </w:comment>
+  <w:comment w:id="40" w:author="Raven, Olivier (Student)" w:date="2026-09-15T13:18:00Z" w:initials="OR">
+    <w:p>
+      <w:pPr>
+        <w:pStyle w:val="CommentText"/>
+      </w:pPr>
+      <w:r>
+        <w:rPr>
+          <w:rStyle w:val="CommentReference"/>
+        </w:rPr>
+        <w:annotationRef/>
+      </w:r>
+      <w:r>
+        <w:rPr>
+          <w:color w:val="000033"/>
+          <w:highlight w:val="white"/>
+        </w:rPr>
+        <w:t>L171: So, the authors used 14-16 glass tanks at once.</w:t>
+      </w:r>
+      <w:r>
+        <w:t xml:space="preserve"> </w:t>
+      </w:r>
+    </w:p>
+  </w:comment>
+  <w:comment w:id="41" w:author="Raven, Olivier (Student)" w:date="2026-09-15T13:20:00Z" w:initials="OR">
+    <w:p>
+      <w:pPr>
+        <w:pStyle w:val="CommentText"/>
+      </w:pPr>
+      <w:r>
+        <w:rPr>
+          <w:rStyle w:val="CommentReference"/>
+        </w:rPr>
+        <w:annotationRef/>
+      </w:r>
+      <w:r>
+        <w:rPr>
+          <w:color w:val="000033"/>
+          <w:highlight w:val="white"/>
+        </w:rPr>
+        <w:t>L173-175: The introduction section does not address the relationship between physiological status and the strength of NCEs. Please add sentences in the introduction section explaining this relationship and why it should be addressed in the present study.</w:t>
+      </w:r>
+      <w:r>
+        <w:t xml:space="preserve"> </w:t>
+      </w:r>
+    </w:p>
+  </w:comment>
+  <w:comment w:id="42" w:author="Raven, Olivier (Student)" w:date="2026-09-16T14:59:00Z" w:initials="OR">
+    <w:p>
+      <w:pPr>
+        <w:pStyle w:val="CommentText"/>
+      </w:pPr>
+      <w:r>
+        <w:rPr>
+          <w:rStyle w:val="CommentReference"/>
+        </w:rPr>
+        <w:annotationRef/>
+      </w:r>
+      <w:r>
+        <w:rPr>
+          <w:color w:val="000033"/>
+          <w:highlight w:val="white"/>
+        </w:rPr>
+        <w:t>I think reporting effect sizes with confidence intervals throughout and to interpret both experiments symmetrically.</w:t>
+      </w:r>
+      <w:r>
+        <w:t xml:space="preserve"> </w:t>
+      </w:r>
+    </w:p>
+  </w:comment>
+  <w:comment w:id="43" w:author="Raven, Olivier (Student)" w:date="2026-09-15T13:22:00Z" w:initials="OR">
+    <w:p>
+      <w:pPr>
+        <w:pStyle w:val="CommentText"/>
+      </w:pPr>
+      <w:r>
+        <w:rPr>
+          <w:rStyle w:val="CommentReference"/>
+        </w:rPr>
+        <w:annotationRef/>
+      </w:r>
+      <w:r>
+        <w:rPr>
+          <w:color w:val="000033"/>
+          <w:highlight w:val="white"/>
+        </w:rPr>
+        <w:t>L183-189: I am not sure why the authors treat behavioural variation among kōura individuals before adding predators to the experimental tanks as a response variable. Could the authors instead consider behavioural variation during the "before" period as an additional explanatory variable, replacing "period", and treat behavioural variation observed during the "during" period as a response variable?</w:t>
+      </w:r>
+      <w:r>
+        <w:t xml:space="preserve"> </w:t>
+      </w:r>
+    </w:p>
+  </w:comment>
+  <w:comment w:id="44" w:author="Raven, Olivier (Student)" w:date="2026-09-16T14:39:00Z" w:initials="OR">
+    <w:p>
+      <w:pPr>
+        <w:pStyle w:val="CommentText"/>
+      </w:pPr>
+      <w:r>
+        <w:rPr>
+          <w:rStyle w:val="CommentReference"/>
+        </w:rPr>
+        <w:annotationRef/>
+      </w:r>
+      <w:r>
+        <w:rPr>
+          <w:color w:val="000033"/>
+          <w:highlight w:val="white"/>
+        </w:rPr>
+        <w:t>More fundamentally, the number of individual catfish and eels used is never stated, nor is fish identity included as a random effect; if a small number of fish were reused across tanks and rounds, the effective replication for a species contrast is the number of fish, not the number of crayfish,</w:t>
+      </w:r>
+      <w:r>
+        <w:t xml:space="preserve"> </w:t>
+      </w:r>
+    </w:p>
+  </w:comment>
+  <w:comment w:id="45" w:author="Raven, Olivier (Student)" w:date="2026-09-16T14:09:00Z" w:initials="OR">
+    <w:p>
+      <w:pPr>
+        <w:pStyle w:val="CommentText"/>
+      </w:pPr>
+      <w:r>
+        <w:rPr>
+          <w:rStyle w:val="CommentReference"/>
+        </w:rPr>
+        <w:annotationRef/>
+      </w:r>
+      <w:r>
+        <w:rPr>
+          <w:color w:val="000033"/>
+          <w:highlight w:val="white"/>
+        </w:rPr>
+        <w:t>2. Design confounds units of replication. Light regime is fully confounded with experimental round and with animal batch (rounds 1-4 light, 5-8 dark, different crayfish in each), which the authors acknowledge, but the combined model is still used to report a significant light effect after dropping round as a random effect, which does not resolve the issues.</w:t>
+      </w:r>
+      <w:r>
+        <w:t xml:space="preserve"> </w:t>
+      </w:r>
+    </w:p>
+  </w:comment>
+  <w:comment w:id="47" w:author="Raven, Olivier (Student)" w:date="2026-09-16T14:41:00Z" w:initials="OR">
+    <w:p>
+      <w:pPr>
+        <w:pStyle w:val="CommentText"/>
+      </w:pPr>
+      <w:r>
+        <w:rPr>
+          <w:rStyle w:val="CommentReference"/>
+        </w:rPr>
+        <w:annotationRef/>
+      </w:r>
+      <w:r>
+        <w:rPr>
+          <w:color w:val="000033"/>
+          <w:highlight w:val="white"/>
+        </w:rPr>
+        <w:t>More fundamentally, the number of individual catfish and eels used is never stated, nor is fish identity included as a random effect; if a small number of fish were reused across tanks and rounds, the effective replication for a species contrast is the number of fish, not the number of crayfish,</w:t>
+      </w:r>
+      <w:r>
+        <w:t xml:space="preserve"> </w:t>
+      </w:r>
+    </w:p>
+  </w:comment>
+  <w:comment w:id="46" w:author="Raven, Olivier (Student)" w:date="2026-09-15T13:23:00Z" w:initials="OR">
+    <w:p>
+      <w:pPr>
+        <w:pStyle w:val="CommentText"/>
+      </w:pPr>
+      <w:r>
+        <w:rPr>
+          <w:rStyle w:val="CommentReference"/>
+        </w:rPr>
+        <w:annotationRef/>
+      </w:r>
+      <w:r>
+        <w:rPr>
+          <w:color w:val="000033"/>
+          <w:highlight w:val="white"/>
+        </w:rPr>
+        <w:t>L 202-203: Why did the authors include 'tank identity' as a random factor? It seems that each kōura was assigned to an experimental tank (L173). Therefore, each tank should at least be considered independent. For example, if the authors did not change the water during the experiment, I can see why they would consider tank ID to be a random factor. Similarly, if a tank was always assigned to a specific treatment without its arrangement being changed, I would understand why the authors considered tank ID a random factor. In any case, the authors should provide more detail about the experimental setting.</w:t>
+      </w:r>
+      <w:r>
+        <w:t xml:space="preserve"> </w:t>
+      </w:r>
+    </w:p>
+  </w:comment>
+  <w:comment w:id="48" w:author="Raven, Olivier (Student)" w:date="2026-09-16T14:32:00Z" w:initials="OR">
+    <w:p>
+      <w:pPr>
+        <w:pStyle w:val="CommentText"/>
+      </w:pPr>
+      <w:r>
+        <w:rPr>
+          <w:rStyle w:val="CommentReference"/>
+        </w:rPr>
+        <w:annotationRef/>
+      </w:r>
+      <w:r>
+        <w:rPr>
+          <w:color w:val="000033"/>
+          <w:highlight w:val="white"/>
+        </w:rPr>
+        <w:t xml:space="preserve">2. Design confounds units of replication. Light regime is fully confounded with experimental round and with animal batch (rounds 1-4 light, 5-8 dark, different crayfish in each), which the authors acknowledge, but the combined model is still used to report a significant light effect after dropping round as a random effect, which does not resolve the issues. </w:t>
+      </w:r>
+      <w:r>
+        <w:rPr>
+          <w:b/>
+          <w:bCs/>
+          <w:color w:val="000033"/>
+          <w:highlight w:val="white"/>
+        </w:rPr>
+        <w:t>The same problem recurs in the feeding experiment, where starvation period is fully confounded with round. </w:t>
+      </w:r>
+      <w:r>
+        <w:rPr>
+          <w:b/>
+          <w:bCs/>
+        </w:rPr>
+        <w:t xml:space="preserve"> </w:t>
+      </w:r>
+    </w:p>
+  </w:comment>
+  <w:comment w:id="49" w:author="Raven, Olivier (Student)" w:date="2026-09-15T13:24:00Z" w:initials="OR">
+    <w:p>
+      <w:pPr>
+        <w:pStyle w:val="CommentText"/>
+      </w:pPr>
+      <w:r>
+        <w:rPr>
+          <w:rStyle w:val="CommentReference"/>
+        </w:rPr>
+        <w:annotationRef/>
+      </w:r>
+      <w:r>
+        <w:rPr>
+          <w:color w:val="000033"/>
+          <w:highlight w:val="white"/>
+        </w:rPr>
+        <w:t>L208-211: This study examined how predators affect the feeding behaviour of their prey and how this differs between native and invasive predators. I am wondering whether the higher AICc of models including the treatment effect justifies excluding treatment from the main model. I am also wondering why the authors included treatment in the subsequent models, even though it was excluded from the initial model because of its lower contribution to the trait variation. However, I am not an expert in statistical modelling, so my comment may be beside the point.</w:t>
+      </w:r>
+      <w:r>
+        <w:t xml:space="preserve"> </w:t>
+      </w:r>
+    </w:p>
+  </w:comment>
+  <w:comment w:id="51" w:author="Raven, Olivier (Student)" w:date="2026-09-16T13:53:00Z" w:initials="OR">
+    <w:p>
+      <w:pPr>
+        <w:pStyle w:val="CommentText"/>
+      </w:pPr>
+      <w:r>
+        <w:rPr>
+          <w:rStyle w:val="CommentReference"/>
+        </w:rPr>
+        <w:annotationRef/>
+      </w:r>
+      <w:r>
+        <w:rPr>
+          <w:color w:val="000033"/>
+          <w:highlight w:val="white"/>
+        </w:rPr>
+        <w:t>1. The title, abstract and conclusions assert that the invader provokes a stronger NCE than the native predator, but an NCE is by definition a change relative to predator absence, and neither predator differs significantly from the control in the dark, so in some situations there is no "Stronger NCE" even if there are some situations where the title does hold up.</w:t>
+      </w:r>
+      <w:r>
+        <w:t xml:space="preserve"> </w:t>
+      </w:r>
+    </w:p>
+  </w:comment>
+  <w:comment w:id="53" w:author="Raven, Olivier (Student)" w:date="2026-09-16T14:51:00Z" w:initials="OR">
+    <w:p>
+      <w:pPr>
+        <w:pStyle w:val="CommentText"/>
+      </w:pPr>
+      <w:r>
+        <w:rPr>
+          <w:rStyle w:val="CommentReference"/>
+        </w:rPr>
+        <w:annotationRef/>
+      </w:r>
+      <w:r>
+        <w:rPr>
+          <w:color w:val="000033"/>
+          <w:highlight w:val="white"/>
+        </w:rPr>
+        <w:t>The same asymmetry appears in the refuge results, where p = 0.083 is discussed as a meaningful control-catfish separation while p = 0.565 is treated as a real absence. I think reporting effect sizes with confidence intervals throughout and to interpret both experiments symmetrically.</w:t>
+      </w:r>
+      <w:r>
+        <w:t xml:space="preserve"> </w:t>
+      </w:r>
+    </w:p>
+  </w:comment>
+  <w:comment w:id="52" w:author="Raven, Olivier (Student)" w:date="2026-09-16T14:58:00Z" w:initials="OR">
+    <w:p>
+      <w:pPr>
+        <w:pStyle w:val="CommentText"/>
+      </w:pPr>
+      <w:r>
+        <w:rPr>
+          <w:rStyle w:val="CommentReference"/>
+        </w:rPr>
+        <w:annotationRef/>
+      </w:r>
+      <w:r>
+        <w:rPr>
+          <w:color w:val="000033"/>
+          <w:highlight w:val="white"/>
+        </w:rPr>
+        <w:t>I think reporting effect sizes with confidence intervals throughout and to interpret both experiments symmetrically.</w:t>
+      </w:r>
+      <w:r>
+        <w:t xml:space="preserve"> </w:t>
+      </w:r>
+    </w:p>
+  </w:comment>
+  <w:comment w:id="54" w:author="Raven, Olivier (Student)" w:date="2026-09-16T14:30:00Z" w:initials="OR">
+    <w:p>
+      <w:pPr>
+        <w:pStyle w:val="CommentText"/>
+      </w:pPr>
+      <w:r>
+        <w:rPr>
+          <w:rStyle w:val="CommentReference"/>
+        </w:rPr>
+        <w:annotationRef/>
+      </w:r>
+      <w:r>
+        <w:rPr>
+          <w:color w:val="000033"/>
+          <w:highlight w:val="white"/>
+        </w:rPr>
+        <w:t>2. Design confounds units of replication. Light regime is fully confounded with experimental round and with animal batch (rounds 1-4 light, 5-8 dark, different crayfish in each), which the authors acknowledge, but the combined model is still used to report a significant light effect after dropping round as a random effect, which does not resolve the issues.</w:t>
+      </w:r>
+      <w:r>
+        <w:t xml:space="preserve"> </w:t>
+      </w:r>
+    </w:p>
+  </w:comment>
+  <w:comment w:id="55" w:author="Raven, Olivier (Student)" w:date="2026-09-16T15:10:00Z" w:initials="OR">
+    <w:p>
+      <w:pPr>
+        <w:pStyle w:val="CommentText"/>
+      </w:pPr>
+      <w:r>
+        <w:rPr>
+          <w:rStyle w:val="CommentReference"/>
+        </w:rPr>
+        <w:annotationRef/>
+      </w:r>
+      <w:r>
+        <w:rPr>
+          <w:color w:val="000033"/>
+          <w:highlight w:val="white"/>
+        </w:rPr>
+        <w:t>From my reading of the results, the authors major findings have to do with light and starvation and not the novelty of the predator. Line 232-233. "There was also no relationship between kōura OCL and refuge use in any of the three treatments (rs = -0.09, 0.09 and 0.17 for catfish, eel and control treatments respectively, all NS)" so, using the author's own writing. Novelty and predation had no effect on refuge use.</w:t>
+      </w:r>
+      <w:r>
+        <w:t xml:space="preserve"> </w:t>
+      </w:r>
+    </w:p>
+  </w:comment>
+  <w:comment w:id="56" w:author="Raven, Olivier (Student)" w:date="2026-09-15T13:25:00Z" w:initials="OR">
+    <w:p>
+      <w:pPr>
+        <w:pStyle w:val="CommentText"/>
+      </w:pPr>
+      <w:r>
+        <w:rPr>
+          <w:rStyle w:val="CommentReference"/>
+        </w:rPr>
+        <w:annotationRef/>
+      </w:r>
+      <w:r>
+        <w:rPr>
+          <w:color w:val="000033"/>
+          <w:highlight w:val="white"/>
+        </w:rPr>
+        <w:t>L235-247: If the authors would like to explain the general pattern of behaviour, this should be placed at the beginning of the results section. Then, the authors should describe how the behaviour did or did not differ, following the results of the statistical analyses.</w:t>
+      </w:r>
+      <w:r>
+        <w:t xml:space="preserve"> </w:t>
+      </w:r>
+    </w:p>
+  </w:comment>
+  <w:comment w:id="58" w:author="Raven, Olivier (Student)" w:date="2026-09-16T15:12:00Z" w:initials="OR">
+    <w:p>
+      <w:pPr>
+        <w:pStyle w:val="CommentText"/>
+      </w:pPr>
+      <w:r>
+        <w:rPr>
+          <w:rStyle w:val="CommentReference"/>
+        </w:rPr>
+        <w:annotationRef/>
+      </w:r>
+      <w:r>
+        <w:rPr>
+          <w:color w:val="000033"/>
+          <w:highlight w:val="white"/>
+        </w:rPr>
+        <w:t>In the next section, the authors detail trends using the time intervals, but I see no significance.</w:t>
+      </w:r>
+      <w:r>
+        <w:t xml:space="preserve"> </w:t>
+      </w:r>
+    </w:p>
+  </w:comment>
+  <w:comment w:id="60" w:author="Raven, Olivier (Student)" w:date="2026-09-16T14:45:00Z" w:initials="OR">
+    <w:p>
+      <w:pPr>
+        <w:pStyle w:val="CommentText"/>
+      </w:pPr>
+      <w:r>
+        <w:rPr>
+          <w:rStyle w:val="CommentReference"/>
+        </w:rPr>
+        <w:annotationRef/>
+      </w:r>
+      <w:r>
+        <w:rPr>
+          <w:color w:val="000033"/>
+          <w:highlight w:val="white"/>
+        </w:rPr>
+        <w:t>3. Over-interpretation of a null feeding experiment, and asymmetric treatment of non-significant results. The feeding experiment is null with respect to predator cue at every starvation level, treatment did not improve model fit \ despite this, the Results emphasize that day-4 control crayfish fed "over two and a half times" more than the fish treatments, and the Discussion describes a "clear discrepancy" (L363), a comparison with overlapping standard errors and p ≥ 0.15. The direction also reverses at day 3, where catfish-exposed crayfish were the highest feeders (Fig. 4); this is not mentioned. Because this experiment cannot distinguish catfish from eel, it does not bear on the paper's central claim, and the long list of post hoc explanations for the null (L336-373) reads as advocacy for an effect the data do not show. The same asymmetry appears in the refuge results, where p = 0.083 is discussed as a meaningful control-catfish separation while p = 0.565 is treated as a real absence. I think reporting effect sizes with confidence intervals throughout and to interpret both experiments symmetrically.</w:t>
+      </w:r>
+      <w:r>
+        <w:t xml:space="preserve"> </w:t>
+      </w:r>
+    </w:p>
+  </w:comment>
+  <w:comment w:id="59" w:author="Raven, Olivier (Student)" w:date="2026-09-16T15:13:00Z" w:initials="OR">
+    <w:p>
+      <w:pPr>
+        <w:pStyle w:val="CommentText"/>
+      </w:pPr>
+      <w:r>
+        <w:rPr>
+          <w:rStyle w:val="CommentReference"/>
+        </w:rPr>
+        <w:annotationRef/>
+      </w:r>
+      <w:r>
+        <w:rPr>
+          <w:color w:val="000033"/>
+          <w:highlight w:val="white"/>
+        </w:rPr>
+        <w:t>For feeding, starvation impacted feeding rate. The predator treatment saw trends, but nothing significant or at least, nothing significant is noted in the graphics or text.</w:t>
+      </w:r>
+      <w:r>
+        <w:t xml:space="preserve"> </w:t>
+      </w:r>
+    </w:p>
+  </w:comment>
+  <w:comment w:id="62" w:author="Raven, Olivier (Student)" w:date="2026-09-16T14:31:00Z" w:initials="OR">
+    <w:p>
+      <w:pPr>
+        <w:pStyle w:val="CommentText"/>
+      </w:pPr>
+      <w:r>
+        <w:rPr>
+          <w:rStyle w:val="CommentReference"/>
+        </w:rPr>
+        <w:annotationRef/>
+      </w:r>
+      <w:r>
+        <w:rPr>
+          <w:color w:val="000033"/>
+          <w:highlight w:val="white"/>
+        </w:rPr>
+        <w:t xml:space="preserve">2. Design confounds units of replication. Light regime is fully confounded with experimental round and with animal batch (rounds 1-4 light, 5-8 dark, different crayfish in each), which the authors acknowledge, but the combined model is still used to report a significant light effect after dropping round as a random effect, which does not resolve the issues. </w:t>
+      </w:r>
+      <w:r>
+        <w:rPr>
+          <w:b/>
+          <w:bCs/>
+          <w:color w:val="000033"/>
+          <w:highlight w:val="white"/>
+        </w:rPr>
+        <w:t>The same problem recurs in the feeding experiment, where starvation period is fully confounded with round. </w:t>
+      </w:r>
+      <w:r>
+        <w:rPr>
+          <w:b/>
+          <w:bCs/>
+        </w:rPr>
+        <w:t xml:space="preserve"> </w:t>
+      </w:r>
+    </w:p>
+  </w:comment>
+  <w:comment w:id="61" w:author="Raven, Olivier (Student)" w:date="2026-09-16T14:58:00Z" w:initials="OR">
+    <w:p>
+      <w:pPr>
+        <w:pStyle w:val="CommentText"/>
+      </w:pPr>
+      <w:r>
+        <w:rPr>
+          <w:rStyle w:val="CommentReference"/>
+        </w:rPr>
+        <w:annotationRef/>
+      </w:r>
+      <w:r>
+        <w:rPr>
+          <w:color w:val="000033"/>
+          <w:highlight w:val="white"/>
+        </w:rPr>
+        <w:t>I think reporting effect sizes with confidence intervals throughout and to interpret both experiments symmetrically.</w:t>
+      </w:r>
+      <w:r>
+        <w:t xml:space="preserve"> </w:t>
+      </w:r>
+    </w:p>
+  </w:comment>
+  <w:comment w:id="64" w:author="Raven, Olivier (Student)" w:date="2026-09-15T13:26:00Z" w:initials="OR">
+    <w:p>
+      <w:pPr>
+        <w:pStyle w:val="CommentText"/>
+      </w:pPr>
+      <w:r>
+        <w:rPr>
+          <w:rStyle w:val="CommentReference"/>
+        </w:rPr>
+        <w:annotationRef/>
+      </w:r>
+      <w:r>
+        <w:rPr>
+          <w:color w:val="000033"/>
+          <w:highlight w:val="white"/>
+        </w:rPr>
+        <w:t>L254-257: If the authors wish to describe how much kōura consume the food pellets, they should report all the results (i.e. those from the 0-, 3- and 4-day starvation). As in L252-254, there was no statistically significant effect of the treatment on feeding rate. Therefore, it is not necessary to describe the details of only certain experimental treatments.</w:t>
+      </w:r>
+      <w:r>
+        <w:rPr>
+          <w:color w:val="000033"/>
+        </w:rPr>
+        <w:br/>
+      </w:r>
+    </w:p>
+  </w:comment>
+  <w:comment w:id="63" w:author="Raven, Olivier (Student)" w:date="2026-09-16T14:49:00Z" w:initials="OR">
+    <w:p>
+      <w:pPr>
+        <w:pStyle w:val="CommentText"/>
+      </w:pPr>
+      <w:r>
+        <w:rPr>
+          <w:rStyle w:val="CommentReference"/>
+        </w:rPr>
+        <w:annotationRef/>
+      </w:r>
+      <w:r>
+        <w:rPr>
+          <w:color w:val="000033"/>
+          <w:highlight w:val="white"/>
+        </w:rPr>
+        <w:t xml:space="preserve">3. Over-interpretation of a null feeding experiment, and asymmetric treatment of non-significant results. The feeding experiment is null with respect to predator cue at every starvation level, treatment did not improve model fit \ despite this, the Results emphasize that day-4 control crayfish fed "over two and a half times" more than the fish treatments, and the Discussion describes a "clear discrepancy" (L363), a comparison with overlapping standard errors and p ≥ 0.15. </w:t>
+      </w:r>
+      <w:r>
+        <w:rPr>
+          <w:b/>
+          <w:bCs/>
+          <w:color w:val="000033"/>
+          <w:highlight w:val="white"/>
+        </w:rPr>
+        <w:t>The direction also reverses at day 3, where catfish-exposed crayfish were the highest feeders (Fig. 4); this is not mentioned. </w:t>
+      </w:r>
+      <w:r>
+        <w:t xml:space="preserve"> </w:t>
+      </w:r>
+    </w:p>
+  </w:comment>
+  <w:comment w:id="66" w:author="Raven, Olivier (Student)" w:date="2026-09-15T13:26:00Z" w:initials="OR">
+    <w:p>
+      <w:pPr>
+        <w:pStyle w:val="CommentText"/>
+      </w:pPr>
+      <w:r>
+        <w:rPr>
+          <w:rStyle w:val="CommentReference"/>
+        </w:rPr>
+        <w:annotationRef/>
+      </w:r>
+      <w:r>
+        <w:rPr>
+          <w:color w:val="000033"/>
+          <w:highlight w:val="white"/>
+        </w:rPr>
+        <w:t>Before discussing predator-specific risk-induced responses in the kōura, it is necessary to consider possible explanations for the fact that no significant differences were observed in this study between the control and predator treatments. Based on that, the authors should explain why, despite this finding, it is reasonable to conclude that the kōura increased its refuge-seeking behaviour in response to catfish but not to eels.</w:t>
+      </w:r>
+      <w:r>
+        <w:t xml:space="preserve"> </w:t>
+      </w:r>
+    </w:p>
+  </w:comment>
+  <w:comment w:id="65" w:author="Raven, Olivier (Student)" w:date="2026-09-16T15:22:00Z" w:initials="OR">
+    <w:p>
+      <w:pPr>
+        <w:pStyle w:val="CommentText"/>
+      </w:pPr>
+      <w:r>
+        <w:rPr>
+          <w:rStyle w:val="CommentReference"/>
+        </w:rPr>
+        <w:annotationRef/>
+      </w:r>
+      <w:r>
+        <w:rPr>
+          <w:color w:val="000033"/>
+          <w:highlight w:val="white"/>
+        </w:rPr>
+        <w:t>The significant treatment difference detected in the present study is the difference in refuge-seeking behaviour of kōura between invasive and native predator treatments. There was no significant difference in refuge-seeking behaviour between the no-predator control treatment and either the native or invasive predator treatments. The authors should base their discussion on this finding. At least, the authors should explain why, despite this finding, it is reasonable to conclude that the kōura increased its refuge-seeking behaviour in response to catfish but not to eels.</w:t>
+      </w:r>
+      <w:r>
+        <w:t xml:space="preserve"> </w:t>
+      </w:r>
+    </w:p>
+  </w:comment>
+  <w:comment w:id="67" w:author="Raven, Olivier (Student)" w:date="2026-09-16T15:14:00Z" w:initials="OR">
+    <w:p>
+      <w:pPr>
+        <w:pStyle w:val="CommentText"/>
+      </w:pPr>
+      <w:r>
+        <w:rPr>
+          <w:rStyle w:val="CommentReference"/>
+        </w:rPr>
+        <w:annotationRef/>
+      </w:r>
+      <w:r>
+        <w:rPr>
+          <w:color w:val="000033"/>
+          <w:highlight w:val="white"/>
+        </w:rPr>
+        <w:t>Yet, here is the second sentence of the discussion "Our study adds to a growing body of literature (i.e., Sniegula et al. 2025) showing invasive predators can generate stronger NCEs on native prey than native predators, with potentially far-reaching</w:t>
+      </w:r>
+      <w:r>
+        <w:rPr>
+          <w:color w:val="000033"/>
+        </w:rPr>
+        <w:br/>
+      </w:r>
+      <w:r>
+        <w:rPr>
+          <w:color w:val="000033"/>
+          <w:highlight w:val="white"/>
+        </w:rPr>
+        <w:t>consequences on invaded ecosystems." No, this isn't true or at least not supported by the results presented by the authors. This is followed up in the next sentence indicating that novel vs invasive predators cause different changes, but this does not match up with the findings.</w:t>
+      </w:r>
+      <w:r>
+        <w:rPr>
+          <w:color w:val="000033"/>
+        </w:rPr>
+        <w:br/>
+      </w:r>
+      <w:r>
+        <w:rPr>
+          <w:color w:val="000033"/>
+        </w:rPr>
+        <w:br/>
+      </w:r>
+      <w:r>
+        <w:rPr>
+          <w:color w:val="000033"/>
+          <w:highlight w:val="white"/>
+        </w:rPr>
+        <w:t>So, the discussion misrepresents the findings and makes claims unsupported by the statistics presented. The entire discussion needs to be aligned with the results and stats and needs a significant rewrite.</w:t>
+      </w:r>
+      <w:r>
+        <w:t xml:space="preserve"> </w:t>
+      </w:r>
+    </w:p>
+  </w:comment>
+  <w:comment w:id="74" w:author="Raven, Olivier (Student)" w:date="2026-09-15T13:42:00Z" w:initials="OR">
+    <w:p>
+      <w:pPr>
+        <w:pStyle w:val="CommentText"/>
+      </w:pPr>
+      <w:r>
+        <w:rPr>
+          <w:rStyle w:val="CommentReference"/>
+        </w:rPr>
+        <w:annotationRef/>
+      </w:r>
+      <w:r>
+        <w:rPr>
+          <w:color w:val="000033"/>
+          <w:highlight w:val="white"/>
+        </w:rPr>
+        <w:t>L270-274: There was no significant difference in refuge use between the control and eel treatments (the same was true for the control and catfish treatments). If I understand correctly, generalisation theory suggests that differences may lie in the degree of response rather than in the presence or absence of a response. In this study, it seems that kōura exhibit a "different" type of response to native and invasive predators. Therefore, I am wondering whether this pattern is consistent with "generalisation theory"?</w:t>
+      </w:r>
+      <w:r>
+        <w:t xml:space="preserve"> </w:t>
+      </w:r>
+    </w:p>
+  </w:comment>
+  <w:comment w:id="76" w:author="Raven, Olivier (Student)" w:date="2026-09-16T13:43:00Z" w:initials="OR">
+    <w:p>
+      <w:pPr>
+        <w:pStyle w:val="CommentText"/>
+      </w:pPr>
+      <w:r>
+        <w:rPr>
+          <w:rStyle w:val="CommentReference"/>
+        </w:rPr>
+        <w:annotationRef/>
+      </w:r>
+      <w:r>
+        <w:rPr>
+          <w:color w:val="000033"/>
+          <w:highlight w:val="white"/>
+        </w:rPr>
+        <w:t>L275: The authors should carefully discuss this. As I commented above, the difference in behavioural responses between predator treatments may not be in magnitude.</w:t>
+      </w:r>
+      <w:r>
+        <w:t xml:space="preserve"> </w:t>
+      </w:r>
+    </w:p>
+  </w:comment>
+  <w:comment w:id="77" w:author="Raven, Olivier (Student)" w:date="2026-09-16T13:43:00Z" w:initials="OR">
+    <w:p>
+      <w:pPr>
+        <w:pStyle w:val="CommentText"/>
+      </w:pPr>
+      <w:r>
+        <w:rPr>
+          <w:rStyle w:val="CommentReference"/>
+        </w:rPr>
+        <w:annotationRef/>
+      </w:r>
+      <w:r>
+        <w:rPr>
+          <w:color w:val="000033"/>
+          <w:highlight w:val="white"/>
+        </w:rPr>
+        <w:t>The significant treatment difference detected in the present study is the difference in refuge-seeking behaviour of kōura between invasive and native predator treatments. There was no significant difference in refuge-seeking behaviour between the no-predator control treatment and either the native or invasive predator treatments. The authors should base their discussion on this finding. At least, the authors should explain why, despite this finding, it is reasonable to conclude that the kōura increased its refuge-seeking behaviour in response to catfish but not to eels.</w:t>
+      </w:r>
+      <w:r>
+        <w:t xml:space="preserve"> </w:t>
+      </w:r>
+    </w:p>
+  </w:comment>
+  <w:comment w:id="75" w:author="Raven, Olivier (Student)" w:date="2026-09-16T15:11:00Z" w:initials="OR">
+    <w:p>
+      <w:pPr>
+        <w:pStyle w:val="CommentText"/>
+      </w:pPr>
+      <w:r>
+        <w:rPr>
+          <w:rStyle w:val="CommentReference"/>
+        </w:rPr>
+        <w:annotationRef/>
+      </w:r>
+      <w:r>
+        <w:rPr>
+          <w:color w:val="000033"/>
+          <w:highlight w:val="white"/>
+        </w:rPr>
+        <w:t>From my reading of the results, the authors major findings have to do with light and starvation and not the novelty of the predator. Line 232-233. "There was also no relationship between kōura OCL and refuge use in any of the three treatments (rs = -0.09, 0.09 and 0.17 for catfish, eel and control treatments respectively, all NS)" so, using the author's own writing. Novelty and predation had no effect on refuge use.</w:t>
+      </w:r>
+      <w:r>
+        <w:t xml:space="preserve"> </w:t>
+      </w:r>
+    </w:p>
+  </w:comment>
+  <w:comment w:id="82" w:author="Raven, Olivier (Student)" w:date="2026-09-16T13:57:00Z" w:initials="OR">
+    <w:p>
+      <w:pPr>
+        <w:pStyle w:val="CommentText"/>
+      </w:pPr>
+      <w:r>
+        <w:rPr>
+          <w:rStyle w:val="CommentReference"/>
+        </w:rPr>
+        <w:annotationRef/>
+      </w:r>
+      <w:r>
+        <w:rPr>
+          <w:color w:val="000033"/>
+          <w:highlight w:val="white"/>
+        </w:rPr>
+        <w:t>The abstract sentence "Predator presence produced in the dark a NCE on refuge use" is therefore not supported by the authors' own Table 1. Relatedly, the claim that treatment effects "depended on light condition" (L301-302) is never tested: separate models were fitted per light regime, and a difference in significance between two subsets is not a significant interaction. A treatment × light term in a single model is needed.</w:t>
+      </w:r>
+      <w:r>
+        <w:t xml:space="preserve"> </w:t>
+      </w:r>
+    </w:p>
+  </w:comment>
+  <w:comment w:id="83" w:author="Raven, Olivier (Student)" w:date="2026-09-16T14:55:00Z" w:initials="OR">
+    <w:p>
+      <w:pPr>
+        <w:pStyle w:val="CommentText"/>
+      </w:pPr>
+      <w:r>
+        <w:rPr>
+          <w:rStyle w:val="CommentReference"/>
+        </w:rPr>
+        <w:annotationRef/>
+      </w:r>
+      <w:r>
+        <w:rPr>
+          <w:color w:val="000033"/>
+          <w:highlight w:val="white"/>
+        </w:rPr>
+        <w:t>The same asymmetry appears in the refuge results, where p = 0.083 is discussed as a meaningful control-catfish separation while p = 0.565 is treated as a real absence. I think reporting effect sizes with confidence intervals throughout and to interpret both experiments symmetrically.</w:t>
+      </w:r>
+      <w:r>
+        <w:t xml:space="preserve"> </w:t>
+      </w:r>
+    </w:p>
+  </w:comment>
+  <w:comment w:id="86" w:author="Raven, Olivier (Student)" w:date="2026-09-16T13:45:00Z" w:initials="OR">
+    <w:p>
+      <w:pPr>
+        <w:pStyle w:val="CommentText"/>
+      </w:pPr>
+      <w:r>
+        <w:rPr>
+          <w:rStyle w:val="CommentReference"/>
+        </w:rPr>
+        <w:annotationRef/>
+      </w:r>
+      <w:r>
+        <w:rPr>
+          <w:color w:val="000033"/>
+          <w:highlight w:val="white"/>
+        </w:rPr>
+        <w:t>L307: In the present study, conducted in highly controlled environments, the authors did not detect any significant difference in refuge-seeking behaviour between the control and predator treatments. According to these results, kōura did not increase or decrease their refuge use in response to the presence of predators. In L308, the authors said "this contrasting response". However, based on the results, I am wondering whether the authors can draw that conclusion. The authors should discuss this with caution.</w:t>
+      </w:r>
+      <w:r>
+        <w:t xml:space="preserve"> </w:t>
+      </w:r>
+    </w:p>
+  </w:comment>
+  <w:comment w:id="87" w:author="Raven, Olivier (Student)" w:date="2026-09-16T14:42:00Z" w:initials="OR">
+    <w:p>
+      <w:pPr>
+        <w:pStyle w:val="CommentText"/>
+      </w:pPr>
+      <w:r>
+        <w:rPr>
+          <w:rStyle w:val="CommentReference"/>
+        </w:rPr>
+        <w:annotationRef/>
+      </w:r>
+      <w:r>
+        <w:rPr>
+          <w:color w:val="000033"/>
+          <w:highlight w:val="white"/>
+        </w:rPr>
+        <w:t>they were sourced from Ōkāreka and Tikitapu, where the authors state eels are rare or absent (L104-105); the "familiar native predator" may not be familiar to these animals, which weakens the novelty framing that the whole interpretation rests on.</w:t>
+      </w:r>
+      <w:r>
+        <w:t xml:space="preserve"> </w:t>
+      </w:r>
+    </w:p>
+  </w:comment>
+  <w:comment w:id="88" w:author="Raven, Olivier (Student)" w:date="2026-09-16T13:46:00Z" w:initials="OR">
+    <w:p>
+      <w:pPr>
+        <w:pStyle w:val="CommentText"/>
+      </w:pPr>
+      <w:r>
+        <w:rPr>
+          <w:rStyle w:val="CommentReference"/>
+        </w:rPr>
+        <w:annotationRef/>
+      </w:r>
+      <w:r>
+        <w:rPr>
+          <w:color w:val="000033"/>
+          <w:highlight w:val="white"/>
+        </w:rPr>
+        <w:t>L322-325: The authors did not analyse the temporal dynamics of refuge use, but merely described the pattern (it should be noted that fig 3 did not show individual refuge use dynamics, if I understand correctly).</w:t>
+      </w:r>
+      <w:r>
+        <w:t xml:space="preserve"> </w:t>
+      </w:r>
+    </w:p>
+  </w:comment>
+  <w:comment w:id="89" w:author="Raven, Olivier (Student)" w:date="2026-09-16T13:56:00Z" w:initials="OR">
+    <w:p>
+      <w:pPr>
+        <w:pStyle w:val="CommentText"/>
+      </w:pPr>
+      <w:r>
+        <w:rPr>
+          <w:rStyle w:val="CommentReference"/>
+        </w:rPr>
+        <w:annotationRef/>
+      </w:r>
+      <w:r>
+        <w:rPr>
+          <w:color w:val="000033"/>
+          <w:highlight w:val="white"/>
+        </w:rPr>
+        <w:t>The only significant contrast is catfish versus eel, and Fig. 2 shows the control sitting between them. That pattern is equally consistent with eels depressing refuge use below baseline, an interpretation the authors themselves float as a "flight response" (L329-333), and with no catfish effect at all.</w:t>
+      </w:r>
+      <w:r>
+        <w:t xml:space="preserve"> </w:t>
+      </w:r>
+    </w:p>
+  </w:comment>
+  <w:comment w:id="93" w:author="Raven, Olivier (Student)" w:date="2026-09-16T14:46:00Z" w:initials="OR">
+    <w:p>
+      <w:pPr>
+        <w:pStyle w:val="CommentText"/>
+      </w:pPr>
+      <w:r>
+        <w:rPr>
+          <w:rStyle w:val="CommentReference"/>
+        </w:rPr>
+        <w:annotationRef/>
+      </w:r>
+      <w:r>
+        <w:rPr>
+          <w:color w:val="000033"/>
+          <w:highlight w:val="white"/>
+        </w:rPr>
+        <w:t>3. Over-interpretation of a null feeding experiment, and asymmetric treatment of non-significant results. The feeding experiment is null with respect to predator cue at every starvation level, treatment did not improve model fit \ despite this, the Results emphasize that day-4 control crayfish fed "over two and a half times" more than the fish treatments, and</w:t>
+      </w:r>
+      <w:r>
+        <w:rPr>
+          <w:b/>
+          <w:bCs/>
+          <w:color w:val="000033"/>
+          <w:highlight w:val="white"/>
+        </w:rPr>
+        <w:t xml:space="preserve"> the Discussion describes a "clear discrepancy" (L363), a comparison with overlapping standard errors and p ≥ 0.15. The direction also reverses at day 3, where catfish-exposed crayfish were the highest feeders (Fig. 4); this is not mentioned.</w:t>
+      </w:r>
+      <w:r>
+        <w:rPr>
+          <w:b/>
+          <w:bCs/>
+        </w:rPr>
+        <w:t xml:space="preserve"> </w:t>
+      </w:r>
+    </w:p>
+  </w:comment>
+  <w:comment w:id="91" w:author="Raven, Olivier (Student)" w:date="2026-09-16T13:46:00Z" w:initials="OR">
+    <w:p>
+      <w:pPr>
+        <w:pStyle w:val="CommentText"/>
+      </w:pPr>
+      <w:r>
+        <w:rPr>
+          <w:rStyle w:val="CommentReference"/>
+        </w:rPr>
+        <w:annotationRef/>
+      </w:r>
+      <w:r>
+        <w:rPr>
+          <w:color w:val="000033"/>
+          <w:highlight w:val="white"/>
+        </w:rPr>
+        <w:t>L334-373: The experiment involved many treatments and few replicates. This may be a key reason why the authors could not detect a significant treatment effect in the present study.</w:t>
+      </w:r>
+      <w:r>
+        <w:t xml:space="preserve"> </w:t>
+      </w:r>
+    </w:p>
+  </w:comment>
+  <w:comment w:id="90" w:author="Raven, Olivier (Student)" w:date="2026-09-16T14:50:00Z" w:initials="OR">
+    <w:p>
+      <w:pPr>
+        <w:pStyle w:val="CommentText"/>
+      </w:pPr>
+      <w:r>
+        <w:rPr>
+          <w:rStyle w:val="CommentReference"/>
+        </w:rPr>
+        <w:annotationRef/>
+      </w:r>
+      <w:r>
+        <w:rPr>
+          <w:color w:val="000033"/>
+          <w:highlight w:val="white"/>
+        </w:rPr>
+        <w:t>Because this experiment cannot distinguish catfish from eel, it does not bear on the paper's central claim, and the long list of post hoc explanations for the null (L336-373) reads as advocacy for an effect the data do not show. </w:t>
+      </w:r>
+      <w:r>
+        <w:t xml:space="preserve"> </w:t>
+      </w:r>
+    </w:p>
+  </w:comment>
+  <w:comment w:id="101" w:author="Raven, Olivier (Student)" w:date="2026-09-16T15:23:00Z" w:initials="OR">
+    <w:p>
+      <w:pPr>
+        <w:pStyle w:val="CommentText"/>
+      </w:pPr>
+      <w:r>
+        <w:rPr>
+          <w:rStyle w:val="CommentReference"/>
+        </w:rPr>
+        <w:annotationRef/>
+      </w:r>
+      <w:r>
+        <w:rPr>
+          <w:color w:val="000033"/>
+          <w:highlight w:val="white"/>
+        </w:rPr>
+        <w:t>The significant treatment difference detected in the present study is the difference in refuge-seeking behaviour of kōura between invasive and native predator treatments. There was no significant difference in refuge-seeking behaviour between the no-predator control treatment and either the native or invasive predator treatments. The authors should base their discussion on this finding. At least, the authors should explain why, despite this finding, it is reasonable to conclude that the kōura increased its refuge-seeking behaviour in response to catfish but not to eels.</w:t>
+      </w:r>
+      <w:r>
+        <w:t xml:space="preserve"> </w:t>
+      </w:r>
+    </w:p>
+  </w:comment>
+  <w:comment w:id="115" w:author="Raven, Olivier (Student)" w:date="2026-09-15T12:18:00Z" w:initials="OR">
+    <w:p>
+      <w:pPr>
+        <w:pStyle w:val="CommentText"/>
+      </w:pPr>
+      <w:r>
+        <w:rPr>
+          <w:rStyle w:val="CommentReference"/>
+        </w:rPr>
+        <w:annotationRef/>
+      </w:r>
+      <w:r>
+        <w:rPr>
+          <w:color w:val="000033"/>
+          <w:highlight w:val="white"/>
+        </w:rPr>
+        <w:t>Table 1 / Fig. 2: state whether the Šidák adjustment was applied across both light-condition models or within each separately.</w:t>
+      </w:r>
+      <w:r>
+        <w:t xml:space="preserve"> </w:t>
+      </w:r>
+    </w:p>
+  </w:comment>
+  <w:comment w:id="114" w:author="Raven, Olivier (Student)" w:date="2026-09-16T14:56:00Z" w:initials="OR">
+    <w:p>
+      <w:pPr>
+        <w:pStyle w:val="CommentText"/>
+      </w:pPr>
+      <w:r>
+        <w:rPr>
+          <w:rStyle w:val="CommentReference"/>
+        </w:rPr>
+        <w:annotationRef/>
+      </w:r>
+      <w:r>
+        <w:rPr>
+          <w:color w:val="000033"/>
+          <w:highlight w:val="white"/>
+        </w:rPr>
+        <w:t>The same asymmetry appears in the refuge results, where p = 0.083 is discussed as a meaningful control-catfish separation while p = 0.565 is treated as a real absence. I think reporting effect sizes with confidence intervals throughout and to interpret both experiments symmetrically.</w:t>
+      </w:r>
+      <w:r>
+        <w:t xml:space="preserve"> </w:t>
+      </w:r>
+    </w:p>
+  </w:comment>
+  <w:comment w:id="116" w:author="Raven, Olivier (Student)" w:date="2026-09-15T12:28:00Z" w:initials="OR">
+    <w:p>
+      <w:pPr>
+        <w:pStyle w:val="CommentText"/>
+      </w:pPr>
+      <w:r>
+        <w:rPr>
+          <w:rStyle w:val="CommentReference"/>
+        </w:rPr>
+        <w:annotationRef/>
+      </w:r>
+      <w:r>
+        <w:rPr>
+          <w:color w:val="000033"/>
+          <w:highlight w:val="white"/>
+        </w:rPr>
+        <w:t>Work on consistent capitalization across the figure titles and axis</w:t>
+      </w:r>
+      <w:r>
+        <w:t xml:space="preserve"> </w:t>
+      </w:r>
+    </w:p>
+  </w:comment>
+  <w:comment w:id="117" w:author="Raven, Olivier (Student)" w:date="2026-09-15T12:28:00Z" w:initials="OR">
+    <w:p>
+      <w:pPr>
+        <w:pStyle w:val="CommentText"/>
+      </w:pPr>
+      <w:r>
+        <w:rPr>
+          <w:rStyle w:val="CommentReference"/>
+        </w:rPr>
+        <w:annotationRef/>
+      </w:r>
+      <w:r>
+        <w:rPr>
+          <w:color w:val="000033"/>
+          <w:highlight w:val="white"/>
+        </w:rPr>
+        <w:t>I found the figure 1 slightly hard to see, but I'm not sure what to do about it, perhaps lighting the blue?</w:t>
+      </w:r>
+      <w:r>
+        <w:t xml:space="preserve"> </w:t>
+      </w:r>
+    </w:p>
+  </w:comment>
+  <w:comment w:id="118" w:author="Raven, Olivier (Student)" w:date="2026-09-15T12:19:00Z" w:initials="OR">
+    <w:p>
+      <w:pPr>
+        <w:pStyle w:val="CommentText"/>
+      </w:pPr>
+      <w:r>
+        <w:rPr>
+          <w:rStyle w:val="CommentReference"/>
+        </w:rPr>
+        <w:annotationRef/>
+      </w:r>
+      <w:r>
+        <w:rPr>
+          <w:color w:val="000033"/>
+          <w:highlight w:val="white"/>
+        </w:rPr>
+        <w:t>Table 1 / Fig. 2: state whether the Šidák adjustment was applied across both light-condition models or within each separately.</w:t>
+      </w:r>
+      <w:r>
+        <w:t xml:space="preserve"> </w:t>
+      </w:r>
+    </w:p>
+  </w:comment>
+  <w:comment w:id="119" w:author="Raven, Olivier (Student)" w:date="2026-09-15T12:19:00Z" w:initials="OR">
+    <w:p>
+      <w:pPr>
+        <w:pStyle w:val="CommentText"/>
+      </w:pPr>
+      <w:r>
+        <w:rPr>
+          <w:rStyle w:val="CommentReference"/>
+        </w:rPr>
+        <w:annotationRef/>
+      </w:r>
+      <w:r>
+        <w:rPr>
+          <w:color w:val="000033"/>
+          <w:highlight w:val="white"/>
+        </w:rPr>
+        <w:t>The "before" period spans 60 min and the "during" period 180 min; the unequal numbers of observations per aggregated period should be stated.</w:t>
+      </w:r>
+      <w:r>
+        <w:t xml:space="preserve"> </w:t>
+      </w:r>
+    </w:p>
+  </w:comment>
+  <w:comment w:id="121" w:author="Raven, Olivier (Student)" w:date="2026-09-16T13:48:00Z" w:initials="OR">
+    <w:p>
+      <w:pPr>
+        <w:pStyle w:val="CommentText"/>
+      </w:pPr>
+      <w:r>
+        <w:rPr>
+          <w:rStyle w:val="CommentReference"/>
+        </w:rPr>
+        <w:annotationRef/>
+      </w:r>
+      <w:r>
+        <w:rPr>
+          <w:color w:val="000033"/>
+          <w:highlight w:val="white"/>
+        </w:rPr>
+        <w:t>L617: If I understand correctly, this does not show the proportion of time spent in the refuge but rather the proportion of individuals found in the refuge (as in L154-156). If possible, it might be helpful to include individual data in this figure (i.e., move between 0 [non-refuge] and 1 [refuge]).</w:t>
+      </w:r>
+      <w:r>
+        <w:t xml:space="preserve"> </w:t>
+      </w:r>
+    </w:p>
+  </w:comment>
+  <w:comment w:id="123" w:author="Raven, Olivier (Student)" w:date="2026-09-15T12:22:00Z" w:initials="OR">
+    <w:p>
+      <w:pPr>
+        <w:pStyle w:val="CommentText"/>
+      </w:pPr>
+      <w:r>
+        <w:rPr>
+          <w:rStyle w:val="CommentReference"/>
+        </w:rPr>
+        <w:annotationRef/>
+      </w:r>
+      <w:r>
+        <w:rPr>
+          <w:color w:val="000033"/>
+          <w:highlight w:val="white"/>
+        </w:rPr>
+        <w:t>Fig. 4 shows an apparent control feeding rate of zero at day 0 with no error bar; please clarify.</w:t>
+      </w:r>
+      <w:r>
+        <w:t xml:space="preserve"> </w:t>
+      </w:r>
+    </w:p>
+  </w:comment>
+  <w:comment w:id="122" w:author="Raven, Olivier (Student)" w:date="2026-09-15T12:23:00Z" w:initials="OR">
+    <w:p>
+      <w:pPr>
+        <w:pStyle w:val="CommentText"/>
+      </w:pPr>
+      <w:r>
+        <w:rPr>
+          <w:rStyle w:val="CommentReference"/>
+        </w:rPr>
+        <w:annotationRef/>
+      </w:r>
+      <w:r>
+        <w:rPr>
+          <w:color w:val="000033"/>
+          <w:highlight w:val="white"/>
+        </w:rPr>
+        <w:t>Not sure figure 4 needs to be included, can get moved to supplemental</w:t>
+      </w:r>
+      <w:r>
+        <w:t xml:space="preserve"> </w:t>
+      </w:r>
+    </w:p>
+  </w:comment>
+</w:comments>
+</file>
+
+<file path=word/commentsExtended.xml><?xml version="1.0" encoding="utf-8"?>
+<w15:commentsEx xmlns:wpc="http://schemas.microsoft.com/office/word/2010/wordprocessingCanvas" xmlns:cx="http://schemas.microsoft.com/office/drawing/2014/chartex" xmlns:cx1="http://schemas.microsoft.com/office/drawing/2015/9/8/chartex" xmlns:cx2="http://schemas.microsoft.com/office/drawing/2015/10/21/chartex" xmlns:cx3="http://schemas.microsoft.com/office/drawing/2016/5/9/chartex" xmlns:cx4="http://schemas.microsoft.com/office/drawing/2016/5/10/chartex" xmlns:cx5="http://schemas.microsoft.com/office/drawing/2016/5/11/chartex" xmlns:cx6="http://schemas.microsoft.com/office/drawing/2016/5/12/chartex" xmlns:cx7="http://schemas.microsoft.com/office/drawing/2016/5/13/chartex" xmlns:cx8="http://schemas.microsoft.com/office/drawing/2016/5/14/chartex" xmlns:mc="http://schemas.openxmlformats.org/markup-compatibility/2006" xmlns:aink="http://schemas.microsoft.com/office/drawing/2016/ink" xmlns:am3d="http://schemas.microsoft.com/office/drawing/2017/model3d" xmlns:o="urn:schemas-microsoft-com:office:office" xmlns:oel="http://schemas.microsoft.com/office/2019/extlst" xmlns:r="http://schemas.openxmlformats.org/officeDocument/2006/relationships" xmlns:m="http://schemas.openxmlformats.org/officeDocument/2006/math" xmlns:v="urn:schemas-microsoft-com:vml" xmlns:wp14="http://schemas.microsoft.com/office/word/2010/wordprocessingDrawing" xmlns:wp="http://schemas.openxmlformats.org/drawingml/2006/wordprocessingDrawing" xmlns:w10="urn:schemas-microsoft-com:office:word" xmlns:w="http://schemas.openxmlformats.org/wordprocessingml/2006/main" xmlns:w14="http://schemas.microsoft.com/office/word/2010/wordml" xmlns:w15="http://schemas.microsoft.com/office/word/2012/wordml" xmlns:w16cex="http://schemas.microsoft.com/office/word/2018/wordml/cex" xmlns:w16cid="http://schemas.microsoft.com/office/word/2016/wordml/cid" xmlns:w16="http://schemas.microsoft.com/office/word/2018/wordml" xmlns:w16du="http://schemas.microsoft.com/office/word/2023/wordml/word16du" xmlns:w16sdtdh="http://schemas.microsoft.com/office/word/2020/wordml/sdtdatahash" xmlns:w16sdtfl="http://schemas.microsoft.com/office/word/2024/wordml/sdtformatlock" xmlns:w16se="http://schemas.microsoft.com/office/word/2015/wordml/symex" xmlns:wpg="http://schemas.microsoft.com/office/word/2010/wordprocessingGroup" xmlns:wpi="http://schemas.microsoft.com/office/word/2010/wordprocessingInk" xmlns:wne="http://schemas.microsoft.com/office/word/2006/wordml" xmlns:wps="http://schemas.microsoft.com/office/word/2010/wordprocessingShape" mc:Ignorable="w14 w15 w16se w16cid w16 w16cex w16sdtdh w16sdtfl w16du wp14">
+  <w15:commentEx w15:paraId="6DB9C0F1" w15:done="0"/>
+  <w15:commentEx w15:paraId="72C28CD3" w15:done="0"/>
+  <w15:commentEx w15:paraId="6D2A574C" w15:done="0"/>
+  <w15:commentEx w15:paraId="465E181F" w15:done="0"/>
+  <w15:commentEx w15:paraId="36398352" w15:done="0"/>
+  <w15:commentEx w15:paraId="440231AA" w15:done="0"/>
+  <w15:commentEx w15:paraId="7E400289" w15:done="0"/>
+  <w15:commentEx w15:paraId="5CD3B5B0" w15:done="0"/>
+  <w15:commentEx w15:paraId="332AE70B" w15:paraIdParent="5CD3B5B0" w15:done="0"/>
+  <w15:commentEx w15:paraId="5DC8B8D7" w15:done="0"/>
+  <w15:commentEx w15:paraId="79BFD372" w15:done="0"/>
+  <w15:commentEx w15:paraId="5FA5A626" w15:done="0"/>
+  <w15:commentEx w15:paraId="7B9CCDB0" w15:done="0"/>
+  <w15:commentEx w15:paraId="7A649CBA" w15:done="0"/>
+  <w15:commentEx w15:paraId="3C3EABA6" w15:done="0"/>
+  <w15:commentEx w15:paraId="21CF2EA6" w15:done="0"/>
+  <w15:commentEx w15:paraId="6914625D" w15:done="0"/>
+  <w15:commentEx w15:paraId="411F7E1B" w15:done="0"/>
+  <w15:commentEx w15:paraId="62B6F299" w15:done="0"/>
+  <w15:commentEx w15:paraId="54D00A35" w15:done="0"/>
+  <w15:commentEx w15:paraId="2A840DC7" w15:done="0"/>
+  <w15:commentEx w15:paraId="5BB31DAA" w15:done="0"/>
+  <w15:commentEx w15:paraId="350CE03C" w15:done="0"/>
+  <w15:commentEx w15:paraId="42B96E66" w15:done="0"/>
+  <w15:commentEx w15:paraId="1EAE0F92" w15:done="0"/>
+  <w15:commentEx w15:paraId="37EC870D" w15:done="0"/>
+  <w15:commentEx w15:paraId="5C0C04D6" w15:done="0"/>
+  <w15:commentEx w15:paraId="16A6B32F" w15:done="0"/>
+  <w15:commentEx w15:paraId="7EAA59D9" w15:done="0"/>
+  <w15:commentEx w15:paraId="0CF17D1D" w15:done="0"/>
+  <w15:commentEx w15:paraId="0DB85199" w15:done="0"/>
+  <w15:commentEx w15:paraId="4CA5518D" w15:done="0"/>
+  <w15:commentEx w15:paraId="2210A9F5" w15:done="0"/>
+  <w15:commentEx w15:paraId="0A191390" w15:done="0"/>
+  <w15:commentEx w15:paraId="1BBDA5DC" w15:done="0"/>
+  <w15:commentEx w15:paraId="7424E53A" w15:done="0"/>
+  <w15:commentEx w15:paraId="69060DBD" w15:done="0"/>
+  <w15:commentEx w15:paraId="4DE2E6A4" w15:done="0"/>
+  <w15:commentEx w15:paraId="5C9FD115" w15:done="0"/>
+  <w15:commentEx w15:paraId="2D3F346E" w15:done="0"/>
+  <w15:commentEx w15:paraId="0FCF0728" w15:done="0"/>
+  <w15:commentEx w15:paraId="1678A3D0" w15:done="0"/>
+  <w15:commentEx w15:paraId="04C19933" w15:done="0"/>
+  <w15:commentEx w15:paraId="095FFFD6" w15:done="0"/>
+  <w15:commentEx w15:paraId="0F47B547" w15:done="0"/>
+  <w15:commentEx w15:paraId="233FF9B0" w15:done="0"/>
+  <w15:commentEx w15:paraId="5F6F9B1B" w15:done="0"/>
+  <w15:commentEx w15:paraId="45923DCB" w15:paraIdParent="5F6F9B1B" w15:done="0"/>
+  <w15:commentEx w15:paraId="66F40087" w15:done="0"/>
+  <w15:commentEx w15:paraId="5B942558" w15:done="0"/>
+  <w15:commentEx w15:paraId="0C56AE20" w15:done="0"/>
+  <w15:commentEx w15:paraId="711121C0" w15:done="0"/>
+  <w15:commentEx w15:paraId="5DA59562" w15:done="0"/>
+  <w15:commentEx w15:paraId="695B1329" w15:done="0"/>
+  <w15:commentEx w15:paraId="3CC33A50" w15:done="0"/>
+  <w15:commentEx w15:paraId="38248E69" w15:done="0"/>
+  <w15:commentEx w15:paraId="6518D0F2" w15:done="0"/>
+  <w15:commentEx w15:paraId="4C50FA94" w15:done="0"/>
+  <w15:commentEx w15:paraId="349442AB" w15:done="0"/>
+  <w15:commentEx w15:paraId="61BA4AE2" w15:done="0"/>
+  <w15:commentEx w15:paraId="39C00AF2" w15:done="0"/>
+  <w15:commentEx w15:paraId="7AEF454B" w15:done="0"/>
+  <w15:commentEx w15:paraId="1E58AF91" w15:done="0"/>
+  <w15:commentEx w15:paraId="45B4A49E" w15:done="0"/>
+  <w15:commentEx w15:paraId="51025BD1" w15:done="0"/>
+  <w15:commentEx w15:paraId="4AA599B6" w15:done="0"/>
+  <w15:commentEx w15:paraId="11EDDCA7" w15:done="0"/>
+  <w15:commentEx w15:paraId="1FEAB7B3" w15:done="0"/>
+</w15:commentsEx>
+</file>
+
+<file path=word/commentsExtensible.xml><?xml version="1.0" encoding="utf-8"?>
+<w16cex:commentsExtensible xmlns:wpc="http://schemas.microsoft.com/office/word/2010/wordprocessingCanvas" xmlns:cx="http://schemas.microsoft.com/office/drawing/2014/chartex" xmlns:cx1="http://schemas.microsoft.com/office/drawing/2015/9/8/chartex" xmlns:cx2="http://schemas.microsoft.com/office/drawing/2015/10/21/chartex" xmlns:cx3="http://schemas.microsoft.com/office/drawing/2016/5/9/chartex" xmlns:cx4="http://schemas.microsoft.com/office/drawing/2016/5/10/chartex" xmlns:cx5="http://schemas.microsoft.com/office/drawing/2016/5/11/chartex" xmlns:cx6="http://schemas.microsoft.com/office/drawing/2016/5/12/chartex" xmlns:cx7="http://schemas.microsoft.com/office/drawing/2016/5/13/chartex" xmlns:cx8="http://schemas.microsoft.com/office/drawing/2016/5/14/chartex" xmlns:cr="http://schemas.microsoft.com/office/comments/2020/reactions" xmlns:mc="http://schemas.openxmlformats.org/markup-compatibility/2006" xmlns:aink="http://schemas.microsoft.com/office/drawing/2016/ink" xmlns:am3d="http://schemas.microsoft.com/office/drawing/2017/model3d" xmlns:o="urn:schemas-microsoft-com:office:office" xmlns:oel="http://schemas.microsoft.com/office/2019/extlst" xmlns:r="http://schemas.openxmlformats.org/officeDocument/2006/relationships" xmlns:m="http://schemas.openxmlformats.org/officeDocument/2006/math" xmlns:v="urn:schemas-microsoft-com:vml" xmlns:wp14="http://schemas.microsoft.com/office/word/2010/wordprocessingDrawing" xmlns:wp="http://schemas.openxmlformats.org/drawingml/2006/wordprocessingDrawing" xmlns:w10="urn:schemas-microsoft-com:office:word" xmlns:w="http://schemas.openxmlformats.org/wordprocessingml/2006/main" xmlns:w14="http://schemas.microsoft.com/office/word/2010/wordml" xmlns:w15="http://schemas.microsoft.com/office/word/2012/wordml" xmlns:w16cex="http://schemas.microsoft.com/office/word/2018/wordml/cex" xmlns:w16cid="http://schemas.microsoft.com/office/word/2016/wordml/cid" xmlns:w16="http://schemas.microsoft.com/office/word/2018/wordml" xmlns:w16du="http://schemas.microsoft.com/office/word/2023/wordml/word16du" xmlns:w16sdtdh="http://schemas.microsoft.com/office/word/2020/wordml/sdtdatahash" xmlns:w16sdtfl="http://schemas.microsoft.com/office/word/2024/wordml/sdtformatlock" xmlns:w16se="http://schemas.microsoft.com/office/word/2015/wordml/symex" xmlns:wpg="http://schemas.microsoft.com/office/word/2010/wordprocessingGroup" xmlns:wpi="http://schemas.microsoft.com/office/word/2010/wordprocessingInk" xmlns:wne="http://schemas.microsoft.com/office/word/2006/wordml" xmlns:wps="http://schemas.microsoft.com/office/word/2010/wordprocessingShape" mc:Ignorable="w14 w15 w16se w16cid w16 w16cex w16sdtdh w16sdtfl cr w16du wp14">
+  <w16cex:commentExtensible w16cex:durableId="6C498E39" w16cex:dateUtc="2026-09-15T00:16:00Z"/>
+  <w16cex:commentExtensible w16cex:durableId="078189A7" w16cex:dateUtc="2026-09-16T04:31:00Z"/>
+  <w16cex:commentExtensible w16cex:durableId="4A8E6358" w16cex:dateUtc="2026-09-15T00:31:00Z"/>
+  <w16cex:commentExtensible w16cex:durableId="5F2602FA" w16cex:dateUtc="2026-09-15T00:42:00Z"/>
+  <w16cex:commentExtensible w16cex:durableId="241462B1" w16cex:dateUtc="2026-09-15T00:18:00Z"/>
+  <w16cex:commentExtensible w16cex:durableId="5E490E83" w16cex:dateUtc="2026-09-15T01:13:00Z"/>
+  <w16cex:commentExtensible w16cex:durableId="02138DA5" w16cex:dateUtc="2026-09-15T01:13:00Z"/>
+  <w16cex:commentExtensible w16cex:durableId="49740237" w16cex:dateUtc="2026-09-15T00:18:00Z"/>
+  <w16cex:commentExtensible w16cex:durableId="7BE96B74" w16cex:dateUtc="2026-09-16T04:35:00Z"/>
+  <w16cex:commentExtensible w16cex:durableId="1645E927" w16cex:dateUtc="2026-09-15T00:21:00Z"/>
+  <w16cex:commentExtensible w16cex:durableId="0B0AA138" w16cex:dateUtc="2026-09-16T02:33:00Z"/>
+  <w16cex:commentExtensible w16cex:durableId="362BDAAA" w16cex:dateUtc="2026-09-16T02:38:00Z"/>
+  <w16cex:commentExtensible w16cex:durableId="263559B3" w16cex:dateUtc="2026-09-16T02:35:00Z"/>
+  <w16cex:commentExtensible w16cex:durableId="3CAECE42" w16cex:dateUtc="2026-09-15T01:15:00Z"/>
+  <w16cex:commentExtensible w16cex:durableId="3E942C6B" w16cex:dateUtc="2026-09-15T01:14:00Z"/>
+  <w16cex:commentExtensible w16cex:durableId="08979E3E" w16cex:dateUtc="2026-09-15T00:17:00Z"/>
+  <w16cex:commentExtensible w16cex:durableId="77D2DB07" w16cex:dateUtc="2026-09-15T01:17:00Z"/>
+  <w16cex:commentExtensible w16cex:durableId="367BCAB7" w16cex:dateUtc="2026-09-15T00:27:00Z"/>
+  <w16cex:commentExtensible w16cex:durableId="4E69AA43" w16cex:dateUtc="2026-09-15T00:21:00Z"/>
+  <w16cex:commentExtensible w16cex:durableId="2179EDAF" w16cex:dateUtc="2026-09-15T01:18:00Z"/>
+  <w16cex:commentExtensible w16cex:durableId="170DCECC" w16cex:dateUtc="2026-09-15T01:20:00Z"/>
+  <w16cex:commentExtensible w16cex:durableId="2A4EF9CB" w16cex:dateUtc="2026-09-16T02:59:00Z"/>
+  <w16cex:commentExtensible w16cex:durableId="4E638EFF" w16cex:dateUtc="2026-09-15T01:22:00Z"/>
+  <w16cex:commentExtensible w16cex:durableId="1E7B9528" w16cex:dateUtc="2026-09-16T02:39:00Z"/>
+  <w16cex:commentExtensible w16cex:durableId="16221CC5" w16cex:dateUtc="2026-09-16T02:09:00Z"/>
+  <w16cex:commentExtensible w16cex:durableId="46D86863" w16cex:dateUtc="2026-09-16T02:41:00Z"/>
+  <w16cex:commentExtensible w16cex:durableId="1DFCF388" w16cex:dateUtc="2026-09-15T01:23:00Z"/>
+  <w16cex:commentExtensible w16cex:durableId="720A6B32" w16cex:dateUtc="2026-09-16T02:32:00Z"/>
+  <w16cex:commentExtensible w16cex:durableId="5B656C09" w16cex:dateUtc="2026-09-15T01:24:00Z"/>
+  <w16cex:commentExtensible w16cex:durableId="7592AED0" w16cex:dateUtc="2026-09-16T01:53:00Z"/>
+  <w16cex:commentExtensible w16cex:durableId="3FF2823B" w16cex:dateUtc="2026-09-16T02:51:00Z"/>
+  <w16cex:commentExtensible w16cex:durableId="1944837E" w16cex:dateUtc="2026-09-16T02:58:00Z"/>
+  <w16cex:commentExtensible w16cex:durableId="5F29111A" w16cex:dateUtc="2026-09-16T02:30:00Z"/>
+  <w16cex:commentExtensible w16cex:durableId="52C24925" w16cex:dateUtc="2026-09-16T03:10:00Z"/>
+  <w16cex:commentExtensible w16cex:durableId="72C26843" w16cex:dateUtc="2026-09-15T01:25:00Z"/>
+  <w16cex:commentExtensible w16cex:durableId="24155FF3" w16cex:dateUtc="2026-09-16T03:12:00Z"/>
+  <w16cex:commentExtensible w16cex:durableId="54B1DA0C" w16cex:dateUtc="2026-09-16T02:45:00Z"/>
+  <w16cex:commentExtensible w16cex:durableId="7835D043" w16cex:dateUtc="2026-09-16T03:13:00Z"/>
+  <w16cex:commentExtensible w16cex:durableId="08B75399" w16cex:dateUtc="2026-09-16T02:31:00Z"/>
+  <w16cex:commentExtensible w16cex:durableId="15A8A17F" w16cex:dateUtc="2026-09-16T02:58:00Z"/>
+  <w16cex:commentExtensible w16cex:durableId="13B2247D" w16cex:dateUtc="2026-09-15T01:26:00Z"/>
+  <w16cex:commentExtensible w16cex:durableId="54C9A5AB" w16cex:dateUtc="2026-09-16T02:49:00Z"/>
+  <w16cex:commentExtensible w16cex:durableId="32D636D5" w16cex:dateUtc="2026-09-15T01:26:00Z"/>
+  <w16cex:commentExtensible w16cex:durableId="1BA57C3A" w16cex:dateUtc="2026-09-16T03:22:00Z"/>
+  <w16cex:commentExtensible w16cex:durableId="09E6C4D2" w16cex:dateUtc="2026-09-16T03:14:00Z"/>
+  <w16cex:commentExtensible w16cex:durableId="3CD72A90" w16cex:dateUtc="2026-09-15T01:42:00Z"/>
+  <w16cex:commentExtensible w16cex:durableId="0C137844" w16cex:dateUtc="2026-09-16T01:43:00Z"/>
+  <w16cex:commentExtensible w16cex:durableId="7F630BC6" w16cex:dateUtc="2026-09-16T01:43:00Z"/>
+  <w16cex:commentExtensible w16cex:durableId="4F5D8859" w16cex:dateUtc="2026-09-16T03:11:00Z"/>
+  <w16cex:commentExtensible w16cex:durableId="752C360D" w16cex:dateUtc="2026-09-16T01:57:00Z"/>
+  <w16cex:commentExtensible w16cex:durableId="4500AB01" w16cex:dateUtc="2026-09-16T02:55:00Z"/>
+  <w16cex:commentExtensible w16cex:durableId="55C6ABDB" w16cex:dateUtc="2026-09-16T01:45:00Z"/>
+  <w16cex:commentExtensible w16cex:durableId="4A42CCD6" w16cex:dateUtc="2026-09-16T02:42:00Z"/>
+  <w16cex:commentExtensible w16cex:durableId="528574E7" w16cex:dateUtc="2026-09-16T01:46:00Z"/>
+  <w16cex:commentExtensible w16cex:durableId="228A0C69" w16cex:dateUtc="2026-09-16T01:56:00Z"/>
+  <w16cex:commentExtensible w16cex:durableId="672F9F31" w16cex:dateUtc="2026-09-16T02:46:00Z"/>
+  <w16cex:commentExtensible w16cex:durableId="4EDF21CE" w16cex:dateUtc="2026-09-16T01:46:00Z"/>
+  <w16cex:commentExtensible w16cex:durableId="0419EBD4" w16cex:dateUtc="2026-09-16T02:50:00Z"/>
+  <w16cex:commentExtensible w16cex:durableId="2E3C781E" w16cex:dateUtc="2026-09-16T03:23:00Z"/>
+  <w16cex:commentExtensible w16cex:durableId="2C215B0B" w16cex:dateUtc="2026-09-15T00:18:00Z"/>
+  <w16cex:commentExtensible w16cex:durableId="54977C4A" w16cex:dateUtc="2026-09-16T02:56:00Z"/>
+  <w16cex:commentExtensible w16cex:durableId="25731382" w16cex:dateUtc="2026-09-15T00:28:00Z"/>
+  <w16cex:commentExtensible w16cex:durableId="26B45577" w16cex:dateUtc="2026-09-15T00:28:00Z"/>
+  <w16cex:commentExtensible w16cex:durableId="35DC74A5" w16cex:dateUtc="2026-09-15T00:19:00Z"/>
+  <w16cex:commentExtensible w16cex:durableId="1AD6FDB2" w16cex:dateUtc="2026-09-15T00:19:00Z"/>
+  <w16cex:commentExtensible w16cex:durableId="5FB851FA" w16cex:dateUtc="2026-09-16T01:48:00Z"/>
+  <w16cex:commentExtensible w16cex:durableId="4DEC40BF" w16cex:dateUtc="2026-09-15T00:22:00Z"/>
+  <w16cex:commentExtensible w16cex:durableId="1F0134BA" w16cex:dateUtc="2026-09-15T00:23:00Z"/>
+</w16cex:commentsExtensible>
+</file>
+
+<file path=word/commentsIds.xml><?xml version="1.0" encoding="utf-8"?>
+<w16cid:commentsIds xmlns:wpc="http://schemas.microsoft.com/office/word/2010/wordprocessingCanvas" xmlns:cx="http://schemas.microsoft.com/office/drawing/2014/chartex" xmlns:cx1="http://schemas.microsoft.com/office/drawing/2015/9/8/chartex" xmlns:cx2="http://schemas.microsoft.com/office/drawing/2015/10/21/chartex" xmlns:cx3="http://schemas.microsoft.com/office/drawing/2016/5/9/chartex" xmlns:cx4="http://schemas.microsoft.com/office/drawing/2016/5/10/chartex" xmlns:cx5="http://schemas.microsoft.com/office/drawing/2016/5/11/chartex" xmlns:cx6="http://schemas.microsoft.com/office/drawing/2016/5/12/chartex" xmlns:cx7="http://schemas.microsoft.com/office/drawing/2016/5/13/chartex" xmlns:cx8="http://schemas.microsoft.com/office/drawing/2016/5/14/chartex" xmlns:mc="http://schemas.openxmlformats.org/markup-compatibility/2006" xmlns:aink="http://schemas.microsoft.com/office/drawing/2016/ink" xmlns:am3d="http://schemas.microsoft.com/office/drawing/2017/model3d" xmlns:o="urn:schemas-microsoft-com:office:office" xmlns:oel="http://schemas.microsoft.com/office/2019/extlst" xmlns:r="http://schemas.openxmlformats.org/officeDocument/2006/relationships" xmlns:m="http://schemas.openxmlformats.org/officeDocument/2006/math" xmlns:v="urn:schemas-microsoft-com:vml" xmlns:wp14="http://schemas.microsoft.com/office/word/2010/wordprocessingDrawing" xmlns:wp="http://schemas.openxmlformats.org/drawingml/2006/wordprocessingDrawing" xmlns:w10="urn:schemas-microsoft-com:office:word" xmlns:w="http://schemas.openxmlformats.org/wordprocessingml/2006/main" xmlns:w14="http://schemas.microsoft.com/office/word/2010/wordml" xmlns:w15="http://schemas.microsoft.com/office/word/2012/wordml" xmlns:w16cex="http://schemas.microsoft.com/office/word/2018/wordml/cex" xmlns:w16cid="http://schemas.microsoft.com/office/word/2016/wordml/cid" xmlns:w16="http://schemas.microsoft.com/office/word/2018/wordml" xmlns:w16du="http://schemas.microsoft.com/office/word/2023/wordml/word16du" xmlns:w16sdtdh="http://schemas.microsoft.com/office/word/2020/wordml/sdtdatahash" xmlns:w16sdtfl="http://schemas.microsoft.com/office/word/2024/wordml/sdtformatlock" xmlns:w16se="http://schemas.microsoft.com/office/word/2015/wordml/symex" xmlns:wpg="http://schemas.microsoft.com/office/word/2010/wordprocessingGroup" xmlns:wpi="http://schemas.microsoft.com/office/word/2010/wordprocessingInk" xmlns:wne="http://schemas.microsoft.com/office/word/2006/wordml" xmlns:wps="http://schemas.microsoft.com/office/word/2010/wordprocessingShape" mc:Ignorable="w14 w15 w16se w16cid w16 w16cex w16sdtdh w16sdtfl w16du wp14">
+  <w16cid:commentId w16cid:paraId="6DB9C0F1" w16cid:durableId="6C498E39"/>
+  <w16cid:commentId w16cid:paraId="72C28CD3" w16cid:durableId="078189A7"/>
+  <w16cid:commentId w16cid:paraId="6D2A574C" w16cid:durableId="4A8E6358"/>
+  <w16cid:commentId w16cid:paraId="465E181F" w16cid:durableId="5F2602FA"/>
+  <w16cid:commentId w16cid:paraId="36398352" w16cid:durableId="241462B1"/>
+  <w16cid:commentId w16cid:paraId="440231AA" w16cid:durableId="5E490E83"/>
+  <w16cid:commentId w16cid:paraId="7E400289" w16cid:durableId="02138DA5"/>
+  <w16cid:commentId w16cid:paraId="5CD3B5B0" w16cid:durableId="49740237"/>
+  <w16cid:commentId w16cid:paraId="332AE70B" w16cid:durableId="7BE96B74"/>
+  <w16cid:commentId w16cid:paraId="5DC8B8D7" w16cid:durableId="1645E927"/>
+  <w16cid:commentId w16cid:paraId="79BFD372" w16cid:durableId="0B0AA138"/>
+  <w16cid:commentId w16cid:paraId="5FA5A626" w16cid:durableId="362BDAAA"/>
+  <w16cid:commentId w16cid:paraId="7B9CCDB0" w16cid:durableId="263559B3"/>
+  <w16cid:commentId w16cid:paraId="7A649CBA" w16cid:durableId="3CAECE42"/>
+  <w16cid:commentId w16cid:paraId="3C3EABA6" w16cid:durableId="3E942C6B"/>
+  <w16cid:commentId w16cid:paraId="21CF2EA6" w16cid:durableId="08979E3E"/>
+  <w16cid:commentId w16cid:paraId="6914625D" w16cid:durableId="77D2DB07"/>
+  <w16cid:commentId w16cid:paraId="411F7E1B" w16cid:durableId="367BCAB7"/>
+  <w16cid:commentId w16cid:paraId="62B6F299" w16cid:durableId="4E69AA43"/>
+  <w16cid:commentId w16cid:paraId="54D00A35" w16cid:durableId="2179EDAF"/>
+  <w16cid:commentId w16cid:paraId="2A840DC7" w16cid:durableId="170DCECC"/>
+  <w16cid:commentId w16cid:paraId="5BB31DAA" w16cid:durableId="2A4EF9CB"/>
+  <w16cid:commentId w16cid:paraId="350CE03C" w16cid:durableId="4E638EFF"/>
+  <w16cid:commentId w16cid:paraId="42B96E66" w16cid:durableId="1E7B9528"/>
+  <w16cid:commentId w16cid:paraId="1EAE0F92" w16cid:durableId="16221CC5"/>
+  <w16cid:commentId w16cid:paraId="37EC870D" w16cid:durableId="46D86863"/>
+  <w16cid:commentId w16cid:paraId="5C0C04D6" w16cid:durableId="1DFCF388"/>
+  <w16cid:commentId w16cid:paraId="16A6B32F" w16cid:durableId="720A6B32"/>
+  <w16cid:commentId w16cid:paraId="7EAA59D9" w16cid:durableId="5B656C09"/>
+  <w16cid:commentId w16cid:paraId="0CF17D1D" w16cid:durableId="7592AED0"/>
+  <w16cid:commentId w16cid:paraId="0DB85199" w16cid:durableId="3FF2823B"/>
+  <w16cid:commentId w16cid:paraId="4CA5518D" w16cid:durableId="1944837E"/>
+  <w16cid:commentId w16cid:paraId="2210A9F5" w16cid:durableId="5F29111A"/>
+  <w16cid:commentId w16cid:paraId="0A191390" w16cid:durableId="52C24925"/>
+  <w16cid:commentId w16cid:paraId="1BBDA5DC" w16cid:durableId="72C26843"/>
+  <w16cid:commentId w16cid:paraId="7424E53A" w16cid:durableId="24155FF3"/>
+  <w16cid:commentId w16cid:paraId="69060DBD" w16cid:durableId="54B1DA0C"/>
+  <w16cid:commentId w16cid:paraId="4DE2E6A4" w16cid:durableId="7835D043"/>
+  <w16cid:commentId w16cid:paraId="5C9FD115" w16cid:durableId="08B75399"/>
+  <w16cid:commentId w16cid:paraId="2D3F346E" w16cid:durableId="15A8A17F"/>
+  <w16cid:commentId w16cid:paraId="0FCF0728" w16cid:durableId="13B2247D"/>
+  <w16cid:commentId w16cid:paraId="1678A3D0" w16cid:durableId="54C9A5AB"/>
+  <w16cid:commentId w16cid:paraId="04C19933" w16cid:durableId="32D636D5"/>
+  <w16cid:commentId w16cid:paraId="095FFFD6" w16cid:durableId="1BA57C3A"/>
+  <w16cid:commentId w16cid:paraId="0F47B547" w16cid:durableId="09E6C4D2"/>
+  <w16cid:commentId w16cid:paraId="233FF9B0" w16cid:durableId="3CD72A90"/>
+  <w16cid:commentId w16cid:paraId="5F6F9B1B" w16cid:durableId="0C137844"/>
+  <w16cid:commentId w16cid:paraId="45923DCB" w16cid:durableId="7F630BC6"/>
+  <w16cid:commentId w16cid:paraId="66F40087" w16cid:durableId="4F5D8859"/>
+  <w16cid:commentId w16cid:paraId="5B942558" w16cid:durableId="752C360D"/>
+  <w16cid:commentId w16cid:paraId="0C56AE20" w16cid:durableId="4500AB01"/>
+  <w16cid:commentId w16cid:paraId="711121C0" w16cid:durableId="55C6ABDB"/>
+  <w16cid:commentId w16cid:paraId="5DA59562" w16cid:durableId="4A42CCD6"/>
+  <w16cid:commentId w16cid:paraId="695B1329" w16cid:durableId="528574E7"/>
+  <w16cid:commentId w16cid:paraId="3CC33A50" w16cid:durableId="228A0C69"/>
+  <w16cid:commentId w16cid:paraId="38248E69" w16cid:durableId="672F9F31"/>
+  <w16cid:commentId w16cid:paraId="6518D0F2" w16cid:durableId="4EDF21CE"/>
+  <w16cid:commentId w16cid:paraId="4C50FA94" w16cid:durableId="0419EBD4"/>
+  <w16cid:commentId w16cid:paraId="349442AB" w16cid:durableId="2E3C781E"/>
+  <w16cid:commentId w16cid:paraId="61BA4AE2" w16cid:durableId="2C215B0B"/>
+  <w16cid:commentId w16cid:paraId="39C00AF2" w16cid:durableId="54977C4A"/>
+  <w16cid:commentId w16cid:paraId="7AEF454B" w16cid:durableId="25731382"/>
+  <w16cid:commentId w16cid:paraId="1E58AF91" w16cid:durableId="26B45577"/>
+  <w16cid:commentId w16cid:paraId="45B4A49E" w16cid:durableId="35DC74A5"/>
+  <w16cid:commentId w16cid:paraId="51025BD1" w16cid:durableId="1AD6FDB2"/>
+  <w16cid:commentId w16cid:paraId="4AA599B6" w16cid:durableId="5FB851FA"/>
+  <w16cid:commentId w16cid:paraId="11EDDCA7" w16cid:durableId="4DEC40BF"/>
+  <w16cid:commentId w16cid:paraId="1FEAB7B3" w16cid:durableId="1F0134BA"/>
+</w16cid:commentsIds>
 </file>
 
 <file path=word/endnotes.xml><?xml version="1.0" encoding="utf-8"?>

--- a/manuscript/manuscript_v2_revised_track_changes.docx
+++ b/manuscript/manuscript_v2_revised_track_changes.docx
@@ -574,144 +574,295 @@
       <w:pPr>
         <w:spacing w:after="0" w:line="360" w:lineRule="auto"/>
         <w:rPr>
+          <w:ins w:id="7" w:author="Raven, Olivier (Student)" w:date="2026-09-21T09:47:00Z" w16du:dateUtc="2026-09-20T21:47:00Z"/>
           <w:rFonts w:eastAsiaTheme="minorEastAsia"/>
           <w:lang w:val="en-GB"/>
         </w:rPr>
       </w:pPr>
-      <w:r>
-        <w:rPr>
-          <w:rFonts w:eastAsiaTheme="minorEastAsia"/>
-          <w:lang w:val="en-GB"/>
-        </w:rPr>
-        <w:t>The n</w:t>
-      </w:r>
-      <w:r>
-        <w:rPr>
-          <w:rFonts w:eastAsiaTheme="minorEastAsia"/>
-          <w:lang w:val="en-GB"/>
-        </w:rPr>
-        <w:t xml:space="preserve">on-consumptive effects (NCEs) of predators on prey </w:t>
-      </w:r>
-      <w:r>
-        <w:rPr>
-          <w:rFonts w:eastAsiaTheme="minorEastAsia"/>
-          <w:lang w:val="en-GB"/>
-        </w:rPr>
-        <w:t>result in</w:t>
-      </w:r>
-      <w:r>
-        <w:rPr>
-          <w:rFonts w:eastAsiaTheme="minorEastAsia"/>
-          <w:lang w:val="en-GB"/>
-        </w:rPr>
-        <w:t xml:space="preserve"> costly antipredator behaviours</w:t>
-      </w:r>
-      <w:r>
-        <w:rPr>
-          <w:rFonts w:eastAsiaTheme="minorEastAsia"/>
-          <w:lang w:val="en-GB"/>
-        </w:rPr>
-        <w:t>, including</w:t>
-      </w:r>
-      <w:r>
-        <w:rPr>
-          <w:rFonts w:eastAsiaTheme="minorEastAsia"/>
-          <w:lang w:val="en-GB"/>
-        </w:rPr>
-        <w:t xml:space="preserve"> increased refuge use and reduced foraging</w:t>
-      </w:r>
-      <w:r>
-        <w:rPr>
-          <w:rFonts w:eastAsiaTheme="minorEastAsia"/>
-          <w:lang w:val="en-GB"/>
-        </w:rPr>
-        <w:t>.</w:t>
-      </w:r>
-      <w:r>
-        <w:rPr>
-          <w:rFonts w:eastAsiaTheme="minorEastAsia"/>
-          <w:lang w:val="en-GB"/>
-        </w:rPr>
-        <w:t xml:space="preserve"> </w:t>
-      </w:r>
-      <w:r>
-        <w:rPr>
-          <w:rFonts w:eastAsiaTheme="minorEastAsia"/>
-          <w:lang w:val="en-GB"/>
-        </w:rPr>
-        <w:t>NCEs</w:t>
-      </w:r>
-      <w:r>
-        <w:rPr>
-          <w:rFonts w:eastAsiaTheme="minorEastAsia"/>
-          <w:lang w:val="en-GB"/>
-        </w:rPr>
-        <w:t xml:space="preserve"> </w:t>
-      </w:r>
-      <w:r>
-        <w:rPr>
-          <w:rFonts w:eastAsiaTheme="minorEastAsia"/>
-          <w:lang w:val="en-GB"/>
-        </w:rPr>
-        <w:t>significantly influence</w:t>
-      </w:r>
-      <w:r>
-        <w:rPr>
-          <w:rFonts w:eastAsiaTheme="minorEastAsia"/>
-          <w:lang w:val="en-GB"/>
-        </w:rPr>
-        <w:t xml:space="preserve"> prey population dynamics</w:t>
-      </w:r>
-      <w:r>
-        <w:rPr>
-          <w:rFonts w:eastAsiaTheme="minorEastAsia"/>
-          <w:lang w:val="en-GB"/>
-        </w:rPr>
-        <w:t>,</w:t>
-      </w:r>
-      <w:r>
-        <w:rPr>
-          <w:rFonts w:eastAsiaTheme="minorEastAsia"/>
-          <w:lang w:val="en-GB"/>
-        </w:rPr>
-        <w:t xml:space="preserve"> community</w:t>
-      </w:r>
-      <w:r>
-        <w:rPr>
-          <w:rFonts w:eastAsiaTheme="minorEastAsia"/>
-          <w:lang w:val="en-GB"/>
-        </w:rPr>
-        <w:t xml:space="preserve"> interactions</w:t>
-      </w:r>
-      <w:r>
-        <w:rPr>
-          <w:rFonts w:eastAsiaTheme="minorEastAsia"/>
-          <w:lang w:val="en-GB"/>
-        </w:rPr>
-        <w:t>, and affect</w:t>
-      </w:r>
-      <w:r>
-        <w:rPr>
-          <w:rFonts w:eastAsiaTheme="minorEastAsia"/>
-          <w:lang w:val="en-GB"/>
-        </w:rPr>
-        <w:t xml:space="preserve"> ecosystem </w:t>
-      </w:r>
-      <w:r>
-        <w:rPr>
-          <w:rFonts w:eastAsiaTheme="minorEastAsia"/>
-          <w:lang w:val="en-GB"/>
-        </w:rPr>
-        <w:t>functioning</w:t>
-      </w:r>
-      <w:r>
-        <w:rPr>
-          <w:rFonts w:eastAsiaTheme="minorEastAsia"/>
-          <w:lang w:val="en-GB"/>
-        </w:rPr>
-        <w:t xml:space="preserve">, particularly when the prey are keystone species. In Aotearoa-New Zealand, the native freshwater crayfish </w:t>
-      </w:r>
-      <w:bookmarkStart w:id="7" w:name="_Hlk221783472"/>
+      <w:ins w:id="8" w:author="Raven, Olivier (Student)" w:date="2026-09-21T09:49:00Z" w16du:dateUtc="2026-09-20T21:49:00Z">
+        <w:r>
+          <w:rPr>
+            <w:rFonts w:eastAsiaTheme="minorEastAsia"/>
+            <w:lang w:val="en-GB"/>
+          </w:rPr>
+          <w:t>Predator-p</w:t>
+        </w:r>
+      </w:ins>
+      <w:ins w:id="9" w:author="Raven, Olivier (Student)" w:date="2026-09-21T09:47:00Z" w16du:dateUtc="2026-09-20T21:47:00Z">
+        <w:r>
+          <w:rPr>
+            <w:rFonts w:eastAsiaTheme="minorEastAsia"/>
+            <w:lang w:val="en-GB"/>
+          </w:rPr>
+          <w:t>rey</w:t>
+        </w:r>
+      </w:ins>
+      <w:ins w:id="10" w:author="Raven, Olivier (Student)" w:date="2026-09-21T09:48:00Z" w16du:dateUtc="2026-09-20T21:48:00Z">
+        <w:r>
+          <w:rPr>
+            <w:rFonts w:eastAsiaTheme="minorEastAsia"/>
+            <w:lang w:val="en-GB"/>
+          </w:rPr>
+          <w:t xml:space="preserve"> </w:t>
+        </w:r>
+      </w:ins>
+      <w:ins w:id="11" w:author="Raven, Olivier (Student)" w:date="2026-09-21T09:49:00Z" w16du:dateUtc="2026-09-20T21:49:00Z">
+        <w:r>
+          <w:rPr>
+            <w:rFonts w:eastAsiaTheme="minorEastAsia"/>
+            <w:lang w:val="en-GB"/>
+          </w:rPr>
+          <w:t xml:space="preserve">interactions </w:t>
+        </w:r>
+        <w:r>
+          <w:rPr>
+            <w:rFonts w:eastAsiaTheme="minorEastAsia"/>
+            <w:lang w:val="en-GB"/>
+          </w:rPr>
+          <w:t xml:space="preserve">are more complicated than </w:t>
+        </w:r>
+        <w:r>
+          <w:rPr>
+            <w:rFonts w:eastAsiaTheme="minorEastAsia"/>
+            <w:lang w:val="en-GB"/>
+          </w:rPr>
+          <w:t>direct predation</w:t>
+        </w:r>
+      </w:ins>
+      <w:ins w:id="12" w:author="Raven, Olivier (Student)" w:date="2026-09-21T09:50:00Z" w16du:dateUtc="2026-09-20T21:50:00Z">
+        <w:r>
+          <w:rPr>
+            <w:rFonts w:eastAsiaTheme="minorEastAsia"/>
+            <w:lang w:val="en-GB"/>
+          </w:rPr>
+          <w:t xml:space="preserve"> </w:t>
+        </w:r>
+      </w:ins>
+      <w:ins w:id="13" w:author="Raven, Olivier (Student)" w:date="2026-09-21T09:52:00Z" w16du:dateUtc="2026-09-20T21:52:00Z">
+        <w:r>
+          <w:rPr>
+            <w:rFonts w:eastAsiaTheme="minorEastAsia"/>
+            <w:lang w:val="en-GB"/>
+          </w:rPr>
+          <w:t xml:space="preserve">only, </w:t>
+        </w:r>
+        <w:r>
+          <w:rPr>
+            <w:rFonts w:eastAsiaTheme="minorEastAsia"/>
+            <w:lang w:val="en-GB"/>
+          </w:rPr>
+          <w:t xml:space="preserve">especially </w:t>
+        </w:r>
+      </w:ins>
+      <w:ins w:id="14" w:author="Raven, Olivier (Student)" w:date="2026-09-21T09:54:00Z" w16du:dateUtc="2026-09-20T21:54:00Z">
+        <w:r>
+          <w:rPr>
+            <w:rFonts w:eastAsiaTheme="minorEastAsia"/>
+            <w:lang w:val="en-GB"/>
+          </w:rPr>
+          <w:t xml:space="preserve">when the predator species is an invasive predator </w:t>
+        </w:r>
+        <w:r>
+          <w:rPr>
+            <w:rFonts w:eastAsiaTheme="minorEastAsia"/>
+            <w:lang w:val="en-GB"/>
+          </w:rPr>
+          <w:t xml:space="preserve">to whom the </w:t>
+        </w:r>
+      </w:ins>
+      <w:ins w:id="15" w:author="Raven, Olivier (Student)" w:date="2026-09-21T09:55:00Z" w16du:dateUtc="2026-09-20T21:55:00Z">
+        <w:r>
+          <w:rPr>
+            <w:rFonts w:eastAsiaTheme="minorEastAsia"/>
+            <w:lang w:val="en-GB"/>
+          </w:rPr>
+          <w:t xml:space="preserve">native prey has no prior </w:t>
+        </w:r>
+        <w:r>
+          <w:rPr>
+            <w:rFonts w:eastAsiaTheme="minorEastAsia"/>
+            <w:lang w:val="en-GB"/>
+          </w:rPr>
+          <w:t xml:space="preserve">exposure. </w:t>
+        </w:r>
+      </w:ins>
+      <w:ins w:id="16" w:author="Raven, Olivier (Student)" w:date="2026-09-21T10:00:00Z" w16du:dateUtc="2026-09-20T22:00:00Z">
+        <w:r>
+          <w:rPr>
+            <w:rFonts w:eastAsiaTheme="minorEastAsia"/>
+            <w:lang w:val="en-GB"/>
+          </w:rPr>
+          <w:t xml:space="preserve">Prey </w:t>
+        </w:r>
+        <w:r>
+          <w:rPr>
+            <w:rFonts w:eastAsiaTheme="minorEastAsia"/>
+            <w:lang w:val="en-GB"/>
+          </w:rPr>
+          <w:t xml:space="preserve">species coevolved with native </w:t>
+        </w:r>
+      </w:ins>
+      <w:ins w:id="17" w:author="Raven, Olivier (Student)" w:date="2026-09-21T10:01:00Z" w16du:dateUtc="2026-09-20T22:01:00Z">
+        <w:r>
+          <w:rPr>
+            <w:rFonts w:eastAsiaTheme="minorEastAsia"/>
+            <w:lang w:val="en-GB"/>
+          </w:rPr>
+          <w:t xml:space="preserve">predators </w:t>
+        </w:r>
+      </w:ins>
+    </w:p>
+    <w:p>
+      <w:pPr>
+        <w:spacing w:after="0" w:line="360" w:lineRule="auto"/>
+        <w:rPr>
+          <w:rFonts w:eastAsiaTheme="minorEastAsia"/>
+          <w:lang w:val="en-GB"/>
+        </w:rPr>
+      </w:pPr>
+      <w:del w:id="18" w:author="Raven, Olivier (Student)" w:date="2026-09-21T10:01:00Z" w16du:dateUtc="2026-09-20T22:01:00Z">
+        <w:r>
+          <w:rPr>
+            <w:rFonts w:eastAsiaTheme="minorEastAsia"/>
+            <w:lang w:val="en-GB"/>
+          </w:rPr>
+          <w:delText>The n</w:delText>
+        </w:r>
+        <w:r>
+          <w:rPr>
+            <w:rFonts w:eastAsiaTheme="minorEastAsia"/>
+            <w:lang w:val="en-GB"/>
+          </w:rPr>
+          <w:delText xml:space="preserve">on-consumptive effects (NCEs) of predators on prey </w:delText>
+        </w:r>
+        <w:r>
+          <w:rPr>
+            <w:rFonts w:eastAsiaTheme="minorEastAsia"/>
+            <w:lang w:val="en-GB"/>
+          </w:rPr>
+          <w:delText>result in</w:delText>
+        </w:r>
+        <w:r>
+          <w:rPr>
+            <w:rFonts w:eastAsiaTheme="minorEastAsia"/>
+            <w:lang w:val="en-GB"/>
+          </w:rPr>
+          <w:delText xml:space="preserve"> costly antipredator behaviours</w:delText>
+        </w:r>
+        <w:r>
+          <w:rPr>
+            <w:rFonts w:eastAsiaTheme="minorEastAsia"/>
+            <w:lang w:val="en-GB"/>
+          </w:rPr>
+          <w:delText>, including</w:delText>
+        </w:r>
+        <w:r>
+          <w:rPr>
+            <w:rFonts w:eastAsiaTheme="minorEastAsia"/>
+            <w:lang w:val="en-GB"/>
+          </w:rPr>
+          <w:delText xml:space="preserve"> increased refuge use and reduced foraging</w:delText>
+        </w:r>
+        <w:r>
+          <w:rPr>
+            <w:rFonts w:eastAsiaTheme="minorEastAsia"/>
+            <w:lang w:val="en-GB"/>
+          </w:rPr>
+          <w:delText>.</w:delText>
+        </w:r>
+        <w:r>
+          <w:rPr>
+            <w:rFonts w:eastAsiaTheme="minorEastAsia"/>
+            <w:lang w:val="en-GB"/>
+          </w:rPr>
+          <w:delText xml:space="preserve"> </w:delText>
+        </w:r>
+        <w:r>
+          <w:rPr>
+            <w:rFonts w:eastAsiaTheme="minorEastAsia"/>
+            <w:lang w:val="en-GB"/>
+          </w:rPr>
+          <w:delText>NCEs</w:delText>
+        </w:r>
+        <w:r>
+          <w:rPr>
+            <w:rFonts w:eastAsiaTheme="minorEastAsia"/>
+            <w:lang w:val="en-GB"/>
+          </w:rPr>
+          <w:delText xml:space="preserve"> </w:delText>
+        </w:r>
+        <w:r>
+          <w:rPr>
+            <w:rFonts w:eastAsiaTheme="minorEastAsia"/>
+            <w:lang w:val="en-GB"/>
+          </w:rPr>
+          <w:delText>significantly influence</w:delText>
+        </w:r>
+        <w:r>
+          <w:rPr>
+            <w:rFonts w:eastAsiaTheme="minorEastAsia"/>
+            <w:lang w:val="en-GB"/>
+          </w:rPr>
+          <w:delText xml:space="preserve"> prey population dynamics</w:delText>
+        </w:r>
+        <w:r>
+          <w:rPr>
+            <w:rFonts w:eastAsiaTheme="minorEastAsia"/>
+            <w:lang w:val="en-GB"/>
+          </w:rPr>
+          <w:delText>,</w:delText>
+        </w:r>
+        <w:r>
+          <w:rPr>
+            <w:rFonts w:eastAsiaTheme="minorEastAsia"/>
+            <w:lang w:val="en-GB"/>
+          </w:rPr>
+          <w:delText xml:space="preserve"> community</w:delText>
+        </w:r>
+        <w:r>
+          <w:rPr>
+            <w:rFonts w:eastAsiaTheme="minorEastAsia"/>
+            <w:lang w:val="en-GB"/>
+          </w:rPr>
+          <w:delText xml:space="preserve"> interactions</w:delText>
+        </w:r>
+        <w:r>
+          <w:rPr>
+            <w:rFonts w:eastAsiaTheme="minorEastAsia"/>
+            <w:lang w:val="en-GB"/>
+          </w:rPr>
+          <w:delText>, and affect</w:delText>
+        </w:r>
+        <w:r>
+          <w:rPr>
+            <w:rFonts w:eastAsiaTheme="minorEastAsia"/>
+            <w:lang w:val="en-GB"/>
+          </w:rPr>
+          <w:delText xml:space="preserve"> ecosystem </w:delText>
+        </w:r>
+        <w:r>
+          <w:rPr>
+            <w:rFonts w:eastAsiaTheme="minorEastAsia"/>
+            <w:lang w:val="en-GB"/>
+          </w:rPr>
+          <w:delText>functioning</w:delText>
+        </w:r>
+        <w:r>
+          <w:rPr>
+            <w:rFonts w:eastAsiaTheme="minorEastAsia"/>
+            <w:lang w:val="en-GB"/>
+          </w:rPr>
+          <w:delText xml:space="preserve">, particularly when the prey are keystone species. </w:delText>
+        </w:r>
+      </w:del>
+      <w:r>
+        <w:rPr>
+          <w:rFonts w:eastAsiaTheme="minorEastAsia"/>
+          <w:lang w:val="en-GB"/>
+        </w:rPr>
+        <w:t xml:space="preserve">In Aotearoa-New Zealand, the native freshwater crayfish </w:t>
+      </w:r>
+      <w:bookmarkStart w:id="19" w:name="_Hlk221783472"/>
       <w:r>
         <w:rPr>
           <w:rFonts w:eastAsiaTheme="minorEastAsia"/>
@@ -719,7 +870,7 @@
         </w:rPr>
         <w:t>kōura</w:t>
       </w:r>
-      <w:bookmarkEnd w:id="7"/>
+      <w:bookmarkEnd w:id="19"/>
       <w:r>
         <w:rPr>
           <w:rFonts w:eastAsiaTheme="minorEastAsia"/>
@@ -888,7 +1039,7 @@
         </w:rPr>
         <w:t xml:space="preserve">). </w:t>
       </w:r>
-      <w:commentRangeStart w:id="8"/>
+      <w:commentRangeStart w:id="20"/>
       <w:r>
         <w:rPr>
           <w:rFonts w:eastAsiaTheme="minorEastAsia"/>
@@ -910,7 +1061,7 @@
         </w:rPr>
         <w:t xml:space="preserve"> by kōura.</w:t>
       </w:r>
-      <w:commentRangeEnd w:id="8"/>
+      <w:commentRangeEnd w:id="20"/>
       <w:r>
         <w:rPr>
           <w:rStyle w:val="CommentReference"/>
@@ -919,7 +1070,7 @@
           <w:szCs w:val="22"/>
           <w:lang w:val="en-GB"/>
         </w:rPr>
-        <w:commentReference w:id="8"/>
+        <w:commentReference w:id="20"/>
       </w:r>
       <w:r>
         <w:rPr>
@@ -928,7 +1079,7 @@
         </w:rPr>
         <w:t xml:space="preserve"> </w:t>
       </w:r>
-      <w:ins w:id="9" w:author="Raven, Olivier (Student)" w:date="2026-09-18T13:23:00Z" w16du:dateUtc="2026-09-18T01:23:00Z">
+      <w:ins w:id="21" w:author="Raven, Olivier (Student)" w:date="2026-09-18T13:23:00Z" w16du:dateUtc="2026-09-18T01:23:00Z">
         <w:r>
           <w:rPr>
             <w:rFonts w:eastAsiaTheme="minorEastAsia"/>
@@ -944,7 +1095,7 @@
           <w:t xml:space="preserve">, </w:t>
         </w:r>
       </w:ins>
-      <w:del w:id="10" w:author="Raven, Olivier (Student)" w:date="2026-09-18T13:24:00Z" w16du:dateUtc="2026-09-18T01:24:00Z">
+      <w:del w:id="22" w:author="Raven, Olivier (Student)" w:date="2026-09-18T13:24:00Z" w16du:dateUtc="2026-09-18T01:24:00Z">
         <w:r>
           <w:rPr>
             <w:rFonts w:eastAsiaTheme="minorEastAsia"/>
@@ -981,7 +1132,7 @@
         </w:rPr>
         <w:t xml:space="preserve">kōura exposed to catfish </w:t>
       </w:r>
-      <w:del w:id="11" w:author="Raven, Olivier (Student)" w:date="2026-09-18T13:27:00Z" w16du:dateUtc="2026-09-18T01:27:00Z">
+      <w:del w:id="23" w:author="Raven, Olivier (Student)" w:date="2026-09-18T13:27:00Z" w16du:dateUtc="2026-09-18T01:27:00Z">
         <w:r>
           <w:rPr>
             <w:rFonts w:eastAsiaTheme="minorEastAsia"/>
@@ -990,7 +1141,7 @@
           <w:delText xml:space="preserve">showing </w:delText>
         </w:r>
       </w:del>
-      <w:ins w:id="12" w:author="Raven, Olivier (Student)" w:date="2026-09-18T13:27:00Z" w16du:dateUtc="2026-09-18T01:27:00Z">
+      <w:ins w:id="24" w:author="Raven, Olivier (Student)" w:date="2026-09-18T13:27:00Z" w16du:dateUtc="2026-09-18T01:27:00Z">
         <w:r>
           <w:rPr>
             <w:rFonts w:eastAsiaTheme="minorEastAsia"/>
@@ -1113,6 +1264,7 @@
         <w:rPr>
           <w:lang w:val="en-GB"/>
         </w:rPr>
+        <w:lastRenderedPageBreak/>
         <w:t xml:space="preserve">Crayfish, </w:t>
       </w:r>
       <w:r>
@@ -1179,28 +1331,21 @@
         </w:rPr>
         <w:t xml:space="preserve">Biological invasions can have profound impacts on invaded ecosystems, particularly through the introduction of novel predators that prey upon naïve native species lacking coevolved defence mechanisms (Doherty et al. 2016). Native prey </w:t>
       </w:r>
-      <w:bookmarkStart w:id="13" w:name="_Int_CbQy8Lti"/>
-      <w:r>
-        <w:rPr>
-          <w:lang w:val="en-GB"/>
-        </w:rPr>
-        <w:t xml:space="preserve">may be naïve not just to a specific invader, but to </w:t>
-      </w:r>
-      <w:r>
-        <w:rPr>
-          <w:lang w:val="en-GB"/>
-        </w:rPr>
-        <w:lastRenderedPageBreak/>
-        <w:t>entire functional groups of predators, making them especially vulnerable to direct predation when an invasion introduces a predator type entirely absent from their evolutionary history (Sih et al. 2010; Carthey &amp; Banks 2014).</w:t>
-      </w:r>
-      <w:bookmarkEnd w:id="13"/>
+      <w:bookmarkStart w:id="25" w:name="_Int_CbQy8Lti"/>
+      <w:r>
+        <w:rPr>
+          <w:lang w:val="en-GB"/>
+        </w:rPr>
+        <w:t>may be naïve not just to a specific invader, but to entire functional groups of predators, making them especially vulnerable to direct predation when an invasion introduces a predator type entirely absent from their evolutionary history (Sih et al. 2010; Carthey &amp; Banks 2014).</w:t>
+      </w:r>
+      <w:bookmarkEnd w:id="25"/>
       <w:r>
         <w:rPr>
           <w:lang w:val="en-GB"/>
         </w:rPr>
         <w:t xml:space="preserve"> In addition to these consumptive effects, native prey may exhibit heightened fear responses to invasive predators, leading to the development of anti-predator behaviours such as increased refuge use and avoidance of open habitats (Kind</w:t>
       </w:r>
-      <w:del w:id="14" w:author="Raven, Olivier (Student)" w:date="2026-09-16T15:03:00Z" w16du:dateUtc="2026-09-16T03:03:00Z">
+      <w:del w:id="26" w:author="Raven, Olivier (Student)" w:date="2026-09-16T15:03:00Z" w16du:dateUtc="2026-09-16T03:03:00Z">
         <w:r>
           <w:rPr>
             <w:lang w:val="en-GB"/>
@@ -1214,14 +1359,14 @@
         </w:rPr>
         <w:t xml:space="preserve">inger &amp; Albins 2017). </w:t>
       </w:r>
-      <w:commentRangeStart w:id="15"/>
+      <w:commentRangeStart w:id="27"/>
       <w:r>
         <w:rPr>
           <w:lang w:val="en-GB"/>
         </w:rPr>
         <w:t xml:space="preserve">These behavioural changes, termed non-consumptive effects (NCEs), can substantially influence population dynamics by reducing foraging activity, growth, and reproductive output (Preisser et al. 2005). </w:t>
       </w:r>
-      <w:commentRangeEnd w:id="15"/>
+      <w:commentRangeEnd w:id="27"/>
       <w:r>
         <w:rPr>
           <w:rStyle w:val="CommentReference"/>
@@ -1229,7 +1374,7 @@
           <w:szCs w:val="22"/>
           <w:lang w:val="en-GB"/>
         </w:rPr>
-        <w:commentReference w:id="15"/>
+        <w:commentReference w:id="27"/>
       </w:r>
       <w:r>
         <w:rPr>
@@ -1251,7 +1396,7 @@
         </w:rPr>
         <w:t xml:space="preserve">Chemical signals (kairomones) are a key component of NCEs (Kasumyan 2022). </w:t>
       </w:r>
-      <w:commentRangeStart w:id="16"/>
+      <w:commentRangeStart w:id="28"/>
       <w:r>
         <w:rPr>
           <w:lang w:val="en-GB"/>
@@ -1271,7 +1416,7 @@
         </w:rPr>
         <w:t>).</w:t>
       </w:r>
-      <w:commentRangeEnd w:id="16"/>
+      <w:commentRangeEnd w:id="28"/>
       <w:r>
         <w:rPr>
           <w:rStyle w:val="CommentReference"/>
@@ -1279,7 +1424,7 @@
           <w:szCs w:val="22"/>
           <w:lang w:val="en-GB"/>
         </w:rPr>
-        <w:commentReference w:id="16"/>
+        <w:commentReference w:id="28"/>
       </w:r>
       <w:r>
         <w:rPr>
@@ -1287,7 +1432,7 @@
         </w:rPr>
         <w:t xml:space="preserve"> Kairomones carry signals via excreta, mucus, or skin, that crayfish use to detect predators (Appelberg et al. 1993). Crayfish respond more strongly to signals from predators that have consumed conspecifics and to alarm cues released when conspecifics are injured or killed (Gherardi et al. 2011; Beattie &amp; Moor 2018). </w:t>
       </w:r>
-      <w:commentRangeStart w:id="17"/>
+      <w:commentRangeStart w:id="29"/>
       <w:r>
         <w:rPr>
           <w:lang w:val="en-GB"/>
@@ -1321,7 +1466,7 @@
         </w:rPr>
         <w:t>).</w:t>
       </w:r>
-      <w:commentRangeEnd w:id="17"/>
+      <w:commentRangeEnd w:id="29"/>
       <w:r>
         <w:rPr>
           <w:rStyle w:val="CommentReference"/>
@@ -1329,7 +1474,7 @@
           <w:szCs w:val="22"/>
           <w:lang w:val="en-GB"/>
         </w:rPr>
-        <w:commentReference w:id="17"/>
+        <w:commentReference w:id="29"/>
       </w:r>
       <w:r>
         <w:rPr>
@@ -1376,8 +1521,8 @@
           <w:lang w:val="en-GB"/>
         </w:rPr>
       </w:pPr>
-      <w:commentRangeStart w:id="18"/>
-      <w:commentRangeStart w:id="19"/>
+      <w:commentRangeStart w:id="30"/>
+      <w:commentRangeStart w:id="31"/>
       <w:r>
         <w:rPr>
           <w:rFonts w:eastAsiaTheme="minorEastAsia"/>
@@ -1405,7 +1550,7 @@
         </w:rPr>
         <w:t xml:space="preserve"> (White, 1842) is a keystone species impacted by non-native species. </w:t>
       </w:r>
-      <w:commentRangeEnd w:id="18"/>
+      <w:commentRangeEnd w:id="30"/>
       <w:r>
         <w:rPr>
           <w:rStyle w:val="CommentReference"/>
@@ -1413,9 +1558,9 @@
           <w:szCs w:val="22"/>
           <w:lang w:val="en-GB"/>
         </w:rPr>
-        <w:commentReference w:id="18"/>
-      </w:r>
-      <w:commentRangeEnd w:id="19"/>
+        <w:commentReference w:id="30"/>
+      </w:r>
+      <w:commentRangeEnd w:id="31"/>
       <w:r>
         <w:rPr>
           <w:rStyle w:val="CommentReference"/>
@@ -1423,7 +1568,7 @@
           <w:szCs w:val="22"/>
           <w:lang w:val="en-GB"/>
         </w:rPr>
-        <w:commentReference w:id="19"/>
+        <w:commentReference w:id="31"/>
       </w:r>
       <w:r>
         <w:rPr>
@@ -1460,7 +1605,7 @@
       <w:r>
         <w:rPr>
           <w:lang w:val="en-GB"/>
-          <w:rPrChange w:id="20" w:author="Raven, Olivier (Student)" w:date="2026-07-03T09:50:00Z" w16du:dateUtc="2026-07-02T21:50:00Z">
+          <w:rPrChange w:id="32" w:author="Raven, Olivier (Student)" w:date="2026-07-03T09:50:00Z" w16du:dateUtc="2026-07-02T21:50:00Z">
             <w:rPr>
               <w:i/>
               <w:iCs/>
@@ -1484,7 +1629,7 @@
         </w:rPr>
         <w:t>(</w:t>
       </w:r>
-      <w:ins w:id="21" w:author="Raven, Olivier (Student)" w:date="2026-07-03T09:50:00Z" w16du:dateUtc="2026-07-02T21:50:00Z">
+      <w:ins w:id="33" w:author="Raven, Olivier (Student)" w:date="2026-07-03T09:50:00Z" w16du:dateUtc="2026-07-02T21:50:00Z">
         <w:r>
           <w:rPr>
             <w:lang w:val="en-GB"/>
@@ -1492,7 +1637,7 @@
           <w:t xml:space="preserve"> </w:t>
         </w:r>
       </w:ins>
-      <w:ins w:id="22" w:author="Raven, Olivier (Student)" w:date="2026-07-03T09:50:00Z">
+      <w:ins w:id="34" w:author="Raven, Olivier (Student)" w:date="2026-07-03T09:50:00Z">
         <w:r>
           <w:t>culturally</w:t>
         </w:r>
@@ -1503,7 +1648,7 @@
           <w:t xml:space="preserve"> </w:t>
         </w:r>
       </w:ins>
-      <w:del w:id="23" w:author="Raven, Olivier (Student)" w:date="2026-07-03T09:50:00Z" w16du:dateUtc="2026-07-02T21:50:00Z">
+      <w:del w:id="35" w:author="Raven, Olivier (Student)" w:date="2026-07-03T09:50:00Z" w16du:dateUtc="2026-07-02T21:50:00Z">
         <w:r>
           <w:rPr>
             <w:lang w:val="en-GB"/>
@@ -1518,7 +1663,7 @@
         </w:rPr>
         <w:t>treasured</w:t>
       </w:r>
-      <w:del w:id="24" w:author="Raven, Olivier (Student)" w:date="2026-07-03T09:50:00Z" w16du:dateUtc="2026-07-02T21:50:00Z">
+      <w:del w:id="36" w:author="Raven, Olivier (Student)" w:date="2026-07-03T09:50:00Z" w16du:dateUtc="2026-07-02T21:50:00Z">
         <w:r>
           <w:rPr>
             <w:rFonts w:eastAsiaTheme="minorEastAsia"/>
@@ -1577,30 +1722,37 @@
         <w:rPr>
           <w:lang w:val="en-GB"/>
         </w:rPr>
-        <w:t xml:space="preserve">). Ecologically, kōura play a critical role as ecosystem engineers through their effects on sediment dynamics, nutrient cycling, and benthic community structure (Collier et al. 1997; Parkyn et al. 2001; Usio &amp; Townsend 2004). Currently, </w:t>
-      </w:r>
-      <w:bookmarkStart w:id="25" w:name="_Int_LLfg4Fga"/>
+        <w:t xml:space="preserve">). Ecologically, kōura play a critical role as ecosystem engineers through their effects on sediment dynamics, nutrient cycling, and benthic community structure (Collier et al. 1997; Parkyn et </w:t>
+      </w:r>
+      <w:r>
+        <w:rPr>
+          <w:lang w:val="en-GB"/>
+        </w:rPr>
+        <w:lastRenderedPageBreak/>
+        <w:t xml:space="preserve">al. 2001; Usio &amp; Townsend 2004). Currently, </w:t>
+      </w:r>
+      <w:bookmarkStart w:id="37" w:name="_Int_LLfg4Fga"/>
       <w:r>
         <w:rPr>
           <w:lang w:val="en-GB"/>
         </w:rPr>
         <w:t>kōura</w:t>
       </w:r>
-      <w:bookmarkEnd w:id="25"/>
+      <w:bookmarkEnd w:id="37"/>
       <w:r>
         <w:rPr>
           <w:lang w:val="en-GB"/>
         </w:rPr>
         <w:t xml:space="preserve"> are threatened by multiple stressors, including climate change, water-quality degradation and invasive species, contributing to widespread population declines (Lee et al. 2025; </w:t>
       </w:r>
-      <w:commentRangeStart w:id="26"/>
+      <w:commentRangeStart w:id="38"/>
       <w:r>
         <w:rPr>
           <w:lang w:val="en-GB"/>
         </w:rPr>
         <w:t xml:space="preserve">Kusabs et al. </w:t>
       </w:r>
-      <w:del w:id="27" w:author="Raven, Olivier (Student)" w:date="2026-06-12T09:29:00Z" w16du:dateUtc="2026-06-11T21:29:00Z">
+      <w:del w:id="39" w:author="Raven, Olivier (Student)" w:date="2026-06-12T09:29:00Z" w16du:dateUtc="2026-06-11T21:29:00Z">
         <w:r>
           <w:rPr>
             <w:lang w:val="en-GB"/>
@@ -1608,7 +1760,7 @@
           <w:delText>in press</w:delText>
         </w:r>
       </w:del>
-      <w:ins w:id="28" w:author="Raven, Olivier (Student)" w:date="2026-06-12T09:29:00Z" w16du:dateUtc="2026-06-11T21:29:00Z">
+      <w:ins w:id="40" w:author="Raven, Olivier (Student)" w:date="2026-06-12T09:29:00Z" w16du:dateUtc="2026-06-11T21:29:00Z">
         <w:r>
           <w:rPr>
             <w:lang w:val="en-GB"/>
@@ -1622,7 +1774,7 @@
         </w:rPr>
         <w:t>).</w:t>
       </w:r>
-      <w:commentRangeEnd w:id="26"/>
+      <w:commentRangeEnd w:id="38"/>
       <w:r>
         <w:rPr>
           <w:rStyle w:val="CommentReference"/>
@@ -1630,7 +1782,7 @@
           <w:szCs w:val="22"/>
           <w:lang w:val="en-GB"/>
         </w:rPr>
-        <w:commentReference w:id="26"/>
+        <w:commentReference w:id="38"/>
       </w:r>
     </w:p>
     <w:p>
@@ -1682,14 +1834,7 @@
         <w:rPr>
           <w:lang w:val="en-GB"/>
         </w:rPr>
-        <w:t xml:space="preserve"> in Aotearoa (Brown 2009; MacNeil et al. 2025). </w:t>
-      </w:r>
-      <w:r>
-        <w:rPr>
-          <w:lang w:val="en-GB"/>
-        </w:rPr>
-        <w:lastRenderedPageBreak/>
-        <w:t>Reflecting this coevolutionary history, kōura can respond more strongly to eel kairomones than to those of introduced non-native brown trout (</w:t>
+        <w:t xml:space="preserve"> in Aotearoa (Brown 2009; MacNeil et al. 2025). Reflecting this coevolutionary history, kōura can respond more strongly to eel kairomones than to those of introduced non-native brown trout (</w:t>
       </w:r>
       <w:r>
         <w:rPr>
@@ -2200,7 +2345,15 @@
           <w:rFonts w:eastAsiaTheme="minorEastAsia"/>
           <w:lang w:val="en-GB"/>
         </w:rPr>
-        <w:t xml:space="preserve">. Overall, the refuge-use and feeding experiment aimed to improve understanding of the behavioural mechanisms underlying kōura vulnerability to invasive catfish, and how these responses may differ, and add to, those </w:t>
+        <w:t xml:space="preserve">. Overall, the refuge-use and feeding experiment aimed to improve understanding of the behavioural </w:t>
+      </w:r>
+      <w:r>
+        <w:rPr>
+          <w:rFonts w:eastAsiaTheme="minorEastAsia"/>
+          <w:lang w:val="en-GB"/>
+        </w:rPr>
+        <w:lastRenderedPageBreak/>
+        <w:t xml:space="preserve">mechanisms underlying kōura vulnerability to invasive catfish, and how these responses may differ, and add to, those </w:t>
       </w:r>
       <w:r>
         <w:rPr>
@@ -2292,10 +2445,9 @@
           <w:rFonts w:eastAsiaTheme="minorEastAsia"/>
           <w:lang w:val="en-GB"/>
         </w:rPr>
-        <w:lastRenderedPageBreak/>
         <w:t xml:space="preserve">In mid-August 2025, </w:t>
       </w:r>
-      <w:commentRangeStart w:id="29"/>
+      <w:commentRangeStart w:id="41"/>
       <w:r>
         <w:rPr>
           <w:rFonts w:eastAsiaTheme="minorEastAsia"/>
@@ -2303,7 +2455,7 @@
         </w:rPr>
         <w:t xml:space="preserve">92 </w:t>
       </w:r>
-      <w:bookmarkStart w:id="30" w:name="_Hlk221625198"/>
+      <w:bookmarkStart w:id="42" w:name="_Hlk221625198"/>
       <w:r>
         <w:rPr>
           <w:rFonts w:eastAsiaTheme="minorEastAsia"/>
@@ -2311,7 +2463,7 @@
         </w:rPr>
         <w:t>kōura</w:t>
       </w:r>
-      <w:bookmarkEnd w:id="30"/>
+      <w:bookmarkEnd w:id="42"/>
       <w:r>
         <w:rPr>
           <w:rFonts w:eastAsiaTheme="minorEastAsia"/>
@@ -2325,7 +2477,7 @@
         </w:rPr>
         <w:t>were sourced from two catfish-free lakes, Ōkāreka and Tikitapu</w:t>
       </w:r>
-      <w:commentRangeEnd w:id="29"/>
+      <w:commentRangeEnd w:id="41"/>
       <w:r>
         <w:rPr>
           <w:rStyle w:val="CommentReference"/>
@@ -2333,7 +2485,7 @@
           <w:sz w:val="22"/>
           <w:szCs w:val="22"/>
         </w:rPr>
-        <w:commentReference w:id="29"/>
+        <w:commentReference w:id="41"/>
       </w:r>
       <w:r>
         <w:rPr>
@@ -2341,7 +2493,7 @@
         </w:rPr>
         <w:t xml:space="preserve">, within the Rotorua Te Arawa Lakes area in the North Island of Aotearoa. </w:t>
       </w:r>
-      <w:commentRangeStart w:id="31"/>
+      <w:commentRangeStart w:id="43"/>
       <w:r>
         <w:rPr>
           <w:rFonts w:eastAsiaTheme="minorEastAsia"/>
@@ -2366,7 +2518,7 @@
         </w:rPr>
         <w:t xml:space="preserve"> or absent in these lakes </w:t>
       </w:r>
-      <w:commentRangeEnd w:id="31"/>
+      <w:commentRangeEnd w:id="43"/>
       <w:r>
         <w:rPr>
           <w:rStyle w:val="CommentReference"/>
@@ -2374,7 +2526,7 @@
           <w:sz w:val="22"/>
           <w:szCs w:val="22"/>
         </w:rPr>
-        <w:commentReference w:id="31"/>
+        <w:commentReference w:id="43"/>
       </w:r>
       <w:r>
         <w:rPr>
@@ -2615,7 +2767,57 @@
           <w:rFonts w:eastAsiaTheme="minorEastAsia"/>
           <w:lang w:val="en-GB"/>
         </w:rPr>
-        <w:t>In late September 2025, catfish and eels were sourced from Lake Rotoroa in Hamilton in the Waikato region of the North Island. Experiments were conducted at the Aquatic Research Centre of the University of Waikato. All three species were held separately in holding tanks and acclimated for a week in</w:t>
+        <w:t xml:space="preserve">In late September 2025, </w:t>
+      </w:r>
+      <w:ins w:id="44" w:author="Raven, Olivier (Student)" w:date="2026-09-21T13:45:00Z" w16du:dateUtc="2026-09-21T01:45:00Z">
+        <w:r>
+          <w:rPr>
+            <w:rFonts w:eastAsiaTheme="minorEastAsia"/>
+            <w:lang w:val="en-GB"/>
+          </w:rPr>
+          <w:t>nineteen</w:t>
+        </w:r>
+      </w:ins>
+      <w:ins w:id="45" w:author="Raven, Olivier (Student)" w:date="2026-09-21T13:43:00Z" w16du:dateUtc="2026-09-21T01:43:00Z">
+        <w:r>
+          <w:rPr>
+            <w:rFonts w:eastAsiaTheme="minorEastAsia"/>
+            <w:lang w:val="en-GB"/>
+          </w:rPr>
+          <w:t xml:space="preserve"> </w:t>
+        </w:r>
+      </w:ins>
+      <w:r>
+        <w:rPr>
+          <w:rFonts w:eastAsiaTheme="minorEastAsia"/>
+          <w:lang w:val="en-GB"/>
+        </w:rPr>
+        <w:t xml:space="preserve">catfish and </w:t>
+      </w:r>
+      <w:ins w:id="46" w:author="Raven, Olivier (Student)" w:date="2026-09-21T13:45:00Z" w16du:dateUtc="2026-09-21T01:45:00Z">
+        <w:r>
+          <w:rPr>
+            <w:rFonts w:eastAsiaTheme="minorEastAsia"/>
+            <w:lang w:val="en-GB"/>
+          </w:rPr>
+          <w:t>eleven</w:t>
+        </w:r>
+      </w:ins>
+      <w:ins w:id="47" w:author="Raven, Olivier (Student)" w:date="2026-09-21T13:41:00Z" w16du:dateUtc="2026-09-21T01:41:00Z">
+        <w:r>
+          <w:rPr>
+            <w:rFonts w:eastAsiaTheme="minorEastAsia"/>
+            <w:lang w:val="en-GB"/>
+          </w:rPr>
+          <w:t xml:space="preserve"> </w:t>
+        </w:r>
+      </w:ins>
+      <w:r>
+        <w:rPr>
+          <w:rFonts w:eastAsiaTheme="minorEastAsia"/>
+          <w:lang w:val="en-GB"/>
+        </w:rPr>
+        <w:t>eels were sourced from Lake Rotoroa in Hamilton in the Waikato region of the North Island. Experiments were conducted at the Aquatic Research Centre of the University of Waikato. All three species were held separately in holding tanks and acclimated for a week in</w:t>
       </w:r>
       <w:r>
         <w:rPr>
@@ -2841,7 +3043,7 @@
         </w:rPr>
         <w:t>source lakes. K</w:t>
       </w:r>
-      <w:bookmarkStart w:id="32" w:name="_Hlk221874697"/>
+      <w:bookmarkStart w:id="48" w:name="_Hlk221874697"/>
       <w:r>
         <w:rPr>
           <w:rFonts w:eastAsiaTheme="minorEastAsia"/>
@@ -2849,7 +3051,7 @@
         </w:rPr>
         <w:t>ō</w:t>
       </w:r>
-      <w:bookmarkEnd w:id="32"/>
+      <w:bookmarkEnd w:id="48"/>
       <w:r>
         <w:rPr>
           <w:rFonts w:eastAsiaTheme="minorEastAsia"/>
@@ -3004,9 +3206,57 @@
           <w:rFonts w:eastAsiaTheme="minorEastAsia"/>
           <w:lang w:val="en-GB"/>
         </w:rPr>
-        <w:t xml:space="preserve">Prior to the experiments all animals were individually weighed and measured. Only male kōura were used as male crustaceans are usually the most bold and aggressive (Stein &amp; Magnuson 1976; Figler et al. 2005) and </w:t>
-      </w:r>
-      <w:commentRangeStart w:id="33"/>
+        <w:t xml:space="preserve">Prior to the experiments all animals were individually weighed and measured. Only male kōura were used as male crustaceans are usually the </w:t>
+      </w:r>
+      <w:del w:id="49" w:author="Raven, Olivier (Student)" w:date="2026-09-21T14:29:00Z" w16du:dateUtc="2026-09-21T02:29:00Z">
+        <w:r>
+          <w:rPr>
+            <w:rFonts w:eastAsiaTheme="minorEastAsia"/>
+            <w:lang w:val="en-GB"/>
+          </w:rPr>
+          <w:delText>most</w:delText>
+        </w:r>
+      </w:del>
+      <w:r>
+        <w:rPr>
+          <w:rFonts w:eastAsiaTheme="minorEastAsia"/>
+          <w:lang w:val="en-GB"/>
+        </w:rPr>
+        <w:t xml:space="preserve"> bold</w:t>
+      </w:r>
+      <w:ins w:id="50" w:author="Raven, Olivier (Student)" w:date="2026-09-21T14:29:00Z" w16du:dateUtc="2026-09-21T02:29:00Z">
+        <w:r>
+          <w:rPr>
+            <w:rFonts w:eastAsiaTheme="minorEastAsia"/>
+            <w:lang w:val="en-GB"/>
+          </w:rPr>
+          <w:t>est</w:t>
+        </w:r>
+      </w:ins>
+      <w:r>
+        <w:rPr>
+          <w:rFonts w:eastAsiaTheme="minorEastAsia"/>
+          <w:lang w:val="en-GB"/>
+        </w:rPr>
+        <w:t xml:space="preserve"> and </w:t>
+      </w:r>
+      <w:ins w:id="51" w:author="Raven, Olivier (Student)" w:date="2026-09-21T14:29:00Z" w16du:dateUtc="2026-09-21T02:29:00Z">
+        <w:r>
+          <w:rPr>
+            <w:rFonts w:eastAsiaTheme="minorEastAsia"/>
+            <w:lang w:val="en-GB"/>
+          </w:rPr>
+          <w:t xml:space="preserve">most </w:t>
+        </w:r>
+      </w:ins>
+      <w:r>
+        <w:rPr>
+          <w:rFonts w:eastAsiaTheme="minorEastAsia"/>
+          <w:lang w:val="en-GB"/>
+        </w:rPr>
+        <w:t xml:space="preserve">aggressive (Stein &amp; Magnuson 1976; Figler et al. 2005) and </w:t>
+      </w:r>
+      <w:commentRangeStart w:id="52"/>
       <w:r>
         <w:rPr>
           <w:rFonts w:eastAsiaTheme="minorEastAsia"/>
@@ -3026,7 +3276,107 @@
           <w:rFonts w:eastAsiaTheme="minorEastAsia"/>
           <w:lang w:val="en-GB"/>
         </w:rPr>
-        <w:t xml:space="preserve">wet weight of 11.7 g (± 4.25) (3–23 g range). Catfish ranged in length from 260-267 mm and 2.34–3.16 kg wet weight and eels ranged in wet weight from 2.50-3.52 kg, </w:t>
+        <w:t xml:space="preserve">wet weight of 11.7 g (± 4.25) (3–23 g range). </w:t>
+      </w:r>
+      <w:ins w:id="53" w:author="Raven, Olivier (Student)" w:date="2026-09-21T13:45:00Z" w16du:dateUtc="2026-09-21T01:45:00Z">
+        <w:r>
+          <w:rPr>
+            <w:rFonts w:eastAsiaTheme="minorEastAsia"/>
+            <w:lang w:val="en-GB"/>
+          </w:rPr>
+          <w:t xml:space="preserve">Three </w:t>
+        </w:r>
+      </w:ins>
+      <w:ins w:id="54" w:author="Raven, Olivier (Student)" w:date="2026-09-21T13:46:00Z" w16du:dateUtc="2026-09-21T01:46:00Z">
+        <w:r>
+          <w:rPr>
+            <w:rFonts w:eastAsiaTheme="minorEastAsia"/>
+            <w:lang w:val="en-GB"/>
+          </w:rPr>
+          <w:t>c</w:t>
+        </w:r>
+      </w:ins>
+      <w:del w:id="55" w:author="Raven, Olivier (Student)" w:date="2026-09-21T13:46:00Z" w16du:dateUtc="2026-09-21T01:46:00Z">
+        <w:r>
+          <w:rPr>
+            <w:rFonts w:eastAsiaTheme="minorEastAsia"/>
+            <w:lang w:val="en-GB"/>
+          </w:rPr>
+          <w:delText>C</w:delText>
+        </w:r>
+      </w:del>
+      <w:r>
+        <w:rPr>
+          <w:rFonts w:eastAsiaTheme="minorEastAsia"/>
+          <w:lang w:val="en-GB"/>
+        </w:rPr>
+        <w:t>atfish rang</w:t>
+      </w:r>
+      <w:ins w:id="56" w:author="Raven, Olivier (Student)" w:date="2026-09-21T13:46:00Z" w16du:dateUtc="2026-09-21T01:46:00Z">
+        <w:r>
+          <w:rPr>
+            <w:rFonts w:eastAsiaTheme="minorEastAsia"/>
+            <w:lang w:val="en-GB"/>
+          </w:rPr>
+          <w:t>ing</w:t>
+        </w:r>
+      </w:ins>
+      <w:del w:id="57" w:author="Raven, Olivier (Student)" w:date="2026-09-21T13:46:00Z" w16du:dateUtc="2026-09-21T01:46:00Z">
+        <w:r>
+          <w:rPr>
+            <w:rFonts w:eastAsiaTheme="minorEastAsia"/>
+            <w:lang w:val="en-GB"/>
+          </w:rPr>
+          <w:delText>ed</w:delText>
+        </w:r>
+      </w:del>
+      <w:r>
+        <w:rPr>
+          <w:rFonts w:eastAsiaTheme="minorEastAsia"/>
+          <w:lang w:val="en-GB"/>
+        </w:rPr>
+        <w:t xml:space="preserve"> in length from 260-267 mm and 2.34–3.16 kg wet weight and </w:t>
+      </w:r>
+      <w:ins w:id="58" w:author="Raven, Olivier (Student)" w:date="2026-09-21T13:45:00Z" w16du:dateUtc="2026-09-21T01:45:00Z">
+        <w:r>
+          <w:rPr>
+            <w:rFonts w:eastAsiaTheme="minorEastAsia"/>
+            <w:lang w:val="en-GB"/>
+          </w:rPr>
+          <w:t xml:space="preserve">three </w:t>
+        </w:r>
+      </w:ins>
+      <w:r>
+        <w:rPr>
+          <w:rFonts w:eastAsiaTheme="minorEastAsia"/>
+          <w:lang w:val="en-GB"/>
+        </w:rPr>
+        <w:t>eels rang</w:t>
+      </w:r>
+      <w:ins w:id="59" w:author="Raven, Olivier (Student)" w:date="2026-09-21T13:46:00Z" w16du:dateUtc="2026-09-21T01:46:00Z">
+        <w:r>
+          <w:rPr>
+            <w:rFonts w:eastAsiaTheme="minorEastAsia"/>
+            <w:lang w:val="en-GB"/>
+          </w:rPr>
+          <w:t>ing</w:t>
+        </w:r>
+      </w:ins>
+      <w:del w:id="60" w:author="Raven, Olivier (Student)" w:date="2026-09-21T13:46:00Z" w16du:dateUtc="2026-09-21T01:46:00Z">
+        <w:r>
+          <w:rPr>
+            <w:rFonts w:eastAsiaTheme="minorEastAsia"/>
+            <w:lang w:val="en-GB"/>
+          </w:rPr>
+          <w:delText>ed</w:delText>
+        </w:r>
+      </w:del>
+      <w:r>
+        <w:rPr>
+          <w:rFonts w:eastAsiaTheme="minorEastAsia"/>
+          <w:lang w:val="en-GB"/>
+        </w:rPr>
+        <w:t xml:space="preserve"> in wet weight from 2.50-3.52 kg, </w:t>
       </w:r>
       <w:r>
         <w:rPr>
@@ -3042,7 +3392,7 @@
         </w:rPr>
         <w:t>both these size ranges being able to consume adult kōura (Hicks 1997; Barnes &amp; Hicks 2003; Ryan 2009).</w:t>
       </w:r>
-      <w:commentRangeEnd w:id="33"/>
+      <w:commentRangeEnd w:id="52"/>
       <w:r>
         <w:rPr>
           <w:rStyle w:val="CommentReference"/>
@@ -3051,8 +3401,101 @@
           <w:szCs w:val="22"/>
           <w:lang w:val="en-GB"/>
         </w:rPr>
-        <w:commentReference w:id="33"/>
-      </w:r>
+        <w:commentReference w:id="52"/>
+      </w:r>
+      <w:ins w:id="61" w:author="Raven, Olivier (Student)" w:date="2026-09-21T14:29:00Z" w16du:dateUtc="2026-09-21T02:29:00Z">
+        <w:r>
+          <w:rPr>
+            <w:rFonts w:eastAsiaTheme="minorEastAsia"/>
+            <w:lang w:val="en-GB"/>
+          </w:rPr>
+          <w:t xml:space="preserve"> </w:t>
+        </w:r>
+      </w:ins>
+      <w:ins w:id="62" w:author="Raven, Olivier (Student)" w:date="2026-09-21T14:26:00Z" w16du:dateUtc="2026-09-21T02:26:00Z">
+        <w:r>
+          <w:rPr>
+            <w:rFonts w:eastAsiaTheme="minorEastAsia"/>
+            <w:lang w:val="en-GB"/>
+          </w:rPr>
+          <w:t>This stan</w:t>
+        </w:r>
+      </w:ins>
+      <w:ins w:id="63" w:author="Raven, Olivier (Student)" w:date="2026-09-21T14:27:00Z" w16du:dateUtc="2026-09-21T02:27:00Z">
+        <w:r>
+          <w:rPr>
+            <w:rFonts w:eastAsiaTheme="minorEastAsia"/>
+            <w:lang w:val="en-GB"/>
+          </w:rPr>
+          <w:t>dar</w:t>
+        </w:r>
+        <w:r>
+          <w:rPr>
+            <w:rFonts w:eastAsiaTheme="minorEastAsia"/>
+            <w:lang w:val="en-GB"/>
+          </w:rPr>
+          <w:t xml:space="preserve">dised predator size but means that individual </w:t>
+        </w:r>
+        <w:r>
+          <w:rPr>
+            <w:rFonts w:eastAsiaTheme="minorEastAsia"/>
+            <w:lang w:val="en-GB"/>
+          </w:rPr>
+          <w:lastRenderedPageBreak/>
+          <w:t xml:space="preserve">fish identity is confounded with </w:t>
+        </w:r>
+        <w:r>
+          <w:rPr>
+            <w:rFonts w:eastAsiaTheme="minorEastAsia"/>
+            <w:lang w:val="en-GB"/>
+          </w:rPr>
+          <w:t xml:space="preserve">species; the results </w:t>
+        </w:r>
+      </w:ins>
+      <w:ins w:id="64" w:author="Raven, Olivier (Student)" w:date="2026-09-21T14:28:00Z" w16du:dateUtc="2026-09-21T02:28:00Z">
+        <w:r>
+          <w:rPr>
+            <w:rFonts w:eastAsiaTheme="minorEastAsia"/>
+            <w:lang w:val="en-GB"/>
+          </w:rPr>
+          <w:t xml:space="preserve">should </w:t>
+        </w:r>
+        <w:r>
+          <w:rPr>
+            <w:rFonts w:eastAsiaTheme="minorEastAsia"/>
+            <w:lang w:val="en-GB"/>
+          </w:rPr>
+          <w:t>therefore</w:t>
+        </w:r>
+        <w:r>
+          <w:rPr>
+            <w:rFonts w:eastAsiaTheme="minorEastAsia"/>
+            <w:lang w:val="en-GB"/>
+          </w:rPr>
+          <w:t xml:space="preserve"> be </w:t>
+        </w:r>
+        <w:r>
+          <w:rPr>
+            <w:rFonts w:eastAsiaTheme="minorEastAsia"/>
+            <w:lang w:val="en-GB"/>
+          </w:rPr>
+          <w:t>interpreted</w:t>
+        </w:r>
+        <w:r>
+          <w:rPr>
+            <w:rFonts w:eastAsiaTheme="minorEastAsia"/>
+            <w:lang w:val="en-GB"/>
+          </w:rPr>
+          <w:t xml:space="preserve"> as response to these three individuals</w:t>
+        </w:r>
+        <w:r>
+          <w:rPr>
+            <w:rFonts w:eastAsiaTheme="minorEastAsia"/>
+            <w:lang w:val="en-GB"/>
+          </w:rPr>
+          <w:t>.</w:t>
+        </w:r>
+      </w:ins>
     </w:p>
     <w:p>
       <w:pPr>
@@ -3062,15 +3505,31 @@
           <w:lang w:val="en-GB"/>
         </w:rPr>
       </w:pPr>
-      <w:commentRangeStart w:id="34"/>
-      <w:r>
-        <w:rPr>
-          <w:rFonts w:eastAsiaTheme="minorEastAsia"/>
-          <w:lang w:val="en-GB"/>
-        </w:rPr>
-        <w:t xml:space="preserve">Experiments were conducted in 38 L glass tanks (600 × 200 × 220 mm) </w:t>
-      </w:r>
-      <w:commentRangeEnd w:id="34"/>
+      <w:commentRangeStart w:id="65"/>
+      <w:r>
+        <w:rPr>
+          <w:rFonts w:eastAsiaTheme="minorEastAsia"/>
+          <w:lang w:val="en-GB"/>
+        </w:rPr>
+        <w:t>Experiments were conducted in</w:t>
+      </w:r>
+      <w:ins w:id="66" w:author="Raven, Olivier (Student)" w:date="2026-09-21T14:29:00Z" w16du:dateUtc="2026-09-21T02:29:00Z">
+        <w:r>
+          <w:rPr>
+            <w:rFonts w:eastAsiaTheme="minorEastAsia"/>
+            <w:lang w:val="en-GB"/>
+          </w:rPr>
+          <w:t xml:space="preserve"> eight</w:t>
+        </w:r>
+      </w:ins>
+      <w:r>
+        <w:rPr>
+          <w:rFonts w:eastAsiaTheme="minorEastAsia"/>
+          <w:lang w:val="en-GB"/>
+        </w:rPr>
+        <w:t xml:space="preserve"> 38 L glass tanks (600 × 200 × 220 mm) </w:t>
+      </w:r>
+      <w:commentRangeEnd w:id="65"/>
       <w:r>
         <w:rPr>
           <w:rStyle w:val="CommentReference"/>
@@ -3079,7 +3538,7 @@
           <w:szCs w:val="22"/>
           <w:lang w:val="en-GB"/>
         </w:rPr>
-        <w:commentReference w:id="34"/>
+        <w:commentReference w:id="65"/>
       </w:r>
       <w:r>
         <w:rPr>
@@ -3088,7 +3547,7 @@
         </w:rPr>
         <w:t xml:space="preserve">with each tank having three sides (apart from front of tank) blacked out to block visual cues from neighbouring tanks. Each tank was divided into two compartments by a 0.5 mm steel mesh divider, allowing </w:t>
       </w:r>
-      <w:commentRangeStart w:id="35"/>
+      <w:commentRangeStart w:id="67"/>
       <w:r>
         <w:rPr>
           <w:rFonts w:eastAsiaTheme="minorEastAsia"/>
@@ -3096,7 +3555,7 @@
         </w:rPr>
         <w:t xml:space="preserve">visual and chemical cues </w:t>
       </w:r>
-      <w:commentRangeEnd w:id="35"/>
+      <w:commentRangeEnd w:id="67"/>
       <w:r>
         <w:rPr>
           <w:rStyle w:val="CommentReference"/>
@@ -3105,22 +3564,14 @@
           <w:szCs w:val="22"/>
           <w:lang w:val="en-GB"/>
         </w:rPr>
-        <w:commentReference w:id="35"/>
-      </w:r>
-      <w:r>
-        <w:rPr>
-          <w:rFonts w:eastAsiaTheme="minorEastAsia"/>
-          <w:lang w:val="en-GB"/>
-        </w:rPr>
-        <w:t xml:space="preserve">between compartments, while preventing any physical contact between fish and kōura on either side of the barrier (Fig. 1). All tanks were filled with ~26 L dechlorinated tap water and had identical environmental regimes as previously detailed for acclimatisation tanks, with water flow provided by an air stone. Each tank housed a single kōura on one side of the barrier and either a </w:t>
-      </w:r>
-      <w:r>
-        <w:rPr>
-          <w:rFonts w:eastAsiaTheme="minorEastAsia"/>
-          <w:lang w:val="en-GB"/>
-        </w:rPr>
-        <w:lastRenderedPageBreak/>
-        <w:t xml:space="preserve">single predator (catfish or eel) or no predator (control) on the other side. A halved terracotta pot (90 mm diameter × 90 mm depth) was positioned on the kōura side of the tank to serve as a potential refuge. To control for potential tank location or compartment side effects, the position of predator treatments within the aquaria was systematically rotated between experimental rounds. </w:t>
+        <w:commentReference w:id="67"/>
+      </w:r>
+      <w:r>
+        <w:rPr>
+          <w:rFonts w:eastAsiaTheme="minorEastAsia"/>
+          <w:lang w:val="en-GB"/>
+        </w:rPr>
+        <w:t xml:space="preserve">between compartments, while preventing any physical contact between fish and kōura on either side of the barrier (Fig. 1). All tanks were filled with ~26 L dechlorinated tap water and had identical environmental regimes as previously detailed for acclimatisation tanks, with water flow provided by an air stone. Each tank housed a single kōura on one side of the barrier and either a single predator (catfish or eel) or no predator (control) on the other side. A halved terracotta pot (90 mm diameter × 90 mm depth) was positioned on the kōura side of the tank to serve as a potential refuge. To control for potential tank location or compartment side effects, the position of predator treatments within the aquaria was systematically rotated between experimental rounds. </w:t>
       </w:r>
       <w:r>
         <w:rPr>
@@ -3128,14 +3579,16 @@
         </w:rPr>
         <w:t xml:space="preserve">The experiment was conducted across eight rounds (each lasting 5 hours), four rounds under light conditions (~400 lux, n = 32 kōura: 11 catfish, 11 eel, 10 control) and four separate rounds with different kōura </w:t>
       </w:r>
-      <w:commentRangeStart w:id="36"/>
+      <w:commentRangeStart w:id="68"/>
+      <w:commentRangeStart w:id="69"/>
+      <w:commentRangeStart w:id="70"/>
       <w:r>
         <w:rPr>
           <w:rFonts w:eastAsiaTheme="minorEastAsia"/>
         </w:rPr>
         <w:t>under dark conditions (~70 lux</w:t>
       </w:r>
-      <w:commentRangeEnd w:id="36"/>
+      <w:commentRangeEnd w:id="68"/>
       <w:r>
         <w:rPr>
           <w:rStyle w:val="CommentReference"/>
@@ -3143,66 +3596,420 @@
           <w:sz w:val="22"/>
           <w:szCs w:val="22"/>
         </w:rPr>
-        <w:commentReference w:id="36"/>
-      </w:r>
-      <w:r>
-        <w:rPr>
-          <w:rFonts w:eastAsiaTheme="minorEastAsia"/>
-        </w:rPr>
-        <w:t>, n = 32 kōura: 11 catfish, 11 eel, 10 control).</w:t>
-      </w:r>
-      <w:r>
-        <w:rPr>
-          <w:rFonts w:eastAsiaTheme="minorEastAsia"/>
-        </w:rPr>
-        <w:t xml:space="preserve"> </w:t>
-      </w:r>
-      <w:r>
-        <w:rPr>
-          <w:rFonts w:eastAsiaTheme="minorEastAsia"/>
-          <w:lang w:val="en-GB"/>
-        </w:rPr>
-        <w:t>Observations were made in the dark using red lighting positioned centrally above the tanks to minimize disturbance, as many aquatic species have limited sensitivity to red wavelengths and are unlikely to perceive this</w:t>
-      </w:r>
-      <w:r>
-        <w:rPr>
-          <w:rFonts w:eastAsiaTheme="minorEastAsia"/>
-          <w:lang w:val="en-GB"/>
-        </w:rPr>
-        <w:t xml:space="preserve"> part of the spectrum</w:t>
-      </w:r>
-      <w:r>
-        <w:rPr>
-          <w:rFonts w:eastAsiaTheme="minorEastAsia"/>
-          <w:lang w:val="en-GB"/>
-        </w:rPr>
-        <w:t xml:space="preserve">. Following each individual experimental run, each tank was thoroughly cleaned and refilled with dechlorinated tap water before reuse. </w:t>
-      </w:r>
-      <w:commentRangeStart w:id="37"/>
-      <w:r>
-        <w:rPr>
-          <w:rFonts w:eastAsiaTheme="minorEastAsia"/>
-          <w:lang w:val="en-GB"/>
-        </w:rPr>
-        <w:t xml:space="preserve">Each individual kōura was only exposed once to a fish predator and there were no mortalities of kōura or fish during experiments. </w:t>
-      </w:r>
-      <w:commentRangeEnd w:id="37"/>
+        <w:commentReference w:id="68"/>
+      </w:r>
+      <w:commentRangeEnd w:id="69"/>
       <w:r>
         <w:rPr>
           <w:rStyle w:val="CommentReference"/>
           <w:rFonts w:eastAsiaTheme="minorEastAsia"/>
           <w:sz w:val="22"/>
           <w:szCs w:val="22"/>
-          <w:lang w:val="en-GB"/>
-        </w:rPr>
-        <w:commentReference w:id="37"/>
-      </w:r>
-      <w:r>
-        <w:rPr>
-          <w:rFonts w:eastAsiaTheme="minorEastAsia"/>
-          <w:lang w:val="en-GB"/>
-        </w:rPr>
-        <w:t>All experiments were conducted within a three-week period during October 2025.</w:t>
+        </w:rPr>
+        <w:commentReference w:id="69"/>
+      </w:r>
+      <w:commentRangeEnd w:id="70"/>
+      <w:r>
+        <w:rPr>
+          <w:rStyle w:val="CommentReference"/>
+          <w:rFonts w:eastAsiaTheme="minorEastAsia"/>
+          <w:sz w:val="22"/>
+          <w:szCs w:val="22"/>
+        </w:rPr>
+        <w:commentReference w:id="70"/>
+      </w:r>
+      <w:r>
+        <w:rPr>
+          <w:rFonts w:eastAsiaTheme="minorEastAsia"/>
+        </w:rPr>
+        <w:t>, n = 32 kōura: 11 catfish, 11 eel, 10 control).</w:t>
+      </w:r>
+      <w:r>
+        <w:rPr>
+          <w:rFonts w:eastAsiaTheme="minorEastAsia"/>
+        </w:rPr>
+        <w:t xml:space="preserve"> </w:t>
+      </w:r>
+      <w:r>
+        <w:rPr>
+          <w:rFonts w:eastAsiaTheme="minorEastAsia"/>
+          <w:lang w:val="en-GB"/>
+        </w:rPr>
+        <w:t>Observations were made in the dark using red lighting positioned centrally above the tanks to minimize disturbance, as many aquatic species have limited sensitivity to red wavelengths and are unlikely to perceive this</w:t>
+      </w:r>
+      <w:r>
+        <w:rPr>
+          <w:rFonts w:eastAsiaTheme="minorEastAsia"/>
+          <w:lang w:val="en-GB"/>
+        </w:rPr>
+        <w:t xml:space="preserve"> part of the spectrum</w:t>
+      </w:r>
+      <w:r>
+        <w:rPr>
+          <w:rFonts w:eastAsiaTheme="minorEastAsia"/>
+          <w:lang w:val="en-GB"/>
+        </w:rPr>
+        <w:t xml:space="preserve">. Following each individual experimental run, each tank was thoroughly cleaned and refilled with dechlorinated tap water before reuse. </w:t>
+      </w:r>
+      <w:ins w:id="71" w:author="Raven, Olivier (Student)" w:date="2026-09-21T13:46:00Z" w16du:dateUtc="2026-09-21T01:46:00Z">
+        <w:r>
+          <w:rPr>
+            <w:rFonts w:eastAsiaTheme="minorEastAsia"/>
+            <w:lang w:val="en-GB"/>
+          </w:rPr>
+          <w:t xml:space="preserve">Kōura </w:t>
+        </w:r>
+        <w:r>
+          <w:rPr>
+            <w:rFonts w:eastAsiaTheme="minorEastAsia"/>
+            <w:lang w:val="en-GB"/>
+          </w:rPr>
+          <w:t xml:space="preserve">used in </w:t>
+        </w:r>
+      </w:ins>
+      <w:ins w:id="72" w:author="Raven, Olivier (Student)" w:date="2026-09-21T13:47:00Z" w16du:dateUtc="2026-09-21T01:47:00Z">
+        <w:r>
+          <w:rPr>
+            <w:rFonts w:eastAsiaTheme="minorEastAsia"/>
+            <w:lang w:val="en-GB"/>
+          </w:rPr>
+          <w:t xml:space="preserve">control setup were </w:t>
+        </w:r>
+      </w:ins>
+      <w:ins w:id="73" w:author="Raven, Olivier (Student)" w:date="2026-09-21T13:56:00Z" w16du:dateUtc="2026-09-21T01:56:00Z">
+        <w:r>
+          <w:rPr>
+            <w:rFonts w:eastAsiaTheme="minorEastAsia"/>
+            <w:lang w:val="en-GB"/>
+          </w:rPr>
+          <w:t>placed back</w:t>
+        </w:r>
+      </w:ins>
+      <w:ins w:id="74" w:author="Raven, Olivier (Student)" w:date="2026-09-21T13:47:00Z" w16du:dateUtc="2026-09-21T01:47:00Z">
+        <w:r>
+          <w:rPr>
+            <w:rFonts w:eastAsiaTheme="minorEastAsia"/>
+            <w:lang w:val="en-GB"/>
+          </w:rPr>
+          <w:t xml:space="preserve"> in the general </w:t>
+        </w:r>
+        <w:r>
+          <w:rPr>
+            <w:rFonts w:eastAsiaTheme="minorEastAsia"/>
+            <w:lang w:val="en-GB"/>
+          </w:rPr>
+          <w:t>holding tank and random</w:t>
+        </w:r>
+      </w:ins>
+      <w:ins w:id="75" w:author="Raven, Olivier (Student)" w:date="2026-09-21T13:56:00Z" w16du:dateUtc="2026-09-21T01:56:00Z">
+        <w:r>
+          <w:rPr>
+            <w:rFonts w:eastAsiaTheme="minorEastAsia"/>
+            <w:lang w:val="en-GB"/>
+          </w:rPr>
+          <w:t>ly</w:t>
+        </w:r>
+      </w:ins>
+      <w:ins w:id="76" w:author="Raven, Olivier (Student)" w:date="2026-09-21T13:47:00Z" w16du:dateUtc="2026-09-21T01:47:00Z">
+        <w:r>
+          <w:rPr>
+            <w:rFonts w:eastAsiaTheme="minorEastAsia"/>
+            <w:lang w:val="en-GB"/>
+          </w:rPr>
+          <w:t xml:space="preserve"> reused again. </w:t>
+        </w:r>
+      </w:ins>
+      <w:ins w:id="77" w:author="Raven, Olivier (Student)" w:date="2026-09-21T13:48:00Z" w16du:dateUtc="2026-09-21T01:48:00Z">
+        <w:r>
+          <w:rPr>
+            <w:rFonts w:eastAsiaTheme="minorEastAsia"/>
+            <w:lang w:val="en-GB"/>
+          </w:rPr>
+          <w:t xml:space="preserve">Once an </w:t>
+        </w:r>
+      </w:ins>
+      <w:commentRangeStart w:id="78"/>
+      <w:del w:id="79" w:author="Raven, Olivier (Student)" w:date="2026-09-21T13:48:00Z" w16du:dateUtc="2026-09-21T01:48:00Z">
+        <w:r>
+          <w:rPr>
+            <w:rFonts w:eastAsiaTheme="minorEastAsia"/>
+            <w:lang w:val="en-GB"/>
+          </w:rPr>
+          <w:delText>Each</w:delText>
+        </w:r>
+      </w:del>
+      <w:r>
+        <w:rPr>
+          <w:rFonts w:eastAsiaTheme="minorEastAsia"/>
+          <w:lang w:val="en-GB"/>
+        </w:rPr>
+        <w:t xml:space="preserve"> individual kōura was </w:t>
+      </w:r>
+      <w:del w:id="80" w:author="Raven, Olivier (Student)" w:date="2026-09-21T13:48:00Z" w16du:dateUtc="2026-09-21T01:48:00Z">
+        <w:r>
+          <w:rPr>
+            <w:rFonts w:eastAsiaTheme="minorEastAsia"/>
+            <w:lang w:val="en-GB"/>
+          </w:rPr>
+          <w:delText xml:space="preserve">only </w:delText>
+        </w:r>
+      </w:del>
+      <w:r>
+        <w:rPr>
+          <w:rFonts w:eastAsiaTheme="minorEastAsia"/>
+          <w:lang w:val="en-GB"/>
+        </w:rPr>
+        <w:t xml:space="preserve">exposed </w:t>
+      </w:r>
+      <w:del w:id="81" w:author="Raven, Olivier (Student)" w:date="2026-09-21T13:48:00Z" w16du:dateUtc="2026-09-21T01:48:00Z">
+        <w:r>
+          <w:rPr>
+            <w:rFonts w:eastAsiaTheme="minorEastAsia"/>
+            <w:lang w:val="en-GB"/>
+          </w:rPr>
+          <w:delText xml:space="preserve">once </w:delText>
+        </w:r>
+      </w:del>
+      <w:r>
+        <w:rPr>
+          <w:rFonts w:eastAsiaTheme="minorEastAsia"/>
+          <w:lang w:val="en-GB"/>
+        </w:rPr>
+        <w:t>to a fish predator</w:t>
+      </w:r>
+      <w:ins w:id="82" w:author="Raven, Olivier (Student)" w:date="2026-09-21T13:48:00Z" w16du:dateUtc="2026-09-21T01:48:00Z">
+        <w:r>
+          <w:rPr>
+            <w:rFonts w:eastAsiaTheme="minorEastAsia"/>
+            <w:lang w:val="en-GB"/>
+          </w:rPr>
+          <w:t xml:space="preserve"> it was not reused after</w:t>
+        </w:r>
+        <w:r>
+          <w:rPr>
+            <w:rFonts w:eastAsiaTheme="minorEastAsia"/>
+            <w:lang w:val="en-GB"/>
+          </w:rPr>
+          <w:t>wards</w:t>
+        </w:r>
+      </w:ins>
+      <w:ins w:id="83" w:author="Raven, Olivier (Student)" w:date="2026-09-21T13:53:00Z" w16du:dateUtc="2026-09-21T01:53:00Z">
+        <w:r>
+          <w:rPr>
+            <w:rFonts w:eastAsiaTheme="minorEastAsia"/>
+            <w:lang w:val="en-GB"/>
+          </w:rPr>
+          <w:t xml:space="preserve">. </w:t>
+        </w:r>
+      </w:ins>
+      <w:ins w:id="84" w:author="Raven, Olivier (Student)" w:date="2026-09-21T13:54:00Z" w16du:dateUtc="2026-09-21T01:54:00Z">
+        <w:r>
+          <w:rPr>
+            <w:rFonts w:eastAsiaTheme="minorEastAsia"/>
+            <w:lang w:val="en-GB"/>
+          </w:rPr>
+          <w:t>I</w:t>
+        </w:r>
+        <w:r>
+          <w:rPr>
+            <w:rFonts w:eastAsiaTheme="minorEastAsia"/>
+            <w:lang w:val="en-GB"/>
+          </w:rPr>
+          <w:t>ndividual making</w:t>
+        </w:r>
+        <w:r>
+          <w:rPr>
+            <w:rFonts w:eastAsiaTheme="minorEastAsia"/>
+            <w:lang w:val="en-GB"/>
+          </w:rPr>
+          <w:t xml:space="preserve">s of the </w:t>
+        </w:r>
+        <w:r>
+          <w:rPr>
+            <w:rFonts w:eastAsiaTheme="minorEastAsia"/>
+            <w:lang w:val="en-GB"/>
+          </w:rPr>
+          <w:t xml:space="preserve">kōura became illegible during the experiments, so we cannot report </w:t>
+        </w:r>
+      </w:ins>
+      <w:ins w:id="85" w:author="Raven, Olivier (Student)" w:date="2026-09-21T13:55:00Z" w16du:dateUtc="2026-09-21T01:55:00Z">
+        <w:r>
+          <w:rPr>
+            <w:rFonts w:eastAsiaTheme="minorEastAsia"/>
+            <w:lang w:val="en-GB"/>
+          </w:rPr>
+          <w:t>ac</w:t>
+        </w:r>
+      </w:ins>
+      <w:ins w:id="86" w:author="Raven, Olivier (Student)" w:date="2026-09-21T13:53:00Z" w16du:dateUtc="2026-09-21T01:53:00Z">
+        <w:r>
+          <w:rPr>
+            <w:rFonts w:eastAsiaTheme="minorEastAsia"/>
+            <w:lang w:val="en-GB"/>
+          </w:rPr>
+          <w:t>curate</w:t>
+        </w:r>
+      </w:ins>
+      <w:ins w:id="87" w:author="Raven, Olivier (Student)" w:date="2026-09-21T13:55:00Z" w16du:dateUtc="2026-09-21T01:55:00Z">
+        <w:r>
+          <w:rPr>
+            <w:rFonts w:eastAsiaTheme="minorEastAsia"/>
+            <w:lang w:val="en-GB"/>
+          </w:rPr>
+          <w:t xml:space="preserve"> how many times each </w:t>
+        </w:r>
+        <w:r>
+          <w:rPr>
+            <w:rFonts w:eastAsiaTheme="minorEastAsia"/>
+            <w:lang w:val="en-GB"/>
+          </w:rPr>
+          <w:t xml:space="preserve">animal was used. </w:t>
+        </w:r>
+      </w:ins>
+      <w:del w:id="88" w:author="Raven, Olivier (Student)" w:date="2026-09-21T13:53:00Z" w16du:dateUtc="2026-09-21T01:53:00Z">
+        <w:r>
+          <w:rPr>
+            <w:rFonts w:eastAsiaTheme="minorEastAsia"/>
+            <w:lang w:val="en-GB"/>
+          </w:rPr>
+          <w:delText xml:space="preserve"> </w:delText>
+        </w:r>
+      </w:del>
+      <w:ins w:id="89" w:author="Raven, Olivier (Student)" w:date="2026-09-21T13:56:00Z" w16du:dateUtc="2026-09-21T01:56:00Z">
+        <w:r>
+          <w:rPr>
+            <w:rFonts w:eastAsiaTheme="minorEastAsia"/>
+            <w:lang w:val="en-GB"/>
+          </w:rPr>
+          <w:t>The three catfi</w:t>
+        </w:r>
+        <w:r>
+          <w:rPr>
+            <w:rFonts w:eastAsiaTheme="minorEastAsia"/>
+            <w:lang w:val="en-GB"/>
+          </w:rPr>
+          <w:t>sh and three eels were</w:t>
+        </w:r>
+      </w:ins>
+      <w:ins w:id="90" w:author="Raven, Olivier (Student)" w:date="2026-09-21T13:57:00Z" w16du:dateUtc="2026-09-21T01:57:00Z">
+        <w:r>
+          <w:rPr>
+            <w:rFonts w:eastAsiaTheme="minorEastAsia"/>
+            <w:lang w:val="en-GB"/>
+          </w:rPr>
+          <w:t xml:space="preserve"> reused across each experiment round. </w:t>
+        </w:r>
+      </w:ins>
+      <w:del w:id="91" w:author="Raven, Olivier (Student)" w:date="2026-09-21T13:55:00Z" w16du:dateUtc="2026-09-21T01:55:00Z">
+        <w:r>
+          <w:rPr>
+            <w:rFonts w:eastAsiaTheme="minorEastAsia"/>
+            <w:lang w:val="en-GB"/>
+          </w:rPr>
+          <w:delText xml:space="preserve">and </w:delText>
+        </w:r>
+      </w:del>
+      <w:ins w:id="92" w:author="Raven, Olivier (Student)" w:date="2026-09-21T13:55:00Z" w16du:dateUtc="2026-09-21T01:55:00Z">
+        <w:r>
+          <w:rPr>
+            <w:rFonts w:eastAsiaTheme="minorEastAsia"/>
+            <w:lang w:val="en-GB"/>
+          </w:rPr>
+          <w:t>T</w:t>
+        </w:r>
+      </w:ins>
+      <w:del w:id="93" w:author="Raven, Olivier (Student)" w:date="2026-09-21T13:55:00Z" w16du:dateUtc="2026-09-21T01:55:00Z">
+        <w:r>
+          <w:rPr>
+            <w:rFonts w:eastAsiaTheme="minorEastAsia"/>
+            <w:lang w:val="en-GB"/>
+          </w:rPr>
+          <w:delText>t</w:delText>
+        </w:r>
+      </w:del>
+      <w:r>
+        <w:rPr>
+          <w:rFonts w:eastAsiaTheme="minorEastAsia"/>
+          <w:lang w:val="en-GB"/>
+        </w:rPr>
+        <w:t xml:space="preserve">here were no mortalities of kōura or fish during </w:t>
+      </w:r>
+      <w:ins w:id="94" w:author="Raven, Olivier (Student)" w:date="2026-09-21T13:57:00Z" w16du:dateUtc="2026-09-21T01:57:00Z">
+        <w:r>
+          <w:rPr>
+            <w:rFonts w:eastAsiaTheme="minorEastAsia"/>
+            <w:lang w:val="en-GB"/>
+          </w:rPr>
+          <w:t xml:space="preserve">the </w:t>
+        </w:r>
+      </w:ins>
+      <w:r>
+        <w:rPr>
+          <w:rFonts w:eastAsiaTheme="minorEastAsia"/>
+          <w:lang w:val="en-GB"/>
+        </w:rPr>
+        <w:t>experiments</w:t>
+      </w:r>
+      <w:ins w:id="95" w:author="Raven, Olivier (Student)" w:date="2026-09-21T13:57:00Z" w16du:dateUtc="2026-09-21T01:57:00Z">
+        <w:r>
+          <w:rPr>
+            <w:rFonts w:eastAsiaTheme="minorEastAsia"/>
+            <w:lang w:val="en-GB"/>
+          </w:rPr>
+          <w:t xml:space="preserve"> and</w:t>
+        </w:r>
+      </w:ins>
+      <w:del w:id="96" w:author="Raven, Olivier (Student)" w:date="2026-09-21T13:57:00Z" w16du:dateUtc="2026-09-21T01:57:00Z">
+        <w:r>
+          <w:rPr>
+            <w:rFonts w:eastAsiaTheme="minorEastAsia"/>
+            <w:lang w:val="en-GB"/>
+          </w:rPr>
+          <w:delText>.</w:delText>
+        </w:r>
+      </w:del>
+      <w:r>
+        <w:rPr>
+          <w:rFonts w:eastAsiaTheme="minorEastAsia"/>
+          <w:lang w:val="en-GB"/>
+        </w:rPr>
+        <w:t xml:space="preserve"> </w:t>
+      </w:r>
+      <w:commentRangeEnd w:id="78"/>
+      <w:r>
+        <w:rPr>
+          <w:rStyle w:val="CommentReference"/>
+          <w:rFonts w:eastAsiaTheme="minorEastAsia"/>
+          <w:sz w:val="22"/>
+          <w:szCs w:val="22"/>
+          <w:lang w:val="en-GB"/>
+        </w:rPr>
+        <w:commentReference w:id="78"/>
+      </w:r>
+      <w:del w:id="97" w:author="Raven, Olivier (Student)" w:date="2026-09-21T13:57:00Z" w16du:dateUtc="2026-09-21T01:57:00Z">
+        <w:r>
+          <w:rPr>
+            <w:rFonts w:eastAsiaTheme="minorEastAsia"/>
+            <w:lang w:val="en-GB"/>
+          </w:rPr>
+          <w:delText>A</w:delText>
+        </w:r>
+      </w:del>
+      <w:ins w:id="98" w:author="Raven, Olivier (Student)" w:date="2026-09-21T13:57:00Z" w16du:dateUtc="2026-09-21T01:57:00Z">
+        <w:r>
+          <w:rPr>
+            <w:rFonts w:eastAsiaTheme="minorEastAsia"/>
+            <w:lang w:val="en-GB"/>
+          </w:rPr>
+          <w:t>a</w:t>
+        </w:r>
+      </w:ins>
+      <w:r>
+        <w:rPr>
+          <w:rFonts w:eastAsiaTheme="minorEastAsia"/>
+          <w:lang w:val="en-GB"/>
+        </w:rPr>
+        <w:t>ll experiments were conducted within a three-week period during October 2025.</w:t>
       </w:r>
     </w:p>
     <w:p>
@@ -3227,7 +4034,7 @@
         </w:rPr>
         <w:t xml:space="preserve">. </w:t>
       </w:r>
-      <w:commentRangeStart w:id="38"/>
+      <w:commentRangeStart w:id="99"/>
       <w:r>
         <w:rPr>
           <w:rFonts w:eastAsiaTheme="minorEastAsia"/>
@@ -3268,7 +4075,40 @@
           <w:rFonts w:eastAsiaTheme="minorEastAsia"/>
           <w:lang w:val="en-GB"/>
         </w:rPr>
-        <w:t xml:space="preserve"> intervals </w:t>
+        <w:t xml:space="preserve"> intervals</w:t>
+      </w:r>
+      <w:ins w:id="100" w:author="Raven, Olivier (Student)" w:date="2026-09-21T14:53:00Z" w16du:dateUtc="2026-09-21T02:53:00Z">
+        <w:r>
+          <w:rPr>
+            <w:rFonts w:eastAsiaTheme="minorEastAsia"/>
+            <w:lang w:val="en-GB"/>
+          </w:rPr>
+          <w:t xml:space="preserve"> (</w:t>
+        </w:r>
+      </w:ins>
+      <w:ins w:id="101" w:author="Raven, Olivier (Student)" w:date="2026-09-21T14:53:00Z">
+        <w:r>
+          <w:rPr>
+            <w:rFonts w:eastAsiaTheme="minorEastAsia"/>
+          </w:rPr>
+          <w:t>6 before, 9 during, 6 after</w:t>
+        </w:r>
+      </w:ins>
+      <w:ins w:id="102" w:author="Raven, Olivier (Student)" w:date="2026-09-21T14:53:00Z" w16du:dateUtc="2026-09-21T02:53:00Z">
+        <w:r>
+          <w:rPr>
+            <w:rFonts w:eastAsiaTheme="minorEastAsia"/>
+            <w:lang w:val="en-GB"/>
+          </w:rPr>
+          <w:t>)</w:t>
+        </w:r>
+      </w:ins>
+      <w:r>
+        <w:rPr>
+          <w:rFonts w:eastAsiaTheme="minorEastAsia"/>
+          <w:lang w:val="en-GB"/>
+        </w:rPr>
+        <w:t xml:space="preserve"> </w:t>
       </w:r>
       <w:r>
         <w:rPr>
@@ -3319,14 +4159,14 @@
         </w:rPr>
         <w:t>immediate behavioural responses at key timepoints (</w:t>
       </w:r>
-      <w:commentRangeStart w:id="39"/>
+      <w:commentRangeStart w:id="103"/>
       <w:r>
         <w:rPr>
           <w:rFonts w:eastAsiaTheme="minorEastAsia"/>
         </w:rPr>
         <w:t xml:space="preserve">predator introduction </w:t>
       </w:r>
-      <w:commentRangeEnd w:id="39"/>
+      <w:commentRangeEnd w:id="103"/>
       <w:r>
         <w:rPr>
           <w:rStyle w:val="CommentReference"/>
@@ -3334,7 +4174,7 @@
           <w:sz w:val="22"/>
           <w:szCs w:val="22"/>
         </w:rPr>
-        <w:commentReference w:id="39"/>
+        <w:commentReference w:id="103"/>
       </w:r>
       <w:r>
         <w:rPr>
@@ -3363,7 +4203,7 @@
         </w:rPr>
         <w:t xml:space="preserve"> </w:t>
       </w:r>
-      <w:commentRangeEnd w:id="38"/>
+      <w:commentRangeEnd w:id="99"/>
       <w:r>
         <w:rPr>
           <w:rStyle w:val="CommentReference"/>
@@ -3372,14 +4212,22 @@
           <w:szCs w:val="22"/>
           <w:lang w:val="en-GB"/>
         </w:rPr>
-        <w:commentReference w:id="38"/>
-      </w:r>
-      <w:r>
-        <w:rPr>
-          <w:rFonts w:eastAsiaTheme="minorEastAsia"/>
-          <w:lang w:val="en-GB"/>
-        </w:rPr>
-        <w:t>The 0-minute recording was the individual’s initial immediate location after its addition to the tank. Kōura location was recorded as either refuge (the animal was using the refuge, being inside it or immediately behind it and touching it) or non-refuge/ in the open (any other location in the tank where the animal was not in the refuge or touching the refuge). The control tanks had no fish added but at 60 minutes and again at 240 minutes, the water in the ‘predator’ compartment was mechanically disturbed by agitating the water with a small hand net for approximately 30 seconds. This was to simulate the disturbance time associated with adding and removing fish in the other treatments with the same size hand net. At the end of each experiment, the kōura was removed after the final 300-minute observation.</w:t>
+        <w:commentReference w:id="99"/>
+      </w:r>
+      <w:r>
+        <w:rPr>
+          <w:rFonts w:eastAsiaTheme="minorEastAsia"/>
+          <w:lang w:val="en-GB"/>
+        </w:rPr>
+        <w:t xml:space="preserve">The 0-minute recording was the individual’s initial immediate location after its addition to the tank. Kōura location was recorded as either refuge (the animal was using the refuge, being inside it or immediately behind it and touching it) or non-refuge/ in the open (any other </w:t>
+      </w:r>
+      <w:r>
+        <w:rPr>
+          <w:rFonts w:eastAsiaTheme="minorEastAsia"/>
+          <w:lang w:val="en-GB"/>
+        </w:rPr>
+        <w:lastRenderedPageBreak/>
+        <w:t>location in the tank where the animal was not in the refuge or touching the refuge). The control tanks had no fish added but at 60 minutes and again at 240 minutes, the water in the ‘predator’ compartment was mechanically disturbed by agitating the water with a small hand net for approximately 30 seconds. This was to simulate the disturbance time associated with adding and removing fish in the other treatments with the same size hand net. At the end of each experiment, the kōura was removed after the final 300-minute observation.</w:t>
       </w:r>
     </w:p>
     <w:p>
@@ -3428,15 +4276,40 @@
           <w:lang w:val="en-GB"/>
         </w:rPr>
       </w:pPr>
-      <w:commentRangeStart w:id="40"/>
-      <w:r>
-        <w:rPr>
-          <w:rFonts w:eastAsiaTheme="minorEastAsia"/>
-          <w:lang w:val="en-GB"/>
-        </w:rPr>
-        <w:t>Experiments were conducted in glass tanks (320 × 170 × 170 mm),</w:t>
-      </w:r>
-      <w:commentRangeEnd w:id="40"/>
+      <w:commentRangeStart w:id="104"/>
+      <w:r>
+        <w:rPr>
+          <w:rFonts w:eastAsiaTheme="minorEastAsia"/>
+          <w:lang w:val="en-GB"/>
+        </w:rPr>
+        <w:t>Experiments were conducted in</w:t>
+      </w:r>
+      <w:ins w:id="105" w:author="Raven, Olivier (Student)" w:date="2026-09-21T14:30:00Z" w16du:dateUtc="2026-09-21T02:30:00Z">
+        <w:r>
+          <w:rPr>
+            <w:rFonts w:eastAsiaTheme="minorEastAsia"/>
+            <w:lang w:val="en-GB"/>
+          </w:rPr>
+          <w:t xml:space="preserve"> </w:t>
+        </w:r>
+      </w:ins>
+      <w:ins w:id="106" w:author="Raven, Olivier (Student)" w:date="2026-09-21T14:31:00Z" w16du:dateUtc="2026-09-21T02:31:00Z">
+        <w:r>
+          <w:rPr>
+            <w:rFonts w:eastAsiaTheme="minorEastAsia"/>
+            <w:lang w:val="en-GB"/>
+          </w:rPr>
+          <w:t>sixteen</w:t>
+        </w:r>
+      </w:ins>
+      <w:r>
+        <w:rPr>
+          <w:rFonts w:eastAsiaTheme="minorEastAsia"/>
+          <w:lang w:val="en-GB"/>
+        </w:rPr>
+        <w:t xml:space="preserve"> glass tanks (320 × 170 × 170 mm),</w:t>
+      </w:r>
+      <w:commentRangeEnd w:id="104"/>
       <w:r>
         <w:rPr>
           <w:rStyle w:val="CommentReference"/>
@@ -3445,22 +4318,14 @@
           <w:szCs w:val="22"/>
           <w:lang w:val="en-GB"/>
         </w:rPr>
-        <w:commentReference w:id="40"/>
-      </w:r>
-      <w:r>
-        <w:rPr>
-          <w:rFonts w:eastAsiaTheme="minorEastAsia"/>
-          <w:lang w:val="en-GB"/>
-        </w:rPr>
-        <w:t xml:space="preserve"> containing 5 L dechlorinated tap water and a halved terracotta pot (90 mm diameter × 90 mm depth). Catfish and eels had been held at the same density in separate identical holding tanks for a week prior to experiment. Fish exudates were collected by placing four fish (catfish or eel) in a 10 L bucket filled with water from the holding tanks for 15 minutes to concentrate the kairomones in the water. For eel and catfish treatments, 1 L from the buckets was added to each tank already holding 5 L of tap water, and for control an </w:t>
-      </w:r>
-      <w:r>
-        <w:rPr>
-          <w:rFonts w:eastAsiaTheme="minorEastAsia"/>
-          <w:lang w:val="en-GB"/>
-        </w:rPr>
-        <w:lastRenderedPageBreak/>
-        <w:t xml:space="preserve">additional 1 L of </w:t>
+        <w:commentReference w:id="104"/>
+      </w:r>
+      <w:r>
+        <w:rPr>
+          <w:rFonts w:eastAsiaTheme="minorEastAsia"/>
+          <w:lang w:val="en-GB"/>
+        </w:rPr>
+        <w:t xml:space="preserve"> containing 5 L dechlorinated tap water and a halved terracotta pot (90 mm diameter × 90 mm depth). Catfish and eels had been held at the same density in separate identical holding tanks for a week prior to experiment. Fish exudates were collected by placing four fish (catfish or eel) in a 10 L bucket filled with water from the holding tanks for 15 minutes to concentrate the kairomones in the water. For eel and catfish treatments, 1 L from the buckets was added to each tank already holding 5 L of tap water, and for control an additional 1 L of </w:t>
       </w:r>
       <w:r>
         <w:rPr>
@@ -3665,7 +4530,7 @@
         </w:rPr>
         <w:t xml:space="preserve">.00 g. Each kōura was then placed individually in a tank. </w:t>
       </w:r>
-      <w:commentRangeStart w:id="41"/>
+      <w:commentRangeStart w:id="107"/>
       <w:r>
         <w:rPr>
           <w:rFonts w:eastAsiaTheme="minorEastAsia"/>
@@ -3680,7 +4545,7 @@
         </w:rPr>
         <w:t xml:space="preserve">each round kōura were starved for different periods (either 0, 3 or 4 days) prior to the feeding experiment. </w:t>
       </w:r>
-      <w:commentRangeEnd w:id="41"/>
+      <w:commentRangeEnd w:id="107"/>
       <w:r>
         <w:rPr>
           <w:rStyle w:val="CommentReference"/>
@@ -3689,7 +4554,7 @@
           <w:szCs w:val="22"/>
           <w:lang w:val="en-GB"/>
         </w:rPr>
-        <w:commentReference w:id="41"/>
+        <w:commentReference w:id="107"/>
       </w:r>
       <w:r>
         <w:rPr>
@@ -3751,7 +4616,7 @@
           <w:lang w:val="en-GB"/>
         </w:rPr>
       </w:pPr>
-      <w:commentRangeStart w:id="42"/>
+      <w:commentRangeStart w:id="108"/>
       <w:r>
         <w:rPr>
           <w:rFonts w:eastAsiaTheme="minorEastAsia"/>
@@ -3769,7 +4634,7 @@
         </w:rPr>
         <w:t>analysis</w:t>
       </w:r>
-      <w:commentRangeEnd w:id="42"/>
+      <w:commentRangeEnd w:id="108"/>
       <w:r>
         <w:rPr>
           <w:rStyle w:val="CommentReference"/>
@@ -3780,7 +4645,7 @@
           <w:szCs w:val="22"/>
           <w:lang w:val="en-GB"/>
         </w:rPr>
-        <w:commentReference w:id="42"/>
+        <w:commentReference w:id="108"/>
       </w:r>
     </w:p>
     <w:p>
@@ -3840,7 +4705,7 @@
         </w:rPr>
         <w:t xml:space="preserve"> fitted using the glmmTMB package in R (Brooks et al. 2017; R Core Team 2025). </w:t>
       </w:r>
-      <w:commentRangeStart w:id="43"/>
+      <w:commentRangeStart w:id="109"/>
       <w:r>
         <w:rPr>
           <w:rFonts w:eastAsiaTheme="minorEastAsia"/>
@@ -3848,7 +4713,7 @@
         </w:rPr>
         <w:t xml:space="preserve">To address potential non-independence of repeated observations within tanks, raw observations were first aggregated into three experimental periods (before, during, and after predator introduction) per individual kōura, with the number of observations in refuge out of total observations per period used as the response variable. </w:t>
       </w:r>
-      <w:commentRangeEnd w:id="43"/>
+      <w:commentRangeEnd w:id="109"/>
       <w:r>
         <w:rPr>
           <w:rStyle w:val="CommentReference"/>
@@ -3857,9 +4722,9 @@
           <w:szCs w:val="22"/>
           <w:lang w:val="en-GB"/>
         </w:rPr>
-        <w:commentReference w:id="43"/>
-      </w:r>
-      <w:commentRangeStart w:id="44"/>
+        <w:commentReference w:id="109"/>
+      </w:r>
+      <w:commentRangeStart w:id="110"/>
       <w:r>
         <w:rPr>
           <w:rFonts w:eastAsiaTheme="minorEastAsia"/>
@@ -3879,7 +4744,15 @@
           <w:rFonts w:eastAsiaTheme="minorEastAsia"/>
           <w:lang w:val="en-GB"/>
         </w:rPr>
-        <w:t>and period (before, during, after) were included as fixed effects</w:t>
+        <w:t xml:space="preserve">and period (before, during, after) were included </w:t>
+      </w:r>
+      <w:r>
+        <w:rPr>
+          <w:rFonts w:eastAsiaTheme="minorEastAsia"/>
+          <w:lang w:val="en-GB"/>
+        </w:rPr>
+        <w:lastRenderedPageBreak/>
+        <w:t>as fixed effects</w:t>
       </w:r>
       <w:r>
         <w:rPr>
@@ -3899,7 +4772,7 @@
         </w:rPr>
         <w:t>round as random intercepts</w:t>
       </w:r>
-      <w:commentRangeEnd w:id="44"/>
+      <w:commentRangeEnd w:id="110"/>
       <w:r>
         <w:rPr>
           <w:rStyle w:val="CommentReference"/>
@@ -3908,7 +4781,7 @@
           <w:szCs w:val="22"/>
           <w:lang w:val="en-GB"/>
         </w:rPr>
-        <w:commentReference w:id="44"/>
+        <w:commentReference w:id="110"/>
       </w:r>
       <w:r>
         <w:rPr>
@@ -3917,7 +4790,7 @@
         </w:rPr>
         <w:t xml:space="preserve">. </w:t>
       </w:r>
-      <w:commentRangeStart w:id="45"/>
+      <w:commentRangeStart w:id="111"/>
       <w:r>
         <w:rPr>
           <w:rFonts w:eastAsiaTheme="minorEastAsia"/>
@@ -3967,7 +4840,7 @@
         </w:rPr>
         <w:t xml:space="preserve"> </w:t>
       </w:r>
-      <w:commentRangeEnd w:id="45"/>
+      <w:commentRangeEnd w:id="111"/>
       <w:r>
         <w:rPr>
           <w:rStyle w:val="CommentReference"/>
@@ -3976,7 +4849,7 @@
           <w:szCs w:val="22"/>
           <w:lang w:val="en-GB"/>
         </w:rPr>
-        <w:commentReference w:id="45"/>
+        <w:commentReference w:id="111"/>
       </w:r>
       <w:r>
         <w:rPr>
@@ -4018,6 +4891,14 @@
         </w:rPr>
         <w:t>Spearman rank correlations with Bonferroni-adjusted p-values were used to investigate potential relationships between kōura body size (OCL) and overall refuge use (all time intervals combined) in the three treatments.</w:t>
       </w:r>
+      <w:ins w:id="112" w:author="Raven, Olivier (Student)" w:date="2026-09-22T10:47:00Z" w16du:dateUtc="2026-09-21T22:47:00Z">
+        <w:r>
+          <w:rPr>
+            <w:rFonts w:eastAsiaTheme="minorEastAsia"/>
+          </w:rPr>
+          <w:t xml:space="preserve"> Also a </w:t>
+        </w:r>
+      </w:ins>
     </w:p>
     <w:p>
       <w:pPr>
@@ -4032,7 +4913,6 @@
           <w:rFonts w:eastAsiaTheme="minorEastAsia"/>
           <w:lang w:val="en-GB"/>
         </w:rPr>
-        <w:lastRenderedPageBreak/>
         <w:t xml:space="preserve">Kōura feeding rate was analysed using a linear </w:t>
       </w:r>
       <w:r>
@@ -4081,21 +4961,21 @@
         </w:rPr>
         <w:t xml:space="preserve">as a fixed effect, </w:t>
       </w:r>
-      <w:commentRangeStart w:id="46"/>
+      <w:commentRangeStart w:id="113"/>
       <w:r>
         <w:rPr>
           <w:rFonts w:eastAsiaTheme="minorEastAsia"/>
         </w:rPr>
         <w:t xml:space="preserve">with tank identity as a </w:t>
       </w:r>
-      <w:commentRangeStart w:id="47"/>
+      <w:commentRangeStart w:id="114"/>
       <w:r>
         <w:rPr>
           <w:rFonts w:eastAsiaTheme="minorEastAsia"/>
         </w:rPr>
         <w:t xml:space="preserve">random intercept </w:t>
       </w:r>
-      <w:commentRangeEnd w:id="47"/>
+      <w:commentRangeEnd w:id="114"/>
       <w:r>
         <w:rPr>
           <w:rStyle w:val="CommentReference"/>
@@ -4103,7 +4983,7 @@
           <w:sz w:val="22"/>
           <w:szCs w:val="22"/>
         </w:rPr>
-        <w:commentReference w:id="47"/>
+        <w:commentReference w:id="114"/>
       </w:r>
       <w:r>
         <w:rPr>
@@ -4111,7 +4991,7 @@
         </w:rPr>
         <w:t>to account for potential tank-level clustering</w:t>
       </w:r>
-      <w:commentRangeEnd w:id="46"/>
+      <w:commentRangeEnd w:id="113"/>
       <w:r>
         <w:rPr>
           <w:rStyle w:val="CommentReference"/>
@@ -4120,7 +5000,7 @@
           <w:szCs w:val="22"/>
           <w:lang w:val="en-GB"/>
         </w:rPr>
-        <w:commentReference w:id="46"/>
+        <w:commentReference w:id="113"/>
       </w:r>
       <w:r>
         <w:rPr>
@@ -4129,7 +5009,7 @@
         </w:rPr>
         <w:t xml:space="preserve">. </w:t>
       </w:r>
-      <w:commentRangeStart w:id="48"/>
+      <w:commentRangeStart w:id="115"/>
       <w:r>
         <w:rPr>
           <w:rFonts w:eastAsiaTheme="minorEastAsia"/>
@@ -4186,16 +5066,16 @@
       <w:r>
         <w:t xml:space="preserve"> </w:t>
       </w:r>
-      <w:commentRangeEnd w:id="48"/>
+      <w:commentRangeEnd w:id="115"/>
       <w:r>
         <w:rPr>
           <w:rStyle w:val="CommentReference"/>
           <w:sz w:val="22"/>
           <w:szCs w:val="22"/>
         </w:rPr>
-        <w:commentReference w:id="48"/>
-      </w:r>
-      <w:commentRangeStart w:id="49"/>
+        <w:commentReference w:id="115"/>
+      </w:r>
+      <w:commentRangeStart w:id="116"/>
       <w:r>
         <w:t>Model selection using AICc indicated that sta</w:t>
       </w:r>
@@ -4223,14 +5103,14 @@
       <w:r>
         <w:t xml:space="preserve">Therefore, treatment effects were excluded from the main model and instead examined separately within each starvation period using stratified linear models to avoid confounding treatment comparisons with the starvation-round confounding. </w:t>
       </w:r>
-      <w:commentRangeEnd w:id="49"/>
+      <w:commentRangeEnd w:id="116"/>
       <w:r>
         <w:rPr>
           <w:rStyle w:val="CommentReference"/>
           <w:sz w:val="22"/>
           <w:szCs w:val="22"/>
         </w:rPr>
-        <w:commentReference w:id="49"/>
+        <w:commentReference w:id="116"/>
       </w:r>
       <w:r>
         <w:t xml:space="preserve">Model assumptions were verified using residual diagnostics (Q-Q plots and residual plots) and testing normality of residuals using the Shapiro-Wilk test. </w:t>
@@ -4245,7 +5125,7 @@
         <w:rPr>
           <w:i/>
           <w:iCs/>
-          <w:rPrChange w:id="50" w:author="Raven, Olivier (Student)" w:date="2026-09-16T14:59:00Z" w16du:dateUtc="2026-09-16T02:59:00Z">
+          <w:rPrChange w:id="117" w:author="Raven, Olivier (Student)" w:date="2026-09-16T14:59:00Z" w16du:dateUtc="2026-09-16T02:59:00Z">
             <w:rPr/>
           </w:rPrChange>
         </w:rPr>
@@ -4318,7 +5198,7 @@
           <w:lang w:val="en-GB"/>
         </w:rPr>
       </w:pPr>
-      <w:commentRangeStart w:id="51"/>
+      <w:commentRangeStart w:id="118"/>
       <w:r>
         <w:rPr>
           <w:rFonts w:eastAsiaTheme="minorEastAsia"/>
@@ -4327,7 +5207,7 @@
         </w:rPr>
         <w:t>Refuge experiment</w:t>
       </w:r>
-      <w:commentRangeEnd w:id="51"/>
+      <w:commentRangeEnd w:id="118"/>
       <w:r>
         <w:rPr>
           <w:rStyle w:val="CommentReference"/>
@@ -4337,7 +5217,7 @@
           <w:szCs w:val="22"/>
           <w:lang w:val="en-GB"/>
         </w:rPr>
-        <w:commentReference w:id="51"/>
+        <w:commentReference w:id="118"/>
       </w:r>
     </w:p>
     <w:p>
@@ -4359,9 +5239,16 @@
         <w:rPr>
           <w:rFonts w:eastAsiaTheme="minorEastAsia"/>
         </w:rPr>
-        <w:t xml:space="preserve">Stratified analyses revealed that treatment effects on refuge use differed between light and dark conditions. </w:t>
-      </w:r>
-      <w:commentRangeStart w:id="52"/>
+        <w:t xml:space="preserve">Stratified analyses revealed that treatment effects on refuge use differed </w:t>
+      </w:r>
+      <w:r>
+        <w:rPr>
+          <w:rFonts w:eastAsiaTheme="minorEastAsia"/>
+        </w:rPr>
+        <w:lastRenderedPageBreak/>
+        <w:t xml:space="preserve">between light and dark conditions. </w:t>
+      </w:r>
+      <w:commentRangeStart w:id="119"/>
       <w:r>
         <w:rPr>
           <w:rFonts w:eastAsiaTheme="minorEastAsia"/>
@@ -4444,7 +5331,7 @@
         </w:rPr>
         <w:t xml:space="preserve">not </w:t>
       </w:r>
-      <w:commentRangeStart w:id="53"/>
+      <w:commentRangeStart w:id="120"/>
       <w:r>
         <w:rPr>
           <w:rFonts w:eastAsiaTheme="minorEastAsia"/>
@@ -4533,7 +5420,7 @@
         </w:rPr>
         <w:t xml:space="preserve"> </w:t>
       </w:r>
-      <w:commentRangeEnd w:id="53"/>
+      <w:commentRangeEnd w:id="120"/>
       <w:r>
         <w:rPr>
           <w:rStyle w:val="CommentReference"/>
@@ -4541,7 +5428,7 @@
           <w:sz w:val="22"/>
           <w:szCs w:val="22"/>
         </w:rPr>
-        <w:commentReference w:id="53"/>
+        <w:commentReference w:id="120"/>
       </w:r>
       <w:r>
         <w:rPr>
@@ -4605,7 +5492,7 @@
         </w:rPr>
         <w:t xml:space="preserve"> = 0.021). No significant period effects were observed in dark conditions. </w:t>
       </w:r>
-      <w:commentRangeStart w:id="54"/>
+      <w:commentRangeStart w:id="121"/>
       <w:r>
         <w:rPr>
           <w:rFonts w:eastAsiaTheme="minorEastAsia"/>
@@ -4644,7 +5531,7 @@
         </w:rPr>
         <w:t xml:space="preserve"> </w:t>
       </w:r>
-      <w:commentRangeEnd w:id="52"/>
+      <w:commentRangeEnd w:id="119"/>
       <w:r>
         <w:rPr>
           <w:rStyle w:val="CommentReference"/>
@@ -4652,7 +5539,7 @@
           <w:sz w:val="22"/>
           <w:szCs w:val="22"/>
         </w:rPr>
-        <w:commentReference w:id="52"/>
+        <w:commentReference w:id="119"/>
       </w:r>
       <w:r>
         <w:rPr>
@@ -4688,7 +5575,7 @@
         </w:rPr>
         <w:t xml:space="preserve"> </w:t>
       </w:r>
-      <w:commentRangeEnd w:id="54"/>
+      <w:commentRangeEnd w:id="121"/>
       <w:r>
         <w:rPr>
           <w:rStyle w:val="CommentReference"/>
@@ -4697,23 +5584,15 @@
           <w:szCs w:val="22"/>
           <w:lang w:val="en-GB"/>
         </w:rPr>
-        <w:commentReference w:id="54"/>
-      </w:r>
-      <w:commentRangeStart w:id="55"/>
-      <w:r>
-        <w:rPr>
-          <w:rFonts w:eastAsiaTheme="minorEastAsia"/>
-          <w:lang w:val="en-GB"/>
-        </w:rPr>
-        <w:t xml:space="preserve">There was also no relationship between kōura OCL </w:t>
-      </w:r>
-      <w:r>
-        <w:rPr>
-          <w:rFonts w:eastAsiaTheme="minorEastAsia"/>
-          <w:lang w:val="en-GB"/>
-        </w:rPr>
-        <w:lastRenderedPageBreak/>
-        <w:t>and refuge use in any of the three treatments (r</w:t>
+        <w:commentReference w:id="121"/>
+      </w:r>
+      <w:commentRangeStart w:id="122"/>
+      <w:r>
+        <w:rPr>
+          <w:rFonts w:eastAsiaTheme="minorEastAsia"/>
+          <w:lang w:val="en-GB"/>
+        </w:rPr>
+        <w:t>There was also no relationship between kōura OCL and refuge use in any of the three treatments (r</w:t>
       </w:r>
       <w:r>
         <w:rPr>
@@ -4731,7 +5610,7 @@
         </w:rPr>
         <w:t xml:space="preserve"> = -0.09, 0.09 and 0.17 for catfish, eel and control treatments respectively, all NS).</w:t>
       </w:r>
-      <w:commentRangeEnd w:id="55"/>
+      <w:commentRangeEnd w:id="122"/>
       <w:r>
         <w:rPr>
           <w:rStyle w:val="CommentReference"/>
@@ -4740,7 +5619,7 @@
           <w:szCs w:val="22"/>
           <w:lang w:val="en-GB"/>
         </w:rPr>
-        <w:commentReference w:id="55"/>
+        <w:commentReference w:id="122"/>
       </w:r>
     </w:p>
     <w:p>
@@ -4751,7 +5630,7 @@
           <w:lang w:val="en-GB"/>
         </w:rPr>
       </w:pPr>
-      <w:commentRangeStart w:id="56"/>
+      <w:commentRangeStart w:id="123"/>
       <w:r>
         <w:rPr>
           <w:rFonts w:eastAsiaTheme="minorEastAsia"/>
@@ -4759,7 +5638,7 @@
         </w:rPr>
         <w:t xml:space="preserve">For all treatments individual kōura were highly variable in </w:t>
       </w:r>
-      <w:bookmarkStart w:id="57" w:name="_Int_7INuAxU1"/>
+      <w:bookmarkStart w:id="124" w:name="_Int_7INuAxU1"/>
       <w:r>
         <w:rPr>
           <w:rFonts w:eastAsiaTheme="minorEastAsia"/>
@@ -4767,7 +5646,7 @@
         </w:rPr>
         <w:t>their</w:t>
       </w:r>
-      <w:bookmarkEnd w:id="57"/>
+      <w:bookmarkEnd w:id="124"/>
       <w:r>
         <w:rPr>
           <w:rFonts w:eastAsiaTheme="minorEastAsia"/>
@@ -4803,7 +5682,7 @@
         </w:rPr>
         <w:t xml:space="preserve">. </w:t>
       </w:r>
-      <w:commentRangeStart w:id="58"/>
+      <w:commentRangeStart w:id="125"/>
       <w:r>
         <w:rPr>
           <w:rFonts w:eastAsiaTheme="minorEastAsia"/>
@@ -4811,7 +5690,7 @@
         </w:rPr>
         <w:t>Under light conditions, the control showed the largest overall increase in refuge use (40% to 82%), driven primarily by a sharp rise in the ‘after’ period, while the catfish treatment showed a more sustained increase across all periods (52% to 73%) and the eel treatment the smallest increase (35% to 53%). Under dark conditions, the pattern shifted, with the catfish treatment showing the greatest increase (39% to 70%), while the eel treatment showed a modest and non-sustained increase (27% to 41% during ‘exposure’, returning to 36% ‘after’), and the control remained comparatively low throughout (37% to 47%).</w:t>
       </w:r>
-      <w:commentRangeEnd w:id="56"/>
+      <w:commentRangeEnd w:id="123"/>
       <w:r>
         <w:rPr>
           <w:rStyle w:val="CommentReference"/>
@@ -4820,9 +5699,9 @@
           <w:szCs w:val="22"/>
           <w:lang w:val="en-GB"/>
         </w:rPr>
-        <w:commentReference w:id="56"/>
-      </w:r>
-      <w:commentRangeEnd w:id="58"/>
+        <w:commentReference w:id="123"/>
+      </w:r>
+      <w:commentRangeEnd w:id="125"/>
       <w:r>
         <w:rPr>
           <w:rStyle w:val="CommentReference"/>
@@ -4831,7 +5710,7 @@
           <w:szCs w:val="22"/>
           <w:lang w:val="en-GB"/>
         </w:rPr>
-        <w:commentReference w:id="58"/>
+        <w:commentReference w:id="125"/>
       </w:r>
     </w:p>
     <w:p>
@@ -4843,8 +5722,8 @@
           <w:lang w:val="en-GB"/>
         </w:rPr>
       </w:pPr>
-      <w:commentRangeStart w:id="59"/>
-      <w:commentRangeStart w:id="60"/>
+      <w:commentRangeStart w:id="126"/>
+      <w:commentRangeStart w:id="127"/>
       <w:r>
         <w:rPr>
           <w:rFonts w:eastAsiaTheme="minorEastAsia"/>
@@ -4869,7 +5748,7 @@
         </w:rPr>
         <w:t>experiment</w:t>
       </w:r>
-      <w:commentRangeEnd w:id="60"/>
+      <w:commentRangeEnd w:id="127"/>
       <w:r>
         <w:rPr>
           <w:rStyle w:val="CommentReference"/>
@@ -4879,9 +5758,9 @@
           <w:szCs w:val="22"/>
           <w:lang w:val="en-GB"/>
         </w:rPr>
-        <w:commentReference w:id="60"/>
-      </w:r>
-      <w:commentRangeEnd w:id="59"/>
+        <w:commentReference w:id="127"/>
+      </w:r>
+      <w:commentRangeEnd w:id="126"/>
       <w:r>
         <w:rPr>
           <w:rStyle w:val="CommentReference"/>
@@ -4891,7 +5770,7 @@
           <w:szCs w:val="22"/>
           <w:lang w:val="en-GB"/>
         </w:rPr>
-        <w:commentReference w:id="59"/>
+        <w:commentReference w:id="126"/>
       </w:r>
     </w:p>
     <w:p>
@@ -4902,7 +5781,7 @@
           <w:lang w:val="en-GB"/>
         </w:rPr>
       </w:pPr>
-      <w:commentRangeStart w:id="61"/>
+      <w:commentRangeStart w:id="128"/>
       <w:r>
         <w:rPr>
           <w:rFonts w:eastAsiaTheme="minorEastAsia"/>
@@ -4917,7 +5796,7 @@
         </w:rPr>
         <w:t xml:space="preserve">that </w:t>
       </w:r>
-      <w:commentRangeStart w:id="62"/>
+      <w:commentRangeStart w:id="129"/>
       <w:r>
         <w:rPr>
           <w:rFonts w:eastAsiaTheme="minorEastAsia"/>
@@ -5031,7 +5910,7 @@
         </w:rPr>
         <w:t>.</w:t>
       </w:r>
-      <w:commentRangeEnd w:id="62"/>
+      <w:commentRangeEnd w:id="129"/>
       <w:r>
         <w:rPr>
           <w:rStyle w:val="CommentReference"/>
@@ -5040,7 +5919,7 @@
           <w:szCs w:val="22"/>
           <w:lang w:val="en-GB"/>
         </w:rPr>
-        <w:commentReference w:id="62"/>
+        <w:commentReference w:id="129"/>
       </w:r>
       <w:r>
         <w:rPr>
@@ -5090,7 +5969,7 @@
         </w:rPr>
         <w:t xml:space="preserve"> = 0.317</w:t>
       </w:r>
-      <w:commentRangeStart w:id="63"/>
+      <w:commentRangeStart w:id="130"/>
       <w:r>
         <w:rPr>
           <w:rFonts w:eastAsiaTheme="minorEastAsia"/>
@@ -5161,7 +6040,7 @@
         </w:rPr>
         <w:t xml:space="preserve"> </w:t>
       </w:r>
-      <w:commentRangeEnd w:id="61"/>
+      <w:commentRangeEnd w:id="128"/>
       <w:r>
         <w:rPr>
           <w:rStyle w:val="CommentReference"/>
@@ -5170,9 +6049,9 @@
           <w:szCs w:val="22"/>
           <w:lang w:val="en-GB"/>
         </w:rPr>
-        <w:commentReference w:id="61"/>
-      </w:r>
-      <w:commentRangeStart w:id="64"/>
+        <w:commentReference w:id="128"/>
+      </w:r>
+      <w:commentRangeStart w:id="131"/>
       <w:r>
         <w:rPr>
           <w:rFonts w:eastAsiaTheme="minorEastAsia"/>
@@ -5185,7 +6064,15 @@
           <w:rFonts w:eastAsiaTheme="minorEastAsia"/>
           <w:lang w:val="en-GB"/>
         </w:rPr>
-        <w:t xml:space="preserve"> 4 days starvation, the mean (±SE) kōura feeding rate </w:t>
+        <w:t xml:space="preserve"> 4 days </w:t>
+      </w:r>
+      <w:r>
+        <w:rPr>
+          <w:rFonts w:eastAsiaTheme="minorEastAsia"/>
+          <w:lang w:val="en-GB"/>
+        </w:rPr>
+        <w:lastRenderedPageBreak/>
+        <w:t xml:space="preserve">starvation, the mean (±SE) kōura feeding rate </w:t>
       </w:r>
       <w:r>
         <w:rPr>
@@ -5320,7 +6207,7 @@
         </w:rPr>
         <w:t>).</w:t>
       </w:r>
-      <w:commentRangeEnd w:id="64"/>
+      <w:commentRangeEnd w:id="131"/>
       <w:r>
         <w:rPr>
           <w:rStyle w:val="CommentReference"/>
@@ -5329,9 +6216,9 @@
           <w:szCs w:val="22"/>
           <w:lang w:val="en-GB"/>
         </w:rPr>
-        <w:commentReference w:id="64"/>
-      </w:r>
-      <w:commentRangeEnd w:id="63"/>
+        <w:commentReference w:id="131"/>
+      </w:r>
+      <w:commentRangeEnd w:id="130"/>
       <w:r>
         <w:rPr>
           <w:rStyle w:val="CommentReference"/>
@@ -5340,7 +6227,7 @@
           <w:szCs w:val="22"/>
           <w:lang w:val="en-GB"/>
         </w:rPr>
-        <w:commentReference w:id="63"/>
+        <w:commentReference w:id="130"/>
       </w:r>
     </w:p>
     <w:p>
@@ -5364,8 +6251,8 @@
           <w:lang w:val="en-GB"/>
         </w:rPr>
       </w:pPr>
-      <w:commentRangeStart w:id="65"/>
-      <w:commentRangeStart w:id="66"/>
+      <w:commentRangeStart w:id="132"/>
+      <w:commentRangeStart w:id="133"/>
       <w:r>
         <w:rPr>
           <w:rFonts w:eastAsiaTheme="minorEastAsia" w:cstheme="minorHAnsi"/>
@@ -5377,7 +6264,7 @@
         </w:rPr>
         <w:t>Discussion</w:t>
       </w:r>
-      <w:commentRangeEnd w:id="66"/>
+      <w:commentRangeEnd w:id="133"/>
       <w:r>
         <w:rPr>
           <w:rStyle w:val="CommentReference"/>
@@ -5388,9 +6275,9 @@
           <w:szCs w:val="28"/>
           <w:lang w:val="en-GB"/>
         </w:rPr>
-        <w:commentReference w:id="66"/>
-      </w:r>
-      <w:commentRangeEnd w:id="65"/>
+        <w:commentReference w:id="133"/>
+      </w:r>
+      <w:commentRangeEnd w:id="132"/>
       <w:r>
         <w:rPr>
           <w:rStyle w:val="CommentReference"/>
@@ -5401,7 +6288,7 @@
           <w:szCs w:val="28"/>
           <w:lang w:val="en-GB"/>
         </w:rPr>
-        <w:commentReference w:id="65"/>
+        <w:commentReference w:id="132"/>
       </w:r>
     </w:p>
     <w:p>
@@ -5429,14 +6316,14 @@
         </w:rPr>
         <w:t xml:space="preserve"> that affects foraging, movement, and habitat use independently of actual predation events (Laundré et al. 2001). </w:t>
       </w:r>
-      <w:commentRangeStart w:id="67"/>
+      <w:commentRangeStart w:id="134"/>
       <w:r>
         <w:rPr>
           <w:rFonts w:eastAsiaTheme="minorEastAsia"/>
         </w:rPr>
         <w:t xml:space="preserve">Our study </w:t>
       </w:r>
-      <w:ins w:id="68" w:author="Raven, Olivier (Student)" w:date="2026-09-18T13:29:00Z">
+      <w:ins w:id="135" w:author="Raven, Olivier (Student)" w:date="2026-09-18T13:29:00Z">
         <w:r>
           <w:rPr>
             <w:rFonts w:eastAsiaTheme="minorEastAsia"/>
@@ -5445,7 +6332,7 @@
           <w:t xml:space="preserve">shows that </w:t>
         </w:r>
       </w:ins>
-      <w:ins w:id="69" w:author="Raven, Olivier (Student)" w:date="2026-09-18T13:29:00Z" w16du:dateUtc="2026-09-18T01:29:00Z">
+      <w:ins w:id="136" w:author="Raven, Olivier (Student)" w:date="2026-09-18T13:29:00Z" w16du:dateUtc="2026-09-18T01:29:00Z">
         <w:r>
           <w:rPr>
             <w:rFonts w:eastAsiaTheme="minorEastAsia"/>
@@ -5454,7 +6341,7 @@
           <w:t>kōura</w:t>
         </w:r>
       </w:ins>
-      <w:ins w:id="70" w:author="Raven, Olivier (Student)" w:date="2026-09-18T13:29:00Z">
+      <w:ins w:id="137" w:author="Raven, Olivier (Student)" w:date="2026-09-18T13:29:00Z">
         <w:r>
           <w:rPr>
             <w:rFonts w:eastAsiaTheme="minorEastAsia"/>
@@ -5463,7 +6350,7 @@
           <w:t xml:space="preserve"> respond asymmetrically </w:t>
         </w:r>
       </w:ins>
-      <w:ins w:id="71" w:author="Raven, Olivier (Student)" w:date="2026-09-18T13:29:00Z" w16du:dateUtc="2026-09-18T01:29:00Z">
+      <w:ins w:id="138" w:author="Raven, Olivier (Student)" w:date="2026-09-18T13:29:00Z" w16du:dateUtc="2026-09-18T01:29:00Z">
         <w:r>
           <w:rPr>
             <w:rFonts w:eastAsiaTheme="minorEastAsia"/>
@@ -5472,7 +6359,7 @@
           <w:t xml:space="preserve">to native versus invasive predator cues, with </w:t>
         </w:r>
       </w:ins>
-      <w:ins w:id="72" w:author="Raven, Olivier (Student)" w:date="2026-09-18T13:30:00Z" w16du:dateUtc="2026-09-18T01:30:00Z">
+      <w:ins w:id="139" w:author="Raven, Olivier (Student)" w:date="2026-09-18T13:30:00Z" w16du:dateUtc="2026-09-18T01:30:00Z">
         <w:r>
           <w:rPr>
             <w:rFonts w:eastAsiaTheme="minorEastAsia"/>
@@ -5488,7 +6375,7 @@
           <w:t xml:space="preserve"> in catfish treatments than eel treatments under dark conditions, </w:t>
         </w:r>
       </w:ins>
-      <w:del w:id="73" w:author="Raven, Olivier (Student)" w:date="2026-09-18T13:32:00Z" w16du:dateUtc="2026-09-18T01:32:00Z">
+      <w:del w:id="140" w:author="Raven, Olivier (Student)" w:date="2026-09-18T13:32:00Z" w16du:dateUtc="2026-09-18T01:32:00Z">
         <w:r>
           <w:rPr>
             <w:rFonts w:eastAsiaTheme="minorEastAsia"/>
@@ -5620,14 +6507,7 @@
         <w:rPr>
           <w:rFonts w:eastAsiaTheme="minorEastAsia"/>
         </w:rPr>
-        <w:t xml:space="preserve">the </w:t>
-      </w:r>
-      <w:r>
-        <w:rPr>
-          <w:rFonts w:eastAsiaTheme="minorEastAsia"/>
-        </w:rPr>
-        <w:lastRenderedPageBreak/>
-        <w:t xml:space="preserve">introduction of a novel predator </w:t>
+        <w:t xml:space="preserve">the introduction of a novel predator </w:t>
       </w:r>
       <w:r>
         <w:rPr>
@@ -5653,7 +6533,7 @@
         </w:rPr>
         <w:t xml:space="preserve"> predator does not. </w:t>
       </w:r>
-      <w:commentRangeEnd w:id="67"/>
+      <w:commentRangeEnd w:id="134"/>
       <w:r>
         <w:rPr>
           <w:rStyle w:val="CommentReference"/>
@@ -5661,7 +6541,7 @@
           <w:sz w:val="22"/>
           <w:szCs w:val="22"/>
         </w:rPr>
-        <w:commentReference w:id="67"/>
+        <w:commentReference w:id="134"/>
       </w:r>
       <w:r>
         <w:rPr>
@@ -5801,7 +6681,7 @@
         </w:rPr>
         <w:t xml:space="preserve">consumptive pathways (Peacor &amp; Werner 2001). Such indirect effects represent a form of behavioural trophic cascade (Schmitz et al. 1997), whereby predator presence alone drives ecosystem-level change. </w:t>
       </w:r>
-      <w:commentRangeStart w:id="74"/>
+      <w:commentRangeStart w:id="141"/>
       <w:r>
         <w:rPr>
           <w:rFonts w:eastAsiaTheme="minorEastAsia"/>
@@ -5904,7 +6784,7 @@
         </w:rPr>
         <w:t>for predicting the ecological impacts of invasive species.</w:t>
       </w:r>
-      <w:commentRangeEnd w:id="74"/>
+      <w:commentRangeEnd w:id="141"/>
       <w:r>
         <w:rPr>
           <w:rStyle w:val="CommentReference"/>
@@ -5912,7 +6792,7 @@
           <w:sz w:val="22"/>
           <w:szCs w:val="22"/>
         </w:rPr>
-        <w:commentReference w:id="74"/>
+        <w:commentReference w:id="141"/>
       </w:r>
     </w:p>
     <w:p>
@@ -5925,9 +6805,9 @@
           <w:lang w:val="en-GB"/>
         </w:rPr>
       </w:pPr>
-      <w:commentRangeStart w:id="75"/>
-      <w:commentRangeStart w:id="76"/>
-      <w:commentRangeStart w:id="77"/>
+      <w:commentRangeStart w:id="142"/>
+      <w:commentRangeStart w:id="143"/>
+      <w:commentRangeStart w:id="144"/>
       <w:r>
         <w:rPr>
           <w:rFonts w:eastAsiaTheme="minorEastAsia"/>
@@ -5937,7 +6817,7 @@
         </w:rPr>
         <w:t>Refuge use</w:t>
       </w:r>
-      <w:commentRangeEnd w:id="76"/>
+      <w:commentRangeEnd w:id="143"/>
       <w:r>
         <w:rPr>
           <w:rStyle w:val="CommentReference"/>
@@ -5948,9 +6828,9 @@
           <w:szCs w:val="22"/>
           <w:lang w:val="en-GB"/>
         </w:rPr>
-        <w:commentReference w:id="76"/>
-      </w:r>
-      <w:commentRangeEnd w:id="77"/>
+        <w:commentReference w:id="143"/>
+      </w:r>
+      <w:commentRangeEnd w:id="144"/>
       <w:r>
         <w:rPr>
           <w:rStyle w:val="CommentReference"/>
@@ -5961,9 +6841,9 @@
           <w:szCs w:val="22"/>
           <w:lang w:val="en-GB"/>
         </w:rPr>
-        <w:commentReference w:id="77"/>
-      </w:r>
-      <w:commentRangeEnd w:id="75"/>
+        <w:commentReference w:id="144"/>
+      </w:r>
+      <w:commentRangeEnd w:id="142"/>
       <w:r>
         <w:rPr>
           <w:rStyle w:val="CommentReference"/>
@@ -5974,7 +6854,7 @@
           <w:szCs w:val="22"/>
           <w:lang w:val="en-GB"/>
         </w:rPr>
-        <w:commentReference w:id="75"/>
+        <w:commentReference w:id="142"/>
       </w:r>
     </w:p>
     <w:p>
@@ -6166,7 +7046,15 @@
           <w:rFonts w:eastAsiaTheme="minorEastAsia"/>
           <w:lang w:val="en-GB"/>
         </w:rPr>
-        <w:t xml:space="preserve"> treat uncertain threats as highly dangerous until further experience is acquired</w:t>
+        <w:t xml:space="preserve"> </w:t>
+      </w:r>
+      <w:r>
+        <w:rPr>
+          <w:rFonts w:eastAsiaTheme="minorEastAsia"/>
+          <w:lang w:val="en-GB"/>
+        </w:rPr>
+        <w:lastRenderedPageBreak/>
+        <w:t>treat uncertain threats as highly dangerous until further experience is acquired</w:t>
       </w:r>
       <w:r>
         <w:rPr>
@@ -6316,7 +7204,6 @@
         <w:rPr>
           <w:rFonts w:eastAsiaTheme="minorEastAsia"/>
         </w:rPr>
-        <w:lastRenderedPageBreak/>
         <w:t xml:space="preserve">Before </w:t>
       </w:r>
       <w:r>
@@ -6349,7 +7236,7 @@
         </w:rPr>
         <w:t>by k</w:t>
       </w:r>
-      <w:ins w:id="78" w:author="Raven, Olivier (Student)" w:date="2026-09-15T12:24:00Z" w16du:dateUtc="2026-09-15T00:24:00Z">
+      <w:ins w:id="145" w:author="Raven, Olivier (Student)" w:date="2026-09-15T12:24:00Z" w16du:dateUtc="2026-09-15T00:24:00Z">
         <w:r>
           <w:rPr>
             <w:rFonts w:eastAsiaTheme="minorEastAsia"/>
@@ -6357,7 +7244,7 @@
           <w:t>ō</w:t>
         </w:r>
       </w:ins>
-      <w:del w:id="79" w:author="Raven, Olivier (Student)" w:date="2026-09-15T12:24:00Z" w16du:dateUtc="2026-09-15T00:24:00Z">
+      <w:del w:id="146" w:author="Raven, Olivier (Student)" w:date="2026-09-15T12:24:00Z" w16du:dateUtc="2026-09-15T00:24:00Z">
         <w:r>
           <w:rPr>
             <w:rFonts w:eastAsiaTheme="minorEastAsia"/>
@@ -6365,7 +7252,7 @@
           <w:delText>o</w:delText>
         </w:r>
       </w:del>
-      <w:ins w:id="80" w:author="Raven, Olivier (Student)" w:date="2026-09-15T12:24:00Z" w16du:dateUtc="2026-09-15T00:24:00Z">
+      <w:ins w:id="147" w:author="Raven, Olivier (Student)" w:date="2026-09-15T12:24:00Z" w16du:dateUtc="2026-09-15T00:24:00Z">
         <w:r>
           <w:rPr>
             <w:rFonts w:eastAsiaTheme="minorEastAsia"/>
@@ -6373,7 +7260,7 @@
           <w:t>u</w:t>
         </w:r>
       </w:ins>
-      <w:del w:id="81" w:author="Raven, Olivier (Student)" w:date="2026-09-15T12:24:00Z" w16du:dateUtc="2026-09-15T00:24:00Z">
+      <w:del w:id="148" w:author="Raven, Olivier (Student)" w:date="2026-09-15T12:24:00Z" w16du:dateUtc="2026-09-15T00:24:00Z">
         <w:r>
           <w:rPr>
             <w:rFonts w:eastAsiaTheme="minorEastAsia"/>
@@ -6417,7 +7304,7 @@
         </w:rPr>
         <w:t xml:space="preserve"> (Devcich 1979). </w:t>
       </w:r>
-      <w:commentRangeStart w:id="82"/>
+      <w:commentRangeStart w:id="149"/>
       <w:r>
         <w:rPr>
           <w:rFonts w:eastAsiaTheme="minorEastAsia"/>
@@ -6430,7 +7317,7 @@
         </w:rPr>
         <w:t xml:space="preserve"> </w:t>
       </w:r>
-      <w:commentRangeEnd w:id="82"/>
+      <w:commentRangeEnd w:id="149"/>
       <w:r>
         <w:rPr>
           <w:rStyle w:val="CommentReference"/>
@@ -6438,7 +7325,7 @@
           <w:sz w:val="22"/>
           <w:szCs w:val="22"/>
         </w:rPr>
-        <w:commentReference w:id="82"/>
+        <w:commentReference w:id="149"/>
       </w:r>
       <w:r>
         <w:rPr>
@@ -6458,7 +7345,7 @@
         </w:rPr>
         <w:t xml:space="preserve">resulted in significantly greater refuge use than eel exposure. </w:t>
       </w:r>
-      <w:commentRangeStart w:id="83"/>
+      <w:commentRangeStart w:id="150"/>
       <w:r>
         <w:rPr>
           <w:rFonts w:eastAsiaTheme="minorEastAsia"/>
@@ -6477,7 +7364,7 @@
         </w:rPr>
         <w:t xml:space="preserve"> intermediate between the two predator treatments, though the reasons for this pattern are unclear from the current data.</w:t>
       </w:r>
-      <w:commentRangeEnd w:id="83"/>
+      <w:commentRangeEnd w:id="150"/>
       <w:r>
         <w:rPr>
           <w:rStyle w:val="CommentReference"/>
@@ -6485,7 +7372,7 @@
           <w:sz w:val="22"/>
           <w:szCs w:val="22"/>
         </w:rPr>
-        <w:commentReference w:id="83"/>
+        <w:commentReference w:id="150"/>
       </w:r>
       <w:r>
         <w:rPr>
@@ -6541,7 +7428,7 @@
         </w:rPr>
         <w:t xml:space="preserve"> eels indicates biologically meaningful differences in</w:t>
       </w:r>
-      <w:ins w:id="84" w:author="Raven, Olivier (Student)" w:date="2026-09-18T13:34:00Z" w16du:dateUtc="2026-09-18T01:34:00Z">
+      <w:ins w:id="151" w:author="Raven, Olivier (Student)" w:date="2026-09-18T13:34:00Z" w16du:dateUtc="2026-09-18T01:34:00Z">
         <w:r>
           <w:rPr>
             <w:rFonts w:eastAsiaTheme="minorEastAsia"/>
@@ -6567,7 +7454,7 @@
           <w:t xml:space="preserve">responses </w:t>
         </w:r>
       </w:ins>
-      <w:del w:id="85" w:author="Raven, Olivier (Student)" w:date="2026-09-18T13:34:00Z" w16du:dateUtc="2026-09-18T01:34:00Z">
+      <w:del w:id="152" w:author="Raven, Olivier (Student)" w:date="2026-09-18T13:34:00Z" w16du:dateUtc="2026-09-18T01:34:00Z">
         <w:r>
           <w:rPr>
             <w:rFonts w:eastAsiaTheme="minorEastAsia"/>
@@ -6614,7 +7501,7 @@
           <w:lang w:val="en-GB"/>
         </w:rPr>
       </w:pPr>
-      <w:commentRangeStart w:id="86"/>
+      <w:commentRangeStart w:id="153"/>
       <w:r>
         <w:rPr>
           <w:rFonts w:eastAsiaTheme="minorEastAsia"/>
@@ -6667,7 +7554,7 @@
         </w:rPr>
         <w:t xml:space="preserve">. </w:t>
       </w:r>
-      <w:commentRangeEnd w:id="86"/>
+      <w:commentRangeEnd w:id="153"/>
       <w:r>
         <w:rPr>
           <w:rStyle w:val="CommentReference"/>
@@ -6675,9 +7562,9 @@
           <w:sz w:val="22"/>
           <w:szCs w:val="22"/>
         </w:rPr>
-        <w:commentReference w:id="86"/>
-      </w:r>
-      <w:commentRangeStart w:id="87"/>
+        <w:commentReference w:id="153"/>
+      </w:r>
+      <w:commentRangeStart w:id="154"/>
       <w:r>
         <w:rPr>
           <w:rFonts w:eastAsiaTheme="minorEastAsia"/>
@@ -6842,7 +7729,7 @@
         </w:rPr>
         <w:t>way (Shave et al. 1994).</w:t>
       </w:r>
-      <w:commentRangeEnd w:id="87"/>
+      <w:commentRangeEnd w:id="154"/>
       <w:r>
         <w:rPr>
           <w:rStyle w:val="CommentReference"/>
@@ -6851,7 +7738,7 @@
           <w:szCs w:val="22"/>
           <w:lang w:val="en-GB"/>
         </w:rPr>
-        <w:commentReference w:id="87"/>
+        <w:commentReference w:id="154"/>
       </w:r>
       <w:r>
         <w:rPr>
@@ -6954,6 +7841,7 @@
         <w:rPr>
           <w:rFonts w:eastAsiaTheme="minorEastAsia"/>
         </w:rPr>
+        <w:lastRenderedPageBreak/>
         <w:t>nuanced</w:t>
       </w:r>
       <w:r>
@@ -7033,7 +7921,7 @@
         </w:rPr>
         <w:t xml:space="preserve">. </w:t>
       </w:r>
-      <w:commentRangeStart w:id="88"/>
+      <w:commentRangeStart w:id="155"/>
       <w:r>
         <w:rPr>
           <w:rFonts w:eastAsiaTheme="minorEastAsia"/>
@@ -7145,7 +8033,7 @@
         </w:rPr>
         <w:t xml:space="preserve">period. </w:t>
       </w:r>
-      <w:commentRangeEnd w:id="88"/>
+      <w:commentRangeEnd w:id="155"/>
       <w:r>
         <w:rPr>
           <w:rStyle w:val="CommentReference"/>
@@ -7154,7 +8042,7 @@
           <w:szCs w:val="22"/>
           <w:lang w:val="en-GB"/>
         </w:rPr>
-        <w:commentReference w:id="88"/>
+        <w:commentReference w:id="155"/>
       </w:r>
       <w:r>
         <w:rPr>
@@ -7197,7 +8085,7 @@
         </w:rPr>
         <w:t xml:space="preserve"> </w:t>
       </w:r>
-      <w:commentRangeStart w:id="89"/>
+      <w:commentRangeStart w:id="156"/>
       <w:r>
         <w:rPr>
           <w:rFonts w:eastAsiaTheme="minorEastAsia"/>
@@ -7268,7 +8156,7 @@
         </w:rPr>
         <w:t xml:space="preserve"> (i.e. a “flight” response). </w:t>
       </w:r>
-      <w:commentRangeEnd w:id="89"/>
+      <w:commentRangeEnd w:id="156"/>
       <w:r>
         <w:rPr>
           <w:rStyle w:val="CommentReference"/>
@@ -7277,7 +8165,7 @@
           <w:szCs w:val="22"/>
           <w:lang w:val="en-GB"/>
         </w:rPr>
-        <w:commentReference w:id="89"/>
+        <w:commentReference w:id="156"/>
       </w:r>
       <w:r>
         <w:rPr>
@@ -7298,15 +8186,7 @@
           <w:rFonts w:eastAsiaTheme="minorEastAsia"/>
           <w:lang w:val="en-GB"/>
         </w:rPr>
-        <w:t xml:space="preserve">would be </w:t>
-      </w:r>
-      <w:r>
-        <w:rPr>
-          <w:rFonts w:eastAsiaTheme="minorEastAsia"/>
-          <w:lang w:val="en-GB"/>
-        </w:rPr>
-        <w:lastRenderedPageBreak/>
-        <w:t xml:space="preserve">attempting to </w:t>
+        <w:t xml:space="preserve">would be attempting to </w:t>
       </w:r>
       <w:r>
         <w:rPr>
@@ -7358,8 +8238,8 @@
           <w:lang w:val="en-GB"/>
         </w:rPr>
       </w:pPr>
-      <w:commentRangeStart w:id="90"/>
-      <w:commentRangeStart w:id="91"/>
+      <w:commentRangeStart w:id="157"/>
+      <w:commentRangeStart w:id="158"/>
       <w:r>
         <w:rPr>
           <w:rFonts w:eastAsiaTheme="minorEastAsia"/>
@@ -7606,7 +8486,15 @@
           <w:rFonts w:eastAsiaTheme="minorEastAsia"/>
           <w:lang w:val="en-GB"/>
         </w:rPr>
-        <w:t xml:space="preserve"> (Achtymichuk et al. 2025). In addition, many crayfishes show a stronger response to alarm cues of conspecifics (Stebbing et al. 2010; Gherardi et al. 2011; Ramberg-Pihl &amp; Yurewicz 2020), and to kairomones from predators on a conspecifics diet (Beattie &amp; Moore 2018). </w:t>
+        <w:t xml:space="preserve"> (Achtymichuk et al. 2025). In addition, many crayfishes show a stronger response to alarm cues of conspecifics (Stebbing et al. 2010; Gherardi et al. 2011; Ramberg-Pihl &amp; Yurewicz 2020), and to </w:t>
+      </w:r>
+      <w:r>
+        <w:rPr>
+          <w:rFonts w:eastAsiaTheme="minorEastAsia"/>
+          <w:lang w:val="en-GB"/>
+        </w:rPr>
+        <w:lastRenderedPageBreak/>
+        <w:t xml:space="preserve">kairomones from predators on a conspecifics diet (Beattie &amp; Moore 2018). </w:t>
       </w:r>
       <w:r>
         <w:rPr>
@@ -7743,7 +8631,7 @@
         </w:rPr>
         <w:t xml:space="preserve">). </w:t>
       </w:r>
-      <w:del w:id="92" w:author="Raven, Olivier (Student)" w:date="2026-09-18T13:36:00Z" w16du:dateUtc="2026-09-18T01:36:00Z">
+      <w:del w:id="159" w:author="Raven, Olivier (Student)" w:date="2026-09-18T13:36:00Z" w16du:dateUtc="2026-09-18T01:36:00Z">
         <w:r>
           <w:rPr>
             <w:rFonts w:ascii="Calibri" w:eastAsia="Calibri" w:hAnsi="Calibri" w:cs="Calibri"/>
@@ -7765,7 +8653,7 @@
           </w:rPr>
           <w:delText xml:space="preserve"> days and at this point </w:delText>
         </w:r>
-        <w:commentRangeStart w:id="93"/>
+        <w:commentRangeStart w:id="160"/>
         <w:r>
           <w:rPr>
             <w:rFonts w:ascii="Calibri" w:eastAsia="Calibri" w:hAnsi="Calibri" w:cs="Calibri"/>
@@ -7774,7 +8662,7 @@
           <w:delText>there was a clear discrepancy between the control feeding rate and the much lower feeding rates in the two fish treatments.</w:delText>
         </w:r>
       </w:del>
-      <w:ins w:id="94" w:author="Raven, Olivier (Student)" w:date="2026-09-18T13:38:00Z" w16du:dateUtc="2026-09-18T01:38:00Z">
+      <w:ins w:id="161" w:author="Raven, Olivier (Student)" w:date="2026-09-18T13:38:00Z" w16du:dateUtc="2026-09-18T01:38:00Z">
         <w:r>
           <w:rPr>
             <w:rFonts w:ascii="Calibri" w:eastAsia="Calibri" w:hAnsi="Calibri" w:cs="Calibri"/>
@@ -7783,7 +8671,7 @@
           <w:t>A</w:t>
         </w:r>
       </w:ins>
-      <w:ins w:id="95" w:author="Raven, Olivier (Student)" w:date="2026-09-18T13:36:00Z" w16du:dateUtc="2026-09-18T01:36:00Z">
+      <w:ins w:id="162" w:author="Raven, Olivier (Student)" w:date="2026-09-18T13:36:00Z" w16du:dateUtc="2026-09-18T01:36:00Z">
         <w:r>
           <w:rPr>
             <w:rFonts w:ascii="Calibri" w:eastAsia="Calibri" w:hAnsi="Calibri" w:cs="Calibri"/>
@@ -7792,7 +8680,7 @@
           <w:t xml:space="preserve">t day 4, control feeding rates were numerically higher </w:t>
         </w:r>
       </w:ins>
-      <w:ins w:id="96" w:author="Raven, Olivier (Student)" w:date="2026-09-18T13:38:00Z" w16du:dateUtc="2026-09-18T01:38:00Z">
+      <w:ins w:id="163" w:author="Raven, Olivier (Student)" w:date="2026-09-18T13:38:00Z" w16du:dateUtc="2026-09-18T01:38:00Z">
         <w:r>
           <w:rPr>
             <w:rFonts w:ascii="Calibri" w:eastAsia="Calibri" w:hAnsi="Calibri" w:cs="Calibri"/>
@@ -7801,7 +8689,7 @@
           <w:t>than</w:t>
         </w:r>
       </w:ins>
-      <w:ins w:id="97" w:author="Raven, Olivier (Student)" w:date="2026-09-18T13:36:00Z" w16du:dateUtc="2026-09-18T01:36:00Z">
+      <w:ins w:id="164" w:author="Raven, Olivier (Student)" w:date="2026-09-18T13:36:00Z" w16du:dateUtc="2026-09-18T01:36:00Z">
         <w:r>
           <w:rPr>
             <w:rFonts w:ascii="Calibri" w:eastAsia="Calibri" w:hAnsi="Calibri" w:cs="Calibri"/>
@@ -7810,7 +8698,7 @@
           <w:t xml:space="preserve"> the two fish </w:t>
         </w:r>
       </w:ins>
-      <w:ins w:id="98" w:author="Raven, Olivier (Student)" w:date="2026-09-18T13:38:00Z" w16du:dateUtc="2026-09-18T01:38:00Z">
+      <w:ins w:id="165" w:author="Raven, Olivier (Student)" w:date="2026-09-18T13:38:00Z" w16du:dateUtc="2026-09-18T01:38:00Z">
         <w:r>
           <w:rPr>
             <w:rFonts w:ascii="Calibri" w:eastAsia="Calibri" w:hAnsi="Calibri" w:cs="Calibri"/>
@@ -7819,7 +8707,7 @@
           <w:t>treatments</w:t>
         </w:r>
       </w:ins>
-      <w:ins w:id="99" w:author="Raven, Olivier (Student)" w:date="2026-09-18T13:36:00Z" w16du:dateUtc="2026-09-18T01:36:00Z">
+      <w:ins w:id="166" w:author="Raven, Olivier (Student)" w:date="2026-09-18T13:36:00Z" w16du:dateUtc="2026-09-18T01:36:00Z">
         <w:r>
           <w:rPr>
             <w:rFonts w:ascii="Calibri" w:eastAsia="Calibri" w:hAnsi="Calibri" w:cs="Calibri"/>
@@ -7828,7 +8716,7 @@
           <w:t>, though this difference was not statistically significant and the d</w:t>
         </w:r>
       </w:ins>
-      <w:ins w:id="100" w:author="Raven, Olivier (Student)" w:date="2026-09-18T13:37:00Z" w16du:dateUtc="2026-09-18T01:37:00Z">
+      <w:ins w:id="167" w:author="Raven, Olivier (Student)" w:date="2026-09-18T13:37:00Z" w16du:dateUtc="2026-09-18T01:37:00Z">
         <w:r>
           <w:rPr>
             <w:rFonts w:ascii="Calibri" w:eastAsia="Calibri" w:hAnsi="Calibri" w:cs="Calibri"/>
@@ -7844,7 +8732,7 @@
         </w:rPr>
         <w:t xml:space="preserve"> </w:t>
       </w:r>
-      <w:commentRangeEnd w:id="93"/>
+      <w:commentRangeEnd w:id="160"/>
       <w:r>
         <w:rPr>
           <w:rStyle w:val="CommentReference"/>
@@ -7853,26 +8741,18 @@
           <w:szCs w:val="22"/>
           <w:lang w:val="en-GB"/>
         </w:rPr>
-        <w:commentReference w:id="93"/>
+        <w:commentReference w:id="160"/>
       </w:r>
       <w:r>
         <w:rPr>
           <w:rFonts w:ascii="Calibri" w:eastAsia="Calibri" w:hAnsi="Calibri" w:cs="Calibri"/>
           <w:lang w:val="en-GB"/>
         </w:rPr>
-        <w:t xml:space="preserve">Allowing for ethics and welfare concerns, if we had extended the starvation </w:t>
+        <w:t xml:space="preserve">Allowing for ethics and welfare concerns, if we had extended the starvation period, this may have elicited a stronger and prolonged response. </w:t>
       </w:r>
       <w:r>
         <w:rPr>
           <w:rFonts w:ascii="Calibri" w:eastAsia="Calibri" w:hAnsi="Calibri" w:cs="Calibri"/>
-          <w:lang w:val="en-GB"/>
-        </w:rPr>
-        <w:lastRenderedPageBreak/>
-        <w:t xml:space="preserve">period, this may have elicited a stronger and prolonged response. </w:t>
-      </w:r>
-      <w:r>
-        <w:rPr>
-          <w:rFonts w:ascii="Calibri" w:eastAsia="Calibri" w:hAnsi="Calibri" w:cs="Calibri"/>
         </w:rPr>
         <w:t xml:space="preserve">Additionally, the stress of confinement in an artificial setting may itself have altered normal kōura feeding responses, as elevated baseline stress hormones are known to modify foraging behaviour independently of predator cue exposure (Clinchy et al. 2013). </w:t>
       </w:r>
@@ -7908,7 +8788,7 @@
         </w:rPr>
         <w:t>Further experiments using higher kairomone concentrations, longer starvation periods, and continuous feeding monitoring would help clarify whether non-visual predator cues generate NCEs on kōura foraging behaviour.</w:t>
       </w:r>
-      <w:commentRangeEnd w:id="91"/>
+      <w:commentRangeEnd w:id="158"/>
       <w:r>
         <w:rPr>
           <w:rStyle w:val="CommentReference"/>
@@ -7917,9 +8797,9 @@
           <w:szCs w:val="22"/>
           <w:lang w:val="en-GB"/>
         </w:rPr>
-        <w:commentReference w:id="91"/>
-      </w:r>
-      <w:commentRangeEnd w:id="90"/>
+        <w:commentReference w:id="158"/>
+      </w:r>
+      <w:commentRangeEnd w:id="157"/>
       <w:r>
         <w:rPr>
           <w:rStyle w:val="CommentReference"/>
@@ -7928,7 +8808,7 @@
           <w:szCs w:val="22"/>
           <w:lang w:val="en-GB"/>
         </w:rPr>
-        <w:commentReference w:id="90"/>
+        <w:commentReference w:id="157"/>
       </w:r>
     </w:p>
     <w:p>
@@ -7941,7 +8821,7 @@
           <w:lang w:val="en-GB"/>
         </w:rPr>
       </w:pPr>
-      <w:commentRangeStart w:id="101"/>
+      <w:commentRangeStart w:id="168"/>
       <w:r>
         <w:rPr>
           <w:rFonts w:eastAsiaTheme="minorEastAsia"/>
@@ -7951,7 +8831,7 @@
         </w:rPr>
         <w:t>Conclusions</w:t>
       </w:r>
-      <w:commentRangeEnd w:id="101"/>
+      <w:commentRangeEnd w:id="168"/>
       <w:r>
         <w:rPr>
           <w:rStyle w:val="CommentReference"/>
@@ -7962,7 +8842,7 @@
           <w:szCs w:val="22"/>
           <w:lang w:val="en-GB"/>
         </w:rPr>
-        <w:commentReference w:id="101"/>
+        <w:commentReference w:id="168"/>
       </w:r>
     </w:p>
     <w:p>
@@ -8023,7 +8903,7 @@
         </w:rPr>
         <w:t xml:space="preserve"> study provides experimental evidence </w:t>
       </w:r>
-      <w:ins w:id="102" w:author="Raven, Olivier (Student)" w:date="2026-09-18T13:39:00Z" w16du:dateUtc="2026-09-18T01:39:00Z">
+      <w:ins w:id="169" w:author="Raven, Olivier (Student)" w:date="2026-09-18T13:39:00Z" w16du:dateUtc="2026-09-18T01:39:00Z">
         <w:r>
           <w:rPr>
             <w:rFonts w:eastAsiaTheme="minorEastAsia"/>
@@ -8039,7 +8919,7 @@
           <w:t xml:space="preserve">asymmetric </w:t>
         </w:r>
       </w:ins>
-      <w:ins w:id="103" w:author="Raven, Olivier (Student)" w:date="2026-09-18T13:40:00Z" w16du:dateUtc="2026-09-18T01:40:00Z">
+      <w:ins w:id="170" w:author="Raven, Olivier (Student)" w:date="2026-09-18T13:40:00Z" w16du:dateUtc="2026-09-18T01:40:00Z">
         <w:r>
           <w:rPr>
             <w:rFonts w:eastAsiaTheme="minorEastAsia"/>
@@ -8048,7 +8928,7 @@
           <w:t>behavioural</w:t>
         </w:r>
       </w:ins>
-      <w:ins w:id="104" w:author="Raven, Olivier (Student)" w:date="2026-09-18T13:39:00Z" w16du:dateUtc="2026-09-18T01:39:00Z">
+      <w:ins w:id="171" w:author="Raven, Olivier (Student)" w:date="2026-09-18T13:39:00Z" w16du:dateUtc="2026-09-18T01:39:00Z">
         <w:r>
           <w:rPr>
             <w:rFonts w:eastAsiaTheme="minorEastAsia"/>
@@ -8064,7 +8944,7 @@
           <w:t xml:space="preserve">with </w:t>
         </w:r>
       </w:ins>
-      <w:ins w:id="105" w:author="Raven, Olivier (Student)" w:date="2026-09-18T13:40:00Z" w16du:dateUtc="2026-09-18T01:40:00Z">
+      <w:ins w:id="172" w:author="Raven, Olivier (Student)" w:date="2026-09-18T13:40:00Z" w16du:dateUtc="2026-09-18T01:40:00Z">
         <w:r>
           <w:rPr>
             <w:rFonts w:eastAsiaTheme="minorEastAsia"/>
@@ -8087,7 +8967,7 @@
           <w:t xml:space="preserve"> in dark conditions.</w:t>
         </w:r>
       </w:ins>
-      <w:del w:id="106" w:author="Raven, Olivier (Student)" w:date="2026-09-18T13:40:00Z" w16du:dateUtc="2026-09-18T01:40:00Z">
+      <w:del w:id="173" w:author="Raven, Olivier (Student)" w:date="2026-09-18T13:40:00Z" w16du:dateUtc="2026-09-18T01:40:00Z">
         <w:r>
           <w:rPr>
             <w:rFonts w:eastAsiaTheme="minorEastAsia"/>
@@ -8232,7 +9112,14 @@
         <w:rPr>
           <w:rFonts w:eastAsiaTheme="minorEastAsia"/>
         </w:rPr>
-        <w:t xml:space="preserve">should particularly include kōura from eel-inhabited waterways, which would determine whether populations with </w:t>
+        <w:t xml:space="preserve">should particularly include kōura from eel-inhabited waterways, which would determine whether </w:t>
+      </w:r>
+      <w:r>
+        <w:rPr>
+          <w:rFonts w:eastAsiaTheme="minorEastAsia"/>
+        </w:rPr>
+        <w:lastRenderedPageBreak/>
+        <w:t xml:space="preserve">populations with </w:t>
       </w:r>
       <w:r>
         <w:rPr>
@@ -8397,15 +9284,7 @@
           <w:rFonts w:eastAsiaTheme="minorEastAsia"/>
           <w:lang w:val="en-GB"/>
         </w:rPr>
-        <w:t xml:space="preserve"> ecosystem engineer, even a small increase in refuge use driven by catfish presence could have cascading effects on sediment dynamics, decomposition, and nutrient cycling in invaded lakes. </w:t>
-      </w:r>
-      <w:r>
-        <w:rPr>
-          <w:rFonts w:eastAsiaTheme="minorEastAsia"/>
-          <w:lang w:val="en-GB"/>
-        </w:rPr>
-        <w:lastRenderedPageBreak/>
-        <w:t>As brown bullhead catfish continue to spread across Aotearoa’s rivers and lakes, management strategies aimed at protecting kōura should account for the behavioural cost of catfish NCEs alongside direct predation pressure as an underappreciated and ecologically significant dimension to this invasion.</w:t>
+        <w:t xml:space="preserve"> ecosystem engineer, even a small increase in refuge use driven by catfish presence could have cascading effects on sediment dynamics, decomposition, and nutrient cycling in invaded lakes. As brown bullhead catfish continue to spread across Aotearoa’s rivers and lakes, management strategies aimed at protecting kōura should account for the behavioural cost of catfish NCEs alongside direct predation pressure as an underappreciated and ecologically significant dimension to this invasion.</w:t>
       </w:r>
     </w:p>
     <w:p>
@@ -8535,7 +9414,7 @@
         </w:rPr>
         <w:t>This research was supported by the Fish Futures programme funded through a Ministry of Business, Innovation and Employment grant (CAWX2101)</w:t>
       </w:r>
-      <w:ins w:id="107" w:author="Raven, Olivier (Student)" w:date="2026-06-18T17:14:00Z" w16du:dateUtc="2026-06-18T05:14:00Z">
+      <w:ins w:id="174" w:author="Raven, Olivier (Student)" w:date="2026-06-18T17:14:00Z" w16du:dateUtc="2026-06-18T05:14:00Z">
         <w:r>
           <w:rPr>
             <w:lang w:val="en-GB"/>
@@ -8543,7 +9422,7 @@
           <w:t xml:space="preserve"> </w:t>
         </w:r>
       </w:ins>
-      <w:ins w:id="108" w:author="Raven, Olivier (Student)" w:date="2026-06-18T17:14:00Z">
+      <w:ins w:id="175" w:author="Raven, Olivier (Student)" w:date="2026-06-18T17:14:00Z">
         <w:r>
           <w:rPr>
             <w:lang w:val="en-GB"/>
@@ -8575,7 +9454,11 @@
         <w:spacing w:before="120" w:line="360" w:lineRule="auto"/>
       </w:pPr>
       <w:r>
-        <w:t>Study conception and design were undertaken by O.V.R., C.M., and R.H. Experiments were executed by O.V.R. and C.M. Data analysis was performed by O.V.R. and F.L. I.A.K.K. initiated the concept of this study for inclusion in the FishFutures programme, obtained iwi consent, and provided local ecological knowledge and kōura specimens. Manuscript drafting was led by O.V.R. All authors contributed to manuscript revision, approved the results, and agreed on the final manuscript.</w:t>
+        <w:t xml:space="preserve">Study conception and design were undertaken by O.V.R., C.M., and R.H. Experiments were executed by O.V.R. and C.M. Data analysis was performed by O.V.R. and F.L. I.A.K.K. initiated the concept of this </w:t>
+      </w:r>
+      <w:r>
+        <w:lastRenderedPageBreak/>
+        <w:t>study for inclusion in the FishFutures programme, obtained iwi consent, and provided local ecological knowledge and kōura specimens. Manuscript drafting was led by O.V.R. All authors contributed to manuscript revision, approved the results, and agreed on the final manuscript.</w:t>
       </w:r>
     </w:p>
     <w:p>
@@ -8743,7 +9626,6 @@
         <w:rPr>
           <w:lang w:val="en-GB"/>
         </w:rPr>
-        <w:lastRenderedPageBreak/>
         <w:t>The code and derived data supporting the findings of this study are openly available on GitHub (</w:t>
       </w:r>
       <w:r>
@@ -9390,6 +10272,7 @@
           <w:szCs w:val="18"/>
           <w:lang w:val="en-GB"/>
         </w:rPr>
+        <w:lastRenderedPageBreak/>
         <w:t xml:space="preserve">Brooks, M. E., Kristensen, K., van Benthem, K. J., Magnusson, A., Berg, C. W., Nielsen, A., Skaug, H. J., Mächler, M., &amp; Bolker, B. M. </w:t>
       </w:r>
       <w:r>
@@ -9764,7 +10647,6 @@
           <w:szCs w:val="18"/>
           <w:lang w:val="en-GB"/>
         </w:rPr>
-        <w:lastRenderedPageBreak/>
         <w:t xml:space="preserve">Dawkins, R., &amp; Krebs, J. R. (1979). Arms races between and within species. Proceedings of the Royal Society of London. B. Biological Sciences, </w:t>
       </w:r>
       <w:r>
@@ -10379,6 +11261,7 @@
           <w:szCs w:val="18"/>
           <w:lang w:val="en-GB"/>
         </w:rPr>
+        <w:lastRenderedPageBreak/>
         <w:t xml:space="preserve">Hartig, F., Lohse, L., &amp; leite, M. de S. (2024). DHARMa: Residual Diagnostics for Hierarchical (Multi-Level / Mixed) Regression Models (Version 0.4.7) [Computer software]. </w:t>
       </w:r>
       <w:hyperlink r:id="rId32" w:history="1">
@@ -10757,7 +11640,6 @@
           <w:szCs w:val="18"/>
           <w:lang w:val="en-GB"/>
         </w:rPr>
-        <w:lastRenderedPageBreak/>
         <w:t xml:space="preserve">Kaulfuss, U., Lee, D. E., Wartho, J.-A., Bowie, E., Lindqvist, J. K., Conran, J. G., Bannister, J. M., Mildenhall, D. C., Kennedy, E. M., &amp; Gorman, A. R. (2018). Geology and palaeontology of the Hindon Maar Complex: A Miocene terrestrial fossil </w:t>
       </w:r>
       <w:r>
@@ -10898,13 +11780,13 @@
         <w:spacing w:after="0" w:line="360" w:lineRule="auto"/>
         <w:ind w:left="810" w:hanging="720"/>
         <w:rPr>
-          <w:ins w:id="109" w:author="Raven, Olivier (Student)" w:date="2026-06-12T09:29:00Z"/>
+          <w:ins w:id="176" w:author="Raven, Olivier (Student)" w:date="2026-06-12T09:29:00Z"/>
           <w:sz w:val="18"/>
           <w:szCs w:val="18"/>
           <w:lang w:val="en-GB"/>
         </w:rPr>
       </w:pPr>
-      <w:ins w:id="110" w:author="Raven, Olivier (Student)" w:date="2026-06-12T09:29:00Z">
+      <w:ins w:id="177" w:author="Raven, Olivier (Student)" w:date="2026-06-12T09:29:00Z">
         <w:r>
           <w:rPr>
             <w:sz w:val="18"/>
@@ -10990,7 +11872,7 @@
           <w:t>https://doi.org/10.1007/s10530-026-03852-0</w:t>
         </w:r>
       </w:ins>
-      <w:ins w:id="111" w:author="Raven, Olivier (Student)" w:date="2026-06-12T09:29:00Z" w16du:dateUtc="2026-06-11T21:29:00Z">
+      <w:ins w:id="178" w:author="Raven, Olivier (Student)" w:date="2026-06-12T09:29:00Z" w16du:dateUtc="2026-06-11T21:29:00Z">
         <w:r>
           <w:rPr>
             <w:sz w:val="18"/>
@@ -11006,13 +11888,13 @@
         <w:spacing w:after="0" w:line="360" w:lineRule="auto"/>
         <w:ind w:left="810" w:hanging="720"/>
         <w:rPr>
-          <w:del w:id="112" w:author="Raven, Olivier (Student)" w:date="2026-06-12T09:29:00Z" w16du:dateUtc="2026-06-11T21:29:00Z"/>
+          <w:del w:id="179" w:author="Raven, Olivier (Student)" w:date="2026-06-12T09:29:00Z" w16du:dateUtc="2026-06-11T21:29:00Z"/>
           <w:sz w:val="18"/>
           <w:szCs w:val="18"/>
           <w:lang w:val="en-GB"/>
         </w:rPr>
       </w:pPr>
-      <w:del w:id="113" w:author="Raven, Olivier (Student)" w:date="2026-06-12T09:29:00Z" w16du:dateUtc="2026-06-11T21:29:00Z">
+      <w:del w:id="180" w:author="Raven, Olivier (Student)" w:date="2026-06-12T09:29:00Z" w16du:dateUtc="2026-06-11T21:29:00Z">
         <w:r>
           <w:rPr>
             <w:sz w:val="18"/>
@@ -11397,6 +12279,7 @@
           <w:szCs w:val="18"/>
           <w:lang w:val="en-GB"/>
         </w:rPr>
+        <w:lastRenderedPageBreak/>
         <w:t xml:space="preserve">MacNeil, C., Lee, F., Kusabs, I., &amp; Holmes, R. (2025). The biter bit; scavenging behaviour of native freshwater crayfish on the carrion of native and introduced fish predators in Aotearoa-New Zealand. </w:t>
       </w:r>
       <w:r>
@@ -11869,7 +12752,6 @@
           <w:szCs w:val="18"/>
           <w:lang w:val="en-GB"/>
         </w:rPr>
-        <w:lastRenderedPageBreak/>
         <w:t xml:space="preserve">R Core Team. (2025). R: A Language and Environment for Statistical Computing. R Foundation for Statistical Computing [Computer software]. </w:t>
       </w:r>
       <w:hyperlink r:id="rId53" w:history="1">
@@ -12473,6 +13355,7 @@
           <w:szCs w:val="18"/>
           <w:lang w:val="nl-NL"/>
         </w:rPr>
+        <w:lastRenderedPageBreak/>
         <w:t xml:space="preserve">Smee, D. L., &amp; Weissburg, M. J. (2006). </w:t>
       </w:r>
       <w:r>
@@ -13010,7 +13893,6 @@
           <w:szCs w:val="18"/>
           <w:lang w:val="en-GB"/>
         </w:rPr>
-        <w:lastRenderedPageBreak/>
         <w:t xml:space="preserve">Wright, T. F., Eberhard, J. R., Hobson, E. A., Avery, M. L., &amp; Russello, M. A. (2010). Behavioral flexibility and species invasions: The adaptive flexibility hypothesis. </w:t>
       </w:r>
       <w:r>
@@ -13198,8 +14080,8 @@
           <w:color w:val="000000"/>
         </w:rPr>
       </w:pPr>
-      <w:commentRangeStart w:id="114"/>
-      <w:commentRangeStart w:id="115"/>
+      <w:commentRangeStart w:id="181"/>
+      <w:commentRangeStart w:id="182"/>
       <w:r>
         <w:rPr>
           <w:rFonts w:cstheme="minorHAnsi"/>
@@ -13216,7 +14098,7 @@
         </w:rPr>
         <w:t>1</w:t>
       </w:r>
-      <w:commentRangeEnd w:id="115"/>
+      <w:commentRangeEnd w:id="182"/>
       <w:r>
         <w:rPr>
           <w:rStyle w:val="CommentReference"/>
@@ -13226,7 +14108,7 @@
           <w:szCs w:val="18"/>
           <w:lang w:val="en-GB"/>
         </w:rPr>
-        <w:commentReference w:id="115"/>
+        <w:commentReference w:id="182"/>
       </w:r>
       <w:r>
         <w:rPr>
@@ -13243,7 +14125,7 @@
         </w:rPr>
         <w:t xml:space="preserve">Pairwise </w:t>
       </w:r>
-      <w:commentRangeEnd w:id="114"/>
+      <w:commentRangeEnd w:id="181"/>
       <w:r>
         <w:rPr>
           <w:rStyle w:val="CommentReference"/>
@@ -13252,7 +14134,7 @@
           <w:sz w:val="18"/>
           <w:szCs w:val="18"/>
         </w:rPr>
-        <w:commentReference w:id="114"/>
+        <w:commentReference w:id="181"/>
       </w:r>
       <w:r>
         <w:rPr>
@@ -16208,6 +17090,7 @@
           <w:sz w:val="18"/>
           <w:szCs w:val="18"/>
         </w:rPr>
+        <w:lastRenderedPageBreak/>
         <w:br w:type="page"/>
       </w:r>
     </w:p>
@@ -16221,7 +17104,7 @@
           <w:szCs w:val="18"/>
         </w:rPr>
       </w:pPr>
-      <w:commentRangeStart w:id="116"/>
+      <w:commentRangeStart w:id="183"/>
       <w:r>
         <w:rPr>
           <w:b/>
@@ -16232,7 +17115,7 @@
         <w:lastRenderedPageBreak/>
         <w:t>Figures</w:t>
       </w:r>
-      <w:commentRangeEnd w:id="116"/>
+      <w:commentRangeEnd w:id="183"/>
       <w:r>
         <w:rPr>
           <w:rStyle w:val="CommentReference"/>
@@ -16241,7 +17124,7 @@
           <w:sz w:val="18"/>
           <w:szCs w:val="18"/>
         </w:rPr>
-        <w:commentReference w:id="116"/>
+        <w:commentReference w:id="183"/>
       </w:r>
     </w:p>
     <w:p>
@@ -16318,7 +17201,7 @@
           <w:lang w:val="en-GB"/>
         </w:rPr>
       </w:pPr>
-      <w:commentRangeStart w:id="117"/>
+      <w:commentRangeStart w:id="184"/>
       <w:r>
         <w:rPr>
           <w:rFonts w:eastAsiaTheme="minorEastAsia"/>
@@ -16330,7 +17213,7 @@
         </w:rPr>
         <w:t xml:space="preserve">Fig. 1. </w:t>
       </w:r>
-      <w:commentRangeEnd w:id="117"/>
+      <w:commentRangeEnd w:id="184"/>
       <w:r>
         <w:rPr>
           <w:rStyle w:val="CommentReference"/>
@@ -16342,7 +17225,7 @@
           <w:szCs w:val="20"/>
           <w:lang w:val="en-GB"/>
         </w:rPr>
-        <w:commentReference w:id="117"/>
+        <w:commentReference w:id="184"/>
       </w:r>
       <w:r>
         <w:rPr>
@@ -16574,7 +17457,7 @@
           </wp:inline>
         </w:drawing>
       </w:r>
-      <w:commentRangeStart w:id="118"/>
+      <w:commentRangeStart w:id="185"/>
       <w:r>
         <w:rPr>
           <w:rFonts w:eastAsiaTheme="minorEastAsia"/>
@@ -16586,7 +17469,7 @@
         </w:rPr>
         <w:t xml:space="preserve">Fig. 2. </w:t>
       </w:r>
-      <w:commentRangeEnd w:id="118"/>
+      <w:commentRangeEnd w:id="185"/>
       <w:r>
         <w:rPr>
           <w:rStyle w:val="CommentReference"/>
@@ -16596,7 +17479,7 @@
           <w:sz w:val="20"/>
           <w:szCs w:val="20"/>
         </w:rPr>
-        <w:commentReference w:id="118"/>
+        <w:commentReference w:id="185"/>
       </w:r>
       <w:r>
         <w:rPr>
@@ -16608,7 +17491,7 @@
         </w:rPr>
         <w:t xml:space="preserve">Predicted marginal probabilities of refuge use by treatment and </w:t>
       </w:r>
-      <w:commentRangeStart w:id="119"/>
+      <w:commentRangeStart w:id="186"/>
       <w:r>
         <w:rPr>
           <w:rFonts w:eastAsiaTheme="minorEastAsia"/>
@@ -16619,7 +17502,7 @@
         </w:rPr>
         <w:t xml:space="preserve">experimental period </w:t>
       </w:r>
-      <w:commentRangeEnd w:id="119"/>
+      <w:commentRangeEnd w:id="186"/>
       <w:r>
         <w:rPr>
           <w:rStyle w:val="CommentReference"/>
@@ -16629,7 +17512,7 @@
           <w:sz w:val="20"/>
           <w:szCs w:val="20"/>
         </w:rPr>
-        <w:commentReference w:id="119"/>
+        <w:commentReference w:id="186"/>
       </w:r>
       <w:r>
         <w:rPr>
@@ -16682,7 +17565,7 @@
           <w:lang w:val="en-GB"/>
         </w:rPr>
       </w:pPr>
-      <w:ins w:id="120" w:author="Raven, Olivier (Student)" w:date="2026-09-15T12:30:00Z" w16du:dateUtc="2026-09-15T00:30:00Z">
+      <w:ins w:id="187" w:author="Raven, Olivier (Student)" w:date="2026-09-15T12:30:00Z" w16du:dateUtc="2026-09-15T00:30:00Z">
         <w:r>
           <w:rPr>
             <w:rFonts w:eastAsiaTheme="minorEastAsia"/>
@@ -16743,7 +17626,7 @@
           <w:lang w:val="en-GB"/>
         </w:rPr>
       </w:pPr>
-      <w:commentRangeStart w:id="121"/>
+      <w:commentRangeStart w:id="188"/>
       <w:r>
         <w:rPr>
           <w:rFonts w:eastAsiaTheme="minorEastAsia"/>
@@ -16755,7 +17638,7 @@
         </w:rPr>
         <w:t xml:space="preserve">Fig. 3. </w:t>
       </w:r>
-      <w:commentRangeEnd w:id="121"/>
+      <w:commentRangeEnd w:id="188"/>
       <w:r>
         <w:rPr>
           <w:rStyle w:val="CommentReference"/>
@@ -16765,7 +17648,7 @@
           <w:sz w:val="20"/>
           <w:szCs w:val="20"/>
         </w:rPr>
-        <w:commentReference w:id="121"/>
+        <w:commentReference w:id="188"/>
       </w:r>
       <w:r>
         <w:rPr>
@@ -16937,8 +17820,8 @@
           <w:lang w:val="en-GB"/>
         </w:rPr>
       </w:pPr>
-      <w:commentRangeStart w:id="122"/>
-      <w:commentRangeStart w:id="123"/>
+      <w:commentRangeStart w:id="189"/>
+      <w:commentRangeStart w:id="190"/>
       <w:r>
         <w:rPr>
           <w:rFonts w:eastAsiaTheme="minorEastAsia"/>
@@ -16950,7 +17833,7 @@
         </w:rPr>
         <w:t xml:space="preserve">Fig. 4. </w:t>
       </w:r>
-      <w:commentRangeEnd w:id="123"/>
+      <w:commentRangeEnd w:id="190"/>
       <w:r>
         <w:rPr>
           <w:rStyle w:val="CommentReference"/>
@@ -16961,7 +17844,7 @@
           <w:szCs w:val="20"/>
           <w:lang w:val="en-GB"/>
         </w:rPr>
-        <w:commentReference w:id="123"/>
+        <w:commentReference w:id="190"/>
       </w:r>
       <w:r>
         <w:rPr>
@@ -16974,7 +17857,7 @@
         </w:rPr>
         <w:t>Mean (±SE) kōura feeding rate (pellets consumed per gram wet weight kōura) across predator treatments (catfish, eel, control) and starvation periods (0, 3, and 4 days).</w:t>
       </w:r>
-      <w:commentRangeEnd w:id="122"/>
+      <w:commentRangeEnd w:id="189"/>
       <w:r>
         <w:rPr>
           <w:rStyle w:val="CommentReference"/>
@@ -16983,7 +17866,7 @@
           <w:szCs w:val="20"/>
           <w:lang w:val="en-GB"/>
         </w:rPr>
-        <w:commentReference w:id="122"/>
+        <w:commentReference w:id="189"/>
       </w:r>
       <w:r>
         <w:rPr>
@@ -26170,7 +27053,7 @@
       </w:r>
     </w:p>
   </w:comment>
-  <w:comment w:id="8" w:author="Raven, Olivier (Student)" w:date="2026-09-15T12:42:00Z" w:initials="OR">
+  <w:comment w:id="20" w:author="Raven, Olivier (Student)" w:date="2026-09-15T12:42:00Z" w:initials="OR">
     <w:p>
       <w:pPr>
         <w:pStyle w:val="CommentText"/>
@@ -26193,7 +27076,7 @@
       </w:r>
     </w:p>
   </w:comment>
-  <w:comment w:id="15" w:author="Raven, Olivier (Student)" w:date="2026-09-15T12:18:00Z" w:initials="OR">
+  <w:comment w:id="27" w:author="Raven, Olivier (Student)" w:date="2026-09-15T12:18:00Z" w:initials="OR">
     <w:p>
       <w:pPr>
         <w:pStyle w:val="CommentText"/>
@@ -26216,7 +27099,7 @@
       </w:r>
     </w:p>
   </w:comment>
-  <w:comment w:id="16" w:author="Raven, Olivier (Student)" w:date="2026-09-15T13:13:00Z" w:initials="OR">
+  <w:comment w:id="28" w:author="Raven, Olivier (Student)" w:date="2026-09-15T13:13:00Z" w:initials="OR">
     <w:p>
       <w:pPr>
         <w:pStyle w:val="CommentText"/>
@@ -26239,7 +27122,7 @@
       </w:r>
     </w:p>
   </w:comment>
-  <w:comment w:id="17" w:author="Raven, Olivier (Student)" w:date="2026-09-15T13:13:00Z" w:initials="OR">
+  <w:comment w:id="29" w:author="Raven, Olivier (Student)" w:date="2026-09-15T13:13:00Z" w:initials="OR">
     <w:p>
       <w:pPr>
         <w:pStyle w:val="CommentText"/>
@@ -26262,7 +27145,7 @@
       </w:r>
     </w:p>
   </w:comment>
-  <w:comment w:id="18" w:author="Raven, Olivier (Student)" w:date="2026-09-15T12:18:00Z" w:initials="OR">
+  <w:comment w:id="30" w:author="Raven, Olivier (Student)" w:date="2026-09-15T12:18:00Z" w:initials="OR">
     <w:p>
       <w:pPr>
         <w:pStyle w:val="CommentText"/>
@@ -26285,7 +27168,7 @@
       </w:r>
     </w:p>
   </w:comment>
-  <w:comment w:id="19" w:author="Raven, Olivier (Student)" w:date="2026-09-16T16:35:00Z" w:initials="OR">
+  <w:comment w:id="31" w:author="Raven, Olivier (Student)" w:date="2026-09-16T16:35:00Z" w:initials="OR">
     <w:p>
       <w:pPr>
         <w:pStyle w:val="CommentText"/>
@@ -26298,213 +27181,6 @@
       </w:r>
       <w:r>
         <w:t>[@Collier1997; @Usio2004; @Kusabs2026]</w:t>
-      </w:r>
-    </w:p>
-  </w:comment>
-  <w:comment w:id="26" w:author="Raven, Olivier (Student)" w:date="2026-09-15T12:21:00Z" w:initials="OR">
-    <w:p>
-      <w:pPr>
-        <w:pStyle w:val="CommentText"/>
-      </w:pPr>
-      <w:r>
-        <w:rPr>
-          <w:rStyle w:val="CommentReference"/>
-        </w:rPr>
-        <w:annotationRef/>
-      </w:r>
-      <w:r>
-        <w:rPr>
-          <w:color w:val="000033"/>
-          <w:highlight w:val="white"/>
-        </w:rPr>
-        <w:t>A central premise (catfish-linked crayfish decline) is supported by Kusabs et al. (in press), co-authored by an author of this manuscript. Please ensure the argument does not depend on unpublished work.</w:t>
-      </w:r>
-      <w:r>
-        <w:t xml:space="preserve"> </w:t>
-      </w:r>
-    </w:p>
-  </w:comment>
-  <w:comment w:id="29" w:author="Raven, Olivier (Student)" w:date="2026-09-16T14:33:00Z" w:initials="OR">
-    <w:p>
-      <w:pPr>
-        <w:pStyle w:val="CommentText"/>
-      </w:pPr>
-      <w:r>
-        <w:rPr>
-          <w:rStyle w:val="CommentReference"/>
-        </w:rPr>
-        <w:annotationRef/>
-      </w:r>
-      <w:r>
-        <w:rPr>
-          <w:color w:val="000033"/>
-          <w:highlight w:val="white"/>
-        </w:rPr>
-        <w:t>More fundamentally, the number of individual catfish and eels used is never stated, nor is fish identity included as a random effect; if a small number of fish were reused across tanks and rounds, the effective replication for a species contrast is the number of fish, not the number of crayfish, they were sourced from Ōkāreka and Tikitapu, where the authors state eels are rare or absent (L104-105); the "familiar native predator" may not be familiar to these animals, which weakens the novelty framing that the whole interpretation rests on. Please also reconcile the animal numbers: 92 crayfish are reported as sourced, but 64 (refuge) plus 46 (feeding) are used, and crayfish are said to be exposed only once.</w:t>
-      </w:r>
-      <w:r>
-        <w:t xml:space="preserve"> </w:t>
-      </w:r>
-    </w:p>
-  </w:comment>
-  <w:comment w:id="31" w:author="Raven, Olivier (Student)" w:date="2026-09-16T14:38:00Z" w:initials="OR">
-    <w:p>
-      <w:pPr>
-        <w:pStyle w:val="CommentText"/>
-      </w:pPr>
-      <w:r>
-        <w:rPr>
-          <w:rStyle w:val="CommentReference"/>
-        </w:rPr>
-        <w:annotationRef/>
-      </w:r>
-      <w:r>
-        <w:rPr>
-          <w:color w:val="000033"/>
-          <w:highlight w:val="white"/>
-        </w:rPr>
-        <w:t>they were sourced from Ōkāreka and Tikitapu, where the authors state eels are rare or absent (L104-105); the "familiar native predator" may not be familiar to these animals, which weakens the novelty framing that the whole interpretation rests on.</w:t>
-      </w:r>
-      <w:r>
-        <w:t xml:space="preserve"> </w:t>
-      </w:r>
-    </w:p>
-  </w:comment>
-  <w:comment w:id="33" w:author="Raven, Olivier (Student)" w:date="2026-09-16T14:35:00Z" w:initials="OR">
-    <w:p>
-      <w:pPr>
-        <w:pStyle w:val="CommentText"/>
-      </w:pPr>
-      <w:r>
-        <w:rPr>
-          <w:rStyle w:val="CommentReference"/>
-        </w:rPr>
-        <w:annotationRef/>
-      </w:r>
-      <w:r>
-        <w:rPr>
-          <w:color w:val="000033"/>
-          <w:highlight w:val="white"/>
-        </w:rPr>
-        <w:t>More fundamentally, the number of individual catfish and eels used is never stated, nor is fish identity included as a random effect; if a small number of fish were reused across tanks and rounds, the effective replication for a species contrast is the number of fish, not the number of crayfish, they were sourced from Ōkāreka and Tikitapu, where the authors state eels are rare or absent (L104-105); the "familiar native predator" may not be familiar to these animals, which weakens the novelty framing that the whole interpretation rests on. Please also reconcile the animal numbers: 92 crayfish are reported as sourced, but 64 (refuge) plus 46 (feeding) are used, and crayfish are said to be exposed only once.</w:t>
-      </w:r>
-      <w:r>
-        <w:t xml:space="preserve"> </w:t>
-      </w:r>
-    </w:p>
-  </w:comment>
-  <w:comment w:id="34" w:author="Raven, Olivier (Student)" w:date="2026-09-15T13:15:00Z" w:initials="OR">
-    <w:p>
-      <w:pPr>
-        <w:pStyle w:val="CommentText"/>
-      </w:pPr>
-      <w:r>
-        <w:rPr>
-          <w:rStyle w:val="CommentReference"/>
-        </w:rPr>
-        <w:annotationRef/>
-      </w:r>
-      <w:r>
-        <w:rPr>
-          <w:color w:val="000033"/>
-          <w:highlight w:val="white"/>
-        </w:rPr>
-        <w:t>L139-142: So, the authors used eight 38L glass tanks.</w:t>
-      </w:r>
-      <w:r>
-        <w:t xml:space="preserve"> </w:t>
-      </w:r>
-    </w:p>
-  </w:comment>
-  <w:comment w:id="35" w:author="Raven, Olivier (Student)" w:date="2026-09-15T13:14:00Z" w:initials="OR">
-    <w:p>
-      <w:pPr>
-        <w:pStyle w:val="CommentText"/>
-      </w:pPr>
-      <w:r>
-        <w:rPr>
-          <w:rStyle w:val="CommentReference"/>
-        </w:rPr>
-        <w:annotationRef/>
-      </w:r>
-      <w:r>
-        <w:rPr>
-          <w:color w:val="000033"/>
-          <w:highlight w:val="white"/>
-        </w:rPr>
-        <w:t>L131-133: I am wondering whether the authors have ruled out the possibility of tactile cues having an effect. Please consider rephrasing "visual and chemical cues" to "predation risk cues, including chemical and visual cues". Alternatively, if previous studies have identified predation risk cues that trigger behavioural responses in kōura and demonstrated that tactile cues are negligible in this system, please cite these studies.</w:t>
-      </w:r>
-      <w:r>
-        <w:t xml:space="preserve"> </w:t>
-      </w:r>
-    </w:p>
-  </w:comment>
-  <w:comment w:id="36" w:author="Raven, Olivier (Student)" w:date="2026-09-15T12:17:00Z" w:initials="OR">
-    <w:p>
-      <w:pPr>
-        <w:pStyle w:val="CommentText"/>
-      </w:pPr>
-      <w:r>
-        <w:rPr>
-          <w:rStyle w:val="CommentReference"/>
-        </w:rPr>
-        <w:annotationRef/>
-      </w:r>
-      <w:r>
-        <w:rPr>
-          <w:color w:val="000033"/>
-          <w:highlight w:val="white"/>
-        </w:rPr>
-        <w:t>L143-145: the assumption that the study species cannot perceive red light needs a citation, ideally one specific to crayfish and anguillids; note also that ~70 lux is dim rather than dark.</w:t>
-      </w:r>
-      <w:r>
-        <w:t xml:space="preserve"> </w:t>
-      </w:r>
-    </w:p>
-  </w:comment>
-  <w:comment w:id="37" w:author="Raven, Olivier (Student)" w:date="2026-09-15T13:17:00Z" w:initials="OR">
-    <w:p>
-      <w:pPr>
-        <w:pStyle w:val="CommentText"/>
-      </w:pPr>
-      <w:r>
-        <w:rPr>
-          <w:rStyle w:val="CommentReference"/>
-        </w:rPr>
-        <w:annotationRef/>
-      </w:r>
-      <w:r>
-        <w:rPr>
-          <w:color w:val="000033"/>
-          <w:highlight w:val="white"/>
-        </w:rPr>
-        <w:t>L146-148: I am unsure whether the authors used individual kōura repeatedly in the experiment. If not, they would have used 64 kōura in the initial experiment (L141-142). For the second experiment, they would have used 46 kōura (L171). In total, they would have used 110 kōura. However, the authors only collected 92 kōura from the wild (L103-104). Therefore, some of the kōura may have been used more than once. Nevertheless, lines 146-148 state that 'each individual kōura was only exposed once to a fish predator'. This suggests that some individuals were used twice in the experiments despite being exposed to predators only once. For instance, one kōura could have been assigned to the eel treatment in the first round and then to the control treatment in the next. If so, the authors should account for the repeated use of kōura in their analysis.</w:t>
-      </w:r>
-      <w:r>
-        <w:t xml:space="preserve"> </w:t>
-      </w:r>
-    </w:p>
-  </w:comment>
-  <w:comment w:id="39" w:author="Raven, Olivier (Student)" w:date="2026-09-15T12:27:00Z" w:initials="OR">
-    <w:p>
-      <w:pPr>
-        <w:pStyle w:val="CommentText"/>
-      </w:pPr>
-      <w:r>
-        <w:rPr>
-          <w:rStyle w:val="CommentReference"/>
-        </w:rPr>
-        <w:annotationRef/>
-      </w:r>
-      <w:r>
-        <w:rPr>
-          <w:color w:val="000033"/>
-          <w:highlight w:val="white"/>
-        </w:rPr>
-        <w:t>Report the number of predator individuals, whether they were reused, and the interval between reuses.</w:t>
-      </w:r>
-      <w:r>
-        <w:t xml:space="preserve"> </w:t>
       </w:r>
     </w:p>
   </w:comment>
@@ -26524,14 +27200,14 @@
           <w:color w:val="000033"/>
           <w:highlight w:val="white"/>
         </w:rPr>
-        <w:t>The "before" period spans 60 min and the "during" period 180 min; the unequal numbers of observations per aggregated period should be stated.</w:t>
+        <w:t>A central premise (catfish-linked crayfish decline) is supported by Kusabs et al. (in press), co-authored by an author of this manuscript. Please ensure the argument does not depend on unpublished work.</w:t>
       </w:r>
       <w:r>
         <w:t xml:space="preserve"> </w:t>
       </w:r>
     </w:p>
   </w:comment>
-  <w:comment w:id="40" w:author="Raven, Olivier (Student)" w:date="2026-09-15T13:18:00Z" w:initials="OR">
+  <w:comment w:id="41" w:author="Raven, Olivier (Student)" w:date="2026-09-16T14:33:00Z" w:initials="OR">
     <w:p>
       <w:pPr>
         <w:pStyle w:val="CommentText"/>
@@ -26547,14 +27223,14 @@
           <w:color w:val="000033"/>
           <w:highlight w:val="white"/>
         </w:rPr>
-        <w:t>L171: So, the authors used 14-16 glass tanks at once.</w:t>
+        <w:t>More fundamentally, the number of individual catfish and eels used is never stated, nor is fish identity included as a random effect; if a small number of fish were reused across tanks and rounds, the effective replication for a species contrast is the number of fish, not the number of crayfish, they were sourced from Ōkāreka and Tikitapu, where the authors state eels are rare or absent (L104-105); the "familiar native predator" may not be familiar to these animals, which weakens the novelty framing that the whole interpretation rests on. Please also reconcile the animal numbers: 92 crayfish are reported as sourced, but 64 (refuge) plus 46 (feeding) are used, and crayfish are said to be exposed only once.</w:t>
       </w:r>
       <w:r>
         <w:t xml:space="preserve"> </w:t>
       </w:r>
     </w:p>
   </w:comment>
-  <w:comment w:id="41" w:author="Raven, Olivier (Student)" w:date="2026-09-15T13:20:00Z" w:initials="OR">
+  <w:comment w:id="43" w:author="Raven, Olivier (Student)" w:date="2026-09-16T14:38:00Z" w:initials="OR">
     <w:p>
       <w:pPr>
         <w:pStyle w:val="CommentText"/>
@@ -26570,14 +27246,14 @@
           <w:color w:val="000033"/>
           <w:highlight w:val="white"/>
         </w:rPr>
-        <w:t>L173-175: The introduction section does not address the relationship between physiological status and the strength of NCEs. Please add sentences in the introduction section explaining this relationship and why it should be addressed in the present study.</w:t>
+        <w:t>they were sourced from Ōkāreka and Tikitapu, where the authors state eels are rare or absent (L104-105); the "familiar native predator" may not be familiar to these animals, which weakens the novelty framing that the whole interpretation rests on.</w:t>
       </w:r>
       <w:r>
         <w:t xml:space="preserve"> </w:t>
       </w:r>
     </w:p>
   </w:comment>
-  <w:comment w:id="42" w:author="Raven, Olivier (Student)" w:date="2026-09-16T14:59:00Z" w:initials="OR">
+  <w:comment w:id="52" w:author="Raven, Olivier (Student)" w:date="2026-09-16T14:35:00Z" w:initials="OR">
     <w:p>
       <w:pPr>
         <w:pStyle w:val="CommentText"/>
@@ -26593,14 +27269,14 @@
           <w:color w:val="000033"/>
           <w:highlight w:val="white"/>
         </w:rPr>
-        <w:t>I think reporting effect sizes with confidence intervals throughout and to interpret both experiments symmetrically.</w:t>
+        <w:t>More fundamentally, the number of individual catfish and eels used is never stated, nor is fish identity included as a random effect; if a small number of fish were reused across tanks and rounds, the effective replication for a species contrast is the number of fish, not the number of crayfish, they were sourced from Ōkāreka and Tikitapu, where the authors state eels are rare or absent (L104-105); the "familiar native predator" may not be familiar to these animals, which weakens the novelty framing that the whole interpretation rests on. Please also reconcile the animal numbers: 92 crayfish are reported as sourced, but 64 (refuge) plus 46 (feeding) are used, and crayfish are said to be exposed only once.</w:t>
       </w:r>
       <w:r>
         <w:t xml:space="preserve"> </w:t>
       </w:r>
     </w:p>
   </w:comment>
-  <w:comment w:id="43" w:author="Raven, Olivier (Student)" w:date="2026-09-15T13:22:00Z" w:initials="OR">
+  <w:comment w:id="65" w:author="Raven, Olivier (Student)" w:date="2026-09-15T13:15:00Z" w:initials="OR">
     <w:p>
       <w:pPr>
         <w:pStyle w:val="CommentText"/>
@@ -26616,14 +27292,14 @@
           <w:color w:val="000033"/>
           <w:highlight w:val="white"/>
         </w:rPr>
-        <w:t>L183-189: I am not sure why the authors treat behavioural variation among kōura individuals before adding predators to the experimental tanks as a response variable. Could the authors instead consider behavioural variation during the "before" period as an additional explanatory variable, replacing "period", and treat behavioural variation observed during the "during" period as a response variable?</w:t>
+        <w:t>L139-142: So, the authors used eight 38L glass tanks.</w:t>
       </w:r>
       <w:r>
         <w:t xml:space="preserve"> </w:t>
       </w:r>
     </w:p>
   </w:comment>
-  <w:comment w:id="44" w:author="Raven, Olivier (Student)" w:date="2026-09-16T14:39:00Z" w:initials="OR">
+  <w:comment w:id="67" w:author="Raven, Olivier (Student)" w:date="2026-09-15T13:14:00Z" w:initials="OR">
     <w:p>
       <w:pPr>
         <w:pStyle w:val="CommentText"/>
@@ -26639,14 +27315,14 @@
           <w:color w:val="000033"/>
           <w:highlight w:val="white"/>
         </w:rPr>
-        <w:t>More fundamentally, the number of individual catfish and eels used is never stated, nor is fish identity included as a random effect; if a small number of fish were reused across tanks and rounds, the effective replication for a species contrast is the number of fish, not the number of crayfish,</w:t>
+        <w:t>L131-133: I am wondering whether the authors have ruled out the possibility of tactile cues having an effect. Please consider rephrasing "visual and chemical cues" to "predation risk cues, including chemical and visual cues". Alternatively, if previous studies have identified predation risk cues that trigger behavioural responses in kōura and demonstrated that tactile cues are negligible in this system, please cite these studies.</w:t>
       </w:r>
       <w:r>
         <w:t xml:space="preserve"> </w:t>
       </w:r>
     </w:p>
   </w:comment>
-  <w:comment w:id="45" w:author="Raven, Olivier (Student)" w:date="2026-09-16T14:09:00Z" w:initials="OR">
+  <w:comment w:id="68" w:author="Raven, Olivier (Student)" w:date="2026-09-15T12:17:00Z" w:initials="OR">
     <w:p>
       <w:pPr>
         <w:pStyle w:val="CommentText"/>
@@ -26662,14 +27338,14 @@
           <w:color w:val="000033"/>
           <w:highlight w:val="white"/>
         </w:rPr>
-        <w:t>2. Design confounds units of replication. Light regime is fully confounded with experimental round and with animal batch (rounds 1-4 light, 5-8 dark, different crayfish in each), which the authors acknowledge, but the combined model is still used to report a significant light effect after dropping round as a random effect, which does not resolve the issues.</w:t>
+        <w:t>L143-145: the assumption that the study species cannot perceive red light needs a citation, ideally one specific to crayfish and anguillids; note also that ~70 lux is dim rather than dark.</w:t>
       </w:r>
       <w:r>
         <w:t xml:space="preserve"> </w:t>
       </w:r>
     </w:p>
   </w:comment>
-  <w:comment w:id="47" w:author="Raven, Olivier (Student)" w:date="2026-09-16T14:41:00Z" w:initials="OR">
+  <w:comment w:id="69" w:author="Raven, Olivier (Student)" w:date="2026-09-21T14:41:00Z" w:initials="OR">
     <w:p>
       <w:pPr>
         <w:pStyle w:val="CommentText"/>
@@ -26681,18 +27357,11 @@
         <w:annotationRef/>
       </w:r>
       <w:r>
-        <w:rPr>
-          <w:color w:val="000033"/>
-          <w:highlight w:val="white"/>
-        </w:rPr>
-        <w:t>More fundamentally, the number of individual catfish and eels used is never stated, nor is fish identity included as a random effect; if a small number of fish were reused across tanks and rounds, the effective replication for a species contrast is the number of fish, not the number of crayfish,</w:t>
-      </w:r>
-      <w:r>
-        <w:t xml:space="preserve"> </w:t>
+        <w:t>As crayfish do not perceive the red light to them it will look dark not dim</w:t>
       </w:r>
     </w:p>
   </w:comment>
-  <w:comment w:id="46" w:author="Raven, Olivier (Student)" w:date="2026-09-15T13:23:00Z" w:initials="OR">
+  <w:comment w:id="70" w:author="Raven, Olivier (Student)" w:date="2026-09-21T14:51:00Z" w:initials="OR">
     <w:p>
       <w:pPr>
         <w:pStyle w:val="CommentText"/>
@@ -26704,18 +27373,19 @@
         <w:annotationRef/>
       </w:r>
       <w:r>
-        <w:rPr>
-          <w:color w:val="000033"/>
-          <w:highlight w:val="white"/>
-        </w:rPr>
-        <w:t>L 202-203: Why did the authors include 'tank identity' as a random factor? It seems that each kōura was assigned to an experimental tank (L173). Therefore, each tank should at least be considered independent. For example, if the authors did not change the water during the experiment, I can see why they would consider tank ID to be a random factor. Similarly, if a tank was always assigned to a specific treatment without its arrangement being changed, I would understand why the authors considered tank ID a random factor. In any case, the authors should provide more detail about the experimental setting.</w:t>
-      </w:r>
-      <w:r>
-        <w:t xml:space="preserve"> </w:t>
-      </w:r>
+        <w:t xml:space="preserve">Kennedy, D. &amp; Bruno, M. S.. (1961). The Spectral Sensitivity of Crayfish and Lobster Vision. The Journal of General Physiology. </w:t>
+      </w:r>
+      <w:hyperlink r:id="rId1" w:history="1">
+        <w:r>
+          <w:rPr>
+            <w:rStyle w:val="Hyperlink"/>
+          </w:rPr>
+          <w:t>https://doi.org/10.1085/jgp.44.6.1089</w:t>
+        </w:r>
+      </w:hyperlink>
     </w:p>
   </w:comment>
-  <w:comment w:id="48" w:author="Raven, Olivier (Student)" w:date="2026-09-16T14:32:00Z" w:initials="OR">
+  <w:comment w:id="78" w:author="Raven, Olivier (Student)" w:date="2026-09-15T13:17:00Z" w:initials="OR">
     <w:p>
       <w:pPr>
         <w:pStyle w:val="CommentText"/>
@@ -26731,6 +27401,259 @@
           <w:color w:val="000033"/>
           <w:highlight w:val="white"/>
         </w:rPr>
+        <w:t>L146-148: I am unsure whether the authors used individual kōura repeatedly in the experiment. If not, they would have used 64 kōura in the initial experiment (L141-142). For the second experiment, they would have used 46 kōura (L171). In total, they would have used 110 kōura. However, the authors only collected 92 kōura from the wild (L103-104). Therefore, some of the kōura may have been used more than once. Nevertheless, lines 146-148 state that 'each individual kōura was only exposed once to a fish predator'. This suggests that some individuals were used twice in the experiments despite being exposed to predators only once. For instance, one kōura could have been assigned to the eel treatment in the first round and then to the control treatment in the next. If so, the authors should account for the repeated use of kōura in their analysis.</w:t>
+      </w:r>
+      <w:r>
+        <w:t xml:space="preserve"> </w:t>
+      </w:r>
+    </w:p>
+  </w:comment>
+  <w:comment w:id="103" w:author="Raven, Olivier (Student)" w:date="2026-09-15T12:27:00Z" w:initials="OR">
+    <w:p>
+      <w:pPr>
+        <w:pStyle w:val="CommentText"/>
+      </w:pPr>
+      <w:r>
+        <w:rPr>
+          <w:rStyle w:val="CommentReference"/>
+        </w:rPr>
+        <w:annotationRef/>
+      </w:r>
+      <w:r>
+        <w:rPr>
+          <w:color w:val="000033"/>
+          <w:highlight w:val="white"/>
+        </w:rPr>
+        <w:t>Report the number of predator individuals, whether they were reused, and the interval between reuses.</w:t>
+      </w:r>
+      <w:r>
+        <w:t xml:space="preserve"> </w:t>
+      </w:r>
+    </w:p>
+  </w:comment>
+  <w:comment w:id="99" w:author="Raven, Olivier (Student)" w:date="2026-09-15T12:21:00Z" w:initials="OR">
+    <w:p>
+      <w:pPr>
+        <w:pStyle w:val="CommentText"/>
+      </w:pPr>
+      <w:r>
+        <w:rPr>
+          <w:rStyle w:val="CommentReference"/>
+        </w:rPr>
+        <w:annotationRef/>
+      </w:r>
+      <w:r>
+        <w:rPr>
+          <w:color w:val="000033"/>
+          <w:highlight w:val="white"/>
+        </w:rPr>
+        <w:t>The "before" period spans 60 min and the "during" period 180 min; the unequal numbers of observations per aggregated period should be stated.</w:t>
+      </w:r>
+      <w:r>
+        <w:t xml:space="preserve"> </w:t>
+      </w:r>
+    </w:p>
+  </w:comment>
+  <w:comment w:id="104" w:author="Raven, Olivier (Student)" w:date="2026-09-15T13:18:00Z" w:initials="OR">
+    <w:p>
+      <w:pPr>
+        <w:pStyle w:val="CommentText"/>
+      </w:pPr>
+      <w:r>
+        <w:rPr>
+          <w:rStyle w:val="CommentReference"/>
+        </w:rPr>
+        <w:annotationRef/>
+      </w:r>
+      <w:r>
+        <w:rPr>
+          <w:color w:val="000033"/>
+          <w:highlight w:val="white"/>
+        </w:rPr>
+        <w:t>L171: So, the authors used 14-16 glass tanks at once.</w:t>
+      </w:r>
+      <w:r>
+        <w:t xml:space="preserve"> </w:t>
+      </w:r>
+    </w:p>
+  </w:comment>
+  <w:comment w:id="107" w:author="Raven, Olivier (Student)" w:date="2026-09-15T13:20:00Z" w:initials="OR">
+    <w:p>
+      <w:pPr>
+        <w:pStyle w:val="CommentText"/>
+      </w:pPr>
+      <w:r>
+        <w:rPr>
+          <w:rStyle w:val="CommentReference"/>
+        </w:rPr>
+        <w:annotationRef/>
+      </w:r>
+      <w:r>
+        <w:rPr>
+          <w:color w:val="000033"/>
+          <w:highlight w:val="white"/>
+        </w:rPr>
+        <w:t>L173-175: The introduction section does not address the relationship between physiological status and the strength of NCEs. Please add sentences in the introduction section explaining this relationship and why it should be addressed in the present study.</w:t>
+      </w:r>
+      <w:r>
+        <w:t xml:space="preserve"> </w:t>
+      </w:r>
+    </w:p>
+  </w:comment>
+  <w:comment w:id="108" w:author="Raven, Olivier (Student)" w:date="2026-09-16T14:59:00Z" w:initials="OR">
+    <w:p>
+      <w:pPr>
+        <w:pStyle w:val="CommentText"/>
+      </w:pPr>
+      <w:r>
+        <w:rPr>
+          <w:rStyle w:val="CommentReference"/>
+        </w:rPr>
+        <w:annotationRef/>
+      </w:r>
+      <w:r>
+        <w:rPr>
+          <w:color w:val="000033"/>
+          <w:highlight w:val="white"/>
+        </w:rPr>
+        <w:t>I think reporting effect sizes with confidence intervals throughout and to interpret both experiments symmetrically.</w:t>
+      </w:r>
+      <w:r>
+        <w:t xml:space="preserve"> </w:t>
+      </w:r>
+    </w:p>
+  </w:comment>
+  <w:comment w:id="109" w:author="Raven, Olivier (Student)" w:date="2026-09-15T13:22:00Z" w:initials="OR">
+    <w:p>
+      <w:pPr>
+        <w:pStyle w:val="CommentText"/>
+      </w:pPr>
+      <w:r>
+        <w:rPr>
+          <w:rStyle w:val="CommentReference"/>
+        </w:rPr>
+        <w:annotationRef/>
+      </w:r>
+      <w:r>
+        <w:rPr>
+          <w:color w:val="000033"/>
+          <w:highlight w:val="white"/>
+        </w:rPr>
+        <w:t>L183-189: I am not sure why the authors treat behavioural variation among kōura individuals before adding predators to the experimental tanks as a response variable. Could the authors instead consider behavioural variation during the "before" period as an additional explanatory variable, replacing "period", and treat behavioural variation observed during the "during" period as a response variable?</w:t>
+      </w:r>
+      <w:r>
+        <w:t xml:space="preserve"> </w:t>
+      </w:r>
+    </w:p>
+  </w:comment>
+  <w:comment w:id="110" w:author="Raven, Olivier (Student)" w:date="2026-09-16T14:39:00Z" w:initials="OR">
+    <w:p>
+      <w:pPr>
+        <w:pStyle w:val="CommentText"/>
+      </w:pPr>
+      <w:r>
+        <w:rPr>
+          <w:rStyle w:val="CommentReference"/>
+        </w:rPr>
+        <w:annotationRef/>
+      </w:r>
+      <w:r>
+        <w:rPr>
+          <w:color w:val="000033"/>
+          <w:highlight w:val="white"/>
+        </w:rPr>
+        <w:t>More fundamentally, the number of individual catfish and eels used is never stated, nor is fish identity included as a random effect; if a small number of fish were reused across tanks and rounds, the effective replication for a species contrast is the number of fish, not the number of crayfish,</w:t>
+      </w:r>
+      <w:r>
+        <w:t xml:space="preserve"> </w:t>
+      </w:r>
+    </w:p>
+  </w:comment>
+  <w:comment w:id="111" w:author="Raven, Olivier (Student)" w:date="2026-09-16T14:09:00Z" w:initials="OR">
+    <w:p>
+      <w:pPr>
+        <w:pStyle w:val="CommentText"/>
+      </w:pPr>
+      <w:r>
+        <w:rPr>
+          <w:rStyle w:val="CommentReference"/>
+        </w:rPr>
+        <w:annotationRef/>
+      </w:r>
+      <w:r>
+        <w:rPr>
+          <w:color w:val="000033"/>
+          <w:highlight w:val="white"/>
+        </w:rPr>
+        <w:t>2. Design confounds units of replication. Light regime is fully confounded with experimental round and with animal batch (rounds 1-4 light, 5-8 dark, different crayfish in each), which the authors acknowledge, but the combined model is still used to report a significant light effect after dropping round as a random effect, which does not resolve the issues.</w:t>
+      </w:r>
+      <w:r>
+        <w:t xml:space="preserve"> </w:t>
+      </w:r>
+    </w:p>
+  </w:comment>
+  <w:comment w:id="114" w:author="Raven, Olivier (Student)" w:date="2026-09-16T14:41:00Z" w:initials="OR">
+    <w:p>
+      <w:pPr>
+        <w:pStyle w:val="CommentText"/>
+      </w:pPr>
+      <w:r>
+        <w:rPr>
+          <w:rStyle w:val="CommentReference"/>
+        </w:rPr>
+        <w:annotationRef/>
+      </w:r>
+      <w:r>
+        <w:rPr>
+          <w:color w:val="000033"/>
+          <w:highlight w:val="white"/>
+        </w:rPr>
+        <w:t>More fundamentally, the number of individual catfish and eels used is never stated, nor is fish identity included as a random effect; if a small number of fish were reused across tanks and rounds, the effective replication for a species contrast is the number of fish, not the number of crayfish,</w:t>
+      </w:r>
+      <w:r>
+        <w:t xml:space="preserve"> </w:t>
+      </w:r>
+    </w:p>
+  </w:comment>
+  <w:comment w:id="113" w:author="Raven, Olivier (Student)" w:date="2026-09-15T13:23:00Z" w:initials="OR">
+    <w:p>
+      <w:pPr>
+        <w:pStyle w:val="CommentText"/>
+      </w:pPr>
+      <w:r>
+        <w:rPr>
+          <w:rStyle w:val="CommentReference"/>
+        </w:rPr>
+        <w:annotationRef/>
+      </w:r>
+      <w:r>
+        <w:rPr>
+          <w:color w:val="000033"/>
+          <w:highlight w:val="white"/>
+        </w:rPr>
+        <w:t>L 202-203: Why did the authors include 'tank identity' as a random factor? It seems that each kōura was assigned to an experimental tank (L173). Therefore, each tank should at least be considered independent. For example, if the authors did not change the water during the experiment, I can see why they would consider tank ID to be a random factor. Similarly, if a tank was always assigned to a specific treatment without its arrangement being changed, I would understand why the authors considered tank ID a random factor. In any case, the authors should provide more detail about the experimental setting.</w:t>
+      </w:r>
+      <w:r>
+        <w:t xml:space="preserve"> </w:t>
+      </w:r>
+    </w:p>
+  </w:comment>
+  <w:comment w:id="115" w:author="Raven, Olivier (Student)" w:date="2026-09-16T14:32:00Z" w:initials="OR">
+    <w:p>
+      <w:pPr>
+        <w:pStyle w:val="CommentText"/>
+      </w:pPr>
+      <w:r>
+        <w:rPr>
+          <w:rStyle w:val="CommentReference"/>
+        </w:rPr>
+        <w:annotationRef/>
+      </w:r>
+      <w:r>
+        <w:rPr>
+          <w:color w:val="000033"/>
+          <w:highlight w:val="white"/>
+        </w:rPr>
         <w:t xml:space="preserve">2. Design confounds units of replication. Light regime is fully confounded with experimental round and with animal batch (rounds 1-4 light, 5-8 dark, different crayfish in each), which the authors acknowledge, but the combined model is still used to report a significant light effect after dropping round as a random effect, which does not resolve the issues. </w:t>
       </w:r>
       <w:r>
@@ -26751,7 +27674,7 @@
       </w:r>
     </w:p>
   </w:comment>
-  <w:comment w:id="49" w:author="Raven, Olivier (Student)" w:date="2026-09-15T13:24:00Z" w:initials="OR">
+  <w:comment w:id="116" w:author="Raven, Olivier (Student)" w:date="2026-09-15T13:24:00Z" w:initials="OR">
     <w:p>
       <w:pPr>
         <w:pStyle w:val="CommentText"/>
@@ -26774,7 +27697,7 @@
       </w:r>
     </w:p>
   </w:comment>
-  <w:comment w:id="51" w:author="Raven, Olivier (Student)" w:date="2026-09-16T13:53:00Z" w:initials="OR">
+  <w:comment w:id="118" w:author="Raven, Olivier (Student)" w:date="2026-09-16T13:53:00Z" w:initials="OR">
     <w:p>
       <w:pPr>
         <w:pStyle w:val="CommentText"/>
@@ -26797,7 +27720,7 @@
       </w:r>
     </w:p>
   </w:comment>
-  <w:comment w:id="53" w:author="Raven, Olivier (Student)" w:date="2026-09-16T14:51:00Z" w:initials="OR">
+  <w:comment w:id="120" w:author="Raven, Olivier (Student)" w:date="2026-09-16T14:51:00Z" w:initials="OR">
     <w:p>
       <w:pPr>
         <w:pStyle w:val="CommentText"/>
@@ -26820,7 +27743,7 @@
       </w:r>
     </w:p>
   </w:comment>
-  <w:comment w:id="52" w:author="Raven, Olivier (Student)" w:date="2026-09-16T14:58:00Z" w:initials="OR">
+  <w:comment w:id="119" w:author="Raven, Olivier (Student)" w:date="2026-09-16T14:58:00Z" w:initials="OR">
     <w:p>
       <w:pPr>
         <w:pStyle w:val="CommentText"/>
@@ -26843,7 +27766,7 @@
       </w:r>
     </w:p>
   </w:comment>
-  <w:comment w:id="54" w:author="Raven, Olivier (Student)" w:date="2026-09-16T14:30:00Z" w:initials="OR">
+  <w:comment w:id="121" w:author="Raven, Olivier (Student)" w:date="2026-09-16T14:30:00Z" w:initials="OR">
     <w:p>
       <w:pPr>
         <w:pStyle w:val="CommentText"/>
@@ -26866,7 +27789,7 @@
       </w:r>
     </w:p>
   </w:comment>
-  <w:comment w:id="55" w:author="Raven, Olivier (Student)" w:date="2026-09-16T15:10:00Z" w:initials="OR">
+  <w:comment w:id="122" w:author="Raven, Olivier (Student)" w:date="2026-09-16T15:10:00Z" w:initials="OR">
     <w:p>
       <w:pPr>
         <w:pStyle w:val="CommentText"/>
@@ -26889,7 +27812,7 @@
       </w:r>
     </w:p>
   </w:comment>
-  <w:comment w:id="56" w:author="Raven, Olivier (Student)" w:date="2026-09-15T13:25:00Z" w:initials="OR">
+  <w:comment w:id="123" w:author="Raven, Olivier (Student)" w:date="2026-09-15T13:25:00Z" w:initials="OR">
     <w:p>
       <w:pPr>
         <w:pStyle w:val="CommentText"/>
@@ -26912,7 +27835,7 @@
       </w:r>
     </w:p>
   </w:comment>
-  <w:comment w:id="58" w:author="Raven, Olivier (Student)" w:date="2026-09-16T15:12:00Z" w:initials="OR">
+  <w:comment w:id="125" w:author="Raven, Olivier (Student)" w:date="2026-09-16T15:12:00Z" w:initials="OR">
     <w:p>
       <w:pPr>
         <w:pStyle w:val="CommentText"/>
@@ -26935,7 +27858,7 @@
       </w:r>
     </w:p>
   </w:comment>
-  <w:comment w:id="60" w:author="Raven, Olivier (Student)" w:date="2026-09-16T14:45:00Z" w:initials="OR">
+  <w:comment w:id="127" w:author="Raven, Olivier (Student)" w:date="2026-09-16T14:45:00Z" w:initials="OR">
     <w:p>
       <w:pPr>
         <w:pStyle w:val="CommentText"/>
@@ -26958,7 +27881,7 @@
       </w:r>
     </w:p>
   </w:comment>
-  <w:comment w:id="59" w:author="Raven, Olivier (Student)" w:date="2026-09-16T15:13:00Z" w:initials="OR">
+  <w:comment w:id="126" w:author="Raven, Olivier (Student)" w:date="2026-09-16T15:13:00Z" w:initials="OR">
     <w:p>
       <w:pPr>
         <w:pStyle w:val="CommentText"/>
@@ -26981,7 +27904,7 @@
       </w:r>
     </w:p>
   </w:comment>
-  <w:comment w:id="62" w:author="Raven, Olivier (Student)" w:date="2026-09-16T14:31:00Z" w:initials="OR">
+  <w:comment w:id="129" w:author="Raven, Olivier (Student)" w:date="2026-09-16T14:31:00Z" w:initials="OR">
     <w:p>
       <w:pPr>
         <w:pStyle w:val="CommentText"/>
@@ -27017,7 +27940,7 @@
       </w:r>
     </w:p>
   </w:comment>
-  <w:comment w:id="61" w:author="Raven, Olivier (Student)" w:date="2026-09-16T14:58:00Z" w:initials="OR">
+  <w:comment w:id="128" w:author="Raven, Olivier (Student)" w:date="2026-09-16T14:58:00Z" w:initials="OR">
     <w:p>
       <w:pPr>
         <w:pStyle w:val="CommentText"/>
@@ -27040,7 +27963,7 @@
       </w:r>
     </w:p>
   </w:comment>
-  <w:comment w:id="64" w:author="Raven, Olivier (Student)" w:date="2026-09-15T13:26:00Z" w:initials="OR">
+  <w:comment w:id="131" w:author="Raven, Olivier (Student)" w:date="2026-09-15T13:26:00Z" w:initials="OR">
     <w:p>
       <w:pPr>
         <w:pStyle w:val="CommentText"/>
@@ -27066,7 +27989,7 @@
       </w:r>
     </w:p>
   </w:comment>
-  <w:comment w:id="63" w:author="Raven, Olivier (Student)" w:date="2026-09-16T14:49:00Z" w:initials="OR">
+  <w:comment w:id="130" w:author="Raven, Olivier (Student)" w:date="2026-09-16T14:49:00Z" w:initials="OR">
     <w:p>
       <w:pPr>
         <w:pStyle w:val="CommentText"/>
@@ -27098,7 +28021,7 @@
       </w:r>
     </w:p>
   </w:comment>
-  <w:comment w:id="66" w:author="Raven, Olivier (Student)" w:date="2026-09-15T13:26:00Z" w:initials="OR">
+  <w:comment w:id="133" w:author="Raven, Olivier (Student)" w:date="2026-09-15T13:26:00Z" w:initials="OR">
     <w:p>
       <w:pPr>
         <w:pStyle w:val="CommentText"/>
@@ -27121,7 +28044,7 @@
       </w:r>
     </w:p>
   </w:comment>
-  <w:comment w:id="65" w:author="Raven, Olivier (Student)" w:date="2026-09-16T15:22:00Z" w:initials="OR">
+  <w:comment w:id="132" w:author="Raven, Olivier (Student)" w:date="2026-09-16T15:22:00Z" w:initials="OR">
     <w:p>
       <w:pPr>
         <w:pStyle w:val="CommentText"/>
@@ -27144,7 +28067,7 @@
       </w:r>
     </w:p>
   </w:comment>
-  <w:comment w:id="67" w:author="Raven, Olivier (Student)" w:date="2026-09-16T15:14:00Z" w:initials="OR">
+  <w:comment w:id="134" w:author="Raven, Olivier (Student)" w:date="2026-09-16T15:14:00Z" w:initials="OR">
     <w:p>
       <w:pPr>
         <w:pStyle w:val="CommentText"/>
@@ -27199,7 +28122,7 @@
       </w:r>
     </w:p>
   </w:comment>
-  <w:comment w:id="74" w:author="Raven, Olivier (Student)" w:date="2026-09-15T13:42:00Z" w:initials="OR">
+  <w:comment w:id="141" w:author="Raven, Olivier (Student)" w:date="2026-09-15T13:42:00Z" w:initials="OR">
     <w:p>
       <w:pPr>
         <w:pStyle w:val="CommentText"/>
@@ -27222,7 +28145,7 @@
       </w:r>
     </w:p>
   </w:comment>
-  <w:comment w:id="76" w:author="Raven, Olivier (Student)" w:date="2026-09-16T13:43:00Z" w:initials="OR">
+  <w:comment w:id="143" w:author="Raven, Olivier (Student)" w:date="2026-09-16T13:43:00Z" w:initials="OR">
     <w:p>
       <w:pPr>
         <w:pStyle w:val="CommentText"/>
@@ -27245,7 +28168,7 @@
       </w:r>
     </w:p>
   </w:comment>
-  <w:comment w:id="77" w:author="Raven, Olivier (Student)" w:date="2026-09-16T13:43:00Z" w:initials="OR">
+  <w:comment w:id="144" w:author="Raven, Olivier (Student)" w:date="2026-09-16T13:43:00Z" w:initials="OR">
     <w:p>
       <w:pPr>
         <w:pStyle w:val="CommentText"/>
@@ -27268,7 +28191,7 @@
       </w:r>
     </w:p>
   </w:comment>
-  <w:comment w:id="75" w:author="Raven, Olivier (Student)" w:date="2026-09-16T15:11:00Z" w:initials="OR">
+  <w:comment w:id="142" w:author="Raven, Olivier (Student)" w:date="2026-09-16T15:11:00Z" w:initials="OR">
     <w:p>
       <w:pPr>
         <w:pStyle w:val="CommentText"/>
@@ -27291,7 +28214,7 @@
       </w:r>
     </w:p>
   </w:comment>
-  <w:comment w:id="82" w:author="Raven, Olivier (Student)" w:date="2026-09-16T13:57:00Z" w:initials="OR">
+  <w:comment w:id="149" w:author="Raven, Olivier (Student)" w:date="2026-09-16T13:57:00Z" w:initials="OR">
     <w:p>
       <w:pPr>
         <w:pStyle w:val="CommentText"/>
@@ -27314,7 +28237,7 @@
       </w:r>
     </w:p>
   </w:comment>
-  <w:comment w:id="83" w:author="Raven, Olivier (Student)" w:date="2026-09-16T14:55:00Z" w:initials="OR">
+  <w:comment w:id="150" w:author="Raven, Olivier (Student)" w:date="2026-09-16T14:55:00Z" w:initials="OR">
     <w:p>
       <w:pPr>
         <w:pStyle w:val="CommentText"/>
@@ -27337,7 +28260,7 @@
       </w:r>
     </w:p>
   </w:comment>
-  <w:comment w:id="86" w:author="Raven, Olivier (Student)" w:date="2026-09-16T13:45:00Z" w:initials="OR">
+  <w:comment w:id="153" w:author="Raven, Olivier (Student)" w:date="2026-09-16T13:45:00Z" w:initials="OR">
     <w:p>
       <w:pPr>
         <w:pStyle w:val="CommentText"/>
@@ -27360,7 +28283,7 @@
       </w:r>
     </w:p>
   </w:comment>
-  <w:comment w:id="87" w:author="Raven, Olivier (Student)" w:date="2026-09-16T14:42:00Z" w:initials="OR">
+  <w:comment w:id="154" w:author="Raven, Olivier (Student)" w:date="2026-09-16T14:42:00Z" w:initials="OR">
     <w:p>
       <w:pPr>
         <w:pStyle w:val="CommentText"/>
@@ -27383,7 +28306,7 @@
       </w:r>
     </w:p>
   </w:comment>
-  <w:comment w:id="88" w:author="Raven, Olivier (Student)" w:date="2026-09-16T13:46:00Z" w:initials="OR">
+  <w:comment w:id="155" w:author="Raven, Olivier (Student)" w:date="2026-09-16T13:46:00Z" w:initials="OR">
     <w:p>
       <w:pPr>
         <w:pStyle w:val="CommentText"/>
@@ -27406,7 +28329,7 @@
       </w:r>
     </w:p>
   </w:comment>
-  <w:comment w:id="89" w:author="Raven, Olivier (Student)" w:date="2026-09-16T13:56:00Z" w:initials="OR">
+  <w:comment w:id="156" w:author="Raven, Olivier (Student)" w:date="2026-09-16T13:56:00Z" w:initials="OR">
     <w:p>
       <w:pPr>
         <w:pStyle w:val="CommentText"/>
@@ -27429,7 +28352,7 @@
       </w:r>
     </w:p>
   </w:comment>
-  <w:comment w:id="93" w:author="Raven, Olivier (Student)" w:date="2026-09-16T14:46:00Z" w:initials="OR">
+  <w:comment w:id="160" w:author="Raven, Olivier (Student)" w:date="2026-09-16T14:46:00Z" w:initials="OR">
     <w:p>
       <w:pPr>
         <w:pStyle w:val="CommentText"/>
@@ -27465,7 +28388,7 @@
       </w:r>
     </w:p>
   </w:comment>
-  <w:comment w:id="91" w:author="Raven, Olivier (Student)" w:date="2026-09-16T13:46:00Z" w:initials="OR">
+  <w:comment w:id="158" w:author="Raven, Olivier (Student)" w:date="2026-09-16T13:46:00Z" w:initials="OR">
     <w:p>
       <w:pPr>
         <w:pStyle w:val="CommentText"/>
@@ -27488,7 +28411,7 @@
       </w:r>
     </w:p>
   </w:comment>
-  <w:comment w:id="90" w:author="Raven, Olivier (Student)" w:date="2026-09-16T14:50:00Z" w:initials="OR">
+  <w:comment w:id="157" w:author="Raven, Olivier (Student)" w:date="2026-09-16T14:50:00Z" w:initials="OR">
     <w:p>
       <w:pPr>
         <w:pStyle w:val="CommentText"/>
@@ -27511,7 +28434,7 @@
       </w:r>
     </w:p>
   </w:comment>
-  <w:comment w:id="101" w:author="Raven, Olivier (Student)" w:date="2026-09-16T15:23:00Z" w:initials="OR">
+  <w:comment w:id="168" w:author="Raven, Olivier (Student)" w:date="2026-09-16T15:23:00Z" w:initials="OR">
     <w:p>
       <w:pPr>
         <w:pStyle w:val="CommentText"/>
@@ -27534,7 +28457,7 @@
       </w:r>
     </w:p>
   </w:comment>
-  <w:comment w:id="115" w:author="Raven, Olivier (Student)" w:date="2026-09-15T12:18:00Z" w:initials="OR">
+  <w:comment w:id="182" w:author="Raven, Olivier (Student)" w:date="2026-09-15T12:18:00Z" w:initials="OR">
     <w:p>
       <w:pPr>
         <w:pStyle w:val="CommentText"/>
@@ -27557,7 +28480,7 @@
       </w:r>
     </w:p>
   </w:comment>
-  <w:comment w:id="114" w:author="Raven, Olivier (Student)" w:date="2026-09-16T14:56:00Z" w:initials="OR">
+  <w:comment w:id="181" w:author="Raven, Olivier (Student)" w:date="2026-09-16T14:56:00Z" w:initials="OR">
     <w:p>
       <w:pPr>
         <w:pStyle w:val="CommentText"/>
@@ -27580,7 +28503,7 @@
       </w:r>
     </w:p>
   </w:comment>
-  <w:comment w:id="116" w:author="Raven, Olivier (Student)" w:date="2026-09-15T12:28:00Z" w:initials="OR">
+  <w:comment w:id="183" w:author="Raven, Olivier (Student)" w:date="2026-09-15T12:28:00Z" w:initials="OR">
     <w:p>
       <w:pPr>
         <w:pStyle w:val="CommentText"/>
@@ -27603,7 +28526,7 @@
       </w:r>
     </w:p>
   </w:comment>
-  <w:comment w:id="117" w:author="Raven, Olivier (Student)" w:date="2026-09-15T12:28:00Z" w:initials="OR">
+  <w:comment w:id="184" w:author="Raven, Olivier (Student)" w:date="2026-09-15T12:28:00Z" w:initials="OR">
     <w:p>
       <w:pPr>
         <w:pStyle w:val="CommentText"/>
@@ -27626,7 +28549,7 @@
       </w:r>
     </w:p>
   </w:comment>
-  <w:comment w:id="118" w:author="Raven, Olivier (Student)" w:date="2026-09-15T12:19:00Z" w:initials="OR">
+  <w:comment w:id="185" w:author="Raven, Olivier (Student)" w:date="2026-09-15T12:19:00Z" w:initials="OR">
     <w:p>
       <w:pPr>
         <w:pStyle w:val="CommentText"/>
@@ -27649,7 +28572,7 @@
       </w:r>
     </w:p>
   </w:comment>
-  <w:comment w:id="119" w:author="Raven, Olivier (Student)" w:date="2026-09-15T12:19:00Z" w:initials="OR">
+  <w:comment w:id="186" w:author="Raven, Olivier (Student)" w:date="2026-09-15T12:19:00Z" w:initials="OR">
     <w:p>
       <w:pPr>
         <w:pStyle w:val="CommentText"/>
@@ -27672,7 +28595,7 @@
       </w:r>
     </w:p>
   </w:comment>
-  <w:comment w:id="121" w:author="Raven, Olivier (Student)" w:date="2026-09-16T13:48:00Z" w:initials="OR">
+  <w:comment w:id="188" w:author="Raven, Olivier (Student)" w:date="2026-09-16T13:48:00Z" w:initials="OR">
     <w:p>
       <w:pPr>
         <w:pStyle w:val="CommentText"/>
@@ -27695,7 +28618,7 @@
       </w:r>
     </w:p>
   </w:comment>
-  <w:comment w:id="123" w:author="Raven, Olivier (Student)" w:date="2026-09-15T12:22:00Z" w:initials="OR">
+  <w:comment w:id="190" w:author="Raven, Olivier (Student)" w:date="2026-09-15T12:22:00Z" w:initials="OR">
     <w:p>
       <w:pPr>
         <w:pStyle w:val="CommentText"/>
@@ -27718,7 +28641,7 @@
       </w:r>
     </w:p>
   </w:comment>
-  <w:comment w:id="122" w:author="Raven, Olivier (Student)" w:date="2026-09-15T12:23:00Z" w:initials="OR">
+  <w:comment w:id="189" w:author="Raven, Olivier (Student)" w:date="2026-09-15T12:23:00Z" w:initials="OR">
     <w:p>
       <w:pPr>
         <w:pStyle w:val="CommentText"/>
@@ -27762,6 +28685,8 @@
   <w15:commentEx w15:paraId="7A649CBA" w15:done="0"/>
   <w15:commentEx w15:paraId="3C3EABA6" w15:done="0"/>
   <w15:commentEx w15:paraId="21CF2EA6" w15:done="0"/>
+  <w15:commentEx w15:paraId="7056F5FE" w15:paraIdParent="21CF2EA6" w15:done="0"/>
+  <w15:commentEx w15:paraId="75E9D15D" w15:paraIdParent="21CF2EA6" w15:done="0"/>
   <w15:commentEx w15:paraId="6914625D" w15:done="0"/>
   <w15:commentEx w15:paraId="411F7E1B" w15:done="0"/>
   <w15:commentEx w15:paraId="62B6F299" w15:done="0"/>
@@ -27835,6 +28760,8 @@
   <w16cex:commentExtensible w16cex:durableId="3CAECE42" w16cex:dateUtc="2026-09-15T01:15:00Z"/>
   <w16cex:commentExtensible w16cex:durableId="3E942C6B" w16cex:dateUtc="2026-09-15T01:14:00Z"/>
   <w16cex:commentExtensible w16cex:durableId="08979E3E" w16cex:dateUtc="2026-09-15T00:17:00Z"/>
+  <w16cex:commentExtensible w16cex:durableId="17D984AB" w16cex:dateUtc="2026-09-21T02:41:00Z"/>
+  <w16cex:commentExtensible w16cex:durableId="3D2BA0CC" w16cex:dateUtc="2026-09-21T02:51:00Z"/>
   <w16cex:commentExtensible w16cex:durableId="77D2DB07" w16cex:dateUtc="2026-09-15T01:17:00Z"/>
   <w16cex:commentExtensible w16cex:durableId="367BCAB7" w16cex:dateUtc="2026-09-15T00:27:00Z"/>
   <w16cex:commentExtensible w16cex:durableId="4E69AA43" w16cex:dateUtc="2026-09-15T00:21:00Z"/>
@@ -27908,6 +28835,8 @@
   <w16cid:commentId w16cid:paraId="7A649CBA" w16cid:durableId="3CAECE42"/>
   <w16cid:commentId w16cid:paraId="3C3EABA6" w16cid:durableId="3E942C6B"/>
   <w16cid:commentId w16cid:paraId="21CF2EA6" w16cid:durableId="08979E3E"/>
+  <w16cid:commentId w16cid:paraId="7056F5FE" w16cid:durableId="17D984AB"/>
+  <w16cid:commentId w16cid:paraId="75E9D15D" w16cid:durableId="3D2BA0CC"/>
   <w16cid:commentId w16cid:paraId="6914625D" w16cid:durableId="77D2DB07"/>
   <w16cid:commentId w16cid:paraId="411F7E1B" w16cid:durableId="367BCAB7"/>
   <w16cid:commentId w16cid:paraId="62B6F299" w16cid:durableId="4E69AA43"/>
